--- a/DOC_專題文件/初審/初版初審_系統手冊.docx
+++ b/DOC_專題文件/初審/初版初審_系統手冊.docx
@@ -7,12 +7,16 @@
         <w:rPr>
           <w:b/>
           <w:bCs/>
-        </w:rPr>
-      </w:pPr>
-      <w:r>
-        <w:rPr>
-          <w:b/>
-          <w:bCs/>
+          <w:sz w:val="28"/>
+          <w:szCs w:val="28"/>
+        </w:rPr>
+      </w:pPr>
+      <w:r>
+        <w:rPr>
+          <w:b/>
+          <w:bCs/>
+          <w:sz w:val="28"/>
+          <w:szCs w:val="28"/>
         </w:rPr>
         <w:t>第</w:t>
       </w:r>
@@ -20,6 +24,8 @@
         <w:rPr>
           <w:b/>
           <w:bCs/>
+          <w:sz w:val="28"/>
+          <w:szCs w:val="28"/>
         </w:rPr>
         <w:t>1</w:t>
       </w:r>
@@ -27,6 +33,8 @@
         <w:rPr>
           <w:b/>
           <w:bCs/>
+          <w:sz w:val="28"/>
+          <w:szCs w:val="28"/>
         </w:rPr>
         <w:t>章</w:t>
       </w:r>
@@ -34,18 +42,28 @@
         <w:rPr>
           <w:b/>
           <w:bCs/>
-        </w:rPr>
-        <w:t xml:space="preserve"> </w:t>
-      </w:r>
-      <w:r>
-        <w:rPr>
-          <w:b/>
-          <w:bCs/>
+          <w:sz w:val="28"/>
+          <w:szCs w:val="28"/>
+        </w:rPr>
+        <w:t xml:space="preserve"> </w:t>
+      </w:r>
+      <w:r>
+        <w:rPr>
+          <w:b/>
+          <w:bCs/>
+          <w:sz w:val="28"/>
+          <w:szCs w:val="28"/>
         </w:rPr>
         <w:t>前言</w:t>
       </w:r>
     </w:p>
     <w:p>
+      <w:pPr>
+        <w:rPr>
+          <w:b/>
+          <w:bCs/>
+        </w:rPr>
+      </w:pPr>
       <w:r>
         <w:rPr>
           <w:b/>
@@ -59,174 +77,427 @@
           <w:bCs/>
         </w:rPr>
         <w:t>背景介紹</w:t>
-      </w:r>
-      <w:r>
-        <w:t xml:space="preserve"> </w:t>
-      </w:r>
-      <w:r>
-        <w:t>近年來，視障人士在日常生活、出行導航及物品辨識上仍面臨諸多挑戰。傳統的輔具如白</w:t>
-      </w:r>
-      <w:proofErr w:type="gramStart"/>
-      <w:r>
-        <w:t>手杖或導盲</w:t>
-      </w:r>
-      <w:proofErr w:type="gramEnd"/>
-      <w:r>
-        <w:t>犬，雖然能提供一定程度的協助，但在面對複雜環境、文字閱讀及精細物品辨識時仍顯不足。</w:t>
-      </w:r>
-      <w:r>
-        <w:t xml:space="preserve"> </w:t>
-      </w:r>
-      <w:r>
-        <w:rPr>
-          <w:b/>
-          <w:bCs/>
-        </w:rPr>
-        <w:t xml:space="preserve">1-2 </w:t>
-      </w:r>
-      <w:r>
-        <w:rPr>
-          <w:b/>
-          <w:bCs/>
-        </w:rPr>
-        <w:t>動機</w:t>
-      </w:r>
-      <w:r>
-        <w:t xml:space="preserve"> </w:t>
-      </w:r>
-      <w:r>
-        <w:t>隨著生成式人工智慧與邊緣運算技術的快速發展，我們希望能利用強大的</w:t>
-      </w:r>
-      <w:r>
-        <w:t xml:space="preserve"> AI </w:t>
-      </w:r>
-      <w:r>
-        <w:t>視覺模型，結合輕量化的硬體設備，為視障人士打造一款平價、即時且智慧的穿戴式輔助裝置，實質改善其生活品質。</w:t>
-      </w:r>
-      <w:r>
-        <w:t xml:space="preserve"> </w:t>
-      </w:r>
-      <w:r>
-        <w:rPr>
-          <w:b/>
-          <w:bCs/>
-        </w:rPr>
-        <w:t xml:space="preserve">1-3 </w:t>
-      </w:r>
-      <w:r>
-        <w:rPr>
-          <w:b/>
-          <w:bCs/>
-        </w:rPr>
-        <w:t>系統目的與目標</w:t>
-      </w:r>
-      <w:r>
-        <w:t xml:space="preserve"> </w:t>
-      </w:r>
-      <w:r>
-        <w:t>本系統旨在開發一款「</w:t>
-      </w:r>
-      <w:r>
-        <w:t>OpenAI Device For Visual Impairment</w:t>
-      </w:r>
-      <w:r>
-        <w:t>」智慧穿戴裝置。目標包含：</w:t>
-      </w:r>
-      <w:r>
-        <w:t xml:space="preserve">1. </w:t>
-      </w:r>
-      <w:r>
-        <w:t>透過微型攝影機即時擷取周遭影像。</w:t>
-      </w:r>
-      <w:r>
-        <w:t xml:space="preserve">2. </w:t>
-      </w:r>
-      <w:r>
-        <w:t>利用網路將影像傳輸至</w:t>
-      </w:r>
-      <w:r>
-        <w:t xml:space="preserve"> OpenAI </w:t>
-      </w:r>
-      <w:r>
-        <w:t>進行環境分析與文字辨識。</w:t>
-      </w:r>
-      <w:r>
-        <w:t xml:space="preserve">3. </w:t>
-      </w:r>
-      <w:r>
-        <w:t>透過語音合成技術將分析結果即時回饋給使用者。</w:t>
-      </w:r>
-      <w:r>
-        <w:t xml:space="preserve"> </w:t>
-      </w:r>
-      <w:r>
-        <w:rPr>
-          <w:b/>
-          <w:bCs/>
-        </w:rPr>
-        <w:t xml:space="preserve">1-4 </w:t>
-      </w:r>
-      <w:r>
-        <w:rPr>
-          <w:b/>
-          <w:bCs/>
-        </w:rPr>
-        <w:t>預期成果</w:t>
-      </w:r>
-      <w:r>
-        <w:t xml:space="preserve"> </w:t>
-      </w:r>
-      <w:r>
-        <w:t>預期產出具備影像辨識、障礙物提醒與文字朗讀功能的硬體雛形。系統將搭載穩定的作業系統，並能順暢運行於行動環境中，提供使用者低延遲的語音輔助服務。</w:t>
       </w:r>
     </w:p>
     <w:p>
       <w:pPr>
-        <w:rPr>
-          <w:b/>
-          <w:bCs/>
-        </w:rPr>
-      </w:pPr>
-      <w:r>
-        <w:rPr>
-          <w:rFonts w:hint="eastAsia"/>
-          <w:b/>
-          <w:bCs/>
-        </w:rPr>
-        <w:t>第</w:t>
-      </w:r>
-      <w:r>
-        <w:rPr>
-          <w:b/>
-          <w:bCs/>
-        </w:rPr>
-        <w:t>2</w:t>
-      </w:r>
-      <w:r>
-        <w:rPr>
-          <w:rFonts w:hint="eastAsia"/>
-          <w:b/>
-          <w:bCs/>
-        </w:rPr>
-        <w:t>章</w:t>
-      </w:r>
-      <w:r>
-        <w:rPr>
-          <w:b/>
-          <w:bCs/>
-        </w:rPr>
-        <w:t xml:space="preserve"> </w:t>
-      </w:r>
-      <w:r>
-        <w:rPr>
-          <w:rFonts w:hint="eastAsia"/>
-          <w:b/>
-          <w:bCs/>
-        </w:rPr>
-        <w:t>營運計畫</w:t>
+        <w:ind w:firstLine="480"/>
+        <w:rPr>
+          <w:b/>
+          <w:bCs/>
+        </w:rPr>
+      </w:pPr>
+      <w:r>
+        <w:rPr>
+          <w:b/>
+          <w:bCs/>
+        </w:rPr>
+        <w:t>視障人士在日常出行與生活起居中，常面臨無法準確避開障礙物、辨識交通號</w:t>
+      </w:r>
+      <w:proofErr w:type="gramStart"/>
+      <w:r>
+        <w:rPr>
+          <w:b/>
+          <w:bCs/>
+        </w:rPr>
+        <w:t>誌</w:t>
+      </w:r>
+      <w:proofErr w:type="gramEnd"/>
+      <w:r>
+        <w:rPr>
+          <w:b/>
+          <w:bCs/>
+        </w:rPr>
+        <w:t>或尋找特定物品的困難。雖然市面上有輔具，但多數缺乏即時且多功能的視覺分析能力。</w:t>
       </w:r>
     </w:p>
     <w:p>
+      <w:pPr>
+        <w:rPr>
+          <w:b/>
+          <w:bCs/>
+        </w:rPr>
+      </w:pPr>
+      <w:r>
+        <w:rPr>
+          <w:b/>
+          <w:bCs/>
+        </w:rPr>
+        <w:t xml:space="preserve">1-2 </w:t>
+      </w:r>
+      <w:r>
+        <w:rPr>
+          <w:b/>
+          <w:bCs/>
+        </w:rPr>
+        <w:t>動機</w:t>
+      </w:r>
+    </w:p>
+    <w:p>
+      <w:pPr>
+        <w:ind w:firstLine="480"/>
+        <w:rPr>
+          <w:b/>
+          <w:bCs/>
+        </w:rPr>
+      </w:pPr>
+      <w:r>
+        <w:rPr>
+          <w:b/>
+          <w:bCs/>
+        </w:rPr>
+        <w:t>隨著開源人工智慧模型（如</w:t>
+      </w:r>
+      <w:r>
+        <w:rPr>
+          <w:b/>
+          <w:bCs/>
+        </w:rPr>
+        <w:t xml:space="preserve"> YOLO </w:t>
+      </w:r>
+      <w:r>
+        <w:rPr>
+          <w:b/>
+          <w:bCs/>
+        </w:rPr>
+        <w:t>分割模型）與大型語言模型（</w:t>
+      </w:r>
+      <w:r>
+        <w:rPr>
+          <w:b/>
+          <w:bCs/>
+        </w:rPr>
+        <w:t>LLM</w:t>
+      </w:r>
+      <w:r>
+        <w:rPr>
+          <w:b/>
+          <w:bCs/>
+        </w:rPr>
+        <w:t>）的</w:t>
+      </w:r>
+      <w:proofErr w:type="gramStart"/>
+      <w:r>
+        <w:rPr>
+          <w:b/>
+          <w:bCs/>
+        </w:rPr>
+        <w:t>普及，</w:t>
+      </w:r>
+      <w:proofErr w:type="gramEnd"/>
+      <w:r>
+        <w:rPr>
+          <w:b/>
+          <w:bCs/>
+        </w:rPr>
+        <w:t>我們期望將這些強大的開源</w:t>
+      </w:r>
+      <w:r>
+        <w:rPr>
+          <w:b/>
+          <w:bCs/>
+        </w:rPr>
+        <w:t xml:space="preserve"> AI </w:t>
+      </w:r>
+      <w:r>
+        <w:rPr>
+          <w:b/>
+          <w:bCs/>
+        </w:rPr>
+        <w:t>模型整合至</w:t>
+      </w:r>
+      <w:r>
+        <w:rPr>
+          <w:b/>
+          <w:bCs/>
+        </w:rPr>
+        <w:t xml:space="preserve"> IoT </w:t>
+      </w:r>
+      <w:r>
+        <w:rPr>
+          <w:b/>
+          <w:bCs/>
+        </w:rPr>
+        <w:t>邊緣裝置與行動裝置中，專為視障人士設計一款平價、智慧且能即時語音互動的輔助工具。</w:t>
+      </w:r>
+    </w:p>
+    <w:p>
+      <w:pPr>
+        <w:rPr>
+          <w:b/>
+          <w:bCs/>
+        </w:rPr>
+      </w:pPr>
+      <w:r>
+        <w:rPr>
+          <w:b/>
+          <w:bCs/>
+        </w:rPr>
+        <w:t xml:space="preserve">1-3 </w:t>
+      </w:r>
+      <w:r>
+        <w:rPr>
+          <w:b/>
+          <w:bCs/>
+        </w:rPr>
+        <w:t>系統目的與目標</w:t>
+      </w:r>
+    </w:p>
+    <w:p>
+      <w:pPr>
+        <w:ind w:firstLine="360"/>
+        <w:rPr>
+          <w:b/>
+          <w:bCs/>
+        </w:rPr>
+      </w:pPr>
+      <w:r>
+        <w:rPr>
+          <w:b/>
+          <w:bCs/>
+        </w:rPr>
+        <w:t>本系統命名為「</w:t>
+      </w:r>
+      <w:r>
+        <w:rPr>
+          <w:b/>
+          <w:bCs/>
+        </w:rPr>
+        <w:t xml:space="preserve">AI </w:t>
+      </w:r>
+      <w:r>
+        <w:rPr>
+          <w:b/>
+          <w:bCs/>
+        </w:rPr>
+        <w:t>智慧眼鏡</w:t>
+      </w:r>
+      <w:r>
+        <w:rPr>
+          <w:b/>
+          <w:bCs/>
+        </w:rPr>
+        <w:t xml:space="preserve"> (AI Glasses for Visual Impairment)</w:t>
+      </w:r>
+      <w:r>
+        <w:rPr>
+          <w:b/>
+          <w:bCs/>
+        </w:rPr>
+        <w:t>」，主要目標為提供：</w:t>
+      </w:r>
+    </w:p>
+    <w:p>
+      <w:pPr>
+        <w:numPr>
+          <w:ilvl w:val="0"/>
+          <w:numId w:val="7"/>
+        </w:numPr>
+        <w:rPr>
+          <w:b/>
+          <w:bCs/>
+        </w:rPr>
+      </w:pPr>
+      <w:proofErr w:type="gramStart"/>
+      <w:r>
+        <w:rPr>
+          <w:b/>
+          <w:bCs/>
+        </w:rPr>
+        <w:t>盲道導航</w:t>
+      </w:r>
+      <w:proofErr w:type="gramEnd"/>
+      <w:r>
+        <w:rPr>
+          <w:b/>
+          <w:bCs/>
+        </w:rPr>
+        <w:t>與過馬路輔助（包含斑馬線與紅綠燈偵測）。</w:t>
+      </w:r>
+    </w:p>
+    <w:p>
+      <w:pPr>
+        <w:numPr>
+          <w:ilvl w:val="0"/>
+          <w:numId w:val="7"/>
+        </w:numPr>
+        <w:rPr>
+          <w:b/>
+          <w:bCs/>
+        </w:rPr>
+      </w:pPr>
+      <w:r>
+        <w:rPr>
+          <w:b/>
+          <w:bCs/>
+        </w:rPr>
+        <w:t>開放詞彙的物品視覺搜尋。</w:t>
+      </w:r>
+    </w:p>
+    <w:p>
+      <w:pPr>
+        <w:numPr>
+          <w:ilvl w:val="0"/>
+          <w:numId w:val="7"/>
+        </w:numPr>
+        <w:rPr>
+          <w:b/>
+          <w:bCs/>
+        </w:rPr>
+      </w:pPr>
+      <w:r>
+        <w:rPr>
+          <w:b/>
+          <w:bCs/>
+        </w:rPr>
+        <w:t>語音對話（</w:t>
+      </w:r>
+      <w:r>
+        <w:rPr>
+          <w:b/>
+          <w:bCs/>
+        </w:rPr>
+        <w:t xml:space="preserve">ASR </w:t>
+      </w:r>
+      <w:r>
+        <w:rPr>
+          <w:b/>
+          <w:bCs/>
+        </w:rPr>
+        <w:t>語音轉文字與</w:t>
+      </w:r>
+      <w:r>
+        <w:rPr>
+          <w:b/>
+          <w:bCs/>
+        </w:rPr>
+        <w:t xml:space="preserve"> LLM </w:t>
+      </w:r>
+      <w:r>
+        <w:rPr>
+          <w:b/>
+          <w:bCs/>
+        </w:rPr>
+        <w:t>智能回應）及語音指令撥打緊急聯絡人功能。</w:t>
+      </w:r>
+      <w:r>
+        <w:rPr>
+          <w:b/>
+          <w:bCs/>
+        </w:rPr>
+        <w:t xml:space="preserve"> 1-4 </w:t>
+      </w:r>
+      <w:r>
+        <w:rPr>
+          <w:b/>
+          <w:bCs/>
+        </w:rPr>
+        <w:t>預期成果</w:t>
+      </w:r>
+      <w:r>
+        <w:rPr>
+          <w:b/>
+          <w:bCs/>
+        </w:rPr>
+        <w:t xml:space="preserve"> </w:t>
+      </w:r>
+      <w:r>
+        <w:rPr>
+          <w:b/>
+          <w:bCs/>
+        </w:rPr>
+        <w:t>完成一套包含後端</w:t>
+      </w:r>
+      <w:r>
+        <w:rPr>
+          <w:b/>
+          <w:bCs/>
+        </w:rPr>
+        <w:t xml:space="preserve"> AI </w:t>
+      </w:r>
+      <w:r>
+        <w:rPr>
+          <w:b/>
+          <w:bCs/>
+        </w:rPr>
+        <w:t>運算伺服器與前端穿戴設備（</w:t>
+      </w:r>
+      <w:r>
+        <w:rPr>
+          <w:b/>
+          <w:bCs/>
+        </w:rPr>
+        <w:t xml:space="preserve">ESP32 </w:t>
+      </w:r>
+      <w:r>
+        <w:rPr>
+          <w:b/>
+          <w:bCs/>
+        </w:rPr>
+        <w:t>或</w:t>
+      </w:r>
+      <w:r>
+        <w:rPr>
+          <w:b/>
+          <w:bCs/>
+        </w:rPr>
+        <w:t xml:space="preserve"> Android </w:t>
+      </w:r>
+      <w:r>
+        <w:rPr>
+          <w:b/>
+          <w:bCs/>
+        </w:rPr>
+        <w:t>手機）的系統。使用者可透過語音指令操作，系統將以語音引導方向或播報偵測結果，大幅提升視障者的獨立活動能力。</w:t>
+      </w:r>
+    </w:p>
+    <w:p>
+      <w:pPr>
+        <w:rPr>
+          <w:b/>
+          <w:bCs/>
+        </w:rPr>
+      </w:pPr>
+      <w:r>
+        <w:rPr>
+          <w:rFonts w:hint="eastAsia"/>
+          <w:b/>
+          <w:bCs/>
+        </w:rPr>
+        <w:t>第</w:t>
+      </w:r>
+      <w:r>
+        <w:rPr>
+          <w:b/>
+          <w:bCs/>
+        </w:rPr>
+        <w:t>2</w:t>
+      </w:r>
+      <w:r>
+        <w:rPr>
+          <w:rFonts w:hint="eastAsia"/>
+          <w:b/>
+          <w:bCs/>
+        </w:rPr>
+        <w:t>章</w:t>
+      </w:r>
+      <w:r>
+        <w:rPr>
+          <w:b/>
+          <w:bCs/>
+        </w:rPr>
+        <w:t xml:space="preserve"> </w:t>
+      </w:r>
+      <w:r>
+        <w:rPr>
+          <w:rFonts w:hint="eastAsia"/>
+          <w:b/>
+          <w:bCs/>
+        </w:rPr>
+        <w:t>營運計畫</w:t>
+      </w:r>
+    </w:p>
+    <w:p>
       <w:r>
         <w:rPr>
           <w:b/>
@@ -242,9 +513,11 @@
         </w:rPr>
         <w:t>可行性分析</w:t>
       </w:r>
-      <w:r>
-        <w:t xml:space="preserve"> </w:t>
-      </w:r>
+    </w:p>
+    <w:p>
+      <w:pPr>
+        <w:ind w:firstLine="360"/>
+      </w:pPr>
       <w:r>
         <w:rPr>
           <w:rFonts w:hint="eastAsia"/>
@@ -387,7 +660,14 @@
         <w:rPr>
           <w:rFonts w:hint="eastAsia"/>
         </w:rPr>
-        <w:t>：具備不同程度視覺障礙、有日常獨立外出需求、對科技輔具接受度不同的人群。</w:t>
+        <w:t>：具備不同程度視覺障礙、有日常獨立外出需</w:t>
+      </w:r>
+      <w:r>
+        <w:rPr>
+          <w:rFonts w:hint="eastAsia"/>
+        </w:rPr>
+        <w:lastRenderedPageBreak/>
+        <w:t>求、對科技輔具接受度不同的人群。</w:t>
       </w:r>
     </w:p>
     <w:p>
@@ -539,7 +819,21 @@
         <w:rPr>
           <w:rFonts w:hint="eastAsia"/>
         </w:rPr>
-        <w:t>視覺模型，辨識精準度高。</w:t>
+        <w:t>視覺模型，辨識精</w:t>
+      </w:r>
+      <w:proofErr w:type="gramStart"/>
+      <w:r>
+        <w:rPr>
+          <w:rFonts w:hint="eastAsia"/>
+        </w:rPr>
+        <w:t>準</w:t>
+      </w:r>
+      <w:proofErr w:type="gramEnd"/>
+      <w:r>
+        <w:rPr>
+          <w:rFonts w:hint="eastAsia"/>
+        </w:rPr>
+        <w:t>度高。</w:t>
       </w:r>
     </w:p>
     <w:p>
@@ -606,14 +900,7 @@
         <w:rPr>
           <w:rFonts w:hint="eastAsia"/>
         </w:rPr>
-        <w:t>：高齡化社會來臨，後天視障者增加，輔具需求擴</w:t>
-      </w:r>
-      <w:r>
-        <w:rPr>
-          <w:rFonts w:hint="eastAsia"/>
-        </w:rPr>
-        <w:lastRenderedPageBreak/>
-        <w:t>大。</w:t>
+        <w:t>：高齡化社會來臨，後天視障者增加，輔具需求擴大。</w:t>
       </w:r>
     </w:p>
     <w:p>
@@ -723,7 +1010,21 @@
         <w:rPr>
           <w:rFonts w:hint="eastAsia"/>
         </w:rPr>
-        <w:t>本系統分為終端硬體與雲端服務兩部分。終端硬體負責影像捕捉與語音播放；為確保服務介接時的安全與穩定性，後端通訊伺服器將透過</w:t>
+        <w:t>本系統分為終端硬體與雲端服務兩部分。終端硬體負責影像捕捉與語音播放；為確保服務</w:t>
+      </w:r>
+      <w:proofErr w:type="gramStart"/>
+      <w:r>
+        <w:rPr>
+          <w:rFonts w:hint="eastAsia"/>
+        </w:rPr>
+        <w:t>介</w:t>
+      </w:r>
+      <w:proofErr w:type="gramEnd"/>
+      <w:r>
+        <w:rPr>
+          <w:rFonts w:hint="eastAsia"/>
+        </w:rPr>
+        <w:t>接時的安全與穩定性，後端通訊伺服器將透過</w:t>
       </w:r>
       <w:r>
         <w:t xml:space="preserve"> Docker </w:t>
@@ -790,7 +1091,21 @@
         <w:rPr>
           <w:rFonts w:hint="eastAsia"/>
         </w:rPr>
-        <w:t>）的連接線材以確保攝影機影像傳輸無延遲、微型攝影鏡頭、藍牙耳機。</w:t>
+        <w:t>）的</w:t>
+      </w:r>
+      <w:proofErr w:type="gramStart"/>
+      <w:r>
+        <w:rPr>
+          <w:rFonts w:hint="eastAsia"/>
+        </w:rPr>
+        <w:t>連接線材以確保</w:t>
+      </w:r>
+      <w:proofErr w:type="gramEnd"/>
+      <w:r>
+        <w:rPr>
+          <w:rFonts w:hint="eastAsia"/>
+        </w:rPr>
+        <w:t>攝影機影像傳輸無延遲、微型攝影鏡頭、藍牙耳機。</w:t>
       </w:r>
     </w:p>
     <w:p>
@@ -848,7 +1163,21 @@
         <w:rPr>
           <w:rFonts w:hint="eastAsia"/>
         </w:rPr>
-        <w:t>、以及為保護資料傳輸安全所導入的基礎密碼學加密演算法機制。</w:t>
+        <w:t>、以及為保護資料傳輸安全所導入的基礎</w:t>
+      </w:r>
+      <w:proofErr w:type="gramStart"/>
+      <w:r>
+        <w:rPr>
+          <w:rFonts w:hint="eastAsia"/>
+        </w:rPr>
+        <w:t>密碼學加密</w:t>
+      </w:r>
+      <w:proofErr w:type="gramEnd"/>
+      <w:r>
+        <w:rPr>
+          <w:rFonts w:hint="eastAsia"/>
+        </w:rPr>
+        <w:t>演算法機制。</w:t>
       </w:r>
       <w:r>
         <w:t xml:space="preserve"> </w:t>
@@ -1014,7 +1343,15 @@
           <w:b/>
           <w:bCs/>
         </w:rPr>
-        <w:t xml:space="preserve">4-3 </w:t>
+        <w:t>4-</w:t>
+      </w:r>
+      <w:r>
+        <w:rPr>
+          <w:b/>
+          <w:bCs/>
+        </w:rPr>
+        <w:lastRenderedPageBreak/>
+        <w:t xml:space="preserve">3 </w:t>
       </w:r>
       <w:r>
         <w:rPr>
@@ -1055,7 +1392,35 @@
         <w:rPr>
           <w:rFonts w:hint="eastAsia"/>
         </w:rPr>
-        <w:t>的紀錄截圖，並依規定在圖標題明確標註每位同學的中文姓名及學號。</w:t>
+        <w:t>的</w:t>
+      </w:r>
+      <w:proofErr w:type="gramStart"/>
+      <w:r>
+        <w:rPr>
+          <w:rFonts w:hint="eastAsia"/>
+        </w:rPr>
+        <w:t>紀錄截圖</w:t>
+      </w:r>
+      <w:proofErr w:type="gramEnd"/>
+      <w:r>
+        <w:rPr>
+          <w:rFonts w:hint="eastAsia"/>
+        </w:rPr>
+        <w:t>，並依規定在圖標題明確標</w:t>
+      </w:r>
+      <w:proofErr w:type="gramStart"/>
+      <w:r>
+        <w:rPr>
+          <w:rFonts w:hint="eastAsia"/>
+        </w:rPr>
+        <w:t>註</w:t>
+      </w:r>
+      <w:proofErr w:type="gramEnd"/>
+      <w:r>
+        <w:rPr>
+          <w:rFonts w:hint="eastAsia"/>
+        </w:rPr>
+        <w:t>每位同學的中文姓名及學號。</w:t>
       </w:r>
     </w:p>
     <w:p>
@@ -1127,7 +1492,21 @@
         <w:rPr>
           <w:rFonts w:hint="eastAsia"/>
         </w:rPr>
-        <w:t>分功能需求與非功能需求兩部分描述：功能需求包含系統需能拍攝前方影像、轉換為語音描述；非功能需求包含設備需輕量化、傳輸過程需具備網路安全防護。</w:t>
+        <w:t>分功能需求與非功能需求兩部分描述：功能需求包含系統需能拍攝前方影像、轉換為語音描述；非功能需求包含</w:t>
+      </w:r>
+      <w:proofErr w:type="gramStart"/>
+      <w:r>
+        <w:rPr>
+          <w:rFonts w:hint="eastAsia"/>
+        </w:rPr>
+        <w:t>設備需輕量化</w:t>
+      </w:r>
+      <w:proofErr w:type="gramEnd"/>
+      <w:r>
+        <w:rPr>
+          <w:rFonts w:hint="eastAsia"/>
+        </w:rPr>
+        <w:t>、傳輸過程需具備網路安全防護。</w:t>
       </w:r>
       <w:r>
         <w:t xml:space="preserve"> </w:t>
@@ -1297,7 +1676,6 @@
           <w:b/>
           <w:bCs/>
         </w:rPr>
-        <w:lastRenderedPageBreak/>
         <w:t>第</w:t>
       </w:r>
       <w:r>
@@ -1616,7 +1994,21 @@
         <w:rPr>
           <w:rFonts w:hint="eastAsia"/>
         </w:rPr>
-        <w:t>標示各個軟體元件及依賴的外部函式庫關係。</w:t>
+        <w:t>標示各個軟體元件及依賴的</w:t>
+      </w:r>
+      <w:proofErr w:type="gramStart"/>
+      <w:r>
+        <w:rPr>
+          <w:rFonts w:hint="eastAsia"/>
+        </w:rPr>
+        <w:t>外部函式庫</w:t>
+      </w:r>
+      <w:proofErr w:type="gramEnd"/>
+      <w:r>
+        <w:rPr>
+          <w:rFonts w:hint="eastAsia"/>
+        </w:rPr>
+        <w:t>關係。</w:t>
       </w:r>
       <w:r>
         <w:t xml:space="preserve"> </w:t>
@@ -1650,7 +2042,21 @@
         <w:rPr>
           <w:rFonts w:hint="eastAsia"/>
         </w:rPr>
-        <w:t>描述設備在「待機」、「擷取中」、「雲端分析中」、「語音播報中」等狀態間的轉移條件。</w:t>
+        <w:t>描述設備在「待機」、「擷取中」、「雲端分析中」、「語音播報中」等</w:t>
+      </w:r>
+      <w:proofErr w:type="gramStart"/>
+      <w:r>
+        <w:rPr>
+          <w:rFonts w:hint="eastAsia"/>
+        </w:rPr>
+        <w:t>狀態間的轉移</w:t>
+      </w:r>
+      <w:proofErr w:type="gramEnd"/>
+      <w:r>
+        <w:rPr>
+          <w:rFonts w:hint="eastAsia"/>
+        </w:rPr>
+        <w:t>條件。</w:t>
       </w:r>
     </w:p>
     <w:p>
@@ -1700,11 +2106,6 @@
       </w:r>
     </w:p>
     <w:p>
-      <w:pPr>
-        <w:rPr>
-          <w:rFonts w:hint="eastAsia"/>
-        </w:rPr>
-      </w:pPr>
       <w:r>
         <w:rPr>
           <w:b/>
@@ -1727,7 +2128,21 @@
         <w:rPr>
           <w:rFonts w:hint="eastAsia"/>
         </w:rPr>
-        <w:t>考量系統需儲存使用者的偏好設定與系統運作日誌，設計本地端輕量資料庫的關聯表，並註明參考關係及限制</w:t>
+        <w:t>考量系統需儲存使用者的偏好設定與系統運作日誌，設計</w:t>
+      </w:r>
+      <w:proofErr w:type="gramStart"/>
+      <w:r>
+        <w:rPr>
+          <w:rFonts w:hint="eastAsia"/>
+        </w:rPr>
+        <w:t>本地端輕量</w:t>
+      </w:r>
+      <w:proofErr w:type="gramEnd"/>
+      <w:r>
+        <w:rPr>
+          <w:rFonts w:hint="eastAsia"/>
+        </w:rPr>
+        <w:t>資料庫的關聯表，並註明參考關係及限制</w:t>
       </w:r>
       <w:r>
         <w:t xml:space="preserve"> (Constraints)</w:t>
@@ -1809,11 +2224,19 @@
       <w:r>
         <w:t>/</w:t>
       </w:r>
-      <w:r>
-        <w:rPr>
-          <w:rFonts w:hint="eastAsia"/>
-        </w:rPr>
-        <w:t>外鍵設定。</w:t>
+      <w:proofErr w:type="gramStart"/>
+      <w:r>
+        <w:rPr>
+          <w:rFonts w:hint="eastAsia"/>
+        </w:rPr>
+        <w:t>外鍵設定</w:t>
+      </w:r>
+      <w:proofErr w:type="gramEnd"/>
+      <w:r>
+        <w:rPr>
+          <w:rFonts w:hint="eastAsia"/>
+        </w:rPr>
+        <w:t>。</w:t>
       </w:r>
     </w:p>
     <w:sectPr>
@@ -1978,6 +2401,119 @@
     </w:lvl>
   </w:abstractNum>
   <w:abstractNum w:abstractNumId="1" w15:restartNumberingAfterBreak="0">
+    <w:nsid w:val="50A876DE"/>
+    <w:multiLevelType w:val="multilevel"/>
+    <w:tmpl w:val="F8E2A6A0"/>
+    <w:lvl w:ilvl="0">
+      <w:start w:val="1"/>
+      <w:numFmt w:val="decimal"/>
+      <w:lvlText w:val="%1."/>
+      <w:lvlJc w:val="left"/>
+      <w:pPr>
+        <w:tabs>
+          <w:tab w:val="num" w:pos="720"/>
+        </w:tabs>
+        <w:ind w:left="720" w:hanging="360"/>
+      </w:pPr>
+    </w:lvl>
+    <w:lvl w:ilvl="1" w:tentative="1">
+      <w:start w:val="1"/>
+      <w:numFmt w:val="decimal"/>
+      <w:lvlText w:val="%2."/>
+      <w:lvlJc w:val="left"/>
+      <w:pPr>
+        <w:tabs>
+          <w:tab w:val="num" w:pos="1440"/>
+        </w:tabs>
+        <w:ind w:left="1440" w:hanging="360"/>
+      </w:pPr>
+    </w:lvl>
+    <w:lvl w:ilvl="2" w:tentative="1">
+      <w:start w:val="1"/>
+      <w:numFmt w:val="decimal"/>
+      <w:lvlText w:val="%3."/>
+      <w:lvlJc w:val="left"/>
+      <w:pPr>
+        <w:tabs>
+          <w:tab w:val="num" w:pos="2160"/>
+        </w:tabs>
+        <w:ind w:left="2160" w:hanging="360"/>
+      </w:pPr>
+    </w:lvl>
+    <w:lvl w:ilvl="3" w:tentative="1">
+      <w:start w:val="1"/>
+      <w:numFmt w:val="decimal"/>
+      <w:lvlText w:val="%4."/>
+      <w:lvlJc w:val="left"/>
+      <w:pPr>
+        <w:tabs>
+          <w:tab w:val="num" w:pos="2880"/>
+        </w:tabs>
+        <w:ind w:left="2880" w:hanging="360"/>
+      </w:pPr>
+    </w:lvl>
+    <w:lvl w:ilvl="4" w:tentative="1">
+      <w:start w:val="1"/>
+      <w:numFmt w:val="decimal"/>
+      <w:lvlText w:val="%5."/>
+      <w:lvlJc w:val="left"/>
+      <w:pPr>
+        <w:tabs>
+          <w:tab w:val="num" w:pos="3600"/>
+        </w:tabs>
+        <w:ind w:left="3600" w:hanging="360"/>
+      </w:pPr>
+    </w:lvl>
+    <w:lvl w:ilvl="5" w:tentative="1">
+      <w:start w:val="1"/>
+      <w:numFmt w:val="decimal"/>
+      <w:lvlText w:val="%6."/>
+      <w:lvlJc w:val="left"/>
+      <w:pPr>
+        <w:tabs>
+          <w:tab w:val="num" w:pos="4320"/>
+        </w:tabs>
+        <w:ind w:left="4320" w:hanging="360"/>
+      </w:pPr>
+    </w:lvl>
+    <w:lvl w:ilvl="6" w:tentative="1">
+      <w:start w:val="1"/>
+      <w:numFmt w:val="decimal"/>
+      <w:lvlText w:val="%7."/>
+      <w:lvlJc w:val="left"/>
+      <w:pPr>
+        <w:tabs>
+          <w:tab w:val="num" w:pos="5040"/>
+        </w:tabs>
+        <w:ind w:left="5040" w:hanging="360"/>
+      </w:pPr>
+    </w:lvl>
+    <w:lvl w:ilvl="7" w:tentative="1">
+      <w:start w:val="1"/>
+      <w:numFmt w:val="decimal"/>
+      <w:lvlText w:val="%8."/>
+      <w:lvlJc w:val="left"/>
+      <w:pPr>
+        <w:tabs>
+          <w:tab w:val="num" w:pos="5760"/>
+        </w:tabs>
+        <w:ind w:left="5760" w:hanging="360"/>
+      </w:pPr>
+    </w:lvl>
+    <w:lvl w:ilvl="8" w:tentative="1">
+      <w:start w:val="1"/>
+      <w:numFmt w:val="decimal"/>
+      <w:lvlText w:val="%9."/>
+      <w:lvlJc w:val="left"/>
+      <w:pPr>
+        <w:tabs>
+          <w:tab w:val="num" w:pos="6480"/>
+        </w:tabs>
+        <w:ind w:left="6480" w:hanging="360"/>
+      </w:pPr>
+    </w:lvl>
+  </w:abstractNum>
+  <w:abstractNum w:abstractNumId="2" w15:restartNumberingAfterBreak="0">
     <w:nsid w:val="5D8E589E"/>
     <w:multiLevelType w:val="multilevel"/>
     <w:tmpl w:val="C5F6EF1E"/>
@@ -2130,18 +2666,21 @@
     <w:abstractNumId w:val="0"/>
   </w:num>
   <w:num w:numId="2" w16cid:durableId="2112508741">
-    <w:abstractNumId w:val="1"/>
+    <w:abstractNumId w:val="2"/>
   </w:num>
   <w:num w:numId="3" w16cid:durableId="1414547541">
     <w:abstractNumId w:val="0"/>
   </w:num>
   <w:num w:numId="4" w16cid:durableId="1004866982">
-    <w:abstractNumId w:val="1"/>
+    <w:abstractNumId w:val="2"/>
   </w:num>
   <w:num w:numId="5" w16cid:durableId="1467969797">
-    <w:abstractNumId w:val="1"/>
+    <w:abstractNumId w:val="2"/>
   </w:num>
   <w:num w:numId="6" w16cid:durableId="1734965700">
+    <w:abstractNumId w:val="2"/>
+  </w:num>
+  <w:num w:numId="7" w16cid:durableId="1974141357">
     <w:abstractNumId w:val="1"/>
   </w:num>
 </w:numbering>

--- a/DOC_專題文件/初審/初版初審_系統手冊.docx
+++ b/DOC_專題文件/初審/初版初審_系統手冊.docx
@@ -456,13 +456,17 @@
         <w:rPr>
           <w:b/>
           <w:bCs/>
-        </w:rPr>
-      </w:pPr>
-      <w:r>
-        <w:rPr>
-          <w:rFonts w:hint="eastAsia"/>
-          <w:b/>
-          <w:bCs/>
+          <w:sz w:val="28"/>
+          <w:szCs w:val="28"/>
+        </w:rPr>
+      </w:pPr>
+      <w:r>
+        <w:rPr>
+          <w:rFonts w:hint="eastAsia"/>
+          <w:b/>
+          <w:bCs/>
+          <w:sz w:val="28"/>
+          <w:szCs w:val="28"/>
         </w:rPr>
         <w:t>第</w:t>
       </w:r>
@@ -470,6 +474,8 @@
         <w:rPr>
           <w:b/>
           <w:bCs/>
+          <w:sz w:val="28"/>
+          <w:szCs w:val="28"/>
         </w:rPr>
         <w:t>2</w:t>
       </w:r>
@@ -478,6 +484,8 @@
           <w:rFonts w:hint="eastAsia"/>
           <w:b/>
           <w:bCs/>
+          <w:sz w:val="28"/>
+          <w:szCs w:val="28"/>
         </w:rPr>
         <w:t>章</w:t>
       </w:r>
@@ -485,19 +493,29 @@
         <w:rPr>
           <w:b/>
           <w:bCs/>
-        </w:rPr>
-        <w:t xml:space="preserve"> </w:t>
-      </w:r>
-      <w:r>
-        <w:rPr>
-          <w:rFonts w:hint="eastAsia"/>
-          <w:b/>
-          <w:bCs/>
+          <w:sz w:val="28"/>
+          <w:szCs w:val="28"/>
+        </w:rPr>
+        <w:t xml:space="preserve"> </w:t>
+      </w:r>
+      <w:r>
+        <w:rPr>
+          <w:rFonts w:hint="eastAsia"/>
+          <w:b/>
+          <w:bCs/>
+          <w:sz w:val="28"/>
+          <w:szCs w:val="28"/>
         </w:rPr>
         <w:t>營運計畫</w:t>
       </w:r>
     </w:p>
     <w:p>
+      <w:pPr>
+        <w:rPr>
+          <w:b/>
+          <w:bCs/>
+        </w:rPr>
+      </w:pPr>
       <w:r>
         <w:rPr>
           <w:b/>
@@ -507,7 +525,6 @@
       </w:r>
       <w:r>
         <w:rPr>
-          <w:rFonts w:hint="eastAsia"/>
           <w:b/>
           <w:bCs/>
         </w:rPr>
@@ -516,403 +533,733 @@
     </w:p>
     <w:p>
       <w:pPr>
-        <w:ind w:firstLine="360"/>
-      </w:pPr>
-      <w:r>
-        <w:rPr>
-          <w:rFonts w:hint="eastAsia"/>
-        </w:rPr>
-        <w:t>本專案在技術上採用成熟的微型電腦環境與</w:t>
-      </w:r>
-      <w:r>
-        <w:t xml:space="preserve"> OpenAI API </w:t>
-      </w:r>
-      <w:r>
-        <w:rPr>
-          <w:rFonts w:hint="eastAsia"/>
-        </w:rPr>
-        <w:t>進行開發，具備高度技術可行性。經濟上，選用市售通用微型運算板與鏡頭，能有效降低開發與量產成本。</w:t>
-      </w:r>
-      <w:r>
-        <w:t xml:space="preserve"> </w:t>
-      </w:r>
-      <w:r>
-        <w:rPr>
-          <w:b/>
-          <w:bCs/>
-        </w:rPr>
-        <w:t xml:space="preserve">2-2 </w:t>
-      </w:r>
-      <w:r>
-        <w:rPr>
-          <w:rFonts w:hint="eastAsia"/>
-          <w:b/>
-          <w:bCs/>
-        </w:rPr>
-        <w:t>商業模式－</w:t>
-      </w:r>
-      <w:r>
-        <w:rPr>
-          <w:b/>
-          <w:bCs/>
-        </w:rPr>
-        <w:t>Business model</w:t>
-      </w:r>
-      <w:r>
-        <w:t xml:space="preserve"> </w:t>
-      </w:r>
-      <w:r>
-        <w:rPr>
-          <w:rFonts w:hint="eastAsia"/>
-        </w:rPr>
-        <w:t>除了一般的</w:t>
-      </w:r>
-      <w:r>
-        <w:t xml:space="preserve"> B2C </w:t>
-      </w:r>
-      <w:r>
-        <w:rPr>
-          <w:rFonts w:hint="eastAsia"/>
-        </w:rPr>
-        <w:t>終端銷售外，</w:t>
-      </w:r>
-      <w:r>
-        <w:t>CSR (</w:t>
-      </w:r>
-      <w:r>
-        <w:rPr>
-          <w:rFonts w:hint="eastAsia"/>
-        </w:rPr>
-        <w:t>企業社會責任</w:t>
-      </w:r>
-      <w:r>
-        <w:t xml:space="preserve">) </w:t>
-      </w:r>
-      <w:r>
-        <w:rPr>
-          <w:rFonts w:hint="eastAsia"/>
-        </w:rPr>
-        <w:t>也算是一種商業模式。本專案計畫與</w:t>
+        <w:numPr>
+          <w:ilvl w:val="0"/>
+          <w:numId w:val="8"/>
+        </w:numPr>
+        <w:rPr>
+          <w:b/>
+          <w:bCs/>
+        </w:rPr>
+      </w:pPr>
+      <w:r>
+        <w:rPr>
+          <w:b/>
+          <w:bCs/>
+        </w:rPr>
+        <w:t>技術可行性：專案採用成熟的</w:t>
+      </w:r>
+      <w:r>
+        <w:rPr>
+          <w:b/>
+          <w:bCs/>
+        </w:rPr>
+        <w:t xml:space="preserve"> Python </w:t>
+      </w:r>
+      <w:r>
+        <w:rPr>
+          <w:b/>
+          <w:bCs/>
+        </w:rPr>
+        <w:t>後端架構，並整合</w:t>
+      </w:r>
+      <w:r>
+        <w:rPr>
+          <w:b/>
+          <w:bCs/>
+        </w:rPr>
+        <w:t xml:space="preserve"> </w:t>
+      </w:r>
+      <w:proofErr w:type="spellStart"/>
+      <w:r>
+        <w:rPr>
+          <w:b/>
+          <w:bCs/>
+        </w:rPr>
+        <w:t>ModelScope</w:t>
+      </w:r>
+      <w:proofErr w:type="spellEnd"/>
+      <w:r>
+        <w:rPr>
+          <w:b/>
+          <w:bCs/>
+        </w:rPr>
+        <w:t xml:space="preserve"> </w:t>
+      </w:r>
+      <w:r>
+        <w:rPr>
+          <w:b/>
+          <w:bCs/>
+        </w:rPr>
+        <w:t>上預先訓練好的</w:t>
+      </w:r>
+      <w:r>
+        <w:rPr>
+          <w:b/>
+          <w:bCs/>
+        </w:rPr>
+        <w:t xml:space="preserve"> YOLO </w:t>
+      </w:r>
+      <w:r>
+        <w:rPr>
+          <w:b/>
+          <w:bCs/>
+        </w:rPr>
+        <w:t>模型</w:t>
       </w:r>
       <w:proofErr w:type="gramStart"/>
       <w:r>
         <w:rPr>
-          <w:rFonts w:hint="eastAsia"/>
-        </w:rPr>
-        <w:t>視障社福</w:t>
+          <w:b/>
+          <w:bCs/>
+        </w:rPr>
+        <w:t>（</w:t>
       </w:r>
       <w:proofErr w:type="gramEnd"/>
       <w:r>
         <w:rPr>
-          <w:rFonts w:hint="eastAsia"/>
-        </w:rPr>
-        <w:t>團體合作，透過企業贊助的方式提供給需要的弱勢視障者。</w:t>
-      </w:r>
-      <w:r>
-        <w:t xml:space="preserve"> </w:t>
-      </w:r>
-      <w:r>
-        <w:rPr>
-          <w:b/>
-          <w:bCs/>
-        </w:rPr>
-        <w:t xml:space="preserve">2-3 </w:t>
-      </w:r>
-      <w:r>
-        <w:rPr>
-          <w:rFonts w:hint="eastAsia"/>
-          <w:b/>
-          <w:bCs/>
-        </w:rPr>
-        <w:t>市場分析－</w:t>
-      </w:r>
-      <w:r>
-        <w:rPr>
-          <w:b/>
-          <w:bCs/>
-        </w:rPr>
-        <w:t>STP</w:t>
+          <w:b/>
+          <w:bCs/>
+        </w:rPr>
+        <w:t>如</w:t>
+      </w:r>
+      <w:r>
+        <w:rPr>
+          <w:b/>
+          <w:bCs/>
+        </w:rPr>
+        <w:t xml:space="preserve"> yolo-seg.pt, trafficlight.pt </w:t>
+      </w:r>
+      <w:r>
+        <w:rPr>
+          <w:b/>
+          <w:bCs/>
+        </w:rPr>
+        <w:t>等</w:t>
+      </w:r>
+      <w:proofErr w:type="gramStart"/>
+      <w:r>
+        <w:rPr>
+          <w:b/>
+          <w:bCs/>
+        </w:rPr>
+        <w:t>）</w:t>
+      </w:r>
+      <w:proofErr w:type="gramEnd"/>
+      <w:r>
+        <w:rPr>
+          <w:b/>
+          <w:bCs/>
+        </w:rPr>
+        <w:t>與多種</w:t>
+      </w:r>
+      <w:r>
+        <w:rPr>
+          <w:b/>
+          <w:bCs/>
+        </w:rPr>
+        <w:t xml:space="preserve"> LLM API (Gemini, </w:t>
+      </w:r>
+      <w:proofErr w:type="spellStart"/>
+      <w:r>
+        <w:rPr>
+          <w:b/>
+          <w:bCs/>
+        </w:rPr>
+        <w:t>DashScope</w:t>
+      </w:r>
+      <w:proofErr w:type="spellEnd"/>
+      <w:r>
+        <w:rPr>
+          <w:b/>
+          <w:bCs/>
+        </w:rPr>
+        <w:t xml:space="preserve">, </w:t>
+      </w:r>
+      <w:proofErr w:type="spellStart"/>
+      <w:r>
+        <w:rPr>
+          <w:b/>
+          <w:bCs/>
+        </w:rPr>
+        <w:t>GroQ</w:t>
+      </w:r>
+      <w:proofErr w:type="spellEnd"/>
+      <w:r>
+        <w:rPr>
+          <w:b/>
+          <w:bCs/>
+        </w:rPr>
+        <w:t>)</w:t>
+      </w:r>
+      <w:r>
+        <w:rPr>
+          <w:b/>
+          <w:bCs/>
+        </w:rPr>
+        <w:t>，技術資源豐富且具高度可行性。</w:t>
       </w:r>
     </w:p>
     <w:p>
       <w:pPr>
         <w:numPr>
           <w:ilvl w:val="0"/>
-          <w:numId w:val="3"/>
+          <w:numId w:val="8"/>
         </w:numPr>
-      </w:pPr>
-      <w:r>
-        <w:rPr>
-          <w:rFonts w:hint="eastAsia"/>
-          <w:b/>
-          <w:bCs/>
-        </w:rPr>
-        <w:t>市場區隔</w:t>
-      </w:r>
-      <w:r>
-        <w:rPr>
-          <w:b/>
-          <w:bCs/>
-        </w:rPr>
-        <w:t xml:space="preserve"> (Segmentation)</w:t>
-      </w:r>
-      <w:r>
-        <w:rPr>
-          <w:rFonts w:hint="eastAsia"/>
-        </w:rPr>
-        <w:t>：具備不同程度視覺障礙、有日常獨立外出需</w:t>
-      </w:r>
-      <w:r>
-        <w:rPr>
-          <w:rFonts w:hint="eastAsia"/>
+        <w:rPr>
+          <w:b/>
+          <w:bCs/>
+        </w:rPr>
+      </w:pPr>
+      <w:r>
+        <w:rPr>
+          <w:b/>
+          <w:bCs/>
+        </w:rPr>
+        <w:t>硬體可行性：前端可彈性選擇低成本的</w:t>
+      </w:r>
+      <w:r>
+        <w:rPr>
+          <w:b/>
+          <w:bCs/>
+        </w:rPr>
+        <w:t xml:space="preserve"> </w:t>
+      </w:r>
+      <w:proofErr w:type="spellStart"/>
+      <w:r>
+        <w:rPr>
+          <w:b/>
+          <w:bCs/>
+        </w:rPr>
+        <w:t>Seeed</w:t>
+      </w:r>
+      <w:proofErr w:type="spellEnd"/>
+      <w:r>
+        <w:rPr>
+          <w:b/>
+          <w:bCs/>
+        </w:rPr>
+        <w:t xml:space="preserve"> Studio XIAO ESP32S3 Sense </w:t>
+      </w:r>
+      <w:r>
+        <w:rPr>
+          <w:b/>
+          <w:bCs/>
+        </w:rPr>
+        <w:t>開發板，或是直接利用使用者現有的</w:t>
+      </w:r>
+      <w:r>
+        <w:rPr>
+          <w:b/>
+          <w:bCs/>
+        </w:rPr>
+        <w:t xml:space="preserve"> Android 8.0+ </w:t>
+      </w:r>
+      <w:r>
+        <w:rPr>
+          <w:b/>
+          <w:bCs/>
+        </w:rPr>
+        <w:t>手機，大幅</w:t>
+      </w:r>
+      <w:r>
+        <w:rPr>
+          <w:b/>
+          <w:bCs/>
         </w:rPr>
         <w:lastRenderedPageBreak/>
-        <w:t>求、對科技輔具接受度不同的人群。</w:t>
+        <w:t>降低硬體門檻。</w:t>
+      </w:r>
+      <w:r>
+        <w:rPr>
+          <w:b/>
+          <w:bCs/>
+        </w:rPr>
+        <w:t xml:space="preserve"> </w:t>
       </w:r>
     </w:p>
     <w:p>
       <w:pPr>
+        <w:ind w:left="360"/>
+        <w:rPr>
+          <w:b/>
+          <w:bCs/>
+        </w:rPr>
+      </w:pPr>
+      <w:r>
+        <w:rPr>
+          <w:b/>
+          <w:bCs/>
+        </w:rPr>
+        <w:t xml:space="preserve">2-2 </w:t>
+      </w:r>
+      <w:r>
+        <w:rPr>
+          <w:b/>
+          <w:bCs/>
+        </w:rPr>
+        <w:t>商業模式－</w:t>
+      </w:r>
+      <w:r>
+        <w:rPr>
+          <w:b/>
+          <w:bCs/>
+        </w:rPr>
+        <w:t>Business model</w:t>
+      </w:r>
+    </w:p>
+    <w:p>
+      <w:pPr>
+        <w:ind w:left="360" w:firstLine="120"/>
+        <w:rPr>
+          <w:b/>
+          <w:bCs/>
+        </w:rPr>
+      </w:pPr>
+      <w:proofErr w:type="gramStart"/>
+      <w:r>
+        <w:rPr>
+          <w:b/>
+          <w:bCs/>
+        </w:rPr>
+        <w:t>採</w:t>
+      </w:r>
+      <w:proofErr w:type="gramEnd"/>
+      <w:r>
+        <w:rPr>
+          <w:b/>
+          <w:bCs/>
+        </w:rPr>
+        <w:t>開源專案模式（</w:t>
+      </w:r>
+      <w:r>
+        <w:rPr>
+          <w:b/>
+          <w:bCs/>
+        </w:rPr>
+        <w:t>MIT License</w:t>
+      </w:r>
+      <w:r>
+        <w:rPr>
+          <w:b/>
+          <w:bCs/>
+        </w:rPr>
+        <w:t>）發布，未來可透過與社福機構合作或企業</w:t>
+      </w:r>
+      <w:r>
+        <w:rPr>
+          <w:b/>
+          <w:bCs/>
+        </w:rPr>
+        <w:t xml:space="preserve"> CSR</w:t>
+      </w:r>
+      <w:r>
+        <w:rPr>
+          <w:b/>
+          <w:bCs/>
+        </w:rPr>
+        <w:t>（企業社會責任）贊助的方式，將軟硬體整合包提供給視障團體，以推廣社會公益。</w:t>
+      </w:r>
+    </w:p>
+    <w:p>
+      <w:pPr>
+        <w:ind w:left="360"/>
+        <w:rPr>
+          <w:b/>
+          <w:bCs/>
+        </w:rPr>
+      </w:pPr>
+      <w:r>
+        <w:rPr>
+          <w:b/>
+          <w:bCs/>
+        </w:rPr>
+        <w:t xml:space="preserve">2-3 </w:t>
+      </w:r>
+      <w:r>
+        <w:rPr>
+          <w:b/>
+          <w:bCs/>
+        </w:rPr>
+        <w:t>市場分析－</w:t>
+      </w:r>
+      <w:r>
+        <w:rPr>
+          <w:b/>
+          <w:bCs/>
+        </w:rPr>
+        <w:t>STP</w:t>
+      </w:r>
+    </w:p>
+    <w:p>
+      <w:pPr>
         <w:numPr>
           <w:ilvl w:val="0"/>
-          <w:numId w:val="3"/>
+          <w:numId w:val="8"/>
         </w:numPr>
-      </w:pPr>
-      <w:r>
-        <w:rPr>
-          <w:rFonts w:hint="eastAsia"/>
-          <w:b/>
-          <w:bCs/>
-        </w:rPr>
-        <w:t>目標市場</w:t>
-      </w:r>
-      <w:r>
-        <w:rPr>
-          <w:b/>
-          <w:bCs/>
-        </w:rPr>
-        <w:t xml:space="preserve"> (Targeting)</w:t>
-      </w:r>
-      <w:r>
-        <w:rPr>
-          <w:rFonts w:hint="eastAsia"/>
-        </w:rPr>
-        <w:t>：以尋求平價且功能多樣化智慧輔具的輕至</w:t>
-      </w:r>
-      <w:proofErr w:type="gramStart"/>
-      <w:r>
-        <w:rPr>
-          <w:rFonts w:hint="eastAsia"/>
-        </w:rPr>
-        <w:t>重度視障</w:t>
-      </w:r>
-      <w:proofErr w:type="gramEnd"/>
-      <w:r>
-        <w:rPr>
-          <w:rFonts w:hint="eastAsia"/>
-        </w:rPr>
-        <w:t>者為核心。</w:t>
+        <w:rPr>
+          <w:b/>
+          <w:bCs/>
+        </w:rPr>
+      </w:pPr>
+      <w:r>
+        <w:rPr>
+          <w:b/>
+          <w:bCs/>
+        </w:rPr>
+        <w:t>市場區隔</w:t>
+      </w:r>
+      <w:r>
+        <w:rPr>
+          <w:b/>
+          <w:bCs/>
+        </w:rPr>
+        <w:t xml:space="preserve"> (S)</w:t>
+      </w:r>
+      <w:r>
+        <w:rPr>
+          <w:b/>
+          <w:bCs/>
+        </w:rPr>
+        <w:t>：針對需要行動導航、物品辨識或緊急求助的不同程度視覺障礙者。</w:t>
       </w:r>
     </w:p>
     <w:p>
       <w:pPr>
         <w:numPr>
           <w:ilvl w:val="0"/>
-          <w:numId w:val="3"/>
+          <w:numId w:val="8"/>
         </w:numPr>
-      </w:pPr>
-      <w:r>
-        <w:rPr>
-          <w:rFonts w:hint="eastAsia"/>
-          <w:b/>
-          <w:bCs/>
-        </w:rPr>
-        <w:t>市場定位</w:t>
-      </w:r>
-      <w:r>
-        <w:rPr>
-          <w:b/>
-          <w:bCs/>
-        </w:rPr>
-        <w:t xml:space="preserve"> (Positioning)</w:t>
-      </w:r>
-      <w:r>
-        <w:rPr>
-          <w:rFonts w:hint="eastAsia"/>
-        </w:rPr>
-        <w:t>：主打「</w:t>
-      </w:r>
-      <w:r>
-        <w:t>AI</w:t>
-      </w:r>
-      <w:r>
-        <w:rPr>
-          <w:rFonts w:hint="eastAsia"/>
-        </w:rPr>
-        <w:t>即時語音導盲」，定位為平價、輕便、且具有高度擴充性的隨身智能助理。</w:t>
-      </w:r>
-      <w:r>
-        <w:t xml:space="preserve"> </w:t>
-      </w:r>
-      <w:r>
-        <w:rPr>
-          <w:b/>
-          <w:bCs/>
-        </w:rPr>
-        <w:t xml:space="preserve">2-4 </w:t>
-      </w:r>
-      <w:r>
-        <w:rPr>
-          <w:rFonts w:hint="eastAsia"/>
-          <w:b/>
-          <w:bCs/>
-        </w:rPr>
-        <w:t>競爭力分析</w:t>
-      </w:r>
-      <w:r>
-        <w:rPr>
-          <w:b/>
-          <w:bCs/>
-        </w:rPr>
-        <w:t>SWOT-TOWS</w:t>
-      </w:r>
-      <w:r>
-        <w:rPr>
-          <w:rFonts w:hint="eastAsia"/>
-          <w:b/>
-          <w:bCs/>
-        </w:rPr>
-        <w:t>或五力分析</w:t>
+        <w:rPr>
+          <w:b/>
+          <w:bCs/>
+        </w:rPr>
+      </w:pPr>
+      <w:r>
+        <w:rPr>
+          <w:b/>
+          <w:bCs/>
+        </w:rPr>
+        <w:t>目標市場</w:t>
+      </w:r>
+      <w:r>
+        <w:rPr>
+          <w:b/>
+          <w:bCs/>
+        </w:rPr>
+        <w:t xml:space="preserve"> (T)</w:t>
+      </w:r>
+      <w:r>
+        <w:rPr>
+          <w:b/>
+          <w:bCs/>
+        </w:rPr>
+        <w:t>：具備基本智慧型手機操作能力，或願意</w:t>
+      </w:r>
+      <w:proofErr w:type="gramStart"/>
+      <w:r>
+        <w:rPr>
+          <w:b/>
+          <w:bCs/>
+        </w:rPr>
+        <w:t>配戴輕量化</w:t>
+      </w:r>
+      <w:proofErr w:type="gramEnd"/>
+      <w:r>
+        <w:rPr>
+          <w:b/>
+          <w:bCs/>
+        </w:rPr>
+        <w:t xml:space="preserve"> IoT </w:t>
+      </w:r>
+      <w:r>
+        <w:rPr>
+          <w:b/>
+          <w:bCs/>
+        </w:rPr>
+        <w:t>裝置的視障人士。</w:t>
       </w:r>
     </w:p>
     <w:p>
       <w:pPr>
         <w:numPr>
           <w:ilvl w:val="0"/>
-          <w:numId w:val="3"/>
+          <w:numId w:val="8"/>
         </w:numPr>
-      </w:pPr>
-      <w:r>
-        <w:rPr>
-          <w:rFonts w:hint="eastAsia"/>
-          <w:b/>
-          <w:bCs/>
-        </w:rPr>
-        <w:t>優勢</w:t>
-      </w:r>
-      <w:r>
-        <w:rPr>
-          <w:b/>
-          <w:bCs/>
-        </w:rPr>
-        <w:t xml:space="preserve"> (Strengths)</w:t>
-      </w:r>
-      <w:r>
-        <w:rPr>
-          <w:rFonts w:hint="eastAsia"/>
-        </w:rPr>
-        <w:t>：導入最新</w:t>
-      </w:r>
-      <w:r>
-        <w:t xml:space="preserve"> OpenAI </w:t>
-      </w:r>
-      <w:r>
-        <w:rPr>
-          <w:rFonts w:hint="eastAsia"/>
-        </w:rPr>
-        <w:t>視覺模型，辨識精</w:t>
-      </w:r>
-      <w:proofErr w:type="gramStart"/>
-      <w:r>
-        <w:rPr>
-          <w:rFonts w:hint="eastAsia"/>
-        </w:rPr>
-        <w:t>準</w:t>
-      </w:r>
-      <w:proofErr w:type="gramEnd"/>
-      <w:r>
-        <w:rPr>
-          <w:rFonts w:hint="eastAsia"/>
-        </w:rPr>
-        <w:t>度高。</w:t>
+        <w:rPr>
+          <w:b/>
+          <w:bCs/>
+        </w:rPr>
+      </w:pPr>
+      <w:r>
+        <w:rPr>
+          <w:b/>
+          <w:bCs/>
+        </w:rPr>
+        <w:t>市場定位</w:t>
+      </w:r>
+      <w:r>
+        <w:rPr>
+          <w:b/>
+          <w:bCs/>
+        </w:rPr>
+        <w:t xml:space="preserve"> (P)</w:t>
+      </w:r>
+      <w:r>
+        <w:rPr>
+          <w:b/>
+          <w:bCs/>
+        </w:rPr>
+        <w:t>：定位為「多模態</w:t>
+      </w:r>
+      <w:r>
+        <w:rPr>
+          <w:b/>
+          <w:bCs/>
+        </w:rPr>
+        <w:t xml:space="preserve"> AI </w:t>
+      </w:r>
+      <w:r>
+        <w:rPr>
+          <w:b/>
+          <w:bCs/>
+        </w:rPr>
+        <w:t>視障隨身助理」，強調開源、低延遲連線與多模型整合。</w:t>
       </w:r>
     </w:p>
     <w:p>
       <w:pPr>
+        <w:ind w:left="360"/>
+        <w:rPr>
+          <w:b/>
+          <w:bCs/>
+        </w:rPr>
+      </w:pPr>
+      <w:r>
+        <w:rPr>
+          <w:b/>
+          <w:bCs/>
+        </w:rPr>
+        <w:t xml:space="preserve">2-4 </w:t>
+      </w:r>
+      <w:r>
+        <w:rPr>
+          <w:b/>
+          <w:bCs/>
+        </w:rPr>
+        <w:t>競爭力分析</w:t>
+      </w:r>
+      <w:r>
+        <w:rPr>
+          <w:b/>
+          <w:bCs/>
+        </w:rPr>
+        <w:t>SWOT-TOWS</w:t>
+      </w:r>
+      <w:r>
+        <w:rPr>
+          <w:b/>
+          <w:bCs/>
+        </w:rPr>
+        <w:t>或五力分析</w:t>
+      </w:r>
+    </w:p>
+    <w:p>
+      <w:pPr>
         <w:numPr>
           <w:ilvl w:val="0"/>
-          <w:numId w:val="3"/>
+          <w:numId w:val="8"/>
         </w:numPr>
-      </w:pPr>
-      <w:r>
-        <w:rPr>
-          <w:rFonts w:hint="eastAsia"/>
-          <w:b/>
-          <w:bCs/>
-        </w:rPr>
-        <w:t>劣勢</w:t>
-      </w:r>
-      <w:r>
-        <w:rPr>
-          <w:b/>
-          <w:bCs/>
-        </w:rPr>
-        <w:t xml:space="preserve"> (Weaknesses)</w:t>
-      </w:r>
-      <w:r>
-        <w:rPr>
-          <w:rFonts w:hint="eastAsia"/>
-        </w:rPr>
-        <w:t>：依賴網路連線品質以確保</w:t>
-      </w:r>
-      <w:r>
-        <w:t xml:space="preserve"> API </w:t>
-      </w:r>
-      <w:r>
-        <w:rPr>
-          <w:rFonts w:hint="eastAsia"/>
-        </w:rPr>
-        <w:t>回應速度。</w:t>
+        <w:rPr>
+          <w:b/>
+          <w:bCs/>
+        </w:rPr>
+      </w:pPr>
+      <w:r>
+        <w:rPr>
+          <w:b/>
+          <w:bCs/>
+        </w:rPr>
+        <w:t>優勢</w:t>
+      </w:r>
+      <w:r>
+        <w:rPr>
+          <w:b/>
+          <w:bCs/>
+        </w:rPr>
+        <w:t xml:space="preserve"> (S)</w:t>
+      </w:r>
+      <w:r>
+        <w:rPr>
+          <w:b/>
+          <w:bCs/>
+        </w:rPr>
+        <w:t>：支援多平台（</w:t>
+      </w:r>
+      <w:r>
+        <w:rPr>
+          <w:b/>
+          <w:bCs/>
+        </w:rPr>
+        <w:t>ESP32</w:t>
+      </w:r>
+      <w:r>
+        <w:rPr>
+          <w:b/>
+          <w:bCs/>
+        </w:rPr>
+        <w:t>、</w:t>
+      </w:r>
+      <w:r>
+        <w:rPr>
+          <w:b/>
+          <w:bCs/>
+        </w:rPr>
+        <w:t>Android</w:t>
+      </w:r>
+      <w:r>
+        <w:rPr>
+          <w:b/>
+          <w:bCs/>
+        </w:rPr>
+        <w:t>、網頁），且整合了最新的影像分割模型與</w:t>
+      </w:r>
+      <w:r>
+        <w:rPr>
+          <w:b/>
+          <w:bCs/>
+        </w:rPr>
+        <w:t xml:space="preserve"> LLM</w:t>
+      </w:r>
+      <w:r>
+        <w:rPr>
+          <w:b/>
+          <w:bCs/>
+        </w:rPr>
+        <w:t>，功能全面。</w:t>
       </w:r>
     </w:p>
     <w:p>
       <w:pPr>
         <w:numPr>
           <w:ilvl w:val="0"/>
-          <w:numId w:val="3"/>
+          <w:numId w:val="8"/>
         </w:numPr>
-      </w:pPr>
-      <w:r>
-        <w:rPr>
-          <w:rFonts w:hint="eastAsia"/>
-          <w:b/>
-          <w:bCs/>
-        </w:rPr>
-        <w:t>機會</w:t>
-      </w:r>
-      <w:r>
-        <w:rPr>
-          <w:b/>
-          <w:bCs/>
-        </w:rPr>
-        <w:t xml:space="preserve"> (Opportunities)</w:t>
-      </w:r>
-      <w:r>
-        <w:rPr>
-          <w:rFonts w:hint="eastAsia"/>
-        </w:rPr>
-        <w:t>：高齡化社會來臨，後天視障者增加，輔具需求擴大。</w:t>
+        <w:rPr>
+          <w:b/>
+          <w:bCs/>
+        </w:rPr>
+      </w:pPr>
+      <w:r>
+        <w:rPr>
+          <w:b/>
+          <w:bCs/>
+        </w:rPr>
+        <w:t>劣勢</w:t>
+      </w:r>
+      <w:r>
+        <w:rPr>
+          <w:b/>
+          <w:bCs/>
+        </w:rPr>
+        <w:t xml:space="preserve"> (W)</w:t>
+      </w:r>
+      <w:r>
+        <w:rPr>
+          <w:b/>
+          <w:bCs/>
+        </w:rPr>
+        <w:t>：後端伺服器運行需較高硬體規格（</w:t>
+      </w:r>
+      <w:r>
+        <w:rPr>
+          <w:b/>
+          <w:bCs/>
+        </w:rPr>
+        <w:t>8GB+ RAM</w:t>
+      </w:r>
+      <w:r>
+        <w:rPr>
+          <w:b/>
+          <w:bCs/>
+        </w:rPr>
+        <w:t>、支援</w:t>
+      </w:r>
+      <w:r>
+        <w:rPr>
+          <w:b/>
+          <w:bCs/>
+        </w:rPr>
+        <w:t xml:space="preserve"> CUDA </w:t>
+      </w:r>
+      <w:r>
+        <w:rPr>
+          <w:b/>
+          <w:bCs/>
+        </w:rPr>
+        <w:t>的</w:t>
+      </w:r>
+      <w:r>
+        <w:rPr>
+          <w:b/>
+          <w:bCs/>
+        </w:rPr>
+        <w:t xml:space="preserve"> GPU</w:t>
+      </w:r>
+      <w:r>
+        <w:rPr>
+          <w:b/>
+          <w:bCs/>
+        </w:rPr>
+        <w:t>），且依賴網路連線品質。</w:t>
       </w:r>
     </w:p>
     <w:p>
       <w:pPr>
         <w:numPr>
           <w:ilvl w:val="0"/>
-          <w:numId w:val="3"/>
+          <w:numId w:val="8"/>
         </w:numPr>
-      </w:pPr>
-      <w:r>
-        <w:rPr>
-          <w:rFonts w:hint="eastAsia"/>
+        <w:rPr>
+          <w:b/>
+          <w:bCs/>
+        </w:rPr>
+      </w:pPr>
+      <w:r>
+        <w:rPr>
+          <w:b/>
+          <w:bCs/>
+        </w:rPr>
+        <w:t>機會</w:t>
+      </w:r>
+      <w:r>
+        <w:rPr>
+          <w:b/>
+          <w:bCs/>
+        </w:rPr>
+        <w:t xml:space="preserve"> (O)</w:t>
+      </w:r>
+      <w:r>
+        <w:rPr>
+          <w:b/>
+          <w:bCs/>
+        </w:rPr>
+        <w:t>：無障礙科技需求成長，政府與社會對身障平權的重視度提升。</w:t>
+      </w:r>
+    </w:p>
+    <w:p>
+      <w:pPr>
+        <w:numPr>
+          <w:ilvl w:val="0"/>
+          <w:numId w:val="8"/>
+        </w:numPr>
+        <w:rPr>
+          <w:b/>
+          <w:bCs/>
+        </w:rPr>
+      </w:pPr>
+      <w:r>
+        <w:rPr>
           <w:b/>
           <w:bCs/>
         </w:rPr>
@@ -923,22 +1270,28 @@
           <w:b/>
           <w:bCs/>
         </w:rPr>
-        <w:t xml:space="preserve"> (Threats)</w:t>
-      </w:r>
-      <w:r>
-        <w:rPr>
-          <w:rFonts w:hint="eastAsia"/>
-        </w:rPr>
-        <w:t>：市面上其他科技巨頭可能推出類似的</w:t>
-      </w:r>
-      <w:r>
-        <w:t xml:space="preserve"> AI </w:t>
-      </w:r>
-      <w:r>
-        <w:rPr>
-          <w:rFonts w:hint="eastAsia"/>
-        </w:rPr>
-        <w:t>穿戴式產品。</w:t>
+        <w:t xml:space="preserve"> (T)</w:t>
+      </w:r>
+      <w:r>
+        <w:rPr>
+          <w:b/>
+          <w:bCs/>
+        </w:rPr>
+        <w:t>：市面上既有的商業化導航</w:t>
+      </w:r>
+      <w:r>
+        <w:rPr>
+          <w:b/>
+          <w:bCs/>
+        </w:rPr>
+        <w:t xml:space="preserve"> APP </w:t>
+      </w:r>
+      <w:r>
+        <w:rPr>
+          <w:b/>
+          <w:bCs/>
+        </w:rPr>
+        <w:t>競爭。</w:t>
       </w:r>
     </w:p>
     <w:p>
@@ -1121,6 +1474,7 @@
           <w:b/>
           <w:bCs/>
         </w:rPr>
+        <w:lastRenderedPageBreak/>
         <w:t>軟體需求</w:t>
       </w:r>
       <w:r>
@@ -1343,15 +1697,7 @@
           <w:b/>
           <w:bCs/>
         </w:rPr>
-        <w:t>4-</w:t>
-      </w:r>
-      <w:r>
-        <w:rPr>
-          <w:b/>
-          <w:bCs/>
-        </w:rPr>
-        <w:lastRenderedPageBreak/>
-        <w:t xml:space="preserve">3 </w:t>
+        <w:t xml:space="preserve">4-3 </w:t>
       </w:r>
       <w:r>
         <w:rPr>
@@ -1960,7 +2306,14 @@
         <w:rPr>
           <w:rFonts w:hint="eastAsia"/>
         </w:rPr>
-        <w:t>將系統劃分為視覺擷取套件、安全通訊套件、語音處理套件等。</w:t>
+        <w:t>將系統劃分為視覺擷</w:t>
+      </w:r>
+      <w:r>
+        <w:rPr>
+          <w:rFonts w:hint="eastAsia"/>
+        </w:rPr>
+        <w:lastRenderedPageBreak/>
+        <w:t>取套件、安全通訊套件、語音處理套件等。</w:t>
       </w:r>
       <w:r>
         <w:t xml:space="preserve"> </w:t>
@@ -2401,122 +2754,9 @@
     </w:lvl>
   </w:abstractNum>
   <w:abstractNum w:abstractNumId="1" w15:restartNumberingAfterBreak="0">
-    <w:nsid w:val="50A876DE"/>
+    <w:nsid w:val="3A091D9F"/>
     <w:multiLevelType w:val="multilevel"/>
-    <w:tmpl w:val="F8E2A6A0"/>
-    <w:lvl w:ilvl="0">
-      <w:start w:val="1"/>
-      <w:numFmt w:val="decimal"/>
-      <w:lvlText w:val="%1."/>
-      <w:lvlJc w:val="left"/>
-      <w:pPr>
-        <w:tabs>
-          <w:tab w:val="num" w:pos="720"/>
-        </w:tabs>
-        <w:ind w:left="720" w:hanging="360"/>
-      </w:pPr>
-    </w:lvl>
-    <w:lvl w:ilvl="1" w:tentative="1">
-      <w:start w:val="1"/>
-      <w:numFmt w:val="decimal"/>
-      <w:lvlText w:val="%2."/>
-      <w:lvlJc w:val="left"/>
-      <w:pPr>
-        <w:tabs>
-          <w:tab w:val="num" w:pos="1440"/>
-        </w:tabs>
-        <w:ind w:left="1440" w:hanging="360"/>
-      </w:pPr>
-    </w:lvl>
-    <w:lvl w:ilvl="2" w:tentative="1">
-      <w:start w:val="1"/>
-      <w:numFmt w:val="decimal"/>
-      <w:lvlText w:val="%3."/>
-      <w:lvlJc w:val="left"/>
-      <w:pPr>
-        <w:tabs>
-          <w:tab w:val="num" w:pos="2160"/>
-        </w:tabs>
-        <w:ind w:left="2160" w:hanging="360"/>
-      </w:pPr>
-    </w:lvl>
-    <w:lvl w:ilvl="3" w:tentative="1">
-      <w:start w:val="1"/>
-      <w:numFmt w:val="decimal"/>
-      <w:lvlText w:val="%4."/>
-      <w:lvlJc w:val="left"/>
-      <w:pPr>
-        <w:tabs>
-          <w:tab w:val="num" w:pos="2880"/>
-        </w:tabs>
-        <w:ind w:left="2880" w:hanging="360"/>
-      </w:pPr>
-    </w:lvl>
-    <w:lvl w:ilvl="4" w:tentative="1">
-      <w:start w:val="1"/>
-      <w:numFmt w:val="decimal"/>
-      <w:lvlText w:val="%5."/>
-      <w:lvlJc w:val="left"/>
-      <w:pPr>
-        <w:tabs>
-          <w:tab w:val="num" w:pos="3600"/>
-        </w:tabs>
-        <w:ind w:left="3600" w:hanging="360"/>
-      </w:pPr>
-    </w:lvl>
-    <w:lvl w:ilvl="5" w:tentative="1">
-      <w:start w:val="1"/>
-      <w:numFmt w:val="decimal"/>
-      <w:lvlText w:val="%6."/>
-      <w:lvlJc w:val="left"/>
-      <w:pPr>
-        <w:tabs>
-          <w:tab w:val="num" w:pos="4320"/>
-        </w:tabs>
-        <w:ind w:left="4320" w:hanging="360"/>
-      </w:pPr>
-    </w:lvl>
-    <w:lvl w:ilvl="6" w:tentative="1">
-      <w:start w:val="1"/>
-      <w:numFmt w:val="decimal"/>
-      <w:lvlText w:val="%7."/>
-      <w:lvlJc w:val="left"/>
-      <w:pPr>
-        <w:tabs>
-          <w:tab w:val="num" w:pos="5040"/>
-        </w:tabs>
-        <w:ind w:left="5040" w:hanging="360"/>
-      </w:pPr>
-    </w:lvl>
-    <w:lvl w:ilvl="7" w:tentative="1">
-      <w:start w:val="1"/>
-      <w:numFmt w:val="decimal"/>
-      <w:lvlText w:val="%8."/>
-      <w:lvlJc w:val="left"/>
-      <w:pPr>
-        <w:tabs>
-          <w:tab w:val="num" w:pos="5760"/>
-        </w:tabs>
-        <w:ind w:left="5760" w:hanging="360"/>
-      </w:pPr>
-    </w:lvl>
-    <w:lvl w:ilvl="8" w:tentative="1">
-      <w:start w:val="1"/>
-      <w:numFmt w:val="decimal"/>
-      <w:lvlText w:val="%9."/>
-      <w:lvlJc w:val="left"/>
-      <w:pPr>
-        <w:tabs>
-          <w:tab w:val="num" w:pos="6480"/>
-        </w:tabs>
-        <w:ind w:left="6480" w:hanging="360"/>
-      </w:pPr>
-    </w:lvl>
-  </w:abstractNum>
-  <w:abstractNum w:abstractNumId="2" w15:restartNumberingAfterBreak="0">
-    <w:nsid w:val="5D8E589E"/>
-    <w:multiLevelType w:val="multilevel"/>
-    <w:tmpl w:val="C5F6EF1E"/>
+    <w:tmpl w:val="4C780DEC"/>
     <w:lvl w:ilvl="0">
       <w:start w:val="1"/>
       <w:numFmt w:val="bullet"/>
@@ -2662,25 +2902,290 @@
       </w:rPr>
     </w:lvl>
   </w:abstractNum>
+  <w:abstractNum w:abstractNumId="2" w15:restartNumberingAfterBreak="0">
+    <w:nsid w:val="50A876DE"/>
+    <w:multiLevelType w:val="multilevel"/>
+    <w:tmpl w:val="F8E2A6A0"/>
+    <w:lvl w:ilvl="0">
+      <w:start w:val="1"/>
+      <w:numFmt w:val="decimal"/>
+      <w:lvlText w:val="%1."/>
+      <w:lvlJc w:val="left"/>
+      <w:pPr>
+        <w:tabs>
+          <w:tab w:val="num" w:pos="720"/>
+        </w:tabs>
+        <w:ind w:left="720" w:hanging="360"/>
+      </w:pPr>
+    </w:lvl>
+    <w:lvl w:ilvl="1" w:tentative="1">
+      <w:start w:val="1"/>
+      <w:numFmt w:val="decimal"/>
+      <w:lvlText w:val="%2."/>
+      <w:lvlJc w:val="left"/>
+      <w:pPr>
+        <w:tabs>
+          <w:tab w:val="num" w:pos="1440"/>
+        </w:tabs>
+        <w:ind w:left="1440" w:hanging="360"/>
+      </w:pPr>
+    </w:lvl>
+    <w:lvl w:ilvl="2" w:tentative="1">
+      <w:start w:val="1"/>
+      <w:numFmt w:val="decimal"/>
+      <w:lvlText w:val="%3."/>
+      <w:lvlJc w:val="left"/>
+      <w:pPr>
+        <w:tabs>
+          <w:tab w:val="num" w:pos="2160"/>
+        </w:tabs>
+        <w:ind w:left="2160" w:hanging="360"/>
+      </w:pPr>
+    </w:lvl>
+    <w:lvl w:ilvl="3" w:tentative="1">
+      <w:start w:val="1"/>
+      <w:numFmt w:val="decimal"/>
+      <w:lvlText w:val="%4."/>
+      <w:lvlJc w:val="left"/>
+      <w:pPr>
+        <w:tabs>
+          <w:tab w:val="num" w:pos="2880"/>
+        </w:tabs>
+        <w:ind w:left="2880" w:hanging="360"/>
+      </w:pPr>
+    </w:lvl>
+    <w:lvl w:ilvl="4" w:tentative="1">
+      <w:start w:val="1"/>
+      <w:numFmt w:val="decimal"/>
+      <w:lvlText w:val="%5."/>
+      <w:lvlJc w:val="left"/>
+      <w:pPr>
+        <w:tabs>
+          <w:tab w:val="num" w:pos="3600"/>
+        </w:tabs>
+        <w:ind w:left="3600" w:hanging="360"/>
+      </w:pPr>
+    </w:lvl>
+    <w:lvl w:ilvl="5" w:tentative="1">
+      <w:start w:val="1"/>
+      <w:numFmt w:val="decimal"/>
+      <w:lvlText w:val="%6."/>
+      <w:lvlJc w:val="left"/>
+      <w:pPr>
+        <w:tabs>
+          <w:tab w:val="num" w:pos="4320"/>
+        </w:tabs>
+        <w:ind w:left="4320" w:hanging="360"/>
+      </w:pPr>
+    </w:lvl>
+    <w:lvl w:ilvl="6" w:tentative="1">
+      <w:start w:val="1"/>
+      <w:numFmt w:val="decimal"/>
+      <w:lvlText w:val="%7."/>
+      <w:lvlJc w:val="left"/>
+      <w:pPr>
+        <w:tabs>
+          <w:tab w:val="num" w:pos="5040"/>
+        </w:tabs>
+        <w:ind w:left="5040" w:hanging="360"/>
+      </w:pPr>
+    </w:lvl>
+    <w:lvl w:ilvl="7" w:tentative="1">
+      <w:start w:val="1"/>
+      <w:numFmt w:val="decimal"/>
+      <w:lvlText w:val="%8."/>
+      <w:lvlJc w:val="left"/>
+      <w:pPr>
+        <w:tabs>
+          <w:tab w:val="num" w:pos="5760"/>
+        </w:tabs>
+        <w:ind w:left="5760" w:hanging="360"/>
+      </w:pPr>
+    </w:lvl>
+    <w:lvl w:ilvl="8" w:tentative="1">
+      <w:start w:val="1"/>
+      <w:numFmt w:val="decimal"/>
+      <w:lvlText w:val="%9."/>
+      <w:lvlJc w:val="left"/>
+      <w:pPr>
+        <w:tabs>
+          <w:tab w:val="num" w:pos="6480"/>
+        </w:tabs>
+        <w:ind w:left="6480" w:hanging="360"/>
+      </w:pPr>
+    </w:lvl>
+  </w:abstractNum>
+  <w:abstractNum w:abstractNumId="3" w15:restartNumberingAfterBreak="0">
+    <w:nsid w:val="5D8E589E"/>
+    <w:multiLevelType w:val="multilevel"/>
+    <w:tmpl w:val="C5F6EF1E"/>
+    <w:lvl w:ilvl="0">
+      <w:start w:val="1"/>
+      <w:numFmt w:val="bullet"/>
+      <w:lvlText w:val=""/>
+      <w:lvlJc w:val="left"/>
+      <w:pPr>
+        <w:tabs>
+          <w:tab w:val="num" w:pos="720"/>
+        </w:tabs>
+        <w:ind w:left="720" w:hanging="360"/>
+      </w:pPr>
+      <w:rPr>
+        <w:rFonts w:ascii="Symbol" w:hAnsi="Symbol" w:hint="default"/>
+        <w:sz w:val="20"/>
+      </w:rPr>
+    </w:lvl>
+    <w:lvl w:ilvl="1" w:tentative="1">
+      <w:start w:val="1"/>
+      <w:numFmt w:val="bullet"/>
+      <w:lvlText w:val="o"/>
+      <w:lvlJc w:val="left"/>
+      <w:pPr>
+        <w:tabs>
+          <w:tab w:val="num" w:pos="1440"/>
+        </w:tabs>
+        <w:ind w:left="1440" w:hanging="360"/>
+      </w:pPr>
+      <w:rPr>
+        <w:rFonts w:ascii="Courier New" w:hAnsi="Courier New" w:hint="default"/>
+        <w:sz w:val="20"/>
+      </w:rPr>
+    </w:lvl>
+    <w:lvl w:ilvl="2" w:tentative="1">
+      <w:start w:val="1"/>
+      <w:numFmt w:val="bullet"/>
+      <w:lvlText w:val=""/>
+      <w:lvlJc w:val="left"/>
+      <w:pPr>
+        <w:tabs>
+          <w:tab w:val="num" w:pos="2160"/>
+        </w:tabs>
+        <w:ind w:left="2160" w:hanging="360"/>
+      </w:pPr>
+      <w:rPr>
+        <w:rFonts w:ascii="Wingdings" w:hAnsi="Wingdings" w:hint="default"/>
+        <w:sz w:val="20"/>
+      </w:rPr>
+    </w:lvl>
+    <w:lvl w:ilvl="3" w:tentative="1">
+      <w:start w:val="1"/>
+      <w:numFmt w:val="bullet"/>
+      <w:lvlText w:val=""/>
+      <w:lvlJc w:val="left"/>
+      <w:pPr>
+        <w:tabs>
+          <w:tab w:val="num" w:pos="2880"/>
+        </w:tabs>
+        <w:ind w:left="2880" w:hanging="360"/>
+      </w:pPr>
+      <w:rPr>
+        <w:rFonts w:ascii="Wingdings" w:hAnsi="Wingdings" w:hint="default"/>
+        <w:sz w:val="20"/>
+      </w:rPr>
+    </w:lvl>
+    <w:lvl w:ilvl="4" w:tentative="1">
+      <w:start w:val="1"/>
+      <w:numFmt w:val="bullet"/>
+      <w:lvlText w:val=""/>
+      <w:lvlJc w:val="left"/>
+      <w:pPr>
+        <w:tabs>
+          <w:tab w:val="num" w:pos="3600"/>
+        </w:tabs>
+        <w:ind w:left="3600" w:hanging="360"/>
+      </w:pPr>
+      <w:rPr>
+        <w:rFonts w:ascii="Wingdings" w:hAnsi="Wingdings" w:hint="default"/>
+        <w:sz w:val="20"/>
+      </w:rPr>
+    </w:lvl>
+    <w:lvl w:ilvl="5" w:tentative="1">
+      <w:start w:val="1"/>
+      <w:numFmt w:val="bullet"/>
+      <w:lvlText w:val=""/>
+      <w:lvlJc w:val="left"/>
+      <w:pPr>
+        <w:tabs>
+          <w:tab w:val="num" w:pos="4320"/>
+        </w:tabs>
+        <w:ind w:left="4320" w:hanging="360"/>
+      </w:pPr>
+      <w:rPr>
+        <w:rFonts w:ascii="Wingdings" w:hAnsi="Wingdings" w:hint="default"/>
+        <w:sz w:val="20"/>
+      </w:rPr>
+    </w:lvl>
+    <w:lvl w:ilvl="6" w:tentative="1">
+      <w:start w:val="1"/>
+      <w:numFmt w:val="bullet"/>
+      <w:lvlText w:val=""/>
+      <w:lvlJc w:val="left"/>
+      <w:pPr>
+        <w:tabs>
+          <w:tab w:val="num" w:pos="5040"/>
+        </w:tabs>
+        <w:ind w:left="5040" w:hanging="360"/>
+      </w:pPr>
+      <w:rPr>
+        <w:rFonts w:ascii="Wingdings" w:hAnsi="Wingdings" w:hint="default"/>
+        <w:sz w:val="20"/>
+      </w:rPr>
+    </w:lvl>
+    <w:lvl w:ilvl="7" w:tentative="1">
+      <w:start w:val="1"/>
+      <w:numFmt w:val="bullet"/>
+      <w:lvlText w:val=""/>
+      <w:lvlJc w:val="left"/>
+      <w:pPr>
+        <w:tabs>
+          <w:tab w:val="num" w:pos="5760"/>
+        </w:tabs>
+        <w:ind w:left="5760" w:hanging="360"/>
+      </w:pPr>
+      <w:rPr>
+        <w:rFonts w:ascii="Wingdings" w:hAnsi="Wingdings" w:hint="default"/>
+        <w:sz w:val="20"/>
+      </w:rPr>
+    </w:lvl>
+    <w:lvl w:ilvl="8" w:tentative="1">
+      <w:start w:val="1"/>
+      <w:numFmt w:val="bullet"/>
+      <w:lvlText w:val=""/>
+      <w:lvlJc w:val="left"/>
+      <w:pPr>
+        <w:tabs>
+          <w:tab w:val="num" w:pos="6480"/>
+        </w:tabs>
+        <w:ind w:left="6480" w:hanging="360"/>
+      </w:pPr>
+      <w:rPr>
+        <w:rFonts w:ascii="Wingdings" w:hAnsi="Wingdings" w:hint="default"/>
+        <w:sz w:val="20"/>
+      </w:rPr>
+    </w:lvl>
+  </w:abstractNum>
   <w:num w:numId="1" w16cid:durableId="438645281">
     <w:abstractNumId w:val="0"/>
   </w:num>
   <w:num w:numId="2" w16cid:durableId="2112508741">
-    <w:abstractNumId w:val="2"/>
+    <w:abstractNumId w:val="3"/>
   </w:num>
   <w:num w:numId="3" w16cid:durableId="1414547541">
     <w:abstractNumId w:val="0"/>
   </w:num>
   <w:num w:numId="4" w16cid:durableId="1004866982">
+    <w:abstractNumId w:val="3"/>
+  </w:num>
+  <w:num w:numId="5" w16cid:durableId="1467969797">
+    <w:abstractNumId w:val="3"/>
+  </w:num>
+  <w:num w:numId="6" w16cid:durableId="1734965700">
+    <w:abstractNumId w:val="3"/>
+  </w:num>
+  <w:num w:numId="7" w16cid:durableId="1974141357">
     <w:abstractNumId w:val="2"/>
   </w:num>
-  <w:num w:numId="5" w16cid:durableId="1467969797">
-    <w:abstractNumId w:val="2"/>
-  </w:num>
-  <w:num w:numId="6" w16cid:durableId="1734965700">
-    <w:abstractNumId w:val="2"/>
-  </w:num>
-  <w:num w:numId="7" w16cid:durableId="1974141357">
+  <w:num w:numId="8" w16cid:durableId="927467856">
     <w:abstractNumId w:val="1"/>
   </w:num>
 </w:numbering>

--- a/DOC_專題文件/初審/初版初審_系統手冊.docx
+++ b/DOC_專題文件/初審/初版初審_系統手冊.docx
@@ -82,33 +82,9 @@
     <w:p>
       <w:pPr>
         <w:ind w:firstLine="480"/>
-        <w:rPr>
-          <w:b/>
-          <w:bCs/>
-        </w:rPr>
-      </w:pPr>
-      <w:r>
-        <w:rPr>
-          <w:b/>
-          <w:bCs/>
-        </w:rPr>
-        <w:t>視障人士在日常出行與生活起居中，常面臨無法準確避開障礙物、辨識交通號</w:t>
-      </w:r>
-      <w:proofErr w:type="gramStart"/>
-      <w:r>
-        <w:rPr>
-          <w:b/>
-          <w:bCs/>
-        </w:rPr>
-        <w:t>誌</w:t>
-      </w:r>
-      <w:proofErr w:type="gramEnd"/>
-      <w:r>
-        <w:rPr>
-          <w:b/>
-          <w:bCs/>
-        </w:rPr>
-        <w:t>或尋找特定物品的困難。雖然市面上有輔具，但多數缺乏即時且多功能的視覺分析能力。</w:t>
+      </w:pPr>
+      <w:r>
+        <w:t>視障人士在日常出行與生活起居中，常面臨無法準確避開障礙物、辨識交通號誌或尋找特定物品的困難。雖然市面上有輔具，但多數缺乏即時且多功能的視覺分析能力。</w:t>
       </w:r>
     </w:p>
     <w:p>
@@ -136,88 +112,32 @@
     <w:p>
       <w:pPr>
         <w:ind w:firstLine="480"/>
-        <w:rPr>
-          <w:b/>
-          <w:bCs/>
-        </w:rPr>
-      </w:pPr>
-      <w:r>
-        <w:rPr>
-          <w:b/>
-          <w:bCs/>
-        </w:rPr>
+      </w:pPr>
+      <w:r>
         <w:t>隨著開源人工智慧模型（如</w:t>
       </w:r>
       <w:r>
-        <w:rPr>
-          <w:b/>
-          <w:bCs/>
-        </w:rPr>
         <w:t xml:space="preserve"> YOLO </w:t>
       </w:r>
       <w:r>
-        <w:rPr>
-          <w:b/>
-          <w:bCs/>
-        </w:rPr>
         <w:t>分割模型）與大型語言模型（</w:t>
       </w:r>
       <w:r>
-        <w:rPr>
-          <w:b/>
-          <w:bCs/>
-        </w:rPr>
         <w:t>LLM</w:t>
       </w:r>
       <w:r>
-        <w:rPr>
-          <w:b/>
-          <w:bCs/>
-        </w:rPr>
-        <w:t>）的</w:t>
-      </w:r>
-      <w:proofErr w:type="gramStart"/>
-      <w:r>
-        <w:rPr>
-          <w:b/>
-          <w:bCs/>
-        </w:rPr>
-        <w:t>普及，</w:t>
-      </w:r>
-      <w:proofErr w:type="gramEnd"/>
-      <w:r>
-        <w:rPr>
-          <w:b/>
-          <w:bCs/>
-        </w:rPr>
-        <w:t>我們期望將這些強大的開源</w:t>
-      </w:r>
-      <w:r>
-        <w:rPr>
-          <w:b/>
-          <w:bCs/>
-        </w:rPr>
+        <w:t>）的普及，我們期望將這些強大的開源</w:t>
+      </w:r>
+      <w:r>
         <w:t xml:space="preserve"> AI </w:t>
       </w:r>
       <w:r>
-        <w:rPr>
-          <w:b/>
-          <w:bCs/>
-        </w:rPr>
         <w:t>模型整合至</w:t>
       </w:r>
       <w:r>
-        <w:rPr>
-          <w:b/>
-          <w:bCs/>
-        </w:rPr>
         <w:t xml:space="preserve"> IoT </w:t>
       </w:r>
       <w:r>
-        <w:rPr>
-          <w:b/>
-          <w:bCs/>
-        </w:rPr>
         <w:t>邊緣裝置與行動裝置中，專為視障人士設計一款平價、智慧且能即時語音互動的輔助工具。</w:t>
       </w:r>
     </w:p>
@@ -246,16 +166,8 @@
     <w:p>
       <w:pPr>
         <w:ind w:firstLine="360"/>
-        <w:rPr>
-          <w:b/>
-          <w:bCs/>
-        </w:rPr>
-      </w:pPr>
-      <w:r>
-        <w:rPr>
-          <w:b/>
-          <w:bCs/>
-        </w:rPr>
+      </w:pPr>
+      <w:r>
         <w:t>本系統命名為「</w:t>
       </w:r>
       <w:r>
@@ -280,10 +192,6 @@
         <w:t xml:space="preserve"> (AI Glasses for Visual Impairment)</w:t>
       </w:r>
       <w:r>
-        <w:rPr>
-          <w:b/>
-          <w:bCs/>
-        </w:rPr>
         <w:t>」，主要目標為提供：</w:t>
       </w:r>
     </w:p>
@@ -293,26 +201,9 @@
           <w:ilvl w:val="0"/>
           <w:numId w:val="7"/>
         </w:numPr>
-        <w:rPr>
-          <w:b/>
-          <w:bCs/>
-        </w:rPr>
-      </w:pPr>
-      <w:proofErr w:type="gramStart"/>
-      <w:r>
-        <w:rPr>
-          <w:b/>
-          <w:bCs/>
-        </w:rPr>
-        <w:t>盲道導航</w:t>
-      </w:r>
-      <w:proofErr w:type="gramEnd"/>
-      <w:r>
-        <w:rPr>
-          <w:b/>
-          <w:bCs/>
-        </w:rPr>
-        <w:t>與過馬路輔助（包含斑馬線與紅綠燈偵測）。</w:t>
+      </w:pPr>
+      <w:r>
+        <w:t>盲道導航與過馬路輔助（包含斑馬線與紅綠燈偵測）。</w:t>
       </w:r>
     </w:p>
     <w:p>
@@ -321,16 +212,8 @@
           <w:ilvl w:val="0"/>
           <w:numId w:val="7"/>
         </w:numPr>
-        <w:rPr>
-          <w:b/>
-          <w:bCs/>
-        </w:rPr>
-      </w:pPr>
-      <w:r>
-        <w:rPr>
-          <w:b/>
-          <w:bCs/>
-        </w:rPr>
+      </w:pPr>
+      <w:r>
         <w:t>開放詞彙的物品視覺搜尋。</w:t>
       </w:r>
     </w:p>
@@ -340,114 +223,50 @@
           <w:ilvl w:val="0"/>
           <w:numId w:val="7"/>
         </w:numPr>
-        <w:rPr>
-          <w:b/>
-          <w:bCs/>
-        </w:rPr>
-      </w:pPr>
-      <w:r>
-        <w:rPr>
-          <w:b/>
-          <w:bCs/>
-        </w:rPr>
+      </w:pPr>
+      <w:r>
         <w:t>語音對話（</w:t>
       </w:r>
       <w:r>
-        <w:rPr>
-          <w:b/>
-          <w:bCs/>
-        </w:rPr>
         <w:t xml:space="preserve">ASR </w:t>
       </w:r>
       <w:r>
-        <w:rPr>
-          <w:b/>
-          <w:bCs/>
-        </w:rPr>
         <w:t>語音轉文字與</w:t>
       </w:r>
       <w:r>
-        <w:rPr>
-          <w:b/>
-          <w:bCs/>
-        </w:rPr>
         <w:t xml:space="preserve"> LLM </w:t>
       </w:r>
       <w:r>
-        <w:rPr>
-          <w:b/>
-          <w:bCs/>
-        </w:rPr>
         <w:t>智能回應）及語音指令撥打緊急聯絡人功能。</w:t>
       </w:r>
       <w:r>
-        <w:rPr>
-          <w:b/>
-          <w:bCs/>
-        </w:rPr>
         <w:t xml:space="preserve"> 1-4 </w:t>
       </w:r>
       <w:r>
-        <w:rPr>
-          <w:b/>
-          <w:bCs/>
-        </w:rPr>
         <w:t>預期成果</w:t>
       </w:r>
       <w:r>
-        <w:rPr>
-          <w:b/>
-          <w:bCs/>
-        </w:rPr>
         <w:t xml:space="preserve"> </w:t>
       </w:r>
       <w:r>
-        <w:rPr>
-          <w:b/>
-          <w:bCs/>
-        </w:rPr>
         <w:t>完成一套包含後端</w:t>
       </w:r>
       <w:r>
-        <w:rPr>
-          <w:b/>
-          <w:bCs/>
-        </w:rPr>
         <w:t xml:space="preserve"> AI </w:t>
       </w:r>
       <w:r>
-        <w:rPr>
-          <w:b/>
-          <w:bCs/>
-        </w:rPr>
         <w:t>運算伺服器與前端穿戴設備（</w:t>
       </w:r>
       <w:r>
-        <w:rPr>
-          <w:b/>
-          <w:bCs/>
-        </w:rPr>
         <w:t xml:space="preserve">ESP32 </w:t>
       </w:r>
       <w:r>
-        <w:rPr>
-          <w:b/>
-          <w:bCs/>
-        </w:rPr>
         <w:t>或</w:t>
       </w:r>
       <w:r>
-        <w:rPr>
-          <w:b/>
-          <w:bCs/>
-        </w:rPr>
         <w:t xml:space="preserve"> Android </w:t>
       </w:r>
       <w:r>
-        <w:rPr>
-          <w:b/>
-          <w:bCs/>
-        </w:rPr>
         <w:t>手機）的系統。使用者可透過語音指令操作，系統將以語音引導方向或播報偵測結果，大幅提升視障者的獨立活動能力。</w:t>
       </w:r>
     </w:p>
@@ -537,166 +356,62 @@
           <w:ilvl w:val="0"/>
           <w:numId w:val="8"/>
         </w:numPr>
-        <w:rPr>
-          <w:b/>
-          <w:bCs/>
-        </w:rPr>
-      </w:pPr>
-      <w:r>
-        <w:rPr>
-          <w:b/>
-          <w:bCs/>
-        </w:rPr>
+      </w:pPr>
+      <w:r>
         <w:t>技術可行性：專案採用成熟的</w:t>
       </w:r>
       <w:r>
-        <w:rPr>
-          <w:b/>
-          <w:bCs/>
-        </w:rPr>
         <w:t xml:space="preserve"> Python </w:t>
       </w:r>
       <w:r>
-        <w:rPr>
-          <w:b/>
-          <w:bCs/>
-        </w:rPr>
         <w:t>後端架構，並整合</w:t>
       </w:r>
       <w:r>
-        <w:rPr>
-          <w:b/>
-          <w:bCs/>
-        </w:rPr>
         <w:t xml:space="preserve"> </w:t>
       </w:r>
       <w:proofErr w:type="spellStart"/>
       <w:r>
-        <w:rPr>
-          <w:b/>
-          <w:bCs/>
-        </w:rPr>
         <w:t>ModelScope</w:t>
       </w:r>
       <w:proofErr w:type="spellEnd"/>
       <w:r>
-        <w:rPr>
-          <w:b/>
-          <w:bCs/>
-        </w:rPr>
         <w:t xml:space="preserve"> </w:t>
       </w:r>
       <w:r>
-        <w:rPr>
-          <w:b/>
-          <w:bCs/>
-        </w:rPr>
         <w:t>上預先訓練好的</w:t>
       </w:r>
       <w:r>
-        <w:rPr>
-          <w:b/>
-          <w:bCs/>
-        </w:rPr>
         <w:t xml:space="preserve"> YOLO </w:t>
       </w:r>
       <w:r>
-        <w:rPr>
-          <w:b/>
-          <w:bCs/>
-        </w:rPr>
-        <w:t>模型</w:t>
-      </w:r>
-      <w:proofErr w:type="gramStart"/>
-      <w:r>
-        <w:rPr>
-          <w:b/>
-          <w:bCs/>
-        </w:rPr>
-        <w:t>（</w:t>
-      </w:r>
-      <w:proofErr w:type="gramEnd"/>
-      <w:r>
-        <w:rPr>
-          <w:b/>
-          <w:bCs/>
-        </w:rPr>
-        <w:t>如</w:t>
-      </w:r>
-      <w:r>
-        <w:rPr>
-          <w:b/>
-          <w:bCs/>
-        </w:rPr>
+        <w:t>模型（如</w:t>
+      </w:r>
+      <w:r>
         <w:t xml:space="preserve"> yolo-seg.pt, trafficlight.pt </w:t>
       </w:r>
       <w:r>
-        <w:rPr>
-          <w:b/>
-          <w:bCs/>
-        </w:rPr>
-        <w:t>等</w:t>
-      </w:r>
-      <w:proofErr w:type="gramStart"/>
-      <w:r>
-        <w:rPr>
-          <w:b/>
-          <w:bCs/>
-        </w:rPr>
-        <w:t>）</w:t>
-      </w:r>
-      <w:proofErr w:type="gramEnd"/>
-      <w:r>
-        <w:rPr>
-          <w:b/>
-          <w:bCs/>
-        </w:rPr>
-        <w:t>與多種</w:t>
-      </w:r>
-      <w:r>
-        <w:rPr>
-          <w:b/>
-          <w:bCs/>
-        </w:rPr>
+        <w:t>等）與多種</w:t>
+      </w:r>
+      <w:r>
         <w:t xml:space="preserve"> LLM API (Gemini, </w:t>
       </w:r>
       <w:proofErr w:type="spellStart"/>
       <w:r>
-        <w:rPr>
-          <w:b/>
-          <w:bCs/>
-        </w:rPr>
         <w:t>DashScope</w:t>
       </w:r>
       <w:proofErr w:type="spellEnd"/>
       <w:r>
-        <w:rPr>
-          <w:b/>
-          <w:bCs/>
-        </w:rPr>
         <w:t xml:space="preserve">, </w:t>
       </w:r>
       <w:proofErr w:type="spellStart"/>
       <w:r>
-        <w:rPr>
-          <w:b/>
-          <w:bCs/>
-        </w:rPr>
         <w:t>GroQ</w:t>
       </w:r>
       <w:proofErr w:type="spellEnd"/>
       <w:r>
-        <w:rPr>
-          <w:b/>
-          <w:bCs/>
-        </w:rPr>
         <w:t>)</w:t>
       </w:r>
       <w:r>
-        <w:rPr>
-          <w:b/>
-          <w:bCs/>
-        </w:rPr>
         <w:t>，技術資源豐富且具高度可行性。</w:t>
       </w:r>
     </w:p>
@@ -706,91 +421,48 @@
           <w:ilvl w:val="0"/>
           <w:numId w:val="8"/>
         </w:numPr>
-        <w:rPr>
-          <w:b/>
-          <w:bCs/>
-        </w:rPr>
-      </w:pPr>
-      <w:r>
-        <w:rPr>
-          <w:b/>
-          <w:bCs/>
-        </w:rPr>
+      </w:pPr>
+      <w:r>
         <w:t>硬體可行性：前端可彈性選擇低成本的</w:t>
       </w:r>
       <w:r>
-        <w:rPr>
-          <w:b/>
-          <w:bCs/>
-        </w:rPr>
         <w:t xml:space="preserve"> </w:t>
       </w:r>
       <w:proofErr w:type="spellStart"/>
       <w:r>
-        <w:rPr>
-          <w:b/>
-          <w:bCs/>
-        </w:rPr>
         <w:t>Seeed</w:t>
       </w:r>
       <w:proofErr w:type="spellEnd"/>
       <w:r>
-        <w:rPr>
-          <w:b/>
-          <w:bCs/>
-        </w:rPr>
         <w:t xml:space="preserve"> Studio XIAO ESP32S3 Sense </w:t>
       </w:r>
       <w:r>
-        <w:rPr>
-          <w:b/>
-          <w:bCs/>
-        </w:rPr>
         <w:t>開發板，或是直接利用使用者現有的</w:t>
       </w:r>
       <w:r>
-        <w:rPr>
-          <w:b/>
-          <w:bCs/>
-        </w:rPr>
         <w:t xml:space="preserve"> Android 8.0+ </w:t>
       </w:r>
       <w:r>
-        <w:rPr>
-          <w:b/>
-          <w:bCs/>
-        </w:rPr>
-        <w:t>手機，大幅</w:t>
-      </w:r>
+        <w:t>手機，大幅降低硬體門檻。</w:t>
+      </w:r>
+      <w:r>
+        <w:t xml:space="preserve"> </w:t>
+      </w:r>
+    </w:p>
+    <w:p>
+      <w:pPr>
+        <w:ind w:left="360"/>
+        <w:rPr>
+          <w:b/>
+          <w:bCs/>
+        </w:rPr>
+      </w:pPr>
       <w:r>
         <w:rPr>
           <w:b/>
           <w:bCs/>
         </w:rPr>
         <w:lastRenderedPageBreak/>
-        <w:t>降低硬體門檻。</w:t>
-      </w:r>
-      <w:r>
-        <w:rPr>
-          <w:b/>
-          <w:bCs/>
-        </w:rPr>
-        <w:t xml:space="preserve"> </w:t>
-      </w:r>
-    </w:p>
-    <w:p>
-      <w:pPr>
-        <w:ind w:left="360"/>
-        <w:rPr>
-          <w:b/>
-          <w:bCs/>
-        </w:rPr>
-      </w:pPr>
-      <w:r>
-        <w:rPr>
-          <w:b/>
-          <w:bCs/>
-        </w:rPr>
         <w:t xml:space="preserve">2-2 </w:t>
       </w:r>
       <w:r>
@@ -811,53 +483,20 @@
     <w:p>
       <w:pPr>
         <w:ind w:left="360" w:firstLine="120"/>
-        <w:rPr>
-          <w:b/>
-          <w:bCs/>
-        </w:rPr>
-      </w:pPr>
-      <w:proofErr w:type="gramStart"/>
-      <w:r>
-        <w:rPr>
-          <w:b/>
-          <w:bCs/>
-        </w:rPr>
-        <w:t>採</w:t>
-      </w:r>
-      <w:proofErr w:type="gramEnd"/>
-      <w:r>
-        <w:rPr>
-          <w:b/>
-          <w:bCs/>
-        </w:rPr>
-        <w:t>開源專案模式（</w:t>
-      </w:r>
-      <w:r>
-        <w:rPr>
-          <w:b/>
-          <w:bCs/>
-        </w:rPr>
+      </w:pPr>
+      <w:r>
+        <w:t>採開源專案模式（</w:t>
+      </w:r>
+      <w:r>
         <w:t>MIT License</w:t>
       </w:r>
       <w:r>
-        <w:rPr>
-          <w:b/>
-          <w:bCs/>
-        </w:rPr>
         <w:t>）發布，未來可透過與社福機構合作或企業</w:t>
       </w:r>
       <w:r>
-        <w:rPr>
-          <w:b/>
-          <w:bCs/>
-        </w:rPr>
         <w:t xml:space="preserve"> CSR</w:t>
       </w:r>
       <w:r>
-        <w:rPr>
-          <w:b/>
-          <w:bCs/>
-        </w:rPr>
         <w:t>（企業社會責任）贊助的方式，將軟硬體整合包提供給視障團體，以推廣社會公益。</w:t>
       </w:r>
     </w:p>
@@ -897,30 +536,14 @@
           <w:ilvl w:val="0"/>
           <w:numId w:val="8"/>
         </w:numPr>
-        <w:rPr>
-          <w:b/>
-          <w:bCs/>
-        </w:rPr>
-      </w:pPr>
-      <w:r>
-        <w:rPr>
-          <w:b/>
-          <w:bCs/>
-        </w:rPr>
+      </w:pPr>
+      <w:r>
         <w:t>市場區隔</w:t>
       </w:r>
       <w:r>
-        <w:rPr>
-          <w:b/>
-          <w:bCs/>
-        </w:rPr>
         <w:t xml:space="preserve"> (S)</w:t>
       </w:r>
       <w:r>
-        <w:rPr>
-          <w:b/>
-          <w:bCs/>
-        </w:rPr>
         <w:t>：針對需要行動導航、物品辨識或緊急求助的不同程度視覺障礙者。</w:t>
       </w:r>
     </w:p>
@@ -930,53 +553,20 @@
           <w:ilvl w:val="0"/>
           <w:numId w:val="8"/>
         </w:numPr>
-        <w:rPr>
-          <w:b/>
-          <w:bCs/>
-        </w:rPr>
-      </w:pPr>
-      <w:r>
-        <w:rPr>
-          <w:b/>
-          <w:bCs/>
-        </w:rPr>
+      </w:pPr>
+      <w:r>
         <w:t>目標市場</w:t>
       </w:r>
       <w:r>
-        <w:rPr>
-          <w:b/>
-          <w:bCs/>
-        </w:rPr>
         <w:t xml:space="preserve"> (T)</w:t>
       </w:r>
       <w:r>
-        <w:rPr>
-          <w:b/>
-          <w:bCs/>
-        </w:rPr>
-        <w:t>：具備基本智慧型手機操作能力，或願意</w:t>
-      </w:r>
-      <w:proofErr w:type="gramStart"/>
-      <w:r>
-        <w:rPr>
-          <w:b/>
-          <w:bCs/>
-        </w:rPr>
-        <w:t>配戴輕量化</w:t>
-      </w:r>
-      <w:proofErr w:type="gramEnd"/>
-      <w:r>
-        <w:rPr>
-          <w:b/>
-          <w:bCs/>
-        </w:rPr>
+        <w:t>：具備基本智慧型手機操作能力，或願意配戴輕量化</w:t>
+      </w:r>
+      <w:r>
         <w:t xml:space="preserve"> IoT </w:t>
       </w:r>
       <w:r>
-        <w:rPr>
-          <w:b/>
-          <w:bCs/>
-        </w:rPr>
         <w:t>裝置的視障人士。</w:t>
       </w:r>
     </w:p>
@@ -992,25 +582,20 @@
         </w:rPr>
       </w:pPr>
       <w:r>
-        <w:rPr>
-          <w:b/>
-          <w:bCs/>
-        </w:rPr>
         <w:t>市場定位</w:t>
       </w:r>
       <w:r>
-        <w:rPr>
-          <w:b/>
-          <w:bCs/>
-        </w:rPr>
         <w:t xml:space="preserve"> (P)</w:t>
       </w:r>
       <w:r>
-        <w:rPr>
-          <w:b/>
-          <w:bCs/>
-        </w:rPr>
-        <w:t>：定位為「多模態</w:t>
+        <w:t>：定位為「</w:t>
+      </w:r>
+      <w:r>
+        <w:rPr>
+          <w:b/>
+          <w:bCs/>
+        </w:rPr>
+        <w:t>多模態</w:t>
       </w:r>
       <w:r>
         <w:rPr>
@@ -1031,6 +616,7 @@
       <w:pPr>
         <w:ind w:left="360"/>
         <w:rPr>
+          <w:rFonts w:hint="eastAsia"/>
           <w:b/>
           <w:bCs/>
         </w:rPr>
@@ -1047,21 +633,22 @@
           <w:b/>
           <w:bCs/>
         </w:rPr>
-        <w:t>競爭力分析</w:t>
-      </w:r>
-      <w:r>
-        <w:rPr>
-          <w:b/>
-          <w:bCs/>
-        </w:rPr>
-        <w:t>SWOT-TOWS</w:t>
-      </w:r>
-      <w:r>
-        <w:rPr>
-          <w:b/>
-          <w:bCs/>
-        </w:rPr>
-        <w:t>或五力分析</w:t>
+        <w:t>競爭力分</w:t>
+      </w:r>
+      <w:r>
+        <w:rPr>
+          <w:rFonts w:hint="eastAsia"/>
+          <w:b/>
+          <w:bCs/>
+        </w:rPr>
+        <w:t>析</w:t>
+      </w:r>
+      <w:r>
+        <w:rPr>
+          <w:b/>
+          <w:bCs/>
+        </w:rPr>
+        <w:t>SWOT</w:t>
       </w:r>
     </w:p>
     <w:p>
@@ -1070,72 +657,32 @@
           <w:ilvl w:val="0"/>
           <w:numId w:val="8"/>
         </w:numPr>
-        <w:rPr>
-          <w:b/>
-          <w:bCs/>
-        </w:rPr>
-      </w:pPr>
-      <w:r>
-        <w:rPr>
-          <w:b/>
-          <w:bCs/>
-        </w:rPr>
+      </w:pPr>
+      <w:r>
         <w:t>優勢</w:t>
       </w:r>
       <w:r>
-        <w:rPr>
-          <w:b/>
-          <w:bCs/>
-        </w:rPr>
         <w:t xml:space="preserve"> (S)</w:t>
       </w:r>
       <w:r>
-        <w:rPr>
-          <w:b/>
-          <w:bCs/>
-        </w:rPr>
         <w:t>：支援多平台（</w:t>
       </w:r>
       <w:r>
-        <w:rPr>
-          <w:b/>
-          <w:bCs/>
-        </w:rPr>
         <w:t>ESP32</w:t>
       </w:r>
       <w:r>
-        <w:rPr>
-          <w:b/>
-          <w:bCs/>
-        </w:rPr>
         <w:t>、</w:t>
       </w:r>
       <w:r>
-        <w:rPr>
-          <w:b/>
-          <w:bCs/>
-        </w:rPr>
         <w:t>Android</w:t>
       </w:r>
       <w:r>
-        <w:rPr>
-          <w:b/>
-          <w:bCs/>
-        </w:rPr>
         <w:t>、網頁），且整合了最新的影像分割模型與</w:t>
       </w:r>
       <w:r>
-        <w:rPr>
-          <w:b/>
-          <w:bCs/>
-        </w:rPr>
         <w:t xml:space="preserve"> LLM</w:t>
       </w:r>
       <w:r>
-        <w:rPr>
-          <w:b/>
-          <w:bCs/>
-        </w:rPr>
         <w:t>，功能全面。</w:t>
       </w:r>
     </w:p>
@@ -1145,72 +692,32 @@
           <w:ilvl w:val="0"/>
           <w:numId w:val="8"/>
         </w:numPr>
-        <w:rPr>
-          <w:b/>
-          <w:bCs/>
-        </w:rPr>
-      </w:pPr>
-      <w:r>
-        <w:rPr>
-          <w:b/>
-          <w:bCs/>
-        </w:rPr>
+      </w:pPr>
+      <w:r>
         <w:t>劣勢</w:t>
       </w:r>
       <w:r>
-        <w:rPr>
-          <w:b/>
-          <w:bCs/>
-        </w:rPr>
         <w:t xml:space="preserve"> (W)</w:t>
       </w:r>
       <w:r>
-        <w:rPr>
-          <w:b/>
-          <w:bCs/>
-        </w:rPr>
         <w:t>：後端伺服器運行需較高硬體規格（</w:t>
       </w:r>
       <w:r>
-        <w:rPr>
-          <w:b/>
-          <w:bCs/>
-        </w:rPr>
         <w:t>8GB+ RAM</w:t>
       </w:r>
       <w:r>
-        <w:rPr>
-          <w:b/>
-          <w:bCs/>
-        </w:rPr>
         <w:t>、支援</w:t>
       </w:r>
       <w:r>
-        <w:rPr>
-          <w:b/>
-          <w:bCs/>
-        </w:rPr>
         <w:t xml:space="preserve"> CUDA </w:t>
       </w:r>
       <w:r>
-        <w:rPr>
-          <w:b/>
-          <w:bCs/>
-        </w:rPr>
         <w:t>的</w:t>
       </w:r>
       <w:r>
-        <w:rPr>
-          <w:b/>
-          <w:bCs/>
-        </w:rPr>
         <w:t xml:space="preserve"> GPU</w:t>
       </w:r>
       <w:r>
-        <w:rPr>
-          <w:b/>
-          <w:bCs/>
-        </w:rPr>
         <w:t>），且依賴網路連線品質。</w:t>
       </w:r>
     </w:p>
@@ -1220,30 +727,14 @@
           <w:ilvl w:val="0"/>
           <w:numId w:val="8"/>
         </w:numPr>
-        <w:rPr>
-          <w:b/>
-          <w:bCs/>
-        </w:rPr>
-      </w:pPr>
-      <w:r>
-        <w:rPr>
-          <w:b/>
-          <w:bCs/>
-        </w:rPr>
+      </w:pPr>
+      <w:r>
         <w:t>機會</w:t>
       </w:r>
       <w:r>
-        <w:rPr>
-          <w:b/>
-          <w:bCs/>
-        </w:rPr>
         <w:t xml:space="preserve"> (O)</w:t>
       </w:r>
       <w:r>
-        <w:rPr>
-          <w:b/>
-          <w:bCs/>
-        </w:rPr>
         <w:t>：無障礙科技需求成長，政府與社會對身障平權的重視度提升。</w:t>
       </w:r>
     </w:p>
@@ -1253,44 +744,20 @@
           <w:ilvl w:val="0"/>
           <w:numId w:val="8"/>
         </w:numPr>
-        <w:rPr>
-          <w:b/>
-          <w:bCs/>
-        </w:rPr>
-      </w:pPr>
-      <w:r>
-        <w:rPr>
-          <w:b/>
-          <w:bCs/>
-        </w:rPr>
+      </w:pPr>
+      <w:r>
         <w:t>威脅</w:t>
       </w:r>
       <w:r>
-        <w:rPr>
-          <w:b/>
-          <w:bCs/>
-        </w:rPr>
         <w:t xml:space="preserve"> (T)</w:t>
       </w:r>
       <w:r>
-        <w:rPr>
-          <w:b/>
-          <w:bCs/>
-        </w:rPr>
         <w:t>：市面上既有的商業化導航</w:t>
       </w:r>
       <w:r>
-        <w:rPr>
-          <w:b/>
-          <w:bCs/>
-        </w:rPr>
         <w:t xml:space="preserve"> APP </w:t>
       </w:r>
       <w:r>
-        <w:rPr>
-          <w:b/>
-          <w:bCs/>
-        </w:rPr>
         <w:t>競爭。</w:t>
       </w:r>
     </w:p>
@@ -1299,13 +766,17 @@
         <w:rPr>
           <w:b/>
           <w:bCs/>
-        </w:rPr>
-      </w:pPr>
-      <w:r>
-        <w:rPr>
-          <w:rFonts w:hint="eastAsia"/>
-          <w:b/>
-          <w:bCs/>
+          <w:sz w:val="28"/>
+          <w:szCs w:val="28"/>
+        </w:rPr>
+      </w:pPr>
+      <w:r>
+        <w:rPr>
+          <w:rFonts w:hint="eastAsia"/>
+          <w:b/>
+          <w:bCs/>
+          <w:sz w:val="28"/>
+          <w:szCs w:val="28"/>
         </w:rPr>
         <w:t>第</w:t>
       </w:r>
@@ -1313,6 +784,8 @@
         <w:rPr>
           <w:b/>
           <w:bCs/>
+          <w:sz w:val="28"/>
+          <w:szCs w:val="28"/>
         </w:rPr>
         <w:t>3</w:t>
       </w:r>
@@ -1321,6 +794,8 @@
           <w:rFonts w:hint="eastAsia"/>
           <w:b/>
           <w:bCs/>
+          <w:sz w:val="28"/>
+          <w:szCs w:val="28"/>
         </w:rPr>
         <w:t>章</w:t>
       </w:r>
@@ -1328,6 +803,8 @@
         <w:rPr>
           <w:b/>
           <w:bCs/>
+          <w:sz w:val="28"/>
+          <w:szCs w:val="28"/>
         </w:rPr>
         <w:t xml:space="preserve"> </w:t>
       </w:r>
@@ -1336,285 +813,268 @@
           <w:rFonts w:hint="eastAsia"/>
           <w:b/>
           <w:bCs/>
+          <w:sz w:val="28"/>
+          <w:szCs w:val="28"/>
         </w:rPr>
         <w:t>系統規格</w:t>
       </w:r>
     </w:p>
     <w:p>
-      <w:r>
-        <w:rPr>
-          <w:b/>
-          <w:bCs/>
-        </w:rPr>
-        <w:t xml:space="preserve">3-1 </w:t>
-      </w:r>
-      <w:r>
-        <w:rPr>
-          <w:rFonts w:hint="eastAsia"/>
-          <w:b/>
-          <w:bCs/>
-        </w:rPr>
-        <w:t>系統架構</w:t>
-      </w:r>
-      <w:r>
-        <w:t xml:space="preserve"> </w:t>
-      </w:r>
-      <w:r>
-        <w:rPr>
-          <w:rFonts w:hint="eastAsia"/>
-        </w:rPr>
-        <w:t>本系統分為終端硬體與雲端服務兩部分。終端硬體負責影像捕捉與語音播放；為確保服務</w:t>
-      </w:r>
-      <w:proofErr w:type="gramStart"/>
-      <w:r>
-        <w:rPr>
-          <w:rFonts w:hint="eastAsia"/>
-        </w:rPr>
-        <w:t>介</w:t>
-      </w:r>
-      <w:proofErr w:type="gramEnd"/>
-      <w:r>
-        <w:rPr>
-          <w:rFonts w:hint="eastAsia"/>
-        </w:rPr>
-        <w:t>接時的安全與穩定性，後端通訊伺服器將透過</w:t>
-      </w:r>
-      <w:r>
-        <w:t xml:space="preserve"> Docker </w:t>
-      </w:r>
-      <w:r>
-        <w:rPr>
-          <w:rFonts w:hint="eastAsia"/>
-        </w:rPr>
-        <w:t>容器化技術進行部署配置。整體系統架構將以圖示方式呈現說明。</w:t>
-      </w:r>
-      <w:r>
-        <w:t xml:space="preserve"> </w:t>
-      </w:r>
-      <w:r>
-        <w:rPr>
-          <w:b/>
-          <w:bCs/>
-        </w:rPr>
-        <w:t xml:space="preserve">3-2 </w:t>
-      </w:r>
-      <w:r>
-        <w:rPr>
-          <w:rFonts w:hint="eastAsia"/>
-          <w:b/>
-          <w:bCs/>
-        </w:rPr>
-        <w:t>系統軟、硬體需求與技術平台</w:t>
-      </w:r>
-    </w:p>
-    <w:p>
-      <w:pPr>
+      <w:pPr>
+        <w:pStyle w:val="Web"/>
+      </w:pPr>
+      <w:r>
+        <w:rPr>
+          <w:b/>
+          <w:bCs/>
+        </w:rPr>
+        <w:t>3-1 系統架構</w:t>
+      </w:r>
+    </w:p>
+    <w:p>
+      <w:pPr>
+        <w:pStyle w:val="Web"/>
+        <w:ind w:firstLine="480"/>
+      </w:pPr>
+      <w:r>
+        <w:t>系統採主從式（Client-Server）架構。後端為 Python 伺服器，負責 AI 模型推論與 API 介接；前端為接收影像與播放語音的終端設備。雙方透過 HTTP 進行指令溝通，並利用 WebSocket 進行影像 (</w:t>
+      </w:r>
+      <w:r>
+        <w:rPr>
+          <w:rStyle w:val="HTML"/>
+        </w:rPr>
+        <w:t>/</w:t>
+      </w:r>
+      <w:proofErr w:type="spellStart"/>
+      <w:r>
+        <w:rPr>
+          <w:rStyle w:val="HTML"/>
+        </w:rPr>
+        <w:t>ws</w:t>
+      </w:r>
+      <w:proofErr w:type="spellEnd"/>
+      <w:r>
+        <w:rPr>
+          <w:rStyle w:val="HTML"/>
+        </w:rPr>
+        <w:t>/camera</w:t>
+      </w:r>
+      <w:r>
+        <w:t>) 與音訊 (</w:t>
+      </w:r>
+      <w:r>
+        <w:rPr>
+          <w:rStyle w:val="HTML"/>
+        </w:rPr>
+        <w:t>/</w:t>
+      </w:r>
+      <w:proofErr w:type="spellStart"/>
+      <w:r>
+        <w:rPr>
+          <w:rStyle w:val="HTML"/>
+        </w:rPr>
+        <w:t>ws_audio</w:t>
+      </w:r>
+      <w:proofErr w:type="spellEnd"/>
+      <w:r>
+        <w:t>) 的即時雙向串流傳輸。</w:t>
+      </w:r>
+    </w:p>
+    <w:p>
+      <w:pPr>
+        <w:pStyle w:val="Web"/>
+      </w:pPr>
+      <w:r>
+        <w:rPr>
+          <w:b/>
+          <w:bCs/>
+        </w:rPr>
+        <w:t>3-2 系統軟、硬體需求與技術平台</w:t>
+      </w:r>
+    </w:p>
+    <w:p>
+      <w:pPr>
+        <w:pStyle w:val="Web"/>
         <w:numPr>
           <w:ilvl w:val="0"/>
-          <w:numId w:val="5"/>
+          <w:numId w:val="9"/>
         </w:numPr>
       </w:pPr>
       <w:r>
         <w:rPr>
-          <w:rFonts w:hint="eastAsia"/>
-          <w:b/>
-          <w:bCs/>
-        </w:rPr>
-        <w:t>硬體需求</w:t>
-      </w:r>
-      <w:r>
-        <w:rPr>
-          <w:rFonts w:hint="eastAsia"/>
-        </w:rPr>
-        <w:t>：微型單板電腦、支援高頻寬傳輸標準（如</w:t>
-      </w:r>
-      <w:r>
-        <w:t xml:space="preserve"> USB4 </w:t>
-      </w:r>
-      <w:r>
-        <w:rPr>
-          <w:rFonts w:hint="eastAsia"/>
-        </w:rPr>
-        <w:t>或高速</w:t>
-      </w:r>
-      <w:r>
-        <w:t xml:space="preserve"> Type-C</w:t>
-      </w:r>
-      <w:r>
-        <w:rPr>
-          <w:rFonts w:hint="eastAsia"/>
-        </w:rPr>
-        <w:t>）的</w:t>
-      </w:r>
-      <w:proofErr w:type="gramStart"/>
-      <w:r>
-        <w:rPr>
-          <w:rFonts w:hint="eastAsia"/>
-        </w:rPr>
-        <w:t>連接線材以確保</w:t>
-      </w:r>
-      <w:proofErr w:type="gramEnd"/>
-      <w:r>
-        <w:rPr>
-          <w:rFonts w:hint="eastAsia"/>
-        </w:rPr>
-        <w:t>攝影機影像傳輸無延遲、微型攝影鏡頭、藍牙耳機。</w:t>
-      </w:r>
-    </w:p>
-    <w:p>
-      <w:pPr>
+          <w:b/>
+          <w:bCs/>
+        </w:rPr>
+        <w:lastRenderedPageBreak/>
+        <w:t>後端伺服器硬體</w:t>
+      </w:r>
+      <w:r>
+        <w:t>：需 8GB 以上 RAM，建議配備 NVIDIA GPU with CUDA 以加速模型運算。</w:t>
+      </w:r>
+    </w:p>
+    <w:p>
+      <w:pPr>
+        <w:pStyle w:val="Web"/>
         <w:numPr>
           <w:ilvl w:val="0"/>
-          <w:numId w:val="5"/>
+          <w:numId w:val="9"/>
         </w:numPr>
       </w:pPr>
       <w:r>
         <w:rPr>
-          <w:rFonts w:hint="eastAsia"/>
-          <w:b/>
-          <w:bCs/>
-        </w:rPr>
-        <w:lastRenderedPageBreak/>
-        <w:t>軟體需求</w:t>
-      </w:r>
-      <w:r>
-        <w:rPr>
-          <w:rFonts w:hint="eastAsia"/>
-        </w:rPr>
+          <w:b/>
+          <w:bCs/>
+        </w:rPr>
+        <w:t>前端設備硬體（雙選項）</w:t>
+      </w:r>
+      <w:r>
         <w:t>：</w:t>
       </w:r>
-      <w:r>
-        <w:t xml:space="preserve">Linux </w:t>
-      </w:r>
-      <w:r>
-        <w:rPr>
-          <w:rFonts w:hint="eastAsia"/>
-        </w:rPr>
-        <w:t>作業系統、</w:t>
-      </w:r>
-      <w:r>
-        <w:t xml:space="preserve">Python </w:t>
-      </w:r>
-      <w:r>
-        <w:rPr>
-          <w:rFonts w:hint="eastAsia"/>
-        </w:rPr>
-        <w:t>語言環境、</w:t>
-      </w:r>
-      <w:r>
-        <w:t>Docker</w:t>
-      </w:r>
-      <w:r>
-        <w:rPr>
-          <w:rFonts w:hint="eastAsia"/>
-        </w:rPr>
-        <w:t>、</w:t>
-      </w:r>
-      <w:r>
-        <w:t>OpenAI API</w:t>
-      </w:r>
-      <w:r>
-        <w:rPr>
-          <w:rFonts w:hint="eastAsia"/>
-        </w:rPr>
-        <w:t>、以及為保護資料傳輸安全所導入的基礎</w:t>
-      </w:r>
-      <w:proofErr w:type="gramStart"/>
-      <w:r>
-        <w:rPr>
-          <w:rFonts w:hint="eastAsia"/>
-        </w:rPr>
-        <w:t>密碼學加密</w:t>
-      </w:r>
-      <w:proofErr w:type="gramEnd"/>
-      <w:r>
-        <w:rPr>
-          <w:rFonts w:hint="eastAsia"/>
-        </w:rPr>
-        <w:t>演算法機制。</w:t>
-      </w:r>
-      <w:r>
+    </w:p>
+    <w:p>
+      <w:pPr>
+        <w:pStyle w:val="Web"/>
+        <w:numPr>
+          <w:ilvl w:val="1"/>
+          <w:numId w:val="9"/>
+        </w:numPr>
+      </w:pPr>
+      <w:r>
+        <w:t>選項一：ESP32 開發板（</w:t>
+      </w:r>
+      <w:proofErr w:type="spellStart"/>
+      <w:r>
+        <w:t>Seeed</w:t>
+      </w:r>
+      <w:proofErr w:type="spellEnd"/>
+      <w:r>
+        <w:t xml:space="preserve"> Studio XIAO ESP32S3 Sense）搭配攝影機與麥克風模組。</w:t>
+      </w:r>
+    </w:p>
+    <w:p>
+      <w:pPr>
+        <w:pStyle w:val="Web"/>
+        <w:numPr>
+          <w:ilvl w:val="1"/>
+          <w:numId w:val="9"/>
+        </w:numPr>
+      </w:pPr>
+      <w:r>
+        <w:t>選項二：Android 8.0+ 手機（例如專案實測之 POCO F5 Pro 等設備），透過 Wi-Fi 與伺服器連線。</w:t>
+      </w:r>
+    </w:p>
+    <w:p>
+      <w:pPr>
+        <w:pStyle w:val="Web"/>
+        <w:numPr>
+          <w:ilvl w:val="0"/>
+          <w:numId w:val="9"/>
+        </w:numPr>
+      </w:pPr>
+      <w:r>
+        <w:rPr>
+          <w:b/>
+          <w:bCs/>
+        </w:rPr>
+        <w:t>系統軟體需求</w:t>
+      </w:r>
+      <w:r>
+        <w:t>：Python 3.10+、Flutter（用於編譯 Android App）。</w:t>
+      </w:r>
+    </w:p>
+    <w:p>
+      <w:pPr>
+        <w:pStyle w:val="Web"/>
+      </w:pPr>
+      <w:r>
+        <w:rPr>
+          <w:b/>
+          <w:bCs/>
+        </w:rPr>
+        <w:t>3-3 使用標準與工具</w:t>
+      </w:r>
+    </w:p>
+    <w:p>
+      <w:pPr>
+        <w:pStyle w:val="Web"/>
+        <w:ind w:firstLine="480"/>
+      </w:pPr>
+      <w:r>
+        <w:t>採用 UML 進行系統分析設計；版本控管使用 GitHub；環境建置採用 Python 虛擬環境 (</w:t>
+      </w:r>
+      <w:proofErr w:type="spellStart"/>
+      <w:r>
+        <w:rPr>
+          <w:rStyle w:val="HTML"/>
+        </w:rPr>
+        <w:t>venv</w:t>
+      </w:r>
+      <w:proofErr w:type="spellEnd"/>
+      <w:r>
+        <w:t xml:space="preserve">) 並透過 </w:t>
+      </w:r>
+      <w:r>
+        <w:rPr>
+          <w:rStyle w:val="HTML"/>
+        </w:rPr>
+        <w:t>.env</w:t>
+      </w:r>
+      <w:r>
+        <w:t xml:space="preserve"> 進行環境變數與 API 金鑰管理。</w:t>
+      </w:r>
+    </w:p>
+    <w:p>
+      <w:pPr>
+        <w:rPr>
+          <w:sz w:val="28"/>
+          <w:szCs w:val="28"/>
+        </w:rPr>
+      </w:pPr>
+      <w:r>
+        <w:rPr>
+          <w:rFonts w:hint="eastAsia"/>
+          <w:b/>
+          <w:bCs/>
+          <w:sz w:val="28"/>
+          <w:szCs w:val="28"/>
+        </w:rPr>
+        <w:t>第</w:t>
+      </w:r>
+      <w:r>
+        <w:rPr>
+          <w:b/>
+          <w:bCs/>
+          <w:sz w:val="28"/>
+          <w:szCs w:val="28"/>
+        </w:rPr>
+        <w:t>4</w:t>
+      </w:r>
+      <w:r>
+        <w:rPr>
+          <w:rFonts w:hint="eastAsia"/>
+          <w:b/>
+          <w:bCs/>
+          <w:sz w:val="28"/>
+          <w:szCs w:val="28"/>
+        </w:rPr>
+        <w:t>章</w:t>
+      </w:r>
+      <w:r>
+        <w:rPr>
+          <w:b/>
+          <w:bCs/>
+          <w:sz w:val="28"/>
+          <w:szCs w:val="28"/>
+        </w:rPr>
         <w:t xml:space="preserve"> </w:t>
       </w:r>
       <w:r>
         <w:rPr>
-          <w:b/>
-          <w:bCs/>
-        </w:rPr>
-        <w:t xml:space="preserve">3-3 </w:t>
-      </w:r>
-      <w:r>
-        <w:rPr>
-          <w:rFonts w:hint="eastAsia"/>
-          <w:b/>
-          <w:bCs/>
-        </w:rPr>
-        <w:t>使用標準與工具</w:t>
-      </w:r>
-      <w:r>
-        <w:t xml:space="preserve"> </w:t>
-      </w:r>
-      <w:r>
-        <w:rPr>
-          <w:rFonts w:hint="eastAsia"/>
-        </w:rPr>
-        <w:t>系統分析與設計階段採用</w:t>
-      </w:r>
-      <w:r>
-        <w:t xml:space="preserve"> UML </w:t>
-      </w:r>
-      <w:r>
-        <w:rPr>
-          <w:rFonts w:hint="eastAsia"/>
-        </w:rPr>
-        <w:t>標準，開發與版本控管使用</w:t>
-      </w:r>
-      <w:r>
-        <w:t xml:space="preserve"> GitHub</w:t>
-      </w:r>
-      <w:r>
-        <w:rPr>
-          <w:rFonts w:hint="eastAsia"/>
-        </w:rPr>
-        <w:t>，並利用相關軟體工程標準進行專案管理。</w:t>
-      </w:r>
-    </w:p>
-    <w:p>
-      <w:r>
-        <w:rPr>
-          <w:rFonts w:hint="eastAsia"/>
-          <w:b/>
-          <w:bCs/>
-        </w:rPr>
-        <w:t>第</w:t>
-      </w:r>
-      <w:r>
-        <w:rPr>
-          <w:b/>
-          <w:bCs/>
-        </w:rPr>
-        <w:t>4</w:t>
-      </w:r>
-      <w:r>
-        <w:rPr>
-          <w:rFonts w:hint="eastAsia"/>
-          <w:b/>
-          <w:bCs/>
-        </w:rPr>
-        <w:t>章</w:t>
-      </w:r>
-      <w:r>
-        <w:rPr>
-          <w:b/>
-          <w:bCs/>
-        </w:rPr>
-        <w:t xml:space="preserve"> </w:t>
-      </w:r>
-      <w:r>
-        <w:rPr>
-          <w:rFonts w:hint="eastAsia"/>
-          <w:b/>
-          <w:bCs/>
+          <w:rFonts w:hint="eastAsia"/>
+          <w:b/>
+          <w:bCs/>
+          <w:sz w:val="28"/>
+          <w:szCs w:val="28"/>
         </w:rPr>
         <w:t>專案時程與組織分工</w:t>
       </w:r>
@@ -1629,613 +1089,708 @@
       </w:r>
       <w:r>
         <w:rPr>
-          <w:rFonts w:hint="eastAsia"/>
           <w:b/>
           <w:bCs/>
         </w:rPr>
         <w:t>專案時程</w:t>
       </w:r>
-      <w:r>
-        <w:t xml:space="preserve"> </w:t>
-      </w:r>
-      <w:r>
-        <w:rPr>
-          <w:rFonts w:hint="eastAsia"/>
-        </w:rPr>
-        <w:t>專案為期一年（二學期）之規劃與控管，分為需求訪談、硬體採購、系統分析、核心程式開發與效能測試等階段，將以甘特圖詳列進度。</w:t>
-      </w:r>
-      <w:r>
-        <w:t xml:space="preserve"> </w:t>
-      </w:r>
-      <w:r>
-        <w:rPr>
-          <w:b/>
-          <w:bCs/>
-        </w:rPr>
-        <w:t xml:space="preserve">4-2 </w:t>
-      </w:r>
-      <w:r>
-        <w:rPr>
-          <w:rFonts w:hint="eastAsia"/>
-          <w:b/>
-          <w:bCs/>
-        </w:rPr>
-        <w:t>專案組織與分工</w:t>
-      </w:r>
-      <w:r>
-        <w:t xml:space="preserve"> </w:t>
-      </w:r>
-      <w:r>
-        <w:rPr>
-          <w:rFonts w:hint="eastAsia"/>
-        </w:rPr>
-        <w:t>依據系統手冊範本建立表格，詳細記載硬體組裝、後端開發、文件撰寫等項目。每一項將指派</w:t>
-      </w:r>
-      <w:r>
-        <w:t xml:space="preserve"> 1 </w:t>
-      </w:r>
-      <w:r>
-        <w:rPr>
-          <w:rFonts w:hint="eastAsia"/>
-        </w:rPr>
-        <w:t>位主要負責人，次要負責人最多</w:t>
-      </w:r>
-      <w:r>
-        <w:t xml:space="preserve"> 2 </w:t>
-      </w:r>
-      <w:r>
-        <w:rPr>
-          <w:rFonts w:hint="eastAsia"/>
-        </w:rPr>
-        <w:t>位。</w:t>
-      </w:r>
-      <w:r>
-        <w:t xml:space="preserve"> </w:t>
-      </w:r>
-      <w:r>
-        <w:rPr>
-          <w:b/>
-          <w:bCs/>
-        </w:rPr>
-        <w:t xml:space="preserve">4-3 </w:t>
-      </w:r>
-      <w:r>
-        <w:rPr>
-          <w:rFonts w:hint="eastAsia"/>
-          <w:b/>
-          <w:bCs/>
-        </w:rPr>
-        <w:t>上傳</w:t>
-      </w:r>
-      <w:r>
-        <w:rPr>
-          <w:b/>
-          <w:bCs/>
-        </w:rPr>
-        <w:t>GitHub</w:t>
-      </w:r>
-      <w:r>
-        <w:rPr>
-          <w:rFonts w:hint="eastAsia"/>
-          <w:b/>
-          <w:bCs/>
-        </w:rPr>
-        <w:t>紀錄</w:t>
-      </w:r>
-      <w:r>
-        <w:t xml:space="preserve"> </w:t>
-      </w:r>
-      <w:r>
-        <w:rPr>
-          <w:rFonts w:hint="eastAsia"/>
-        </w:rPr>
-        <w:t>此節將放置團隊成員上傳</w:t>
-      </w:r>
-      <w:r>
-        <w:t xml:space="preserve"> GitHub </w:t>
-      </w:r>
-      <w:r>
-        <w:rPr>
-          <w:rFonts w:hint="eastAsia"/>
-        </w:rPr>
-        <w:t>的</w:t>
-      </w:r>
-      <w:proofErr w:type="gramStart"/>
-      <w:r>
-        <w:rPr>
-          <w:rFonts w:hint="eastAsia"/>
-        </w:rPr>
-        <w:t>紀錄截圖</w:t>
-      </w:r>
-      <w:proofErr w:type="gramEnd"/>
-      <w:r>
-        <w:rPr>
-          <w:rFonts w:hint="eastAsia"/>
-        </w:rPr>
-        <w:t>，並依規定在圖標題明確標</w:t>
-      </w:r>
-      <w:proofErr w:type="gramStart"/>
-      <w:r>
-        <w:rPr>
-          <w:rFonts w:hint="eastAsia"/>
-        </w:rPr>
-        <w:t>註</w:t>
-      </w:r>
-      <w:proofErr w:type="gramEnd"/>
-      <w:r>
-        <w:rPr>
-          <w:rFonts w:hint="eastAsia"/>
-        </w:rPr>
-        <w:t>每位同學的中文姓名及學號。</w:t>
-      </w:r>
-    </w:p>
-    <w:p>
-      <w:pPr>
-        <w:rPr>
-          <w:b/>
-          <w:bCs/>
-        </w:rPr>
-      </w:pPr>
-      <w:r>
-        <w:rPr>
-          <w:rFonts w:hint="eastAsia"/>
-          <w:b/>
-          <w:bCs/>
-        </w:rPr>
-        <w:t>第</w:t>
-      </w:r>
-      <w:r>
-        <w:rPr>
-          <w:b/>
-          <w:bCs/>
-        </w:rPr>
-        <w:t>5</w:t>
-      </w:r>
-      <w:r>
-        <w:rPr>
-          <w:rFonts w:hint="eastAsia"/>
-          <w:b/>
-          <w:bCs/>
-        </w:rPr>
-        <w:t>章</w:t>
-      </w:r>
-      <w:r>
-        <w:rPr>
-          <w:b/>
-          <w:bCs/>
-        </w:rPr>
-        <w:t xml:space="preserve"> </w:t>
-      </w:r>
-      <w:r>
-        <w:rPr>
-          <w:rFonts w:hint="eastAsia"/>
-          <w:b/>
-          <w:bCs/>
-        </w:rPr>
-        <w:t>需求模型</w:t>
-      </w:r>
-    </w:p>
-    <w:p>
-      <w:r>
-        <w:rPr>
-          <w:b/>
-          <w:bCs/>
-        </w:rPr>
-        <w:t xml:space="preserve">5-1 </w:t>
-      </w:r>
-      <w:r>
-        <w:rPr>
-          <w:rFonts w:hint="eastAsia"/>
-          <w:b/>
-          <w:bCs/>
-        </w:rPr>
-        <w:t>使用者需求</w:t>
-      </w:r>
-      <w:r>
-        <w:t xml:space="preserve"> </w:t>
-      </w:r>
-      <w:r>
-        <w:rPr>
-          <w:rFonts w:hint="eastAsia"/>
-        </w:rPr>
-        <w:t>分功能需求與非功能需求兩部分描述：功能需求包含系統需能拍攝前方影像、轉換為語音描述；非功能需求包含</w:t>
-      </w:r>
-      <w:proofErr w:type="gramStart"/>
-      <w:r>
-        <w:rPr>
-          <w:rFonts w:hint="eastAsia"/>
-        </w:rPr>
-        <w:t>設備需輕量化</w:t>
-      </w:r>
-      <w:proofErr w:type="gramEnd"/>
-      <w:r>
-        <w:rPr>
-          <w:rFonts w:hint="eastAsia"/>
-        </w:rPr>
-        <w:t>、傳輸過程需具備網路安全防護。</w:t>
-      </w:r>
-      <w:r>
-        <w:t xml:space="preserve"> </w:t>
-      </w:r>
-      <w:r>
-        <w:rPr>
-          <w:b/>
-          <w:bCs/>
-        </w:rPr>
-        <w:t xml:space="preserve">5-2 </w:t>
-      </w:r>
-      <w:r>
-        <w:rPr>
-          <w:rFonts w:hint="eastAsia"/>
-          <w:b/>
-          <w:bCs/>
-        </w:rPr>
-        <w:t>使用個案圖</w:t>
-      </w:r>
-      <w:r>
-        <w:rPr>
-          <w:b/>
-          <w:bCs/>
-        </w:rPr>
-        <w:t xml:space="preserve"> (Use case diagram)</w:t>
-      </w:r>
-      <w:r>
-        <w:t xml:space="preserve"> </w:t>
-      </w:r>
-      <w:r>
-        <w:rPr>
-          <w:rFonts w:hint="eastAsia"/>
-        </w:rPr>
-        <w:t>繪製包含「視障使用者」與「</w:t>
-      </w:r>
-      <w:r>
-        <w:t>OpenAI</w:t>
-      </w:r>
-      <w:r>
-        <w:rPr>
-          <w:rFonts w:hint="eastAsia"/>
-        </w:rPr>
-        <w:t>雲端服務」的個案圖，涵蓋「環境辨識」、「文字朗讀」等核心個案。</w:t>
-      </w:r>
-      <w:r>
-        <w:t xml:space="preserve"> </w:t>
-      </w:r>
-      <w:r>
-        <w:rPr>
-          <w:b/>
-          <w:bCs/>
-        </w:rPr>
-        <w:t xml:space="preserve">5-3 </w:t>
-      </w:r>
-      <w:r>
-        <w:rPr>
-          <w:rFonts w:hint="eastAsia"/>
-          <w:b/>
-          <w:bCs/>
-        </w:rPr>
-        <w:t>使用個案描述</w:t>
-      </w:r>
-      <w:r>
-        <w:t xml:space="preserve"> </w:t>
-      </w:r>
-      <w:r>
-        <w:rPr>
-          <w:rFonts w:hint="eastAsia"/>
-        </w:rPr>
-        <w:t>使用活動圖</w:t>
-      </w:r>
-      <w:r>
-        <w:t xml:space="preserve"> (Activity diagram) </w:t>
-      </w:r>
-      <w:r>
-        <w:rPr>
-          <w:rFonts w:hint="eastAsia"/>
-        </w:rPr>
-        <w:t>描述視障使用者觸發設備後，系統處理影像並回饋語音的完整流程。</w:t>
-      </w:r>
-      <w:r>
-        <w:t xml:space="preserve"> </w:t>
-      </w:r>
-      <w:r>
-        <w:rPr>
-          <w:b/>
-          <w:bCs/>
-        </w:rPr>
-        <w:t xml:space="preserve">5-4 </w:t>
-      </w:r>
-      <w:r>
-        <w:rPr>
-          <w:rFonts w:hint="eastAsia"/>
-          <w:b/>
-          <w:bCs/>
-        </w:rPr>
-        <w:t>分析類別圖</w:t>
-      </w:r>
-      <w:r>
-        <w:rPr>
-          <w:b/>
-          <w:bCs/>
-        </w:rPr>
-        <w:t xml:space="preserve"> (Analysis class diagram)</w:t>
-      </w:r>
-      <w:r>
-        <w:t xml:space="preserve"> </w:t>
-      </w:r>
-      <w:r>
-        <w:rPr>
-          <w:rFonts w:hint="eastAsia"/>
-        </w:rPr>
-        <w:t>定義諸如</w:t>
-      </w:r>
-      <w:r>
-        <w:t xml:space="preserve"> </w:t>
-      </w:r>
-      <w:proofErr w:type="spellStart"/>
-      <w:r>
-        <w:t>CameraControl</w:t>
-      </w:r>
-      <w:proofErr w:type="spellEnd"/>
-      <w:r>
-        <w:t xml:space="preserve">, </w:t>
-      </w:r>
-      <w:proofErr w:type="spellStart"/>
-      <w:r>
-        <w:t>EncryptionHandler</w:t>
-      </w:r>
-      <w:proofErr w:type="spellEnd"/>
-      <w:r>
-        <w:t xml:space="preserve">, </w:t>
-      </w:r>
-      <w:proofErr w:type="spellStart"/>
-      <w:r>
-        <w:t>APIClient</w:t>
-      </w:r>
-      <w:proofErr w:type="spellEnd"/>
-      <w:r>
-        <w:t xml:space="preserve">, </w:t>
-      </w:r>
-      <w:proofErr w:type="spellStart"/>
-      <w:r>
-        <w:t>AudioOutput</w:t>
-      </w:r>
-      <w:proofErr w:type="spellEnd"/>
-      <w:r>
-        <w:t xml:space="preserve"> </w:t>
-      </w:r>
-      <w:r>
-        <w:rPr>
-          <w:rFonts w:hint="eastAsia"/>
-        </w:rPr>
-        <w:t>等核心分析類別與物件圖。</w:t>
-      </w:r>
-    </w:p>
-    <w:p>
-      <w:pPr>
-        <w:rPr>
-          <w:b/>
-          <w:bCs/>
-        </w:rPr>
-      </w:pPr>
-      <w:r>
-        <w:rPr>
-          <w:rFonts w:hint="eastAsia"/>
-          <w:b/>
-          <w:bCs/>
-        </w:rPr>
-        <w:t>第</w:t>
-      </w:r>
-      <w:r>
-        <w:rPr>
-          <w:b/>
-          <w:bCs/>
-        </w:rPr>
-        <w:t>6</w:t>
-      </w:r>
-      <w:r>
-        <w:rPr>
-          <w:rFonts w:hint="eastAsia"/>
-          <w:b/>
-          <w:bCs/>
-        </w:rPr>
-        <w:t>章</w:t>
-      </w:r>
-      <w:r>
-        <w:rPr>
-          <w:b/>
-          <w:bCs/>
-        </w:rPr>
-        <w:t xml:space="preserve"> </w:t>
-      </w:r>
-      <w:r>
-        <w:rPr>
-          <w:rFonts w:hint="eastAsia"/>
-          <w:b/>
-          <w:bCs/>
-        </w:rPr>
-        <w:t>設計模型</w:t>
-      </w:r>
-    </w:p>
-    <w:p>
-      <w:r>
+    </w:p>
+    <w:p>
+      <w:pPr>
+        <w:ind w:firstLine="480"/>
         <w:rPr>
           <w:i/>
           <w:iCs/>
         </w:rPr>
-        <w:t>(</w:t>
-      </w:r>
-      <w:r>
-        <w:rPr>
-          <w:rFonts w:hint="eastAsia"/>
+      </w:pPr>
+      <w:r>
+        <w:rPr>
           <w:i/>
           <w:iCs/>
         </w:rPr>
-        <w:t>提醒：請於繳交時刪除標題中「程序或」的字眼，確定為設計模型</w:t>
+        <w:t>(</w:t>
       </w:r>
       <w:r>
         <w:rPr>
           <w:i/>
           <w:iCs/>
         </w:rPr>
-        <w:t>)</w:t>
-      </w:r>
-      <w:r>
-        <w:t xml:space="preserve"> </w:t>
-      </w:r>
-      <w:r>
-        <w:rPr>
-          <w:b/>
-          <w:bCs/>
-        </w:rPr>
-        <w:t xml:space="preserve">6-1 </w:t>
-      </w:r>
-      <w:r>
-        <w:rPr>
-          <w:rFonts w:hint="eastAsia"/>
-          <w:b/>
-          <w:bCs/>
-        </w:rPr>
-        <w:t>循序圖</w:t>
-      </w:r>
-      <w:r>
-        <w:rPr>
-          <w:b/>
-          <w:bCs/>
-        </w:rPr>
-        <w:t xml:space="preserve"> (Sequential diagram) </w:t>
-      </w:r>
-      <w:r>
-        <w:rPr>
-          <w:rFonts w:hint="eastAsia"/>
-          <w:b/>
-          <w:bCs/>
-        </w:rPr>
-        <w:t>或通訊圖</w:t>
-      </w:r>
-      <w:r>
-        <w:rPr>
-          <w:b/>
-          <w:bCs/>
-        </w:rPr>
-        <w:t xml:space="preserve"> (Communication diagram)</w:t>
-      </w:r>
-      <w:r>
-        <w:t xml:space="preserve"> </w:t>
-      </w:r>
-      <w:r>
-        <w:rPr>
-          <w:rFonts w:hint="eastAsia"/>
-        </w:rPr>
-        <w:t>描繪使用者觸發影像擷取後，設備如何將資料封裝、加密並透過網路送至雲端，再將回傳結果交由語音模組播報的物件互動順序。</w:t>
-      </w:r>
-      <w:r>
-        <w:t xml:space="preserve"> </w:t>
-      </w:r>
-      <w:r>
-        <w:rPr>
-          <w:b/>
-          <w:bCs/>
-        </w:rPr>
-        <w:t xml:space="preserve">6-2 </w:t>
-      </w:r>
-      <w:r>
-        <w:rPr>
-          <w:rFonts w:hint="eastAsia"/>
-          <w:b/>
-          <w:bCs/>
-        </w:rPr>
-        <w:t>設計類別圖</w:t>
-      </w:r>
-      <w:r>
-        <w:rPr>
-          <w:b/>
-          <w:bCs/>
-        </w:rPr>
-        <w:t xml:space="preserve"> (Design class diagram)</w:t>
-      </w:r>
-      <w:r>
-        <w:t xml:space="preserve"> </w:t>
-      </w:r>
-      <w:r>
-        <w:rPr>
-          <w:rFonts w:hint="eastAsia"/>
-        </w:rPr>
-        <w:t>在分析類別圖的基礎上，加入具體的屬性、方法與型態定義。</w:t>
-      </w:r>
-    </w:p>
-    <w:p>
-      <w:pPr>
-        <w:rPr>
-          <w:b/>
-          <w:bCs/>
-        </w:rPr>
-      </w:pPr>
-      <w:r>
-        <w:rPr>
-          <w:rFonts w:hint="eastAsia"/>
-          <w:b/>
-          <w:bCs/>
-        </w:rPr>
-        <w:t>第</w:t>
-      </w:r>
-      <w:r>
-        <w:rPr>
-          <w:b/>
-          <w:bCs/>
-        </w:rPr>
-        <w:t>7</w:t>
-      </w:r>
-      <w:r>
-        <w:rPr>
-          <w:rFonts w:hint="eastAsia"/>
-          <w:b/>
-          <w:bCs/>
-        </w:rPr>
-        <w:t>章</w:t>
-      </w:r>
-      <w:r>
-        <w:rPr>
-          <w:b/>
-          <w:bCs/>
-        </w:rPr>
-        <w:t xml:space="preserve"> </w:t>
-      </w:r>
-      <w:r>
-        <w:rPr>
-          <w:rFonts w:hint="eastAsia"/>
-          <w:b/>
-          <w:bCs/>
-        </w:rPr>
-        <w:t>實作模型</w:t>
-      </w:r>
-    </w:p>
-    <w:p>
+        <w:t>請依據小組實際進度，繪製涵蓋需求訪談、模型下載與測試、</w:t>
+      </w:r>
       <w:r>
         <w:rPr>
           <w:i/>
           <w:iCs/>
         </w:rPr>
-        <w:t>(</w:t>
-      </w:r>
-      <w:r>
-        <w:rPr>
-          <w:rFonts w:hint="eastAsia"/>
+        <w:t xml:space="preserve">Flutter App </w:t>
+      </w:r>
+      <w:r>
+        <w:rPr>
           <w:i/>
           <w:iCs/>
         </w:rPr>
-        <w:t>提醒：請於繳交時刪除標題中「資料或」的字眼，確定為實作模型</w:t>
+        <w:t>開發、</w:t>
       </w:r>
       <w:r>
         <w:rPr>
           <w:i/>
           <w:iCs/>
         </w:rPr>
+        <w:t xml:space="preserve">ESP32 </w:t>
+      </w:r>
+      <w:r>
+        <w:rPr>
+          <w:i/>
+          <w:iCs/>
+        </w:rPr>
+        <w:t>韌體燒錄及系統整合測試之甘特圖</w:t>
+      </w:r>
+      <w:r>
+        <w:rPr>
+          <w:i/>
+          <w:iCs/>
+        </w:rPr>
         <w:t>)</w:t>
       </w:r>
-      <w:r>
+    </w:p>
+    <w:p>
+      <w:r>
+        <w:rPr>
+          <w:b/>
+          <w:bCs/>
+        </w:rPr>
+        <w:t xml:space="preserve">4-2 </w:t>
+      </w:r>
+      <w:r>
+        <w:rPr>
+          <w:b/>
+          <w:bCs/>
+        </w:rPr>
+        <w:t>專案組織與分工</w:t>
+      </w:r>
+    </w:p>
+    <w:p>
+      <w:pPr>
+        <w:ind w:firstLine="480"/>
+      </w:pPr>
+      <w:r>
+        <w:rPr>
+          <w:i/>
+          <w:iCs/>
+        </w:rPr>
+        <w:t>(</w:t>
+      </w:r>
+      <w:r>
+        <w:rPr>
+          <w:i/>
+          <w:iCs/>
+        </w:rPr>
+        <w:t>請參考手冊範本，將組員學號姓名填入。建議分工項目：後端伺服器架設與</w:t>
+      </w:r>
+      <w:r>
+        <w:rPr>
+          <w:i/>
+          <w:iCs/>
+        </w:rPr>
+        <w:t xml:space="preserve"> YOLO </w:t>
+      </w:r>
+      <w:r>
+        <w:rPr>
+          <w:i/>
+          <w:iCs/>
+        </w:rPr>
+        <w:t>模型整合、</w:t>
+      </w:r>
+      <w:r>
+        <w:rPr>
+          <w:i/>
+          <w:iCs/>
+        </w:rPr>
+        <w:t xml:space="preserve">Flutter App </w:t>
+      </w:r>
+      <w:r>
+        <w:rPr>
+          <w:i/>
+          <w:iCs/>
+        </w:rPr>
+        <w:t>前端開發、</w:t>
+      </w:r>
+      <w:r>
+        <w:rPr>
+          <w:i/>
+          <w:iCs/>
+        </w:rPr>
+        <w:t xml:space="preserve">ESP32 </w:t>
+      </w:r>
+      <w:r>
+        <w:rPr>
+          <w:i/>
+          <w:iCs/>
+        </w:rPr>
+        <w:t>硬體與韌體開發、系統測試與手冊撰寫</w:t>
+      </w:r>
+      <w:r>
+        <w:rPr>
+          <w:i/>
+          <w:iCs/>
+        </w:rPr>
+        <w:t>)</w:t>
+      </w:r>
+    </w:p>
+    <w:p>
+      <w:r>
+        <w:rPr>
+          <w:b/>
+          <w:bCs/>
+        </w:rPr>
+        <w:t xml:space="preserve">4-3 </w:t>
+      </w:r>
+      <w:r>
+        <w:rPr>
+          <w:b/>
+          <w:bCs/>
+        </w:rPr>
+        <w:t>上傳</w:t>
+      </w:r>
+      <w:r>
+        <w:rPr>
+          <w:b/>
+          <w:bCs/>
+        </w:rPr>
+        <w:t>GitHub</w:t>
+      </w:r>
+      <w:r>
+        <w:rPr>
+          <w:b/>
+          <w:bCs/>
+        </w:rPr>
+        <w:t>紀錄</w:t>
+      </w:r>
+    </w:p>
+    <w:p>
+      <w:pPr>
+        <w:ind w:firstLine="480"/>
+        <w:rPr>
+          <w:i/>
+          <w:iCs/>
+        </w:rPr>
+      </w:pPr>
+      <w:r>
+        <w:rPr>
+          <w:i/>
+          <w:iCs/>
+        </w:rPr>
+        <w:t>(</w:t>
+      </w:r>
+      <w:r>
+        <w:rPr>
+          <w:i/>
+          <w:iCs/>
+        </w:rPr>
+        <w:t>請在此處貼上</w:t>
+      </w:r>
+      <w:r>
+        <w:rPr>
+          <w:i/>
+          <w:iCs/>
+        </w:rPr>
         <w:t xml:space="preserve"> </w:t>
       </w:r>
       <w:r>
         <w:rPr>
+          <w:rStyle w:val="HTML"/>
+          <w:i/>
+          <w:iCs/>
+        </w:rPr>
+        <w:t>Djude1/</w:t>
+      </w:r>
+      <w:proofErr w:type="spellStart"/>
+      <w:r>
+        <w:rPr>
+          <w:rStyle w:val="HTML"/>
+          <w:i/>
+          <w:iCs/>
+        </w:rPr>
+        <w:t>OpenAIDevice_For_VisualImpairment</w:t>
+      </w:r>
+      <w:proofErr w:type="spellEnd"/>
+      <w:r>
+        <w:rPr>
+          <w:i/>
+          <w:iCs/>
+        </w:rPr>
+        <w:t xml:space="preserve"> </w:t>
+      </w:r>
+      <w:r>
+        <w:rPr>
+          <w:i/>
+          <w:iCs/>
+        </w:rPr>
+        <w:t>倉庫的</w:t>
+      </w:r>
+      <w:r>
+        <w:rPr>
+          <w:i/>
+          <w:iCs/>
+        </w:rPr>
+        <w:t xml:space="preserve"> Commit </w:t>
+      </w:r>
+      <w:r>
+        <w:rPr>
+          <w:i/>
+          <w:iCs/>
+        </w:rPr>
+        <w:t>紀錄截圖，並標註每位同學中文姓名及學號</w:t>
+      </w:r>
+      <w:r>
+        <w:rPr>
+          <w:i/>
+          <w:iCs/>
+        </w:rPr>
+        <w:t>)</w:t>
+      </w:r>
+    </w:p>
+    <w:p>
+      <w:pPr>
+        <w:rPr>
+          <w:i/>
+          <w:iCs/>
+          <w:sz w:val="28"/>
+          <w:szCs w:val="28"/>
+        </w:rPr>
+      </w:pPr>
+      <w:r>
+        <w:rPr>
+          <w:rFonts w:hint="eastAsia"/>
+          <w:b/>
+          <w:bCs/>
+          <w:sz w:val="28"/>
+          <w:szCs w:val="28"/>
+        </w:rPr>
+        <w:t>第</w:t>
+      </w:r>
+      <w:r>
+        <w:rPr>
+          <w:b/>
+          <w:bCs/>
+          <w:sz w:val="28"/>
+          <w:szCs w:val="28"/>
+        </w:rPr>
+        <w:t>5</w:t>
+      </w:r>
+      <w:r>
+        <w:rPr>
+          <w:rFonts w:hint="eastAsia"/>
+          <w:b/>
+          <w:bCs/>
+          <w:sz w:val="28"/>
+          <w:szCs w:val="28"/>
+        </w:rPr>
+        <w:t>章</w:t>
+      </w:r>
+      <w:r>
+        <w:rPr>
+          <w:b/>
+          <w:bCs/>
+          <w:sz w:val="28"/>
+          <w:szCs w:val="28"/>
+        </w:rPr>
+        <w:t xml:space="preserve"> </w:t>
+      </w:r>
+      <w:r>
+        <w:rPr>
+          <w:rFonts w:hint="eastAsia"/>
+          <w:b/>
+          <w:bCs/>
+          <w:sz w:val="28"/>
+          <w:szCs w:val="28"/>
+        </w:rPr>
+        <w:t>需求模型</w:t>
+      </w:r>
+    </w:p>
+    <w:p>
+      <w:pPr>
+        <w:pStyle w:val="Web"/>
+      </w:pPr>
+      <w:r>
+        <w:rPr>
+          <w:b/>
+          <w:bCs/>
+        </w:rPr>
+        <w:t>5-1 使用者需求</w:t>
+      </w:r>
+    </w:p>
+    <w:p>
+      <w:pPr>
+        <w:pStyle w:val="Web"/>
+        <w:numPr>
+          <w:ilvl w:val="0"/>
+          <w:numId w:val="10"/>
+        </w:numPr>
+      </w:pPr>
+      <w:r>
+        <w:rPr>
+          <w:b/>
+          <w:bCs/>
+        </w:rPr>
+        <w:t>功能需求</w:t>
+      </w:r>
+      <w:r>
+        <w:t>：系統須提供盲道導航、過馬路輔助（斑馬線與紅綠燈偵測）、物品搜尋、語音對話，以及語音指令撥打緊急聯絡人等功能。</w:t>
+      </w:r>
+    </w:p>
+    <w:p>
+      <w:pPr>
+        <w:pStyle w:val="Web"/>
+        <w:numPr>
+          <w:ilvl w:val="0"/>
+          <w:numId w:val="10"/>
+        </w:numPr>
+      </w:pPr>
+      <w:r>
+        <w:rPr>
+          <w:b/>
+          <w:bCs/>
+        </w:rPr>
+        <w:t>非功能需求</w:t>
+      </w:r>
+      <w:r>
+        <w:t xml:space="preserve">：影像傳輸需低延遲，Flutter App 需能自動發現同網域內的伺服器。 </w:t>
+      </w:r>
+    </w:p>
+    <w:p>
+      <w:pPr>
+        <w:pStyle w:val="Web"/>
+      </w:pPr>
+      <w:r>
+        <w:rPr>
+          <w:b/>
+          <w:bCs/>
+        </w:rPr>
+        <w:lastRenderedPageBreak/>
+        <w:t>5-2 使用個案圖 (Use case diagram)</w:t>
+      </w:r>
+      <w:r>
+        <w:t xml:space="preserve"> </w:t>
+      </w:r>
+      <w:r>
+        <w:rPr>
+          <w:i/>
+          <w:iCs/>
+        </w:rPr>
+        <w:t>(建議繪製：使用者(Actor) 包含視障者；使用個案包含「啟動盲道導航」、「啟動紅綠燈偵測」、「呼叫 LLM 進行語音對話」、「觸發緊急聯絡人」等)</w:t>
+      </w:r>
+    </w:p>
+    <w:p>
+      <w:pPr>
+        <w:pStyle w:val="Web"/>
+      </w:pPr>
+      <w:r>
+        <w:rPr>
+          <w:b/>
+          <w:bCs/>
+        </w:rPr>
+        <w:t>5-3 使用個案描述</w:t>
+      </w:r>
+      <w:r>
+        <w:t xml:space="preserve"> 以「物品搜尋」為例：使用者說出「幫我找[物品]」，系統接收音訊並透過 ASR 解析，接著啟動 </w:t>
+      </w:r>
+      <w:r>
+        <w:rPr>
+          <w:rStyle w:val="HTML"/>
+        </w:rPr>
+        <w:t>shoppingbest5.pt</w:t>
+      </w:r>
+      <w:r>
+        <w:t xml:space="preserve"> 模型進行視覺辨識，定位後透過音訊回饋方向給使用者。</w:t>
+      </w:r>
+    </w:p>
+    <w:p>
+      <w:pPr>
+        <w:pStyle w:val="Web"/>
+      </w:pPr>
+      <w:r>
+        <w:rPr>
+          <w:b/>
+          <w:bCs/>
+        </w:rPr>
+        <w:t>5-4 分析類別圖 (Analysis class diagram)</w:t>
+      </w:r>
+      <w:r>
+        <w:t xml:space="preserve"> 包含主要控制類別如 </w:t>
+      </w:r>
+      <w:proofErr w:type="spellStart"/>
+      <w:r>
+        <w:rPr>
+          <w:rStyle w:val="HTML"/>
+        </w:rPr>
+        <w:t>NavigationController</w:t>
+      </w:r>
+      <w:proofErr w:type="spellEnd"/>
+      <w:r>
+        <w:t xml:space="preserve">，負責影像接收的 </w:t>
+      </w:r>
+      <w:proofErr w:type="spellStart"/>
+      <w:r>
+        <w:rPr>
+          <w:rStyle w:val="HTML"/>
+        </w:rPr>
+        <w:t>CameraWebSocketClient</w:t>
+      </w:r>
+      <w:proofErr w:type="spellEnd"/>
+      <w:r>
+        <w:t xml:space="preserve">，以及負責推論的 </w:t>
+      </w:r>
+      <w:proofErr w:type="spellStart"/>
+      <w:r>
+        <w:rPr>
+          <w:rStyle w:val="HTML"/>
+        </w:rPr>
+        <w:t>YOLOInferenceEngine</w:t>
+      </w:r>
+      <w:proofErr w:type="spellEnd"/>
+      <w:r>
+        <w:t xml:space="preserve"> 與 </w:t>
+      </w:r>
+      <w:proofErr w:type="spellStart"/>
+      <w:r>
+        <w:rPr>
+          <w:rStyle w:val="HTML"/>
+        </w:rPr>
+        <w:t>LLMClient</w:t>
+      </w:r>
+      <w:proofErr w:type="spellEnd"/>
+      <w:r>
+        <w:t>。</w:t>
+      </w:r>
+    </w:p>
+    <w:p>
+      <w:pPr>
+        <w:rPr>
+          <w:b/>
+          <w:bCs/>
+        </w:rPr>
+      </w:pPr>
+      <w:r>
+        <w:rPr>
+          <w:rFonts w:hint="eastAsia"/>
+          <w:b/>
+          <w:bCs/>
+        </w:rPr>
+        <w:t>第</w:t>
+      </w:r>
+      <w:r>
+        <w:rPr>
+          <w:b/>
+          <w:bCs/>
+        </w:rPr>
+        <w:t>6</w:t>
+      </w:r>
+      <w:r>
+        <w:rPr>
+          <w:rFonts w:hint="eastAsia"/>
+          <w:b/>
+          <w:bCs/>
+        </w:rPr>
+        <w:t>章</w:t>
+      </w:r>
+      <w:r>
+        <w:rPr>
+          <w:b/>
+          <w:bCs/>
+        </w:rPr>
+        <w:t xml:space="preserve"> </w:t>
+      </w:r>
+      <w:r>
+        <w:rPr>
+          <w:rFonts w:hint="eastAsia"/>
+          <w:b/>
+          <w:bCs/>
+        </w:rPr>
+        <w:t>設計模型</w:t>
+      </w:r>
+    </w:p>
+    <w:p>
+      <w:r>
+        <w:rPr>
+          <w:i/>
+          <w:iCs/>
+        </w:rPr>
+        <w:t>(</w:t>
+      </w:r>
+      <w:r>
+        <w:rPr>
+          <w:rFonts w:hint="eastAsia"/>
+          <w:i/>
+          <w:iCs/>
+        </w:rPr>
+        <w:t>提醒：請於繳交時刪除標題中「程序或」的字眼，確定為設計模型</w:t>
+      </w:r>
+      <w:r>
+        <w:rPr>
+          <w:i/>
+          <w:iCs/>
+        </w:rPr>
+        <w:t>)</w:t>
+      </w:r>
+      <w:r>
+        <w:t xml:space="preserve"> </w:t>
+      </w:r>
+      <w:r>
+        <w:rPr>
+          <w:b/>
+          <w:bCs/>
+        </w:rPr>
+        <w:t xml:space="preserve">6-1 </w:t>
+      </w:r>
+      <w:r>
+        <w:rPr>
+          <w:rFonts w:hint="eastAsia"/>
+          <w:b/>
+          <w:bCs/>
+        </w:rPr>
+        <w:t>循序圖</w:t>
+      </w:r>
+      <w:r>
+        <w:rPr>
+          <w:b/>
+          <w:bCs/>
+        </w:rPr>
+        <w:t xml:space="preserve"> (Sequential diagram) </w:t>
+      </w:r>
+      <w:r>
+        <w:rPr>
+          <w:rFonts w:hint="eastAsia"/>
+          <w:b/>
+          <w:bCs/>
+        </w:rPr>
+        <w:t>或通訊圖</w:t>
+      </w:r>
+      <w:r>
+        <w:rPr>
+          <w:b/>
+          <w:bCs/>
+        </w:rPr>
+        <w:t xml:space="preserve"> (Communication diagram)</w:t>
+      </w:r>
+      <w:r>
+        <w:t xml:space="preserve"> </w:t>
+      </w:r>
+      <w:r>
+        <w:rPr>
+          <w:rFonts w:hint="eastAsia"/>
+        </w:rPr>
+        <w:t>描繪使用者觸發影像擷取後，設備如何將資料封裝、加密並透過網路送至雲端，再將回傳結果交由語音模組播報的物件互動順序。</w:t>
+      </w:r>
+      <w:r>
+        <w:t xml:space="preserve"> </w:t>
+      </w:r>
+      <w:r>
+        <w:rPr>
+          <w:b/>
+          <w:bCs/>
+        </w:rPr>
+        <w:t xml:space="preserve">6-2 </w:t>
+      </w:r>
+      <w:r>
+        <w:rPr>
+          <w:rFonts w:hint="eastAsia"/>
+          <w:b/>
+          <w:bCs/>
+        </w:rPr>
+        <w:t>設計類別圖</w:t>
+      </w:r>
+      <w:r>
+        <w:rPr>
+          <w:b/>
+          <w:bCs/>
+        </w:rPr>
+        <w:t xml:space="preserve"> (Design class diagram)</w:t>
+      </w:r>
+      <w:r>
+        <w:t xml:space="preserve"> </w:t>
+      </w:r>
+      <w:r>
+        <w:rPr>
+          <w:rFonts w:hint="eastAsia"/>
+        </w:rPr>
+        <w:t>在分析類別圖的基礎上，加入具體的屬性、方法與型態定義。</w:t>
+      </w:r>
+    </w:p>
+    <w:p>
+      <w:pPr>
+        <w:rPr>
+          <w:b/>
+          <w:bCs/>
+        </w:rPr>
+      </w:pPr>
+      <w:r>
+        <w:rPr>
+          <w:rFonts w:hint="eastAsia"/>
+          <w:b/>
+          <w:bCs/>
+        </w:rPr>
+        <w:t>第</w:t>
+      </w:r>
+      <w:r>
+        <w:rPr>
+          <w:b/>
+          <w:bCs/>
+        </w:rPr>
+        <w:t>7</w:t>
+      </w:r>
+      <w:r>
+        <w:rPr>
+          <w:rFonts w:hint="eastAsia"/>
+          <w:b/>
+          <w:bCs/>
+        </w:rPr>
+        <w:t>章</w:t>
+      </w:r>
+      <w:r>
+        <w:rPr>
+          <w:b/>
+          <w:bCs/>
+        </w:rPr>
+        <w:t xml:space="preserve"> </w:t>
+      </w:r>
+      <w:r>
+        <w:rPr>
+          <w:rFonts w:hint="eastAsia"/>
+          <w:b/>
+          <w:bCs/>
+        </w:rPr>
+        <w:t>實作模型</w:t>
+      </w:r>
+    </w:p>
+    <w:p>
+      <w:r>
+        <w:rPr>
+          <w:i/>
+          <w:iCs/>
+        </w:rPr>
+        <w:t>(</w:t>
+      </w:r>
+      <w:r>
+        <w:rPr>
+          <w:rFonts w:hint="eastAsia"/>
+          <w:i/>
+          <w:iCs/>
+        </w:rPr>
+        <w:t>提醒：請於繳交時刪除標題中「資料或」的字眼，確定為實作模型</w:t>
+      </w:r>
+      <w:r>
+        <w:rPr>
+          <w:i/>
+          <w:iCs/>
+        </w:rPr>
+        <w:t>)</w:t>
+      </w:r>
+      <w:r>
+        <w:t xml:space="preserve"> </w:t>
+      </w:r>
+      <w:r>
+        <w:rPr>
           <w:b/>
           <w:bCs/>
         </w:rPr>
@@ -2306,14 +1861,7 @@
         <w:rPr>
           <w:rFonts w:hint="eastAsia"/>
         </w:rPr>
-        <w:t>將系統劃分為視覺擷</w:t>
-      </w:r>
-      <w:r>
-        <w:rPr>
-          <w:rFonts w:hint="eastAsia"/>
-        </w:rPr>
-        <w:lastRenderedPageBreak/>
-        <w:t>取套件、安全通訊套件、語音處理套件等。</w:t>
+        <w:t>將系統劃分為視覺擷取套件、安全通訊套件、語音處理套件等。</w:t>
       </w:r>
       <w:r>
         <w:t xml:space="preserve"> </w:t>
@@ -2347,21 +1895,7 @@
         <w:rPr>
           <w:rFonts w:hint="eastAsia"/>
         </w:rPr>
-        <w:t>標示各個軟體元件及依賴的</w:t>
-      </w:r>
-      <w:proofErr w:type="gramStart"/>
-      <w:r>
-        <w:rPr>
-          <w:rFonts w:hint="eastAsia"/>
-        </w:rPr>
-        <w:t>外部函式庫</w:t>
-      </w:r>
-      <w:proofErr w:type="gramEnd"/>
-      <w:r>
-        <w:rPr>
-          <w:rFonts w:hint="eastAsia"/>
-        </w:rPr>
-        <w:t>關係。</w:t>
+        <w:t>標示各個軟體元件及依賴的外部函式庫關係。</w:t>
       </w:r>
       <w:r>
         <w:t xml:space="preserve"> </w:t>
@@ -2395,21 +1929,7 @@
         <w:rPr>
           <w:rFonts w:hint="eastAsia"/>
         </w:rPr>
-        <w:t>描述設備在「待機」、「擷取中」、「雲端分析中」、「語音播報中」等</w:t>
-      </w:r>
-      <w:proofErr w:type="gramStart"/>
-      <w:r>
-        <w:rPr>
-          <w:rFonts w:hint="eastAsia"/>
-        </w:rPr>
-        <w:t>狀態間的轉移</w:t>
-      </w:r>
-      <w:proofErr w:type="gramEnd"/>
-      <w:r>
-        <w:rPr>
-          <w:rFonts w:hint="eastAsia"/>
-        </w:rPr>
-        <w:t>條件。</w:t>
+        <w:t>描述設備在「待機」、「擷取中」、「雲端分析中」、「語音播報中」等狀態間的轉移條件。</w:t>
       </w:r>
     </w:p>
     <w:p>
@@ -2481,21 +2001,7 @@
         <w:rPr>
           <w:rFonts w:hint="eastAsia"/>
         </w:rPr>
-        <w:t>考量系統需儲存使用者的偏好設定與系統運作日誌，設計</w:t>
-      </w:r>
-      <w:proofErr w:type="gramStart"/>
-      <w:r>
-        <w:rPr>
-          <w:rFonts w:hint="eastAsia"/>
-        </w:rPr>
-        <w:t>本地端輕量</w:t>
-      </w:r>
-      <w:proofErr w:type="gramEnd"/>
-      <w:r>
-        <w:rPr>
-          <w:rFonts w:hint="eastAsia"/>
-        </w:rPr>
-        <w:t>資料庫的關聯表，並註明參考關係及限制</w:t>
+        <w:t>考量系統需儲存使用者的偏好設定與系統運作日誌，設計本地端輕量資料庫的關聯表，並註明參考關係及限制</w:t>
       </w:r>
       <w:r>
         <w:t xml:space="preserve"> (Constraints)</w:t>
@@ -2577,19 +2083,11 @@
       <w:r>
         <w:t>/</w:t>
       </w:r>
-      <w:proofErr w:type="gramStart"/>
-      <w:r>
-        <w:rPr>
-          <w:rFonts w:hint="eastAsia"/>
-        </w:rPr>
-        <w:t>外鍵設定</w:t>
-      </w:r>
-      <w:proofErr w:type="gramEnd"/>
-      <w:r>
-        <w:rPr>
-          <w:rFonts w:hint="eastAsia"/>
-        </w:rPr>
-        <w:t>。</w:t>
+      <w:r>
+        <w:rPr>
+          <w:rFonts w:hint="eastAsia"/>
+        </w:rPr>
+        <w:t>外鍵設定。</w:t>
       </w:r>
     </w:p>
     <w:sectPr>
@@ -2605,6 +2103,155 @@
 <file path=word/numbering.xml><?xml version="1.0" encoding="utf-8"?>
 <w:numbering xmlns:wpc="http://schemas.microsoft.com/office/word/2010/wordprocessingCanvas" xmlns:cx="http://schemas.microsoft.com/office/drawing/2014/chartex" xmlns:cx1="http://schemas.microsoft.com/office/drawing/2015/9/8/chartex" xmlns:cx2="http://schemas.microsoft.com/office/drawing/2015/10/21/chartex" xmlns:cx3="http://schemas.microsoft.com/office/drawing/2016/5/9/chartex" xmlns:cx4="http://schemas.microsoft.com/office/drawing/2016/5/10/chartex" xmlns:cx5="http://schemas.microsoft.com/office/drawing/2016/5/11/chartex" xmlns:cx6="http://schemas.microsoft.com/office/drawing/2016/5/12/chartex" xmlns:cx7="http://schemas.microsoft.com/office/drawing/2016/5/13/chartex" xmlns:cx8="http://schemas.microsoft.com/office/drawing/2016/5/14/chartex" xmlns:mc="http://schemas.openxmlformats.org/markup-compatibility/2006" xmlns:aink="http://schemas.microsoft.com/office/drawing/2016/ink" xmlns:am3d="http://schemas.microsoft.com/office/drawing/2017/model3d" xmlns:o="urn:schemas-microsoft-com:office:office" xmlns:oel="http://schemas.microsoft.com/office/2019/extlst" xmlns:r="http://schemas.openxmlformats.org/officeDocument/2006/relationships" xmlns:m="http://schemas.openxmlformats.org/officeDocument/2006/math" xmlns:v="urn:schemas-microsoft-com:vml" xmlns:wp14="http://schemas.microsoft.com/office/word/2010/wordprocessingDrawing" xmlns:wp="http://schemas.openxmlformats.org/drawingml/2006/wordprocessingDrawing" xmlns:w10="urn:schemas-microsoft-com:office:word" xmlns:w="http://schemas.openxmlformats.org/wordprocessingml/2006/main" xmlns:w14="http://schemas.microsoft.com/office/word/2010/wordml" xmlns:w15="http://schemas.microsoft.com/office/word/2012/wordml" xmlns:w16cex="http://schemas.microsoft.com/office/word/2018/wordml/cex" xmlns:w16cid="http://schemas.microsoft.com/office/word/2016/wordml/cid" xmlns:w16="http://schemas.microsoft.com/office/word/2018/wordml" xmlns:w16sdtdh="http://schemas.microsoft.com/office/word/2020/wordml/sdtdatahash" xmlns:w16se="http://schemas.microsoft.com/office/word/2015/wordml/symex" xmlns:wpg="http://schemas.microsoft.com/office/word/2010/wordprocessingGroup" xmlns:wpi="http://schemas.microsoft.com/office/word/2010/wordprocessingInk" xmlns:wne="http://schemas.microsoft.com/office/word/2006/wordml" xmlns:wps="http://schemas.microsoft.com/office/word/2010/wordprocessingShape" mc:Ignorable="w14 w15 w16se w16cid w16 w16cex w16sdtdh wp14">
   <w:abstractNum w:abstractNumId="0" w15:restartNumberingAfterBreak="0">
+    <w:nsid w:val="0CD33282"/>
+    <w:multiLevelType w:val="multilevel"/>
+    <w:tmpl w:val="CB3A2818"/>
+    <w:lvl w:ilvl="0">
+      <w:start w:val="1"/>
+      <w:numFmt w:val="bullet"/>
+      <w:lvlText w:val=""/>
+      <w:lvlJc w:val="left"/>
+      <w:pPr>
+        <w:tabs>
+          <w:tab w:val="num" w:pos="720"/>
+        </w:tabs>
+        <w:ind w:left="720" w:hanging="360"/>
+      </w:pPr>
+      <w:rPr>
+        <w:rFonts w:ascii="Symbol" w:hAnsi="Symbol" w:hint="default"/>
+        <w:sz w:val="20"/>
+      </w:rPr>
+    </w:lvl>
+    <w:lvl w:ilvl="1" w:tentative="1">
+      <w:start w:val="1"/>
+      <w:numFmt w:val="bullet"/>
+      <w:lvlText w:val="o"/>
+      <w:lvlJc w:val="left"/>
+      <w:pPr>
+        <w:tabs>
+          <w:tab w:val="num" w:pos="1440"/>
+        </w:tabs>
+        <w:ind w:left="1440" w:hanging="360"/>
+      </w:pPr>
+      <w:rPr>
+        <w:rFonts w:ascii="Courier New" w:hAnsi="Courier New" w:hint="default"/>
+        <w:sz w:val="20"/>
+      </w:rPr>
+    </w:lvl>
+    <w:lvl w:ilvl="2" w:tentative="1">
+      <w:start w:val="1"/>
+      <w:numFmt w:val="bullet"/>
+      <w:lvlText w:val=""/>
+      <w:lvlJc w:val="left"/>
+      <w:pPr>
+        <w:tabs>
+          <w:tab w:val="num" w:pos="2160"/>
+        </w:tabs>
+        <w:ind w:left="2160" w:hanging="360"/>
+      </w:pPr>
+      <w:rPr>
+        <w:rFonts w:ascii="Wingdings" w:hAnsi="Wingdings" w:hint="default"/>
+        <w:sz w:val="20"/>
+      </w:rPr>
+    </w:lvl>
+    <w:lvl w:ilvl="3" w:tentative="1">
+      <w:start w:val="1"/>
+      <w:numFmt w:val="bullet"/>
+      <w:lvlText w:val=""/>
+      <w:lvlJc w:val="left"/>
+      <w:pPr>
+        <w:tabs>
+          <w:tab w:val="num" w:pos="2880"/>
+        </w:tabs>
+        <w:ind w:left="2880" w:hanging="360"/>
+      </w:pPr>
+      <w:rPr>
+        <w:rFonts w:ascii="Wingdings" w:hAnsi="Wingdings" w:hint="default"/>
+        <w:sz w:val="20"/>
+      </w:rPr>
+    </w:lvl>
+    <w:lvl w:ilvl="4" w:tentative="1">
+      <w:start w:val="1"/>
+      <w:numFmt w:val="bullet"/>
+      <w:lvlText w:val=""/>
+      <w:lvlJc w:val="left"/>
+      <w:pPr>
+        <w:tabs>
+          <w:tab w:val="num" w:pos="3600"/>
+        </w:tabs>
+        <w:ind w:left="3600" w:hanging="360"/>
+      </w:pPr>
+      <w:rPr>
+        <w:rFonts w:ascii="Wingdings" w:hAnsi="Wingdings" w:hint="default"/>
+        <w:sz w:val="20"/>
+      </w:rPr>
+    </w:lvl>
+    <w:lvl w:ilvl="5" w:tentative="1">
+      <w:start w:val="1"/>
+      <w:numFmt w:val="bullet"/>
+      <w:lvlText w:val=""/>
+      <w:lvlJc w:val="left"/>
+      <w:pPr>
+        <w:tabs>
+          <w:tab w:val="num" w:pos="4320"/>
+        </w:tabs>
+        <w:ind w:left="4320" w:hanging="360"/>
+      </w:pPr>
+      <w:rPr>
+        <w:rFonts w:ascii="Wingdings" w:hAnsi="Wingdings" w:hint="default"/>
+        <w:sz w:val="20"/>
+      </w:rPr>
+    </w:lvl>
+    <w:lvl w:ilvl="6" w:tentative="1">
+      <w:start w:val="1"/>
+      <w:numFmt w:val="bullet"/>
+      <w:lvlText w:val=""/>
+      <w:lvlJc w:val="left"/>
+      <w:pPr>
+        <w:tabs>
+          <w:tab w:val="num" w:pos="5040"/>
+        </w:tabs>
+        <w:ind w:left="5040" w:hanging="360"/>
+      </w:pPr>
+      <w:rPr>
+        <w:rFonts w:ascii="Wingdings" w:hAnsi="Wingdings" w:hint="default"/>
+        <w:sz w:val="20"/>
+      </w:rPr>
+    </w:lvl>
+    <w:lvl w:ilvl="7" w:tentative="1">
+      <w:start w:val="1"/>
+      <w:numFmt w:val="bullet"/>
+      <w:lvlText w:val=""/>
+      <w:lvlJc w:val="left"/>
+      <w:pPr>
+        <w:tabs>
+          <w:tab w:val="num" w:pos="5760"/>
+        </w:tabs>
+        <w:ind w:left="5760" w:hanging="360"/>
+      </w:pPr>
+      <w:rPr>
+        <w:rFonts w:ascii="Wingdings" w:hAnsi="Wingdings" w:hint="default"/>
+        <w:sz w:val="20"/>
+      </w:rPr>
+    </w:lvl>
+    <w:lvl w:ilvl="8" w:tentative="1">
+      <w:start w:val="1"/>
+      <w:numFmt w:val="bullet"/>
+      <w:lvlText w:val=""/>
+      <w:lvlJc w:val="left"/>
+      <w:pPr>
+        <w:tabs>
+          <w:tab w:val="num" w:pos="6480"/>
+        </w:tabs>
+        <w:ind w:left="6480" w:hanging="360"/>
+      </w:pPr>
+      <w:rPr>
+        <w:rFonts w:ascii="Wingdings" w:hAnsi="Wingdings" w:hint="default"/>
+        <w:sz w:val="20"/>
+      </w:rPr>
+    </w:lvl>
+  </w:abstractNum>
+  <w:abstractNum w:abstractNumId="1" w15:restartNumberingAfterBreak="0">
     <w:nsid w:val="1D4C2D4A"/>
     <w:multiLevelType w:val="multilevel"/>
     <w:tmpl w:val="659ED252"/>
@@ -2753,7 +2400,7 @@
       </w:rPr>
     </w:lvl>
   </w:abstractNum>
-  <w:abstractNum w:abstractNumId="1" w15:restartNumberingAfterBreak="0">
+  <w:abstractNum w:abstractNumId="2" w15:restartNumberingAfterBreak="0">
     <w:nsid w:val="3A091D9F"/>
     <w:multiLevelType w:val="multilevel"/>
     <w:tmpl w:val="4C780DEC"/>
@@ -2902,7 +2549,152 @@
       </w:rPr>
     </w:lvl>
   </w:abstractNum>
-  <w:abstractNum w:abstractNumId="2" w15:restartNumberingAfterBreak="0">
+  <w:abstractNum w:abstractNumId="3" w15:restartNumberingAfterBreak="0">
+    <w:nsid w:val="47426796"/>
+    <w:multiLevelType w:val="multilevel"/>
+    <w:tmpl w:val="4FBEA43C"/>
+    <w:lvl w:ilvl="0">
+      <w:start w:val="1"/>
+      <w:numFmt w:val="bullet"/>
+      <w:lvlText w:val=""/>
+      <w:lvlJc w:val="left"/>
+      <w:pPr>
+        <w:tabs>
+          <w:tab w:val="num" w:pos="720"/>
+        </w:tabs>
+        <w:ind w:left="720" w:hanging="360"/>
+      </w:pPr>
+      <w:rPr>
+        <w:rFonts w:ascii="Symbol" w:hAnsi="Symbol" w:hint="default"/>
+        <w:sz w:val="20"/>
+      </w:rPr>
+    </w:lvl>
+    <w:lvl w:ilvl="1">
+      <w:start w:val="1"/>
+      <w:numFmt w:val="decimal"/>
+      <w:lvlText w:val="%2."/>
+      <w:lvlJc w:val="left"/>
+      <w:pPr>
+        <w:tabs>
+          <w:tab w:val="num" w:pos="1440"/>
+        </w:tabs>
+        <w:ind w:left="1440" w:hanging="360"/>
+      </w:pPr>
+    </w:lvl>
+    <w:lvl w:ilvl="2" w:tentative="1">
+      <w:start w:val="1"/>
+      <w:numFmt w:val="bullet"/>
+      <w:lvlText w:val=""/>
+      <w:lvlJc w:val="left"/>
+      <w:pPr>
+        <w:tabs>
+          <w:tab w:val="num" w:pos="2160"/>
+        </w:tabs>
+        <w:ind w:left="2160" w:hanging="360"/>
+      </w:pPr>
+      <w:rPr>
+        <w:rFonts w:ascii="Wingdings" w:hAnsi="Wingdings" w:hint="default"/>
+        <w:sz w:val="20"/>
+      </w:rPr>
+    </w:lvl>
+    <w:lvl w:ilvl="3" w:tentative="1">
+      <w:start w:val="1"/>
+      <w:numFmt w:val="bullet"/>
+      <w:lvlText w:val=""/>
+      <w:lvlJc w:val="left"/>
+      <w:pPr>
+        <w:tabs>
+          <w:tab w:val="num" w:pos="2880"/>
+        </w:tabs>
+        <w:ind w:left="2880" w:hanging="360"/>
+      </w:pPr>
+      <w:rPr>
+        <w:rFonts w:ascii="Wingdings" w:hAnsi="Wingdings" w:hint="default"/>
+        <w:sz w:val="20"/>
+      </w:rPr>
+    </w:lvl>
+    <w:lvl w:ilvl="4" w:tentative="1">
+      <w:start w:val="1"/>
+      <w:numFmt w:val="bullet"/>
+      <w:lvlText w:val=""/>
+      <w:lvlJc w:val="left"/>
+      <w:pPr>
+        <w:tabs>
+          <w:tab w:val="num" w:pos="3600"/>
+        </w:tabs>
+        <w:ind w:left="3600" w:hanging="360"/>
+      </w:pPr>
+      <w:rPr>
+        <w:rFonts w:ascii="Wingdings" w:hAnsi="Wingdings" w:hint="default"/>
+        <w:sz w:val="20"/>
+      </w:rPr>
+    </w:lvl>
+    <w:lvl w:ilvl="5" w:tentative="1">
+      <w:start w:val="1"/>
+      <w:numFmt w:val="bullet"/>
+      <w:lvlText w:val=""/>
+      <w:lvlJc w:val="left"/>
+      <w:pPr>
+        <w:tabs>
+          <w:tab w:val="num" w:pos="4320"/>
+        </w:tabs>
+        <w:ind w:left="4320" w:hanging="360"/>
+      </w:pPr>
+      <w:rPr>
+        <w:rFonts w:ascii="Wingdings" w:hAnsi="Wingdings" w:hint="default"/>
+        <w:sz w:val="20"/>
+      </w:rPr>
+    </w:lvl>
+    <w:lvl w:ilvl="6" w:tentative="1">
+      <w:start w:val="1"/>
+      <w:numFmt w:val="bullet"/>
+      <w:lvlText w:val=""/>
+      <w:lvlJc w:val="left"/>
+      <w:pPr>
+        <w:tabs>
+          <w:tab w:val="num" w:pos="5040"/>
+        </w:tabs>
+        <w:ind w:left="5040" w:hanging="360"/>
+      </w:pPr>
+      <w:rPr>
+        <w:rFonts w:ascii="Wingdings" w:hAnsi="Wingdings" w:hint="default"/>
+        <w:sz w:val="20"/>
+      </w:rPr>
+    </w:lvl>
+    <w:lvl w:ilvl="7" w:tentative="1">
+      <w:start w:val="1"/>
+      <w:numFmt w:val="bullet"/>
+      <w:lvlText w:val=""/>
+      <w:lvlJc w:val="left"/>
+      <w:pPr>
+        <w:tabs>
+          <w:tab w:val="num" w:pos="5760"/>
+        </w:tabs>
+        <w:ind w:left="5760" w:hanging="360"/>
+      </w:pPr>
+      <w:rPr>
+        <w:rFonts w:ascii="Wingdings" w:hAnsi="Wingdings" w:hint="default"/>
+        <w:sz w:val="20"/>
+      </w:rPr>
+    </w:lvl>
+    <w:lvl w:ilvl="8" w:tentative="1">
+      <w:start w:val="1"/>
+      <w:numFmt w:val="bullet"/>
+      <w:lvlText w:val=""/>
+      <w:lvlJc w:val="left"/>
+      <w:pPr>
+        <w:tabs>
+          <w:tab w:val="num" w:pos="6480"/>
+        </w:tabs>
+        <w:ind w:left="6480" w:hanging="360"/>
+      </w:pPr>
+      <w:rPr>
+        <w:rFonts w:ascii="Wingdings" w:hAnsi="Wingdings" w:hint="default"/>
+        <w:sz w:val="20"/>
+      </w:rPr>
+    </w:lvl>
+  </w:abstractNum>
+  <w:abstractNum w:abstractNumId="4" w15:restartNumberingAfterBreak="0">
     <w:nsid w:val="50A876DE"/>
     <w:multiLevelType w:val="multilevel"/>
     <w:tmpl w:val="F8E2A6A0"/>
@@ -3015,7 +2807,7 @@
       </w:pPr>
     </w:lvl>
   </w:abstractNum>
-  <w:abstractNum w:abstractNumId="3" w15:restartNumberingAfterBreak="0">
+  <w:abstractNum w:abstractNumId="5" w15:restartNumberingAfterBreak="0">
     <w:nsid w:val="5D8E589E"/>
     <w:multiLevelType w:val="multilevel"/>
     <w:tmpl w:val="C5F6EF1E"/>
@@ -3165,28 +2957,34 @@
     </w:lvl>
   </w:abstractNum>
   <w:num w:numId="1" w16cid:durableId="438645281">
-    <w:abstractNumId w:val="0"/>
+    <w:abstractNumId w:val="1"/>
   </w:num>
   <w:num w:numId="2" w16cid:durableId="2112508741">
+    <w:abstractNumId w:val="5"/>
+  </w:num>
+  <w:num w:numId="3" w16cid:durableId="1414547541">
+    <w:abstractNumId w:val="1"/>
+  </w:num>
+  <w:num w:numId="4" w16cid:durableId="1004866982">
+    <w:abstractNumId w:val="5"/>
+  </w:num>
+  <w:num w:numId="5" w16cid:durableId="1467969797">
+    <w:abstractNumId w:val="5"/>
+  </w:num>
+  <w:num w:numId="6" w16cid:durableId="1734965700">
+    <w:abstractNumId w:val="5"/>
+  </w:num>
+  <w:num w:numId="7" w16cid:durableId="1974141357">
+    <w:abstractNumId w:val="4"/>
+  </w:num>
+  <w:num w:numId="8" w16cid:durableId="927467856">
+    <w:abstractNumId w:val="2"/>
+  </w:num>
+  <w:num w:numId="9" w16cid:durableId="529955917">
     <w:abstractNumId w:val="3"/>
   </w:num>
-  <w:num w:numId="3" w16cid:durableId="1414547541">
+  <w:num w:numId="10" w16cid:durableId="1051274203">
     <w:abstractNumId w:val="0"/>
-  </w:num>
-  <w:num w:numId="4" w16cid:durableId="1004866982">
-    <w:abstractNumId w:val="3"/>
-  </w:num>
-  <w:num w:numId="5" w16cid:durableId="1467969797">
-    <w:abstractNumId w:val="3"/>
-  </w:num>
-  <w:num w:numId="6" w16cid:durableId="1734965700">
-    <w:abstractNumId w:val="3"/>
-  </w:num>
-  <w:num w:numId="7" w16cid:durableId="1974141357">
-    <w:abstractNumId w:val="2"/>
-  </w:num>
-  <w:num w:numId="8" w16cid:durableId="927467856">
-    <w:abstractNumId w:val="1"/>
   </w:num>
 </w:numbering>
 </file>
@@ -4107,6 +3905,36 @@
       <w:spacing w:val="5"/>
     </w:rPr>
   </w:style>
+  <w:style w:type="paragraph" w:styleId="Web">
+    <w:name w:val="Normal (Web)"/>
+    <w:basedOn w:val="a"/>
+    <w:uiPriority w:val="99"/>
+    <w:semiHidden/>
+    <w:unhideWhenUsed/>
+    <w:rsid w:val="00A461FA"/>
+    <w:pPr>
+      <w:widowControl/>
+      <w:spacing w:before="100" w:beforeAutospacing="1" w:after="100" w:afterAutospacing="1" w:line="240" w:lineRule="auto"/>
+    </w:pPr>
+    <w:rPr>
+      <w:rFonts w:ascii="新細明體" w:eastAsia="新細明體" w:hAnsi="新細明體" w:cs="新細明體"/>
+      <w:kern w:val="0"/>
+      <w14:ligatures w14:val="none"/>
+    </w:rPr>
+  </w:style>
+  <w:style w:type="character" w:styleId="HTML">
+    <w:name w:val="HTML Code"/>
+    <w:basedOn w:val="a0"/>
+    <w:uiPriority w:val="99"/>
+    <w:semiHidden/>
+    <w:unhideWhenUsed/>
+    <w:rsid w:val="00A461FA"/>
+    <w:rPr>
+      <w:rFonts w:ascii="細明體" w:eastAsia="細明體" w:hAnsi="細明體" w:cs="細明體"/>
+      <w:sz w:val="24"/>
+      <w:szCs w:val="24"/>
+    </w:rPr>
+  </w:style>
 </w:styles>
 </file>
 

--- a/DOC_專題文件/初審/初版初審_系統手冊.docx
+++ b/DOC_專題文件/初審/初版初審_系統手冊.docx
@@ -84,7 +84,15 @@
         <w:ind w:firstLine="480"/>
       </w:pPr>
       <w:r>
-        <w:t>視障人士在日常出行與生活起居中，常面臨無法準確避開障礙物、辨識交通號誌或尋找特定物品的困難。雖然市面上有輔具，但多數缺乏即時且多功能的視覺分析能力。</w:t>
+        <w:t>視障人士在日常出行與生活起居中，常面臨無法準確避開障礙物、辨識交通號</w:t>
+      </w:r>
+      <w:proofErr w:type="gramStart"/>
+      <w:r>
+        <w:t>誌</w:t>
+      </w:r>
+      <w:proofErr w:type="gramEnd"/>
+      <w:r>
+        <w:t>或尋找特定物品的困難。雖然市面上有輔具，但多數缺乏即時且多功能的視覺分析能力。</w:t>
       </w:r>
     </w:p>
     <w:p>
@@ -126,7 +134,15 @@
         <w:t>LLM</w:t>
       </w:r>
       <w:r>
-        <w:t>）的普及，我們期望將這些強大的開源</w:t>
+        <w:t>）的</w:t>
+      </w:r>
+      <w:proofErr w:type="gramStart"/>
+      <w:r>
+        <w:t>普及，</w:t>
+      </w:r>
+      <w:proofErr w:type="gramEnd"/>
+      <w:r>
+        <w:t>我們期望將這些強大的開源</w:t>
       </w:r>
       <w:r>
         <w:t xml:space="preserve"> AI </w:t>
@@ -202,8 +218,13 @@
           <w:numId w:val="7"/>
         </w:numPr>
       </w:pPr>
-      <w:r>
-        <w:t>盲道導航與過馬路輔助（包含斑馬線與紅綠燈偵測）。</w:t>
+      <w:proofErr w:type="gramStart"/>
+      <w:r>
+        <w:t>盲道導航</w:t>
+      </w:r>
+      <w:proofErr w:type="gramEnd"/>
+      <w:r>
+        <w:t>與過馬路輔助（包含斑馬線與紅綠燈偵測）。</w:t>
       </w:r>
     </w:p>
     <w:p>
@@ -384,13 +405,29 @@
         <w:t xml:space="preserve"> YOLO </w:t>
       </w:r>
       <w:r>
-        <w:t>模型（如</w:t>
+        <w:t>模型</w:t>
+      </w:r>
+      <w:proofErr w:type="gramStart"/>
+      <w:r>
+        <w:t>（</w:t>
+      </w:r>
+      <w:proofErr w:type="gramEnd"/>
+      <w:r>
+        <w:t>如</w:t>
       </w:r>
       <w:r>
         <w:t xml:space="preserve"> yolo-seg.pt, trafficlight.pt </w:t>
       </w:r>
       <w:r>
-        <w:t>等）與多種</w:t>
+        <w:t>等</w:t>
+      </w:r>
+      <w:proofErr w:type="gramStart"/>
+      <w:r>
+        <w:t>）</w:t>
+      </w:r>
+      <w:proofErr w:type="gramEnd"/>
+      <w:r>
+        <w:t>與多種</w:t>
       </w:r>
       <w:r>
         <w:t xml:space="preserve"> LLM API (Gemini, </w:t>
@@ -484,8 +521,13 @@
       <w:pPr>
         <w:ind w:left="360" w:firstLine="120"/>
       </w:pPr>
-      <w:r>
-        <w:t>採開源專案模式（</w:t>
+      <w:proofErr w:type="gramStart"/>
+      <w:r>
+        <w:t>採</w:t>
+      </w:r>
+      <w:proofErr w:type="gramEnd"/>
+      <w:r>
+        <w:t>開源專案模式（</w:t>
       </w:r>
       <w:r>
         <w:t>MIT License</w:t>
@@ -561,8 +603,13 @@
         <w:t xml:space="preserve"> (T)</w:t>
       </w:r>
       <w:r>
-        <w:t>：具備基本智慧型手機操作能力，或願意配戴輕量化</w:t>
-      </w:r>
+        <w:t>：具備基本智慧型手機操作能力，或願意</w:t>
+      </w:r>
+      <w:proofErr w:type="gramStart"/>
+      <w:r>
+        <w:t>配戴輕量化</w:t>
+      </w:r>
+      <w:proofErr w:type="gramEnd"/>
       <w:r>
         <w:t xml:space="preserve"> IoT </w:t>
       </w:r>
@@ -837,7 +884,23 @@
         <w:ind w:firstLine="480"/>
       </w:pPr>
       <w:r>
-        <w:t>系統採主從式（Client-Server）架構。後端為 Python 伺服器，負責 AI 模型推論與 API 介接；前端為接收影像與播放語音的終端設備。雙方透過 HTTP 進行指令溝通，並利用 WebSocket 進行影像 (</w:t>
+        <w:t>系統</w:t>
+      </w:r>
+      <w:proofErr w:type="gramStart"/>
+      <w:r>
+        <w:t>採</w:t>
+      </w:r>
+      <w:proofErr w:type="gramEnd"/>
+      <w:r>
+        <w:t xml:space="preserve">主從式（Client-Server）架構。後端為 Python 伺服器，負責 AI 模型推論與 API </w:t>
+      </w:r>
+      <w:proofErr w:type="gramStart"/>
+      <w:r>
+        <w:t>介</w:t>
+      </w:r>
+      <w:proofErr w:type="gramEnd"/>
+      <w:r>
+        <w:t>接；前端為接收影像與播放語音的終端設備。雙方透過 HTTP 進行指令溝通，並利用 WebSocket 進行影像 (</w:t>
       </w:r>
       <w:r>
         <w:rPr>
@@ -940,7 +1003,15 @@
         </w:numPr>
       </w:pPr>
       <w:r>
-        <w:t>選項一：ESP32 開發板（</w:t>
+        <w:t>選項</w:t>
+      </w:r>
+      <w:proofErr w:type="gramStart"/>
+      <w:r>
+        <w:t>一</w:t>
+      </w:r>
+      <w:proofErr w:type="gramEnd"/>
+      <w:r>
+        <w:t>：ESP32 開發板（</w:t>
       </w:r>
       <w:proofErr w:type="spellStart"/>
       <w:r>
@@ -1020,7 +1091,15 @@
         <w:t>.env</w:t>
       </w:r>
       <w:r>
-        <w:t xml:space="preserve"> 進行環境變數與 API 金鑰管理。</w:t>
+        <w:t xml:space="preserve"> 進行環境變數與 API 金</w:t>
+      </w:r>
+      <w:proofErr w:type="gramStart"/>
+      <w:r>
+        <w:t>鑰</w:t>
+      </w:r>
+      <w:proofErr w:type="gramEnd"/>
+      <w:r>
+        <w:t>管理。</w:t>
       </w:r>
     </w:p>
     <w:p>
@@ -1335,12 +1414,37 @@
         </w:rPr>
         <w:t xml:space="preserve"> Commit </w:t>
       </w:r>
+      <w:proofErr w:type="gramStart"/>
       <w:r>
         <w:rPr>
           <w:i/>
           <w:iCs/>
         </w:rPr>
-        <w:t>紀錄截圖，並標註每位同學中文姓名及學號</w:t>
+        <w:t>紀錄截圖</w:t>
+      </w:r>
+      <w:proofErr w:type="gramEnd"/>
+      <w:r>
+        <w:rPr>
+          <w:i/>
+          <w:iCs/>
+        </w:rPr>
+        <w:t>，並標</w:t>
+      </w:r>
+      <w:proofErr w:type="gramStart"/>
+      <w:r>
+        <w:rPr>
+          <w:i/>
+          <w:iCs/>
+        </w:rPr>
+        <w:t>註</w:t>
+      </w:r>
+      <w:proofErr w:type="gramEnd"/>
+      <w:r>
+        <w:rPr>
+          <w:i/>
+          <w:iCs/>
+        </w:rPr>
+        <w:t>每位同學中文姓名及學號</w:t>
       </w:r>
       <w:r>
         <w:rPr>
@@ -1436,7 +1540,15 @@
         <w:t>功能需求</w:t>
       </w:r>
       <w:r>
-        <w:t>：系統須提供盲道導航、過馬路輔助（斑馬線與紅綠燈偵測）、物品搜尋、語音對話，以及語音指令撥打緊急聯絡人等功能。</w:t>
+        <w:t>：系統須</w:t>
+      </w:r>
+      <w:proofErr w:type="gramStart"/>
+      <w:r>
+        <w:t>提供盲道</w:t>
+      </w:r>
+      <w:proofErr w:type="gramEnd"/>
+      <w:r>
+        <w:t>導航、過馬路輔助（斑馬線與紅綠燈偵測）、物品搜尋、語音對話，以及語音指令撥打緊急聯絡人等功能。</w:t>
       </w:r>
     </w:p>
     <w:p>
@@ -1455,7 +1567,15 @@
         <w:t>非功能需求</w:t>
       </w:r>
       <w:r>
-        <w:t xml:space="preserve">：影像傳輸需低延遲，Flutter App 需能自動發現同網域內的伺服器。 </w:t>
+        <w:t>：影像</w:t>
+      </w:r>
+      <w:proofErr w:type="gramStart"/>
+      <w:r>
+        <w:t>傳輸需低延遲</w:t>
+      </w:r>
+      <w:proofErr w:type="gramEnd"/>
+      <w:r>
+        <w:t xml:space="preserve">，Flutter App 需能自動發現同網域內的伺服器。 </w:t>
       </w:r>
     </w:p>
     <w:p>
@@ -1478,7 +1598,23 @@
           <w:i/>
           <w:iCs/>
         </w:rPr>
-        <w:t>(建議繪製：使用者(Actor) 包含視障者；使用個案包含「啟動盲道導航」、「啟動紅綠燈偵測」、「呼叫 LLM 進行語音對話」、「觸發緊急聯絡人」等)</w:t>
+        <w:t>(建議繪製：使用者(Actor) 包含視障者；使用個案包含「</w:t>
+      </w:r>
+      <w:proofErr w:type="gramStart"/>
+      <w:r>
+        <w:rPr>
+          <w:i/>
+          <w:iCs/>
+        </w:rPr>
+        <w:t>啟動盲道導航</w:t>
+      </w:r>
+      <w:proofErr w:type="gramEnd"/>
+      <w:r>
+        <w:rPr>
+          <w:i/>
+          <w:iCs/>
+        </w:rPr>
+        <w:t>」、「啟動紅綠燈偵測」、「呼叫 LLM 進行語音對話」、「觸發緊急聯絡人」等)</w:t>
       </w:r>
     </w:p>
     <w:p>
@@ -1566,6 +1702,322 @@
     </w:p>
     <w:p>
       <w:pPr>
+        <w:widowControl/>
+        <w:spacing w:before="100" w:beforeAutospacing="1" w:after="100" w:afterAutospacing="1" w:line="240" w:lineRule="auto"/>
+        <w:outlineLvl w:val="2"/>
+        <w:rPr>
+          <w:rFonts w:ascii="新細明體" w:eastAsia="新細明體" w:hAnsi="新細明體" w:cs="新細明體"/>
+          <w:b/>
+          <w:bCs/>
+          <w:kern w:val="0"/>
+          <w:sz w:val="27"/>
+          <w:szCs w:val="27"/>
+          <w14:ligatures w14:val="none"/>
+        </w:rPr>
+      </w:pPr>
+      <w:r>
+        <w:rPr>
+          <w:rFonts w:ascii="新細明體" w:eastAsia="新細明體" w:hAnsi="新細明體" w:cs="新細明體"/>
+          <w:b/>
+          <w:bCs/>
+          <w:kern w:val="0"/>
+          <w:sz w:val="27"/>
+          <w:szCs w:val="27"/>
+          <w14:ligatures w14:val="none"/>
+        </w:rPr>
+        <w:t>第6章 設計模型</w:t>
+      </w:r>
+    </w:p>
+    <w:p>
+      <w:pPr>
+        <w:widowControl/>
+        <w:spacing w:before="100" w:beforeAutospacing="1" w:after="100" w:afterAutospacing="1" w:line="240" w:lineRule="auto"/>
+        <w:rPr>
+          <w:rFonts w:ascii="新細明體" w:eastAsia="新細明體" w:hAnsi="新細明體" w:cs="新細明體"/>
+          <w:kern w:val="0"/>
+          <w14:ligatures w14:val="none"/>
+        </w:rPr>
+      </w:pPr>
+      <w:r>
+        <w:rPr>
+          <w:rFonts w:ascii="新細明體" w:eastAsia="新細明體" w:hAnsi="新細明體" w:cs="新細明體"/>
+          <w:b/>
+          <w:bCs/>
+          <w:kern w:val="0"/>
+          <w14:ligatures w14:val="none"/>
+        </w:rPr>
+        <w:t>6-1 循序圖 (Sequential diagram) 或通訊圖 (Communication diagram)</w:t>
+      </w:r>
+      <w:r>
+        <w:rPr>
+          <w:rFonts w:ascii="新細明體" w:eastAsia="新細明體" w:hAnsi="新細明體" w:cs="新細明體"/>
+          <w:kern w:val="0"/>
+          <w14:ligatures w14:val="none"/>
+        </w:rPr>
+        <w:t xml:space="preserve"> </w:t>
+      </w:r>
+      <w:r>
+        <w:rPr>
+          <w:rFonts w:ascii="新細明體" w:eastAsia="新細明體" w:hAnsi="新細明體" w:cs="新細明體"/>
+          <w:i/>
+          <w:iCs/>
+          <w:kern w:val="0"/>
+          <w14:ligatures w14:val="none"/>
+        </w:rPr>
+        <w:t>(建議描繪連線流程)</w:t>
+      </w:r>
+      <w:r>
+        <w:rPr>
+          <w:rFonts w:ascii="新細明體" w:eastAsia="新細明體" w:hAnsi="新細明體" w:cs="新細明體"/>
+          <w:kern w:val="0"/>
+          <w14:ligatures w14:val="none"/>
+        </w:rPr>
+        <w:t>：</w:t>
+      </w:r>
+    </w:p>
+    <w:p>
+      <w:pPr>
+        <w:widowControl/>
+        <w:numPr>
+          <w:ilvl w:val="0"/>
+          <w:numId w:val="11"/>
+        </w:numPr>
+        <w:spacing w:before="100" w:beforeAutospacing="1" w:after="100" w:afterAutospacing="1" w:line="240" w:lineRule="auto"/>
+        <w:rPr>
+          <w:rFonts w:ascii="新細明體" w:eastAsia="新細明體" w:hAnsi="新細明體" w:cs="新細明體"/>
+          <w:kern w:val="0"/>
+          <w14:ligatures w14:val="none"/>
+        </w:rPr>
+      </w:pPr>
+      <w:r>
+        <w:rPr>
+          <w:rFonts w:ascii="新細明體" w:eastAsia="新細明體" w:hAnsi="新細明體" w:cs="新細明體"/>
+          <w:kern w:val="0"/>
+          <w14:ligatures w14:val="none"/>
+        </w:rPr>
+        <w:t xml:space="preserve">App 透過 </w:t>
+      </w:r>
+      <w:r>
+        <w:rPr>
+          <w:rFonts w:ascii="細明體" w:eastAsia="細明體" w:hAnsi="細明體" w:cs="細明體"/>
+          <w:kern w:val="0"/>
+          <w14:ligatures w14:val="none"/>
+        </w:rPr>
+        <w:t>/</w:t>
+      </w:r>
+      <w:proofErr w:type="spellStart"/>
+      <w:r>
+        <w:rPr>
+          <w:rFonts w:ascii="細明體" w:eastAsia="細明體" w:hAnsi="細明體" w:cs="細明體"/>
+          <w:kern w:val="0"/>
+          <w14:ligatures w14:val="none"/>
+        </w:rPr>
+        <w:t>ws</w:t>
+      </w:r>
+      <w:proofErr w:type="spellEnd"/>
+      <w:r>
+        <w:rPr>
+          <w:rFonts w:ascii="細明體" w:eastAsia="細明體" w:hAnsi="細明體" w:cs="細明體"/>
+          <w:kern w:val="0"/>
+          <w14:ligatures w14:val="none"/>
+        </w:rPr>
+        <w:t>/camera</w:t>
+      </w:r>
+      <w:r>
+        <w:rPr>
+          <w:rFonts w:ascii="新細明體" w:eastAsia="新細明體" w:hAnsi="新細明體" w:cs="新細明體"/>
+          <w:kern w:val="0"/>
+          <w14:ligatures w14:val="none"/>
+        </w:rPr>
+        <w:t xml:space="preserve"> 上傳 JPEG 影像。</w:t>
+      </w:r>
+    </w:p>
+    <w:p>
+      <w:pPr>
+        <w:widowControl/>
+        <w:numPr>
+          <w:ilvl w:val="0"/>
+          <w:numId w:val="11"/>
+        </w:numPr>
+        <w:spacing w:before="100" w:beforeAutospacing="1" w:after="100" w:afterAutospacing="1" w:line="240" w:lineRule="auto"/>
+        <w:rPr>
+          <w:rFonts w:ascii="新細明體" w:eastAsia="新細明體" w:hAnsi="新細明體" w:cs="新細明體"/>
+          <w:kern w:val="0"/>
+          <w14:ligatures w14:val="none"/>
+        </w:rPr>
+      </w:pPr>
+      <w:r>
+        <w:rPr>
+          <w:rFonts w:ascii="新細明體" w:eastAsia="新細明體" w:hAnsi="新細明體" w:cs="新細明體"/>
+          <w:kern w:val="0"/>
+          <w14:ligatures w14:val="none"/>
+        </w:rPr>
+        <w:t xml:space="preserve">伺服器端將影像送入 </w:t>
+      </w:r>
+      <w:r>
+        <w:rPr>
+          <w:rFonts w:ascii="細明體" w:eastAsia="細明體" w:hAnsi="細明體" w:cs="細明體"/>
+          <w:kern w:val="0"/>
+          <w14:ligatures w14:val="none"/>
+        </w:rPr>
+        <w:t>trafficlight.pt</w:t>
+      </w:r>
+      <w:r>
+        <w:rPr>
+          <w:rFonts w:ascii="新細明體" w:eastAsia="新細明體" w:hAnsi="新細明體" w:cs="新細明體"/>
+          <w:kern w:val="0"/>
+          <w14:ligatures w14:val="none"/>
+        </w:rPr>
+        <w:t xml:space="preserve"> 進行辨識。</w:t>
+      </w:r>
+    </w:p>
+    <w:p>
+      <w:pPr>
+        <w:widowControl/>
+        <w:numPr>
+          <w:ilvl w:val="0"/>
+          <w:numId w:val="11"/>
+        </w:numPr>
+        <w:spacing w:before="100" w:beforeAutospacing="1" w:after="100" w:afterAutospacing="1" w:line="240" w:lineRule="auto"/>
+        <w:rPr>
+          <w:rFonts w:ascii="新細明體" w:eastAsia="新細明體" w:hAnsi="新細明體" w:cs="新細明體"/>
+          <w:kern w:val="0"/>
+          <w14:ligatures w14:val="none"/>
+        </w:rPr>
+      </w:pPr>
+      <w:r>
+        <w:rPr>
+          <w:rFonts w:ascii="新細明體" w:eastAsia="新細明體" w:hAnsi="新細明體" w:cs="新細明體"/>
+          <w:kern w:val="0"/>
+          <w14:ligatures w14:val="none"/>
+        </w:rPr>
+        <w:t xml:space="preserve">辨識結果透過 </w:t>
+      </w:r>
+      <w:r>
+        <w:rPr>
+          <w:rFonts w:ascii="細明體" w:eastAsia="細明體" w:hAnsi="細明體" w:cs="細明體"/>
+          <w:kern w:val="0"/>
+          <w14:ligatures w14:val="none"/>
+        </w:rPr>
+        <w:t>/</w:t>
+      </w:r>
+      <w:proofErr w:type="spellStart"/>
+      <w:r>
+        <w:rPr>
+          <w:rFonts w:ascii="細明體" w:eastAsia="細明體" w:hAnsi="細明體" w:cs="細明體"/>
+          <w:kern w:val="0"/>
+          <w14:ligatures w14:val="none"/>
+        </w:rPr>
+        <w:t>ws_ui</w:t>
+      </w:r>
+      <w:proofErr w:type="spellEnd"/>
+      <w:r>
+        <w:rPr>
+          <w:rFonts w:ascii="新細明體" w:eastAsia="新細明體" w:hAnsi="新細明體" w:cs="新細明體"/>
+          <w:kern w:val="0"/>
+          <w14:ligatures w14:val="none"/>
+        </w:rPr>
+        <w:t xml:space="preserve"> 下行推播狀態，並轉為語音提示傳回 App。 </w:t>
+      </w:r>
+      <w:r>
+        <w:rPr>
+          <w:rFonts w:ascii="新細明體" w:eastAsia="新細明體" w:hAnsi="新細明體" w:cs="新細明體"/>
+          <w:b/>
+          <w:bCs/>
+          <w:kern w:val="0"/>
+          <w14:ligatures w14:val="none"/>
+        </w:rPr>
+        <w:t>6-2 設計類別圖 (Design class diagram)</w:t>
+      </w:r>
+      <w:r>
+        <w:rPr>
+          <w:rFonts w:ascii="新細明體" w:eastAsia="新細明體" w:hAnsi="新細明體" w:cs="新細明體"/>
+          <w:kern w:val="0"/>
+          <w14:ligatures w14:val="none"/>
+        </w:rPr>
+        <w:t xml:space="preserve"> 將分析類別加上具體屬性與方法。例如定義後端 API 端點的控制器類別，包含 </w:t>
+      </w:r>
+      <w:r>
+        <w:rPr>
+          <w:rFonts w:ascii="細明體" w:eastAsia="細明體" w:hAnsi="細明體" w:cs="細明體"/>
+          <w:kern w:val="0"/>
+          <w14:ligatures w14:val="none"/>
+        </w:rPr>
+        <w:t>/</w:t>
+      </w:r>
+      <w:proofErr w:type="spellStart"/>
+      <w:r>
+        <w:rPr>
+          <w:rFonts w:ascii="細明體" w:eastAsia="細明體" w:hAnsi="細明體" w:cs="細明體"/>
+          <w:kern w:val="0"/>
+          <w14:ligatures w14:val="none"/>
+        </w:rPr>
+        <w:t>api</w:t>
+      </w:r>
+      <w:proofErr w:type="spellEnd"/>
+      <w:r>
+        <w:rPr>
+          <w:rFonts w:ascii="細明體" w:eastAsia="細明體" w:hAnsi="細明體" w:cs="細明體"/>
+          <w:kern w:val="0"/>
+          <w14:ligatures w14:val="none"/>
+        </w:rPr>
+        <w:t>/nav/</w:t>
+      </w:r>
+      <w:proofErr w:type="spellStart"/>
+      <w:r>
+        <w:rPr>
+          <w:rFonts w:ascii="細明體" w:eastAsia="細明體" w:hAnsi="細明體" w:cs="細明體"/>
+          <w:kern w:val="0"/>
+          <w14:ligatures w14:val="none"/>
+        </w:rPr>
+        <w:t>blindpath</w:t>
+      </w:r>
+      <w:proofErr w:type="spellEnd"/>
+      <w:r>
+        <w:rPr>
+          <w:rFonts w:ascii="新細明體" w:eastAsia="新細明體" w:hAnsi="新細明體" w:cs="新細明體"/>
+          <w:kern w:val="0"/>
+          <w14:ligatures w14:val="none"/>
+        </w:rPr>
+        <w:t xml:space="preserve"> (POST)、</w:t>
+      </w:r>
+      <w:r>
+        <w:rPr>
+          <w:rFonts w:ascii="細明體" w:eastAsia="細明體" w:hAnsi="細明體" w:cs="細明體"/>
+          <w:kern w:val="0"/>
+          <w14:ligatures w14:val="none"/>
+        </w:rPr>
+        <w:t>/</w:t>
+      </w:r>
+      <w:proofErr w:type="spellStart"/>
+      <w:r>
+        <w:rPr>
+          <w:rFonts w:ascii="細明體" w:eastAsia="細明體" w:hAnsi="細明體" w:cs="細明體"/>
+          <w:kern w:val="0"/>
+          <w14:ligatures w14:val="none"/>
+        </w:rPr>
+        <w:t>api</w:t>
+      </w:r>
+      <w:proofErr w:type="spellEnd"/>
+      <w:r>
+        <w:rPr>
+          <w:rFonts w:ascii="細明體" w:eastAsia="細明體" w:hAnsi="細明體" w:cs="細明體"/>
+          <w:kern w:val="0"/>
+          <w14:ligatures w14:val="none"/>
+        </w:rPr>
+        <w:t>/nav/stop</w:t>
+      </w:r>
+      <w:r>
+        <w:rPr>
+          <w:rFonts w:ascii="新細明體" w:eastAsia="新細明體" w:hAnsi="新細明體" w:cs="新細明體"/>
+          <w:kern w:val="0"/>
+          <w14:ligatures w14:val="none"/>
+        </w:rPr>
+        <w:t xml:space="preserve"> (POST) 等執行方法。</w:t>
+      </w:r>
+    </w:p>
+    <w:p>
+      <w:pPr>
         <w:rPr>
           <w:b/>
           <w:bCs/>
@@ -1584,7 +2036,7 @@
           <w:b/>
           <w:bCs/>
         </w:rPr>
-        <w:t>6</w:t>
+        <w:t>7</w:t>
       </w:r>
       <w:r>
         <w:rPr>
@@ -1607,7 +2059,7 @@
           <w:b/>
           <w:bCs/>
         </w:rPr>
-        <w:t>設計模型</w:t>
+        <w:t>實作模型</w:t>
       </w:r>
     </w:p>
     <w:p>
@@ -1624,7 +2076,7 @@
           <w:i/>
           <w:iCs/>
         </w:rPr>
-        <w:t>提醒：請於繳交時刪除標題中「程序或」的字眼，確定為設計模型</w:t>
+        <w:t>提醒：請於繳交時刪除標題中「資料或」的字眼，確定為實作模型</w:t>
       </w:r>
       <w:r>
         <w:rPr>
@@ -1641,7 +2093,7 @@
           <w:b/>
           <w:bCs/>
         </w:rPr>
-        <w:t xml:space="preserve">6-1 </w:t>
+        <w:t xml:space="preserve">7-1 </w:t>
       </w:r>
       <w:r>
         <w:rPr>
@@ -1649,84 +2101,174 @@
           <w:b/>
           <w:bCs/>
         </w:rPr>
-        <w:t>循序圖</w:t>
-      </w:r>
-      <w:r>
-        <w:rPr>
-          <w:b/>
-          <w:bCs/>
-        </w:rPr>
-        <w:t xml:space="preserve"> (Sequential diagram) </w:t>
+        <w:t>佈署圖</w:t>
+      </w:r>
+      <w:r>
+        <w:rPr>
+          <w:b/>
+          <w:bCs/>
+        </w:rPr>
+        <w:t xml:space="preserve"> (Deployment diagram)</w:t>
+      </w:r>
+      <w:r>
+        <w:t xml:space="preserve"> </w:t>
       </w:r>
       <w:r>
         <w:rPr>
           <w:rFonts w:hint="eastAsia"/>
-          <w:b/>
-          <w:bCs/>
-        </w:rPr>
-        <w:t>或通訊圖</w:t>
-      </w:r>
-      <w:r>
-        <w:rPr>
-          <w:b/>
-          <w:bCs/>
-        </w:rPr>
-        <w:t xml:space="preserve"> (Communication diagram)</w:t>
+        </w:rPr>
+        <w:t>展示穿戴設備節點與雲端</w:t>
+      </w:r>
+      <w:r>
+        <w:t xml:space="preserve"> OpenAI API </w:t>
+      </w:r>
+      <w:r>
+        <w:rPr>
+          <w:rFonts w:hint="eastAsia"/>
+        </w:rPr>
+        <w:t>伺服器之間的實體網路拓樸關係。</w:t>
       </w:r>
       <w:r>
         <w:t xml:space="preserve"> </w:t>
       </w:r>
       <w:r>
         <w:rPr>
+          <w:b/>
+          <w:bCs/>
+        </w:rPr>
+        <w:t xml:space="preserve">7-2 </w:t>
+      </w:r>
+      <w:r>
+        <w:rPr>
           <w:rFonts w:hint="eastAsia"/>
-        </w:rPr>
-        <w:t>描繪使用者觸發影像擷取後，設備如何將資料封裝、加密並透過網路送至雲端，再將回傳結果交由語音模組播報的物件互動順序。</w:t>
+          <w:b/>
+          <w:bCs/>
+        </w:rPr>
+        <w:t>套件圖</w:t>
+      </w:r>
+      <w:r>
+        <w:rPr>
+          <w:b/>
+          <w:bCs/>
+        </w:rPr>
+        <w:t xml:space="preserve"> (Package diagram)</w:t>
       </w:r>
       <w:r>
         <w:t xml:space="preserve"> </w:t>
       </w:r>
       <w:r>
         <w:rPr>
-          <w:b/>
-          <w:bCs/>
-        </w:rPr>
-        <w:t xml:space="preserve">6-2 </w:t>
-      </w:r>
-      <w:r>
-        <w:rPr>
           <w:rFonts w:hint="eastAsia"/>
-          <w:b/>
-          <w:bCs/>
-        </w:rPr>
-        <w:t>設計類別圖</w:t>
-      </w:r>
-      <w:r>
-        <w:rPr>
-          <w:b/>
-          <w:bCs/>
-        </w:rPr>
-        <w:t xml:space="preserve"> (Design class diagram)</w:t>
+        </w:rPr>
+        <w:t>將系統劃分為視覺擷取套件、安全通訊套件、語音處理套件等。</w:t>
       </w:r>
       <w:r>
         <w:t xml:space="preserve"> </w:t>
       </w:r>
       <w:r>
         <w:rPr>
+          <w:b/>
+          <w:bCs/>
+        </w:rPr>
+        <w:t xml:space="preserve">7-3 </w:t>
+      </w:r>
+      <w:r>
+        <w:rPr>
           <w:rFonts w:hint="eastAsia"/>
-        </w:rPr>
-        <w:t>在分析類別圖的基礎上，加入具體的屬性、方法與型態定義。</w:t>
-      </w:r>
-    </w:p>
-    <w:p>
-      <w:pPr>
-        <w:rPr>
-          <w:b/>
-          <w:bCs/>
-        </w:rPr>
-      </w:pPr>
+          <w:b/>
+          <w:bCs/>
+        </w:rPr>
+        <w:t>元件圖</w:t>
+      </w:r>
+      <w:r>
+        <w:rPr>
+          <w:b/>
+          <w:bCs/>
+        </w:rPr>
+        <w:t xml:space="preserve"> (Component diagram)</w:t>
+      </w:r>
+      <w:r>
+        <w:t xml:space="preserve"> </w:t>
+      </w:r>
       <w:r>
         <w:rPr>
           <w:rFonts w:hint="eastAsia"/>
+        </w:rPr>
+        <w:t>標示各個軟體元件及依賴的</w:t>
+      </w:r>
+      <w:proofErr w:type="gramStart"/>
+      <w:r>
+        <w:rPr>
+          <w:rFonts w:hint="eastAsia"/>
+        </w:rPr>
+        <w:t>外部函式庫</w:t>
+      </w:r>
+      <w:proofErr w:type="gramEnd"/>
+      <w:r>
+        <w:rPr>
+          <w:rFonts w:hint="eastAsia"/>
+        </w:rPr>
+        <w:t>關係。</w:t>
+      </w:r>
+      <w:r>
+        <w:t xml:space="preserve"> </w:t>
+      </w:r>
+      <w:r>
+        <w:rPr>
+          <w:b/>
+          <w:bCs/>
+        </w:rPr>
+        <w:t xml:space="preserve">7-4 </w:t>
+      </w:r>
+      <w:r>
+        <w:rPr>
+          <w:rFonts w:hint="eastAsia"/>
+          <w:b/>
+          <w:bCs/>
+        </w:rPr>
+        <w:t>狀態機</w:t>
+      </w:r>
+      <w:r>
+        <w:rPr>
+          <w:b/>
+          <w:bCs/>
+        </w:rPr>
+        <w:t xml:space="preserve"> (State machine)</w:t>
+      </w:r>
+      <w:r>
+        <w:t xml:space="preserve"> </w:t>
+      </w:r>
+      <w:r>
+        <w:rPr>
+          <w:rFonts w:hint="eastAsia"/>
+        </w:rPr>
+        <w:t>描述設備在「待機」、「擷取中」、「雲端分析中」、「語音播報中」等</w:t>
+      </w:r>
+      <w:proofErr w:type="gramStart"/>
+      <w:r>
+        <w:rPr>
+          <w:rFonts w:hint="eastAsia"/>
+        </w:rPr>
+        <w:t>狀態間的轉移</w:t>
+      </w:r>
+      <w:proofErr w:type="gramEnd"/>
+      <w:r>
+        <w:rPr>
+          <w:rFonts w:hint="eastAsia"/>
+        </w:rPr>
+        <w:t>條件。</w:t>
+      </w:r>
+    </w:p>
+    <w:p>
+      <w:pPr>
+        <w:rPr>
+          <w:b/>
+          <w:bCs/>
+        </w:rPr>
+      </w:pPr>
+      <w:r>
+        <w:rPr>
+          <w:rFonts w:hint="eastAsia"/>
           <w:b/>
           <w:bCs/>
         </w:rPr>
@@ -1737,7 +2279,7 @@
           <w:b/>
           <w:bCs/>
         </w:rPr>
-        <w:t>7</w:t>
+        <w:t>8</w:t>
       </w:r>
       <w:r>
         <w:rPr>
@@ -1760,334 +2302,148 @@
           <w:b/>
           <w:bCs/>
         </w:rPr>
-        <w:t>實作模型</w:t>
-      </w:r>
-    </w:p>
-    <w:p>
-      <w:r>
-        <w:rPr>
-          <w:i/>
-          <w:iCs/>
-        </w:rPr>
-        <w:t>(</w:t>
+        <w:t>資料庫設計</w:t>
+      </w:r>
+    </w:p>
+    <w:p>
+      <w:r>
+        <w:rPr>
+          <w:b/>
+          <w:bCs/>
+        </w:rPr>
+        <w:t xml:space="preserve">8-1 </w:t>
       </w:r>
       <w:r>
         <w:rPr>
           <w:rFonts w:hint="eastAsia"/>
-          <w:i/>
-          <w:iCs/>
-        </w:rPr>
-        <w:t>提醒：請於繳交時刪除標題中「資料或」的字眼，確定為實作模型</w:t>
-      </w:r>
-      <w:r>
-        <w:rPr>
-          <w:i/>
-          <w:iCs/>
-        </w:rPr>
-        <w:t>)</w:t>
+          <w:b/>
+          <w:bCs/>
+        </w:rPr>
+        <w:t>資料庫關聯表</w:t>
       </w:r>
       <w:r>
         <w:t xml:space="preserve"> </w:t>
       </w:r>
       <w:r>
         <w:rPr>
-          <w:b/>
-          <w:bCs/>
-        </w:rPr>
-        <w:t xml:space="preserve">7-1 </w:t>
-      </w:r>
-      <w:r>
-        <w:rPr>
           <w:rFonts w:hint="eastAsia"/>
-          <w:b/>
-          <w:bCs/>
-        </w:rPr>
-        <w:t>佈署圖</w:t>
-      </w:r>
-      <w:r>
-        <w:rPr>
-          <w:b/>
-          <w:bCs/>
-        </w:rPr>
-        <w:t xml:space="preserve"> (Deployment diagram)</w:t>
+        </w:rPr>
+        <w:t>考量系統需儲存使用者的偏好設定與系統運作日誌，設計</w:t>
+      </w:r>
+      <w:proofErr w:type="gramStart"/>
+      <w:r>
+        <w:rPr>
+          <w:rFonts w:hint="eastAsia"/>
+        </w:rPr>
+        <w:t>本地端輕量</w:t>
+      </w:r>
+      <w:proofErr w:type="gramEnd"/>
+      <w:r>
+        <w:rPr>
+          <w:rFonts w:hint="eastAsia"/>
+        </w:rPr>
+        <w:t>資料庫的關聯表，並註明參考關係及限制</w:t>
+      </w:r>
+      <w:r>
+        <w:t xml:space="preserve"> (Constraints)</w:t>
+      </w:r>
+      <w:r>
+        <w:rPr>
+          <w:rFonts w:hint="eastAsia"/>
+        </w:rPr>
+        <w:t>。</w:t>
       </w:r>
       <w:r>
         <w:t xml:space="preserve"> </w:t>
       </w:r>
       <w:r>
         <w:rPr>
+          <w:b/>
+          <w:bCs/>
+        </w:rPr>
+        <w:t xml:space="preserve">8-2 </w:t>
+      </w:r>
+      <w:r>
+        <w:rPr>
           <w:rFonts w:hint="eastAsia"/>
-        </w:rPr>
-        <w:t>展示穿戴設備節點與雲端</w:t>
-      </w:r>
-      <w:r>
-        <w:t xml:space="preserve"> OpenAI API </w:t>
+          <w:b/>
+          <w:bCs/>
+        </w:rPr>
+        <w:t>表格及其</w:t>
+      </w:r>
+      <w:r>
+        <w:rPr>
+          <w:b/>
+          <w:bCs/>
+        </w:rPr>
+        <w:t xml:space="preserve"> Meta data</w:t>
+      </w:r>
+      <w:r>
+        <w:t xml:space="preserve"> </w:t>
       </w:r>
       <w:r>
         <w:rPr>
           <w:rFonts w:hint="eastAsia"/>
         </w:rPr>
-        <w:t>伺服器之間的實體網路拓樸關係。</w:t>
+        <w:t>詳細列出諸如</w:t>
       </w:r>
       <w:r>
         <w:t xml:space="preserve"> </w:t>
       </w:r>
-      <w:r>
-        <w:rPr>
-          <w:b/>
-          <w:bCs/>
-        </w:rPr>
-        <w:t xml:space="preserve">7-2 </w:t>
+      <w:proofErr w:type="spellStart"/>
+      <w:r>
+        <w:t>UserSettings</w:t>
+      </w:r>
+      <w:proofErr w:type="spellEnd"/>
+      <w:r>
+        <w:t xml:space="preserve"> </w:t>
       </w:r>
       <w:r>
         <w:rPr>
           <w:rFonts w:hint="eastAsia"/>
-          <w:b/>
-          <w:bCs/>
-        </w:rPr>
-        <w:t>套件圖</w:t>
-      </w:r>
-      <w:r>
-        <w:rPr>
-          <w:b/>
-          <w:bCs/>
-        </w:rPr>
-        <w:t xml:space="preserve"> (Package diagram)</w:t>
+        </w:rPr>
+        <w:t>與</w:t>
       </w:r>
       <w:r>
         <w:t xml:space="preserve"> </w:t>
       </w:r>
+      <w:proofErr w:type="spellStart"/>
+      <w:r>
+        <w:t>SystemLogs</w:t>
+      </w:r>
+      <w:proofErr w:type="spellEnd"/>
+      <w:r>
+        <w:t xml:space="preserve"> </w:t>
+      </w:r>
       <w:r>
         <w:rPr>
           <w:rFonts w:hint="eastAsia"/>
         </w:rPr>
-        <w:t>將系統劃分為視覺擷取套件、安全通訊套件、語音處理套件等。</w:t>
-      </w:r>
-      <w:r>
-        <w:t xml:space="preserve"> </w:t>
-      </w:r>
-      <w:r>
-        <w:rPr>
-          <w:b/>
-          <w:bCs/>
-        </w:rPr>
-        <w:t xml:space="preserve">7-3 </w:t>
+        <w:t>等表格內的欄位名</w:t>
       </w:r>
       <w:r>
         <w:rPr>
           <w:rFonts w:hint="eastAsia"/>
-          <w:b/>
-          <w:bCs/>
-        </w:rPr>
-        <w:t>元件圖</w:t>
-      </w:r>
-      <w:r>
-        <w:rPr>
-          <w:b/>
-          <w:bCs/>
-        </w:rPr>
-        <w:t xml:space="preserve"> (Component diagram)</w:t>
-      </w:r>
-      <w:r>
-        <w:t xml:space="preserve"> </w:t>
-      </w:r>
+        </w:rPr>
+        <w:lastRenderedPageBreak/>
+        <w:t>稱、資料型態與主鍵</w:t>
+      </w:r>
+      <w:r>
+        <w:t>/</w:t>
+      </w:r>
+      <w:proofErr w:type="gramStart"/>
       <w:r>
         <w:rPr>
           <w:rFonts w:hint="eastAsia"/>
         </w:rPr>
-        <w:t>標示各個軟體元件及依賴的外部函式庫關係。</w:t>
-      </w:r>
-      <w:r>
-        <w:t xml:space="preserve"> </w:t>
-      </w:r>
-      <w:r>
-        <w:rPr>
-          <w:b/>
-          <w:bCs/>
-        </w:rPr>
-        <w:t xml:space="preserve">7-4 </w:t>
-      </w:r>
+        <w:t>外鍵設定</w:t>
+      </w:r>
+      <w:proofErr w:type="gramEnd"/>
       <w:r>
         <w:rPr>
           <w:rFonts w:hint="eastAsia"/>
-          <w:b/>
-          <w:bCs/>
-        </w:rPr>
-        <w:t>狀態機</w:t>
-      </w:r>
-      <w:r>
-        <w:rPr>
-          <w:b/>
-          <w:bCs/>
-        </w:rPr>
-        <w:t xml:space="preserve"> (State machine)</w:t>
-      </w:r>
-      <w:r>
-        <w:t xml:space="preserve"> </w:t>
-      </w:r>
-      <w:r>
-        <w:rPr>
-          <w:rFonts w:hint="eastAsia"/>
-        </w:rPr>
-        <w:t>描述設備在「待機」、「擷取中」、「雲端分析中」、「語音播報中」等狀態間的轉移條件。</w:t>
-      </w:r>
-    </w:p>
-    <w:p>
-      <w:pPr>
-        <w:rPr>
-          <w:b/>
-          <w:bCs/>
-        </w:rPr>
-      </w:pPr>
-      <w:r>
-        <w:rPr>
-          <w:rFonts w:hint="eastAsia"/>
-          <w:b/>
-          <w:bCs/>
-        </w:rPr>
-        <w:t>第</w:t>
-      </w:r>
-      <w:r>
-        <w:rPr>
-          <w:b/>
-          <w:bCs/>
-        </w:rPr>
-        <w:t>8</w:t>
-      </w:r>
-      <w:r>
-        <w:rPr>
-          <w:rFonts w:hint="eastAsia"/>
-          <w:b/>
-          <w:bCs/>
-        </w:rPr>
-        <w:t>章</w:t>
-      </w:r>
-      <w:r>
-        <w:rPr>
-          <w:b/>
-          <w:bCs/>
-        </w:rPr>
-        <w:t xml:space="preserve"> </w:t>
-      </w:r>
-      <w:r>
-        <w:rPr>
-          <w:rFonts w:hint="eastAsia"/>
-          <w:b/>
-          <w:bCs/>
-        </w:rPr>
-        <w:t>資料庫設計</w:t>
-      </w:r>
-    </w:p>
-    <w:p>
-      <w:r>
-        <w:rPr>
-          <w:b/>
-          <w:bCs/>
-        </w:rPr>
-        <w:t xml:space="preserve">8-1 </w:t>
-      </w:r>
-      <w:r>
-        <w:rPr>
-          <w:rFonts w:hint="eastAsia"/>
-          <w:b/>
-          <w:bCs/>
-        </w:rPr>
-        <w:t>資料庫關聯表</w:t>
-      </w:r>
-      <w:r>
-        <w:t xml:space="preserve"> </w:t>
-      </w:r>
-      <w:r>
-        <w:rPr>
-          <w:rFonts w:hint="eastAsia"/>
-        </w:rPr>
-        <w:t>考量系統需儲存使用者的偏好設定與系統運作日誌，設計本地端輕量資料庫的關聯表，並註明參考關係及限制</w:t>
-      </w:r>
-      <w:r>
-        <w:t xml:space="preserve"> (Constraints)</w:t>
-      </w:r>
-      <w:r>
-        <w:rPr>
-          <w:rFonts w:hint="eastAsia"/>
         </w:rPr>
         <w:t>。</w:t>
-      </w:r>
-      <w:r>
-        <w:t xml:space="preserve"> </w:t>
-      </w:r>
-      <w:r>
-        <w:rPr>
-          <w:b/>
-          <w:bCs/>
-        </w:rPr>
-        <w:t xml:space="preserve">8-2 </w:t>
-      </w:r>
-      <w:r>
-        <w:rPr>
-          <w:rFonts w:hint="eastAsia"/>
-          <w:b/>
-          <w:bCs/>
-        </w:rPr>
-        <w:t>表格及其</w:t>
-      </w:r>
-      <w:r>
-        <w:rPr>
-          <w:b/>
-          <w:bCs/>
-        </w:rPr>
-        <w:t xml:space="preserve"> Meta data</w:t>
-      </w:r>
-      <w:r>
-        <w:t xml:space="preserve"> </w:t>
-      </w:r>
-      <w:r>
-        <w:rPr>
-          <w:rFonts w:hint="eastAsia"/>
-        </w:rPr>
-        <w:t>詳細列出諸如</w:t>
-      </w:r>
-      <w:r>
-        <w:t xml:space="preserve"> </w:t>
-      </w:r>
-      <w:proofErr w:type="spellStart"/>
-      <w:r>
-        <w:t>UserSettings</w:t>
-      </w:r>
-      <w:proofErr w:type="spellEnd"/>
-      <w:r>
-        <w:t xml:space="preserve"> </w:t>
-      </w:r>
-      <w:r>
-        <w:rPr>
-          <w:rFonts w:hint="eastAsia"/>
-        </w:rPr>
-        <w:t>與</w:t>
-      </w:r>
-      <w:r>
-        <w:t xml:space="preserve"> </w:t>
-      </w:r>
-      <w:proofErr w:type="spellStart"/>
-      <w:r>
-        <w:t>SystemLogs</w:t>
-      </w:r>
-      <w:proofErr w:type="spellEnd"/>
-      <w:r>
-        <w:t xml:space="preserve"> </w:t>
-      </w:r>
-      <w:r>
-        <w:rPr>
-          <w:rFonts w:hint="eastAsia"/>
-        </w:rPr>
-        <w:t>等表格內的欄位名稱、資料型態與主鍵</w:t>
-      </w:r>
-      <w:r>
-        <w:t>/</w:t>
-      </w:r>
-      <w:r>
-        <w:rPr>
-          <w:rFonts w:hint="eastAsia"/>
-        </w:rPr>
-        <w:t>外鍵設定。</w:t>
       </w:r>
     </w:p>
     <w:sectPr>
@@ -2550,6 +2906,119 @@
     </w:lvl>
   </w:abstractNum>
   <w:abstractNum w:abstractNumId="3" w15:restartNumberingAfterBreak="0">
+    <w:nsid w:val="3D9F3219"/>
+    <w:multiLevelType w:val="multilevel"/>
+    <w:tmpl w:val="53B0189C"/>
+    <w:lvl w:ilvl="0">
+      <w:start w:val="1"/>
+      <w:numFmt w:val="decimal"/>
+      <w:lvlText w:val="%1."/>
+      <w:lvlJc w:val="left"/>
+      <w:pPr>
+        <w:tabs>
+          <w:tab w:val="num" w:pos="720"/>
+        </w:tabs>
+        <w:ind w:left="720" w:hanging="360"/>
+      </w:pPr>
+    </w:lvl>
+    <w:lvl w:ilvl="1" w:tentative="1">
+      <w:start w:val="1"/>
+      <w:numFmt w:val="decimal"/>
+      <w:lvlText w:val="%2."/>
+      <w:lvlJc w:val="left"/>
+      <w:pPr>
+        <w:tabs>
+          <w:tab w:val="num" w:pos="1440"/>
+        </w:tabs>
+        <w:ind w:left="1440" w:hanging="360"/>
+      </w:pPr>
+    </w:lvl>
+    <w:lvl w:ilvl="2" w:tentative="1">
+      <w:start w:val="1"/>
+      <w:numFmt w:val="decimal"/>
+      <w:lvlText w:val="%3."/>
+      <w:lvlJc w:val="left"/>
+      <w:pPr>
+        <w:tabs>
+          <w:tab w:val="num" w:pos="2160"/>
+        </w:tabs>
+        <w:ind w:left="2160" w:hanging="360"/>
+      </w:pPr>
+    </w:lvl>
+    <w:lvl w:ilvl="3" w:tentative="1">
+      <w:start w:val="1"/>
+      <w:numFmt w:val="decimal"/>
+      <w:lvlText w:val="%4."/>
+      <w:lvlJc w:val="left"/>
+      <w:pPr>
+        <w:tabs>
+          <w:tab w:val="num" w:pos="2880"/>
+        </w:tabs>
+        <w:ind w:left="2880" w:hanging="360"/>
+      </w:pPr>
+    </w:lvl>
+    <w:lvl w:ilvl="4" w:tentative="1">
+      <w:start w:val="1"/>
+      <w:numFmt w:val="decimal"/>
+      <w:lvlText w:val="%5."/>
+      <w:lvlJc w:val="left"/>
+      <w:pPr>
+        <w:tabs>
+          <w:tab w:val="num" w:pos="3600"/>
+        </w:tabs>
+        <w:ind w:left="3600" w:hanging="360"/>
+      </w:pPr>
+    </w:lvl>
+    <w:lvl w:ilvl="5" w:tentative="1">
+      <w:start w:val="1"/>
+      <w:numFmt w:val="decimal"/>
+      <w:lvlText w:val="%6."/>
+      <w:lvlJc w:val="left"/>
+      <w:pPr>
+        <w:tabs>
+          <w:tab w:val="num" w:pos="4320"/>
+        </w:tabs>
+        <w:ind w:left="4320" w:hanging="360"/>
+      </w:pPr>
+    </w:lvl>
+    <w:lvl w:ilvl="6" w:tentative="1">
+      <w:start w:val="1"/>
+      <w:numFmt w:val="decimal"/>
+      <w:lvlText w:val="%7."/>
+      <w:lvlJc w:val="left"/>
+      <w:pPr>
+        <w:tabs>
+          <w:tab w:val="num" w:pos="5040"/>
+        </w:tabs>
+        <w:ind w:left="5040" w:hanging="360"/>
+      </w:pPr>
+    </w:lvl>
+    <w:lvl w:ilvl="7" w:tentative="1">
+      <w:start w:val="1"/>
+      <w:numFmt w:val="decimal"/>
+      <w:lvlText w:val="%8."/>
+      <w:lvlJc w:val="left"/>
+      <w:pPr>
+        <w:tabs>
+          <w:tab w:val="num" w:pos="5760"/>
+        </w:tabs>
+        <w:ind w:left="5760" w:hanging="360"/>
+      </w:pPr>
+    </w:lvl>
+    <w:lvl w:ilvl="8" w:tentative="1">
+      <w:start w:val="1"/>
+      <w:numFmt w:val="decimal"/>
+      <w:lvlText w:val="%9."/>
+      <w:lvlJc w:val="left"/>
+      <w:pPr>
+        <w:tabs>
+          <w:tab w:val="num" w:pos="6480"/>
+        </w:tabs>
+        <w:ind w:left="6480" w:hanging="360"/>
+      </w:pPr>
+    </w:lvl>
+  </w:abstractNum>
+  <w:abstractNum w:abstractNumId="4" w15:restartNumberingAfterBreak="0">
     <w:nsid w:val="47426796"/>
     <w:multiLevelType w:val="multilevel"/>
     <w:tmpl w:val="4FBEA43C"/>
@@ -2694,7 +3163,7 @@
       </w:rPr>
     </w:lvl>
   </w:abstractNum>
-  <w:abstractNum w:abstractNumId="4" w15:restartNumberingAfterBreak="0">
+  <w:abstractNum w:abstractNumId="5" w15:restartNumberingAfterBreak="0">
     <w:nsid w:val="50A876DE"/>
     <w:multiLevelType w:val="multilevel"/>
     <w:tmpl w:val="F8E2A6A0"/>
@@ -2807,7 +3276,7 @@
       </w:pPr>
     </w:lvl>
   </w:abstractNum>
-  <w:abstractNum w:abstractNumId="5" w15:restartNumberingAfterBreak="0">
+  <w:abstractNum w:abstractNumId="6" w15:restartNumberingAfterBreak="0">
     <w:nsid w:val="5D8E589E"/>
     <w:multiLevelType w:val="multilevel"/>
     <w:tmpl w:val="C5F6EF1E"/>
@@ -2960,31 +3429,34 @@
     <w:abstractNumId w:val="1"/>
   </w:num>
   <w:num w:numId="2" w16cid:durableId="2112508741">
-    <w:abstractNumId w:val="5"/>
+    <w:abstractNumId w:val="6"/>
   </w:num>
   <w:num w:numId="3" w16cid:durableId="1414547541">
     <w:abstractNumId w:val="1"/>
   </w:num>
   <w:num w:numId="4" w16cid:durableId="1004866982">
-    <w:abstractNumId w:val="5"/>
+    <w:abstractNumId w:val="6"/>
   </w:num>
   <w:num w:numId="5" w16cid:durableId="1467969797">
-    <w:abstractNumId w:val="5"/>
+    <w:abstractNumId w:val="6"/>
   </w:num>
   <w:num w:numId="6" w16cid:durableId="1734965700">
-    <w:abstractNumId w:val="5"/>
+    <w:abstractNumId w:val="6"/>
   </w:num>
   <w:num w:numId="7" w16cid:durableId="1974141357">
-    <w:abstractNumId w:val="4"/>
+    <w:abstractNumId w:val="5"/>
   </w:num>
   <w:num w:numId="8" w16cid:durableId="927467856">
     <w:abstractNumId w:val="2"/>
   </w:num>
   <w:num w:numId="9" w16cid:durableId="529955917">
-    <w:abstractNumId w:val="3"/>
+    <w:abstractNumId w:val="4"/>
   </w:num>
   <w:num w:numId="10" w16cid:durableId="1051274203">
     <w:abstractNumId w:val="0"/>
+  </w:num>
+  <w:num w:numId="11" w16cid:durableId="1252274841">
+    <w:abstractNumId w:val="3"/>
   </w:num>
 </w:numbering>
 </file>

--- a/DOC_專題文件/初審/初版初審_系統手冊.docx
+++ b/DOC_專題文件/初審/初版初審_系統手冊.docx
@@ -84,15 +84,7 @@
         <w:ind w:firstLine="480"/>
       </w:pPr>
       <w:r>
-        <w:t>視障人士在日常出行與生活起居中，常面臨無法準確避開障礙物、辨識交通號</w:t>
-      </w:r>
-      <w:proofErr w:type="gramStart"/>
-      <w:r>
-        <w:t>誌</w:t>
-      </w:r>
-      <w:proofErr w:type="gramEnd"/>
-      <w:r>
-        <w:t>或尋找特定物品的困難。雖然市面上有輔具，但多數缺乏即時且多功能的視覺分析能力。</w:t>
+        <w:t>視障人士在日常出行與生活起居中，常面臨無法準確避開障礙物、辨識交通號誌或尋找特定物品的困難。雖然市面上有輔具，但多數缺乏即時且多功能的視覺分析能力。</w:t>
       </w:r>
     </w:p>
     <w:p>
@@ -134,15 +126,7 @@
         <w:t>LLM</w:t>
       </w:r>
       <w:r>
-        <w:t>）的</w:t>
-      </w:r>
-      <w:proofErr w:type="gramStart"/>
-      <w:r>
-        <w:t>普及，</w:t>
-      </w:r>
-      <w:proofErr w:type="gramEnd"/>
-      <w:r>
-        <w:t>我們期望將這些強大的開源</w:t>
+        <w:t>）的普及，我們期望將這些強大的開源</w:t>
       </w:r>
       <w:r>
         <w:t xml:space="preserve"> AI </w:t>
@@ -218,13 +202,8 @@
           <w:numId w:val="7"/>
         </w:numPr>
       </w:pPr>
-      <w:proofErr w:type="gramStart"/>
-      <w:r>
-        <w:t>盲道導航</w:t>
-      </w:r>
-      <w:proofErr w:type="gramEnd"/>
-      <w:r>
-        <w:t>與過馬路輔助（包含斑馬線與紅綠燈偵測）。</w:t>
+      <w:r>
+        <w:t>盲道導航與過馬路輔助（包含斑馬線與紅綠燈偵測）。</w:t>
       </w:r>
     </w:p>
     <w:p>
@@ -405,29 +384,13 @@
         <w:t xml:space="preserve"> YOLO </w:t>
       </w:r>
       <w:r>
-        <w:t>模型</w:t>
-      </w:r>
-      <w:proofErr w:type="gramStart"/>
-      <w:r>
-        <w:t>（</w:t>
-      </w:r>
-      <w:proofErr w:type="gramEnd"/>
-      <w:r>
-        <w:t>如</w:t>
+        <w:t>模型（如</w:t>
       </w:r>
       <w:r>
         <w:t xml:space="preserve"> yolo-seg.pt, trafficlight.pt </w:t>
       </w:r>
       <w:r>
-        <w:t>等</w:t>
-      </w:r>
-      <w:proofErr w:type="gramStart"/>
-      <w:r>
-        <w:t>）</w:t>
-      </w:r>
-      <w:proofErr w:type="gramEnd"/>
-      <w:r>
-        <w:t>與多種</w:t>
+        <w:t>等）與多種</w:t>
       </w:r>
       <w:r>
         <w:t xml:space="preserve"> LLM API (Gemini, </w:t>
@@ -521,13 +484,8 @@
       <w:pPr>
         <w:ind w:left="360" w:firstLine="120"/>
       </w:pPr>
-      <w:proofErr w:type="gramStart"/>
-      <w:r>
-        <w:t>採</w:t>
-      </w:r>
-      <w:proofErr w:type="gramEnd"/>
-      <w:r>
-        <w:t>開源專案模式（</w:t>
+      <w:r>
+        <w:t>採開源專案模式（</w:t>
       </w:r>
       <w:r>
         <w:t>MIT License</w:t>
@@ -603,13 +561,8 @@
         <w:t xml:space="preserve"> (T)</w:t>
       </w:r>
       <w:r>
-        <w:t>：具備基本智慧型手機操作能力，或願意</w:t>
-      </w:r>
-      <w:proofErr w:type="gramStart"/>
-      <w:r>
-        <w:t>配戴輕量化</w:t>
-      </w:r>
-      <w:proofErr w:type="gramEnd"/>
+        <w:t>：具備基本智慧型手機操作能力，或願意配戴輕量化</w:t>
+      </w:r>
       <w:r>
         <w:t xml:space="preserve"> IoT </w:t>
       </w:r>
@@ -884,23 +837,7 @@
         <w:ind w:firstLine="480"/>
       </w:pPr>
       <w:r>
-        <w:t>系統</w:t>
-      </w:r>
-      <w:proofErr w:type="gramStart"/>
-      <w:r>
-        <w:t>採</w:t>
-      </w:r>
-      <w:proofErr w:type="gramEnd"/>
-      <w:r>
-        <w:t xml:space="preserve">主從式（Client-Server）架構。後端為 Python 伺服器，負責 AI 模型推論與 API </w:t>
-      </w:r>
-      <w:proofErr w:type="gramStart"/>
-      <w:r>
-        <w:t>介</w:t>
-      </w:r>
-      <w:proofErr w:type="gramEnd"/>
-      <w:r>
-        <w:t>接；前端為接收影像與播放語音的終端設備。雙方透過 HTTP 進行指令溝通，並利用 WebSocket 進行影像 (</w:t>
+        <w:t>系統採主從式（Client-Server）架構。後端為 Python 伺服器，負責 AI 模型推論與 API 介接；前端為接收影像與播放語音的終端設備。雙方透過 HTTP 進行指令溝通，並利用 WebSocket 進行影像 (</w:t>
       </w:r>
       <w:r>
         <w:rPr>
@@ -1003,15 +940,7 @@
         </w:numPr>
       </w:pPr>
       <w:r>
-        <w:t>選項</w:t>
-      </w:r>
-      <w:proofErr w:type="gramStart"/>
-      <w:r>
-        <w:t>一</w:t>
-      </w:r>
-      <w:proofErr w:type="gramEnd"/>
-      <w:r>
-        <w:t>：ESP32 開發板（</w:t>
+        <w:t>選項一：ESP32 開發板（</w:t>
       </w:r>
       <w:proofErr w:type="spellStart"/>
       <w:r>
@@ -1091,15 +1020,7 @@
         <w:t>.env</w:t>
       </w:r>
       <w:r>
-        <w:t xml:space="preserve"> 進行環境變數與 API 金</w:t>
-      </w:r>
-      <w:proofErr w:type="gramStart"/>
-      <w:r>
-        <w:t>鑰</w:t>
-      </w:r>
-      <w:proofErr w:type="gramEnd"/>
-      <w:r>
-        <w:t>管理。</w:t>
+        <w:t xml:space="preserve"> 進行環境變數與 API 金鑰管理。</w:t>
       </w:r>
     </w:p>
     <w:p>
@@ -1414,37 +1335,12 @@
         </w:rPr>
         <w:t xml:space="preserve"> Commit </w:t>
       </w:r>
-      <w:proofErr w:type="gramStart"/>
       <w:r>
         <w:rPr>
           <w:i/>
           <w:iCs/>
         </w:rPr>
-        <w:t>紀錄截圖</w:t>
-      </w:r>
-      <w:proofErr w:type="gramEnd"/>
-      <w:r>
-        <w:rPr>
-          <w:i/>
-          <w:iCs/>
-        </w:rPr>
-        <w:t>，並標</w:t>
-      </w:r>
-      <w:proofErr w:type="gramStart"/>
-      <w:r>
-        <w:rPr>
-          <w:i/>
-          <w:iCs/>
-        </w:rPr>
-        <w:t>註</w:t>
-      </w:r>
-      <w:proofErr w:type="gramEnd"/>
-      <w:r>
-        <w:rPr>
-          <w:i/>
-          <w:iCs/>
-        </w:rPr>
-        <w:t>每位同學中文姓名及學號</w:t>
+        <w:t>紀錄截圖，並標註每位同學中文姓名及學號</w:t>
       </w:r>
       <w:r>
         <w:rPr>
@@ -1540,15 +1436,7 @@
         <w:t>功能需求</w:t>
       </w:r>
       <w:r>
-        <w:t>：系統須</w:t>
-      </w:r>
-      <w:proofErr w:type="gramStart"/>
-      <w:r>
-        <w:t>提供盲道</w:t>
-      </w:r>
-      <w:proofErr w:type="gramEnd"/>
-      <w:r>
-        <w:t>導航、過馬路輔助（斑馬線與紅綠燈偵測）、物品搜尋、語音對話，以及語音指令撥打緊急聯絡人等功能。</w:t>
+        <w:t>：系統須提供盲道導航、過馬路輔助（斑馬線與紅綠燈偵測）、物品搜尋、語音對話，以及語音指令撥打緊急聯絡人等功能。</w:t>
       </w:r>
     </w:p>
     <w:p>
@@ -1567,15 +1455,7 @@
         <w:t>非功能需求</w:t>
       </w:r>
       <w:r>
-        <w:t>：影像</w:t>
-      </w:r>
-      <w:proofErr w:type="gramStart"/>
-      <w:r>
-        <w:t>傳輸需低延遲</w:t>
-      </w:r>
-      <w:proofErr w:type="gramEnd"/>
-      <w:r>
-        <w:t xml:space="preserve">，Flutter App 需能自動發現同網域內的伺服器。 </w:t>
+        <w:t xml:space="preserve">：影像傳輸需低延遲，Flutter App 需能自動發現同網域內的伺服器。 </w:t>
       </w:r>
     </w:p>
     <w:p>
@@ -1598,23 +1478,7 @@
           <w:i/>
           <w:iCs/>
         </w:rPr>
-        <w:t>(建議繪製：使用者(Actor) 包含視障者；使用個案包含「</w:t>
-      </w:r>
-      <w:proofErr w:type="gramStart"/>
-      <w:r>
-        <w:rPr>
-          <w:i/>
-          <w:iCs/>
-        </w:rPr>
-        <w:t>啟動盲道導航</w:t>
-      </w:r>
-      <w:proofErr w:type="gramEnd"/>
-      <w:r>
-        <w:rPr>
-          <w:i/>
-          <w:iCs/>
-        </w:rPr>
-        <w:t>」、「啟動紅綠燈偵測」、「呼叫 LLM 進行語音對話」、「觸發緊急聯絡人」等)</w:t>
+        <w:t>(建議繪製：使用者(Actor) 包含視障者；使用個案包含「啟動盲道導航」、「啟動紅綠燈偵測」、「呼叫 LLM 進行語音對話」、「觸發緊急聯絡人」等)</w:t>
       </w:r>
     </w:p>
     <w:p>
@@ -2018,6 +1882,458 @@
     </w:p>
     <w:p>
       <w:pPr>
+        <w:widowControl/>
+        <w:spacing w:before="100" w:beforeAutospacing="1" w:after="100" w:afterAutospacing="1" w:line="240" w:lineRule="auto"/>
+        <w:outlineLvl w:val="2"/>
+        <w:rPr>
+          <w:rFonts w:ascii="新細明體" w:eastAsia="新細明體" w:hAnsi="新細明體" w:cs="新細明體"/>
+          <w:b/>
+          <w:bCs/>
+          <w:kern w:val="0"/>
+          <w:sz w:val="27"/>
+          <w:szCs w:val="27"/>
+          <w14:ligatures w14:val="none"/>
+        </w:rPr>
+      </w:pPr>
+      <w:r>
+        <w:rPr>
+          <w:rFonts w:ascii="新細明體" w:eastAsia="新細明體" w:hAnsi="新細明體" w:cs="新細明體"/>
+          <w:b/>
+          <w:bCs/>
+          <w:kern w:val="0"/>
+          <w:sz w:val="27"/>
+          <w:szCs w:val="27"/>
+          <w14:ligatures w14:val="none"/>
+        </w:rPr>
+        <w:t>第7章 實作模型</w:t>
+      </w:r>
+    </w:p>
+    <w:p>
+      <w:pPr>
+        <w:widowControl/>
+        <w:spacing w:before="100" w:beforeAutospacing="1" w:after="100" w:afterAutospacing="1" w:line="240" w:lineRule="auto"/>
+        <w:rPr>
+          <w:rFonts w:ascii="新細明體" w:eastAsia="新細明體" w:hAnsi="新細明體" w:cs="新細明體"/>
+          <w:kern w:val="0"/>
+          <w14:ligatures w14:val="none"/>
+        </w:rPr>
+      </w:pPr>
+      <w:r>
+        <w:rPr>
+          <w:rFonts w:ascii="新細明體" w:eastAsia="新細明體" w:hAnsi="新細明體" w:cs="新細明體"/>
+          <w:b/>
+          <w:bCs/>
+          <w:kern w:val="0"/>
+          <w14:ligatures w14:val="none"/>
+        </w:rPr>
+        <w:t>7-1 佈署圖 (Deployment diagram)</w:t>
+      </w:r>
+      <w:r>
+        <w:rPr>
+          <w:rFonts w:ascii="新細明體" w:eastAsia="新細明體" w:hAnsi="新細明體" w:cs="新細明體"/>
+          <w:kern w:val="0"/>
+          <w14:ligatures w14:val="none"/>
+        </w:rPr>
+        <w:t xml:space="preserve"> 呈現三節點架構：</w:t>
+      </w:r>
+    </w:p>
+    <w:p>
+      <w:pPr>
+        <w:widowControl/>
+        <w:numPr>
+          <w:ilvl w:val="0"/>
+          <w:numId w:val="12"/>
+        </w:numPr>
+        <w:spacing w:before="100" w:beforeAutospacing="1" w:after="100" w:afterAutospacing="1" w:line="240" w:lineRule="auto"/>
+        <w:rPr>
+          <w:rFonts w:ascii="新細明體" w:eastAsia="新細明體" w:hAnsi="新細明體" w:cs="新細明體"/>
+          <w:kern w:val="0"/>
+          <w14:ligatures w14:val="none"/>
+        </w:rPr>
+      </w:pPr>
+      <w:r>
+        <w:rPr>
+          <w:rFonts w:ascii="新細明體" w:eastAsia="新細明體" w:hAnsi="新細明體" w:cs="新細明體"/>
+          <w:b/>
+          <w:bCs/>
+          <w:kern w:val="0"/>
+          <w14:ligatures w14:val="none"/>
+        </w:rPr>
+        <w:t>IoT 節點</w:t>
+      </w:r>
+      <w:r>
+        <w:rPr>
+          <w:rFonts w:ascii="新細明體" w:eastAsia="新細明體" w:hAnsi="新細明體" w:cs="新細明體"/>
+          <w:kern w:val="0"/>
+          <w14:ligatures w14:val="none"/>
+        </w:rPr>
+        <w:t>：執行 Flutter App 的 Android 手機或 XIAO ESP32-S3 Sense。</w:t>
+      </w:r>
+    </w:p>
+    <w:p>
+      <w:pPr>
+        <w:widowControl/>
+        <w:numPr>
+          <w:ilvl w:val="0"/>
+          <w:numId w:val="12"/>
+        </w:numPr>
+        <w:spacing w:before="100" w:beforeAutospacing="1" w:after="100" w:afterAutospacing="1" w:line="240" w:lineRule="auto"/>
+        <w:rPr>
+          <w:rFonts w:ascii="新細明體" w:eastAsia="新細明體" w:hAnsi="新細明體" w:cs="新細明體"/>
+          <w:kern w:val="0"/>
+          <w14:ligatures w14:val="none"/>
+        </w:rPr>
+      </w:pPr>
+      <w:r>
+        <w:rPr>
+          <w:rFonts w:ascii="新細明體" w:eastAsia="新細明體" w:hAnsi="新細明體" w:cs="新細明體"/>
+          <w:b/>
+          <w:bCs/>
+          <w:kern w:val="0"/>
+          <w14:ligatures w14:val="none"/>
+        </w:rPr>
+        <w:t>邊緣/雲端伺服器</w:t>
+      </w:r>
+      <w:r>
+        <w:rPr>
+          <w:rFonts w:ascii="新細明體" w:eastAsia="新細明體" w:hAnsi="新細明體" w:cs="新細明體"/>
+          <w:kern w:val="0"/>
+          <w14:ligatures w14:val="none"/>
+        </w:rPr>
+        <w:t xml:space="preserve">：運行 Python </w:t>
+      </w:r>
+      <w:r>
+        <w:rPr>
+          <w:rFonts w:ascii="細明體" w:eastAsia="細明體" w:hAnsi="細明體" w:cs="細明體"/>
+          <w:kern w:val="0"/>
+          <w14:ligatures w14:val="none"/>
+        </w:rPr>
+        <w:t>app_main.py</w:t>
+      </w:r>
+      <w:r>
+        <w:rPr>
+          <w:rFonts w:ascii="新細明體" w:eastAsia="新細明體" w:hAnsi="新細明體" w:cs="新細明體"/>
+          <w:kern w:val="0"/>
+          <w14:ligatures w14:val="none"/>
+        </w:rPr>
+        <w:t xml:space="preserve">，掛載各種 </w:t>
+      </w:r>
+      <w:r>
+        <w:rPr>
+          <w:rFonts w:ascii="細明體" w:eastAsia="細明體" w:hAnsi="細明體" w:cs="細明體"/>
+          <w:kern w:val="0"/>
+          <w14:ligatures w14:val="none"/>
+        </w:rPr>
+        <w:t>.pt</w:t>
+      </w:r>
+      <w:r>
+        <w:rPr>
+          <w:rFonts w:ascii="新細明體" w:eastAsia="新細明體" w:hAnsi="新細明體" w:cs="新細明體"/>
+          <w:kern w:val="0"/>
+          <w14:ligatures w14:val="none"/>
+        </w:rPr>
+        <w:t xml:space="preserve"> 模型。</w:t>
+      </w:r>
+    </w:p>
+    <w:p>
+      <w:pPr>
+        <w:widowControl/>
+        <w:numPr>
+          <w:ilvl w:val="0"/>
+          <w:numId w:val="12"/>
+        </w:numPr>
+        <w:spacing w:before="100" w:beforeAutospacing="1" w:after="100" w:afterAutospacing="1" w:line="240" w:lineRule="auto"/>
+        <w:rPr>
+          <w:rFonts w:ascii="新細明體" w:eastAsia="新細明體" w:hAnsi="新細明體" w:cs="新細明體"/>
+          <w:kern w:val="0"/>
+          <w14:ligatures w14:val="none"/>
+        </w:rPr>
+      </w:pPr>
+      <w:r>
+        <w:rPr>
+          <w:rFonts w:ascii="新細明體" w:eastAsia="新細明體" w:hAnsi="新細明體" w:cs="新細明體"/>
+          <w:b/>
+          <w:bCs/>
+          <w:kern w:val="0"/>
+          <w14:ligatures w14:val="none"/>
+        </w:rPr>
+        <w:t>外部服務</w:t>
+      </w:r>
+      <w:r>
+        <w:rPr>
+          <w:rFonts w:ascii="新細明體" w:eastAsia="新細明體" w:hAnsi="新細明體" w:cs="新細明體"/>
+          <w:kern w:val="0"/>
+          <w14:ligatures w14:val="none"/>
+        </w:rPr>
+        <w:t xml:space="preserve">：介接 </w:t>
+      </w:r>
+      <w:proofErr w:type="spellStart"/>
+      <w:r>
+        <w:rPr>
+          <w:rFonts w:ascii="新細明體" w:eastAsia="新細明體" w:hAnsi="新細明體" w:cs="新細明體"/>
+          <w:kern w:val="0"/>
+          <w14:ligatures w14:val="none"/>
+        </w:rPr>
+        <w:t>DashScope</w:t>
+      </w:r>
+      <w:proofErr w:type="spellEnd"/>
+      <w:r>
+        <w:rPr>
+          <w:rFonts w:ascii="新細明體" w:eastAsia="新細明體" w:hAnsi="新細明體" w:cs="新細明體"/>
+          <w:kern w:val="0"/>
+          <w14:ligatures w14:val="none"/>
+        </w:rPr>
+        <w:t xml:space="preserve">, Gemini, </w:t>
+      </w:r>
+      <w:proofErr w:type="spellStart"/>
+      <w:r>
+        <w:rPr>
+          <w:rFonts w:ascii="新細明體" w:eastAsia="新細明體" w:hAnsi="新細明體" w:cs="新細明體"/>
+          <w:kern w:val="0"/>
+          <w14:ligatures w14:val="none"/>
+        </w:rPr>
+        <w:t>GroQ</w:t>
+      </w:r>
+      <w:proofErr w:type="spellEnd"/>
+      <w:r>
+        <w:rPr>
+          <w:rFonts w:ascii="新細明體" w:eastAsia="新細明體" w:hAnsi="新細明體" w:cs="新細明體"/>
+          <w:kern w:val="0"/>
+          <w14:ligatures w14:val="none"/>
+        </w:rPr>
+        <w:t xml:space="preserve"> 的雲端 API 伺服器。</w:t>
+      </w:r>
+    </w:p>
+    <w:p>
+      <w:pPr>
+        <w:widowControl/>
+        <w:spacing w:before="100" w:beforeAutospacing="1" w:after="100" w:afterAutospacing="1" w:line="240" w:lineRule="auto"/>
+        <w:rPr>
+          <w:rFonts w:ascii="新細明體" w:eastAsia="新細明體" w:hAnsi="新細明體" w:cs="新細明體"/>
+          <w:kern w:val="0"/>
+          <w14:ligatures w14:val="none"/>
+        </w:rPr>
+      </w:pPr>
+      <w:r>
+        <w:rPr>
+          <w:rFonts w:ascii="新細明體" w:eastAsia="新細明體" w:hAnsi="新細明體" w:cs="新細明體"/>
+          <w:b/>
+          <w:bCs/>
+          <w:kern w:val="0"/>
+          <w14:ligatures w14:val="none"/>
+        </w:rPr>
+        <w:t>7-2 套件圖 (Package diagram)</w:t>
+      </w:r>
+      <w:r>
+        <w:rPr>
+          <w:rFonts w:ascii="新細明體" w:eastAsia="新細明體" w:hAnsi="新細明體" w:cs="新細明體"/>
+          <w:kern w:val="0"/>
+          <w14:ligatures w14:val="none"/>
+        </w:rPr>
+        <w:t xml:space="preserve"> 系統分為核心後端 (</w:t>
+      </w:r>
+      <w:r>
+        <w:rPr>
+          <w:rFonts w:ascii="細明體" w:eastAsia="細明體" w:hAnsi="細明體" w:cs="細明體"/>
+          <w:kern w:val="0"/>
+          <w14:ligatures w14:val="none"/>
+        </w:rPr>
+        <w:t>app_main.py</w:t>
+      </w:r>
+      <w:r>
+        <w:rPr>
+          <w:rFonts w:ascii="新細明體" w:eastAsia="新細明體" w:hAnsi="新細明體" w:cs="新細明體"/>
+          <w:kern w:val="0"/>
+          <w14:ligatures w14:val="none"/>
+        </w:rPr>
+        <w:t xml:space="preserve"> 與 </w:t>
+      </w:r>
+      <w:r>
+        <w:rPr>
+          <w:rFonts w:ascii="細明體" w:eastAsia="細明體" w:hAnsi="細明體" w:cs="細明體"/>
+          <w:kern w:val="0"/>
+          <w14:ligatures w14:val="none"/>
+        </w:rPr>
+        <w:t>config.py</w:t>
+      </w:r>
+      <w:r>
+        <w:rPr>
+          <w:rFonts w:ascii="新細明體" w:eastAsia="新細明體" w:hAnsi="新細明體" w:cs="新細明體"/>
+          <w:kern w:val="0"/>
+          <w14:ligatures w14:val="none"/>
+        </w:rPr>
+        <w:t>)、模型目錄 (</w:t>
+      </w:r>
+      <w:r>
+        <w:rPr>
+          <w:rFonts w:ascii="細明體" w:eastAsia="細明體" w:hAnsi="細明體" w:cs="細明體"/>
+          <w:kern w:val="0"/>
+          <w14:ligatures w14:val="none"/>
+        </w:rPr>
+        <w:t>model/</w:t>
+      </w:r>
+      <w:r>
+        <w:rPr>
+          <w:rFonts w:ascii="新細明體" w:eastAsia="新細明體" w:hAnsi="新細明體" w:cs="新細明體"/>
+          <w:kern w:val="0"/>
+          <w14:ligatures w14:val="none"/>
+        </w:rPr>
+        <w:t>)、擴充模組與前端 App (</w:t>
+      </w:r>
+      <w:proofErr w:type="spellStart"/>
+      <w:r>
+        <w:rPr>
+          <w:rFonts w:ascii="細明體" w:eastAsia="細明體" w:hAnsi="細明體" w:cs="細明體"/>
+          <w:kern w:val="0"/>
+          <w14:ligatures w14:val="none"/>
+        </w:rPr>
+        <w:t>Djude_Area</w:t>
+      </w:r>
+      <w:proofErr w:type="spellEnd"/>
+      <w:r>
+        <w:rPr>
+          <w:rFonts w:ascii="細明體" w:eastAsia="細明體" w:hAnsi="細明體" w:cs="細明體"/>
+          <w:kern w:val="0"/>
+          <w14:ligatures w14:val="none"/>
+        </w:rPr>
+        <w:t>/Android/</w:t>
+      </w:r>
+      <w:r>
+        <w:rPr>
+          <w:rFonts w:ascii="新細明體" w:eastAsia="新細明體" w:hAnsi="新細明體" w:cs="新細明體"/>
+          <w:kern w:val="0"/>
+          <w14:ligatures w14:val="none"/>
+        </w:rPr>
+        <w:t>) 以及靜態網頁資源 (</w:t>
+      </w:r>
+      <w:r>
+        <w:rPr>
+          <w:rFonts w:ascii="細明體" w:eastAsia="細明體" w:hAnsi="細明體" w:cs="細明體"/>
+          <w:kern w:val="0"/>
+          <w14:ligatures w14:val="none"/>
+        </w:rPr>
+        <w:t>static/</w:t>
+      </w:r>
+      <w:r>
+        <w:rPr>
+          <w:rFonts w:ascii="新細明體" w:eastAsia="新細明體" w:hAnsi="新細明體" w:cs="新細明體"/>
+          <w:kern w:val="0"/>
+          <w14:ligatures w14:val="none"/>
+        </w:rPr>
+        <w:t>)。</w:t>
+      </w:r>
+    </w:p>
+    <w:p>
+      <w:pPr>
+        <w:widowControl/>
+        <w:spacing w:before="100" w:beforeAutospacing="1" w:after="100" w:afterAutospacing="1" w:line="240" w:lineRule="auto"/>
+        <w:rPr>
+          <w:rFonts w:ascii="新細明體" w:eastAsia="新細明體" w:hAnsi="新細明體" w:cs="新細明體"/>
+          <w:kern w:val="0"/>
+          <w14:ligatures w14:val="none"/>
+        </w:rPr>
+      </w:pPr>
+      <w:r>
+        <w:rPr>
+          <w:rFonts w:ascii="新細明體" w:eastAsia="新細明體" w:hAnsi="新細明體" w:cs="新細明體"/>
+          <w:b/>
+          <w:bCs/>
+          <w:kern w:val="0"/>
+          <w14:ligatures w14:val="none"/>
+        </w:rPr>
+        <w:t>7-3 元件圖 (Component diagram)</w:t>
+      </w:r>
+      <w:r>
+        <w:rPr>
+          <w:rFonts w:ascii="新細明體" w:eastAsia="新細明體" w:hAnsi="新細明體" w:cs="新細明體"/>
+          <w:kern w:val="0"/>
+          <w14:ligatures w14:val="none"/>
+        </w:rPr>
+        <w:t xml:space="preserve"> 展示系統內的執行檔與動態連結檔相依性，如 Python 執行環境如何依賴 </w:t>
+      </w:r>
+      <w:r>
+        <w:rPr>
+          <w:rFonts w:ascii="細明體" w:eastAsia="細明體" w:hAnsi="細明體" w:cs="細明體"/>
+          <w:kern w:val="0"/>
+          <w14:ligatures w14:val="none"/>
+        </w:rPr>
+        <w:t>requirements.txt</w:t>
+      </w:r>
+      <w:r>
+        <w:rPr>
+          <w:rFonts w:ascii="新細明體" w:eastAsia="新細明體" w:hAnsi="新細明體" w:cs="新細明體"/>
+          <w:kern w:val="0"/>
+          <w14:ligatures w14:val="none"/>
+        </w:rPr>
+        <w:t xml:space="preserve"> 內安裝之套件，以及模型推論元件如何調用 CUDA 資源。</w:t>
+      </w:r>
+    </w:p>
+    <w:p>
+      <w:pPr>
+        <w:widowControl/>
+        <w:spacing w:before="100" w:beforeAutospacing="1" w:after="100" w:afterAutospacing="1" w:line="240" w:lineRule="auto"/>
+        <w:rPr>
+          <w:rFonts w:ascii="新細明體" w:eastAsia="新細明體" w:hAnsi="新細明體" w:cs="新細明體"/>
+          <w:kern w:val="0"/>
+          <w14:ligatures w14:val="none"/>
+        </w:rPr>
+      </w:pPr>
+      <w:r>
+        <w:rPr>
+          <w:rFonts w:ascii="新細明體" w:eastAsia="新細明體" w:hAnsi="新細明體" w:cs="新細明體"/>
+          <w:b/>
+          <w:bCs/>
+          <w:kern w:val="0"/>
+          <w14:ligatures w14:val="none"/>
+        </w:rPr>
+        <w:lastRenderedPageBreak/>
+        <w:t>7-4 狀態機 (State machine)</w:t>
+      </w:r>
+      <w:r>
+        <w:rPr>
+          <w:rFonts w:ascii="新細明體" w:eastAsia="新細明體" w:hAnsi="新細明體" w:cs="新細明體"/>
+          <w:kern w:val="0"/>
+          <w14:ligatures w14:val="none"/>
+        </w:rPr>
+        <w:t xml:space="preserve"> 描述導航狀態轉移：從「待機中」，當接收到指令轉移至「盲道導航狀態」或「紅綠燈偵測狀態」，並可透過</w:t>
+      </w:r>
+      <w:proofErr w:type="spellStart"/>
+      <w:r>
+        <w:rPr>
+          <w:rFonts w:ascii="細明體" w:eastAsia="細明體" w:hAnsi="細明體" w:cs="細明體"/>
+          <w:kern w:val="0"/>
+          <w14:ligatures w14:val="none"/>
+        </w:rPr>
+        <w:t>api</w:t>
+      </w:r>
+      <w:proofErr w:type="spellEnd"/>
+      <w:r>
+        <w:rPr>
+          <w:rFonts w:ascii="細明體" w:eastAsia="細明體" w:hAnsi="細明體" w:cs="細明體" w:hint="eastAsia"/>
+          <w:kern w:val="0"/>
+          <w14:ligatures w14:val="none"/>
+        </w:rPr>
+        <w:t>/</w:t>
+      </w:r>
+      <w:r>
+        <w:rPr>
+          <w:rFonts w:ascii="細明體" w:eastAsia="細明體" w:hAnsi="細明體" w:cs="細明體"/>
+          <w:kern w:val="0"/>
+          <w14:ligatures w14:val="none"/>
+        </w:rPr>
+        <w:t>nav/stop</w:t>
+      </w:r>
+      <w:r>
+        <w:rPr>
+          <w:rFonts w:ascii="新細明體" w:eastAsia="新細明體" w:hAnsi="新細明體" w:cs="新細明體"/>
+          <w:kern w:val="0"/>
+          <w14:ligatures w14:val="none"/>
+        </w:rPr>
+        <w:t>端點指令強制轉回「待機中」。</w:t>
+      </w:r>
+    </w:p>
+    <w:p>
+      <w:pPr>
         <w:rPr>
           <w:b/>
           <w:bCs/>
@@ -2036,7 +2352,7 @@
           <w:b/>
           <w:bCs/>
         </w:rPr>
-        <w:t>7</w:t>
+        <w:t>8</w:t>
       </w:r>
       <w:r>
         <w:rPr>
@@ -2059,391 +2375,119 @@
           <w:b/>
           <w:bCs/>
         </w:rPr>
-        <w:t>實作模型</w:t>
-      </w:r>
-    </w:p>
-    <w:p>
-      <w:r>
-        <w:rPr>
-          <w:i/>
-          <w:iCs/>
-        </w:rPr>
-        <w:t>(</w:t>
+        <w:t>資料庫設計</w:t>
+      </w:r>
+    </w:p>
+    <w:p>
+      <w:r>
+        <w:rPr>
+          <w:b/>
+          <w:bCs/>
+        </w:rPr>
+        <w:t xml:space="preserve">8-1 </w:t>
       </w:r>
       <w:r>
         <w:rPr>
           <w:rFonts w:hint="eastAsia"/>
-          <w:i/>
-          <w:iCs/>
-        </w:rPr>
-        <w:t>提醒：請於繳交時刪除標題中「資料或」的字眼，確定為實作模型</w:t>
-      </w:r>
-      <w:r>
-        <w:rPr>
-          <w:i/>
-          <w:iCs/>
-        </w:rPr>
-        <w:t>)</w:t>
+          <w:b/>
+          <w:bCs/>
+        </w:rPr>
+        <w:t>資料庫關聯表</w:t>
       </w:r>
       <w:r>
         <w:t xml:space="preserve"> </w:t>
       </w:r>
       <w:r>
         <w:rPr>
-          <w:b/>
-          <w:bCs/>
-        </w:rPr>
-        <w:t xml:space="preserve">7-1 </w:t>
-      </w:r>
-      <w:r>
-        <w:rPr>
           <w:rFonts w:hint="eastAsia"/>
-          <w:b/>
-          <w:bCs/>
-        </w:rPr>
-        <w:t>佈署圖</w:t>
-      </w:r>
-      <w:r>
-        <w:rPr>
-          <w:b/>
-          <w:bCs/>
-        </w:rPr>
-        <w:t xml:space="preserve"> (Deployment diagram)</w:t>
+        </w:rPr>
+        <w:t>考量系統需儲存使用者的偏好設定與系統運作日誌，設計本地端輕量資料庫的關聯表，並註明參考關係及限制</w:t>
+      </w:r>
+      <w:r>
+        <w:t xml:space="preserve"> (Constraints)</w:t>
+      </w:r>
+      <w:r>
+        <w:rPr>
+          <w:rFonts w:hint="eastAsia"/>
+        </w:rPr>
+        <w:t>。</w:t>
       </w:r>
       <w:r>
         <w:t xml:space="preserve"> </w:t>
       </w:r>
       <w:r>
         <w:rPr>
+          <w:b/>
+          <w:bCs/>
+        </w:rPr>
+        <w:t xml:space="preserve">8-2 </w:t>
+      </w:r>
+      <w:r>
+        <w:rPr>
           <w:rFonts w:hint="eastAsia"/>
-        </w:rPr>
-        <w:t>展示穿戴設備節點與雲端</w:t>
-      </w:r>
-      <w:r>
-        <w:t xml:space="preserve"> OpenAI API </w:t>
+          <w:b/>
+          <w:bCs/>
+        </w:rPr>
+        <w:t>表格及其</w:t>
+      </w:r>
+      <w:r>
+        <w:rPr>
+          <w:b/>
+          <w:bCs/>
+        </w:rPr>
+        <w:t xml:space="preserve"> Meta data</w:t>
+      </w:r>
+      <w:r>
+        <w:t xml:space="preserve"> </w:t>
       </w:r>
       <w:r>
         <w:rPr>
           <w:rFonts w:hint="eastAsia"/>
         </w:rPr>
-        <w:t>伺服器之間的實體網路拓樸關係。</w:t>
+        <w:t>詳細列出諸如</w:t>
       </w:r>
       <w:r>
         <w:t xml:space="preserve"> </w:t>
       </w:r>
-      <w:r>
-        <w:rPr>
-          <w:b/>
-          <w:bCs/>
-        </w:rPr>
-        <w:t xml:space="preserve">7-2 </w:t>
+      <w:proofErr w:type="spellStart"/>
+      <w:r>
+        <w:t>UserSettings</w:t>
+      </w:r>
+      <w:proofErr w:type="spellEnd"/>
+      <w:r>
+        <w:t xml:space="preserve"> </w:t>
       </w:r>
       <w:r>
         <w:rPr>
           <w:rFonts w:hint="eastAsia"/>
-          <w:b/>
-          <w:bCs/>
-        </w:rPr>
-        <w:t>套件圖</w:t>
-      </w:r>
-      <w:r>
-        <w:rPr>
-          <w:b/>
-          <w:bCs/>
-        </w:rPr>
-        <w:t xml:space="preserve"> (Package diagram)</w:t>
+        </w:rPr>
+        <w:t>與</w:t>
       </w:r>
       <w:r>
         <w:t xml:space="preserve"> </w:t>
       </w:r>
+      <w:proofErr w:type="spellStart"/>
+      <w:r>
+        <w:t>SystemLogs</w:t>
+      </w:r>
+      <w:proofErr w:type="spellEnd"/>
+      <w:r>
+        <w:t xml:space="preserve"> </w:t>
+      </w:r>
       <w:r>
         <w:rPr>
           <w:rFonts w:hint="eastAsia"/>
         </w:rPr>
-        <w:t>將系統劃分為視覺擷取套件、安全通訊套件、語音處理套件等。</w:t>
-      </w:r>
-      <w:r>
-        <w:t xml:space="preserve"> </w:t>
-      </w:r>
-      <w:r>
-        <w:rPr>
-          <w:b/>
-          <w:bCs/>
-        </w:rPr>
-        <w:t xml:space="preserve">7-3 </w:t>
+        <w:t>等表格內的欄位名稱、資料型態與主鍵</w:t>
+      </w:r>
+      <w:r>
+        <w:t>/</w:t>
       </w:r>
       <w:r>
         <w:rPr>
           <w:rFonts w:hint="eastAsia"/>
-          <w:b/>
-          <w:bCs/>
-        </w:rPr>
-        <w:t>元件圖</w:t>
-      </w:r>
-      <w:r>
-        <w:rPr>
-          <w:b/>
-          <w:bCs/>
-        </w:rPr>
-        <w:t xml:space="preserve"> (Component diagram)</w:t>
-      </w:r>
-      <w:r>
-        <w:t xml:space="preserve"> </w:t>
-      </w:r>
-      <w:r>
-        <w:rPr>
-          <w:rFonts w:hint="eastAsia"/>
-        </w:rPr>
-        <w:t>標示各個軟體元件及依賴的</w:t>
-      </w:r>
-      <w:proofErr w:type="gramStart"/>
-      <w:r>
-        <w:rPr>
-          <w:rFonts w:hint="eastAsia"/>
-        </w:rPr>
-        <w:t>外部函式庫</w:t>
-      </w:r>
-      <w:proofErr w:type="gramEnd"/>
-      <w:r>
-        <w:rPr>
-          <w:rFonts w:hint="eastAsia"/>
-        </w:rPr>
-        <w:t>關係。</w:t>
-      </w:r>
-      <w:r>
-        <w:t xml:space="preserve"> </w:t>
-      </w:r>
-      <w:r>
-        <w:rPr>
-          <w:b/>
-          <w:bCs/>
-        </w:rPr>
-        <w:t xml:space="preserve">7-4 </w:t>
-      </w:r>
-      <w:r>
-        <w:rPr>
-          <w:rFonts w:hint="eastAsia"/>
-          <w:b/>
-          <w:bCs/>
-        </w:rPr>
-        <w:t>狀態機</w:t>
-      </w:r>
-      <w:r>
-        <w:rPr>
-          <w:b/>
-          <w:bCs/>
-        </w:rPr>
-        <w:t xml:space="preserve"> (State machine)</w:t>
-      </w:r>
-      <w:r>
-        <w:t xml:space="preserve"> </w:t>
-      </w:r>
-      <w:r>
-        <w:rPr>
-          <w:rFonts w:hint="eastAsia"/>
-        </w:rPr>
-        <w:t>描述設備在「待機」、「擷取中」、「雲端分析中」、「語音播報中」等</w:t>
-      </w:r>
-      <w:proofErr w:type="gramStart"/>
-      <w:r>
-        <w:rPr>
-          <w:rFonts w:hint="eastAsia"/>
-        </w:rPr>
-        <w:t>狀態間的轉移</w:t>
-      </w:r>
-      <w:proofErr w:type="gramEnd"/>
-      <w:r>
-        <w:rPr>
-          <w:rFonts w:hint="eastAsia"/>
-        </w:rPr>
-        <w:t>條件。</w:t>
-      </w:r>
-    </w:p>
-    <w:p>
-      <w:pPr>
-        <w:rPr>
-          <w:b/>
-          <w:bCs/>
-        </w:rPr>
-      </w:pPr>
-      <w:r>
-        <w:rPr>
-          <w:rFonts w:hint="eastAsia"/>
-          <w:b/>
-          <w:bCs/>
-        </w:rPr>
-        <w:t>第</w:t>
-      </w:r>
-      <w:r>
-        <w:rPr>
-          <w:b/>
-          <w:bCs/>
-        </w:rPr>
-        <w:t>8</w:t>
-      </w:r>
-      <w:r>
-        <w:rPr>
-          <w:rFonts w:hint="eastAsia"/>
-          <w:b/>
-          <w:bCs/>
-        </w:rPr>
-        <w:t>章</w:t>
-      </w:r>
-      <w:r>
-        <w:rPr>
-          <w:b/>
-          <w:bCs/>
-        </w:rPr>
-        <w:t xml:space="preserve"> </w:t>
-      </w:r>
-      <w:r>
-        <w:rPr>
-          <w:rFonts w:hint="eastAsia"/>
-          <w:b/>
-          <w:bCs/>
-        </w:rPr>
-        <w:t>資料庫設計</w:t>
-      </w:r>
-    </w:p>
-    <w:p>
-      <w:r>
-        <w:rPr>
-          <w:b/>
-          <w:bCs/>
-        </w:rPr>
-        <w:t xml:space="preserve">8-1 </w:t>
-      </w:r>
-      <w:r>
-        <w:rPr>
-          <w:rFonts w:hint="eastAsia"/>
-          <w:b/>
-          <w:bCs/>
-        </w:rPr>
-        <w:t>資料庫關聯表</w:t>
-      </w:r>
-      <w:r>
-        <w:t xml:space="preserve"> </w:t>
-      </w:r>
-      <w:r>
-        <w:rPr>
-          <w:rFonts w:hint="eastAsia"/>
-        </w:rPr>
-        <w:t>考量系統需儲存使用者的偏好設定與系統運作日誌，設計</w:t>
-      </w:r>
-      <w:proofErr w:type="gramStart"/>
-      <w:r>
-        <w:rPr>
-          <w:rFonts w:hint="eastAsia"/>
-        </w:rPr>
-        <w:t>本地端輕量</w:t>
-      </w:r>
-      <w:proofErr w:type="gramEnd"/>
-      <w:r>
-        <w:rPr>
-          <w:rFonts w:hint="eastAsia"/>
-        </w:rPr>
-        <w:t>資料庫的關聯表，並註明參考關係及限制</w:t>
-      </w:r>
-      <w:r>
-        <w:t xml:space="preserve"> (Constraints)</w:t>
-      </w:r>
-      <w:r>
-        <w:rPr>
-          <w:rFonts w:hint="eastAsia"/>
-        </w:rPr>
-        <w:t>。</w:t>
-      </w:r>
-      <w:r>
-        <w:t xml:space="preserve"> </w:t>
-      </w:r>
-      <w:r>
-        <w:rPr>
-          <w:b/>
-          <w:bCs/>
-        </w:rPr>
-        <w:t xml:space="preserve">8-2 </w:t>
-      </w:r>
-      <w:r>
-        <w:rPr>
-          <w:rFonts w:hint="eastAsia"/>
-          <w:b/>
-          <w:bCs/>
-        </w:rPr>
-        <w:t>表格及其</w:t>
-      </w:r>
-      <w:r>
-        <w:rPr>
-          <w:b/>
-          <w:bCs/>
-        </w:rPr>
-        <w:t xml:space="preserve"> Meta data</w:t>
-      </w:r>
-      <w:r>
-        <w:t xml:space="preserve"> </w:t>
-      </w:r>
-      <w:r>
-        <w:rPr>
-          <w:rFonts w:hint="eastAsia"/>
-        </w:rPr>
-        <w:t>詳細列出諸如</w:t>
-      </w:r>
-      <w:r>
-        <w:t xml:space="preserve"> </w:t>
-      </w:r>
-      <w:proofErr w:type="spellStart"/>
-      <w:r>
-        <w:t>UserSettings</w:t>
-      </w:r>
-      <w:proofErr w:type="spellEnd"/>
-      <w:r>
-        <w:t xml:space="preserve"> </w:t>
-      </w:r>
-      <w:r>
-        <w:rPr>
-          <w:rFonts w:hint="eastAsia"/>
-        </w:rPr>
-        <w:t>與</w:t>
-      </w:r>
-      <w:r>
-        <w:t xml:space="preserve"> </w:t>
-      </w:r>
-      <w:proofErr w:type="spellStart"/>
-      <w:r>
-        <w:t>SystemLogs</w:t>
-      </w:r>
-      <w:proofErr w:type="spellEnd"/>
-      <w:r>
-        <w:t xml:space="preserve"> </w:t>
-      </w:r>
-      <w:r>
-        <w:rPr>
-          <w:rFonts w:hint="eastAsia"/>
-        </w:rPr>
-        <w:t>等表格內的欄位名</w:t>
-      </w:r>
-      <w:r>
-        <w:rPr>
-          <w:rFonts w:hint="eastAsia"/>
-        </w:rPr>
-        <w:lastRenderedPageBreak/>
-        <w:t>稱、資料型態與主鍵</w:t>
-      </w:r>
-      <w:r>
-        <w:t>/</w:t>
-      </w:r>
-      <w:proofErr w:type="gramStart"/>
-      <w:r>
-        <w:rPr>
-          <w:rFonts w:hint="eastAsia"/>
-        </w:rPr>
-        <w:t>外鍵設定</w:t>
-      </w:r>
-      <w:proofErr w:type="gramEnd"/>
-      <w:r>
-        <w:rPr>
-          <w:rFonts w:hint="eastAsia"/>
-        </w:rPr>
-        <w:t>。</w:t>
+        </w:rPr>
+        <w:t>外鍵設定。</w:t>
       </w:r>
     </w:p>
     <w:sectPr>
@@ -2608,6 +2652,119 @@
     </w:lvl>
   </w:abstractNum>
   <w:abstractNum w:abstractNumId="1" w15:restartNumberingAfterBreak="0">
+    <w:nsid w:val="1BAB234D"/>
+    <w:multiLevelType w:val="multilevel"/>
+    <w:tmpl w:val="F1747176"/>
+    <w:lvl w:ilvl="0">
+      <w:start w:val="1"/>
+      <w:numFmt w:val="decimal"/>
+      <w:lvlText w:val="%1."/>
+      <w:lvlJc w:val="left"/>
+      <w:pPr>
+        <w:tabs>
+          <w:tab w:val="num" w:pos="720"/>
+        </w:tabs>
+        <w:ind w:left="720" w:hanging="360"/>
+      </w:pPr>
+    </w:lvl>
+    <w:lvl w:ilvl="1" w:tentative="1">
+      <w:start w:val="1"/>
+      <w:numFmt w:val="decimal"/>
+      <w:lvlText w:val="%2."/>
+      <w:lvlJc w:val="left"/>
+      <w:pPr>
+        <w:tabs>
+          <w:tab w:val="num" w:pos="1440"/>
+        </w:tabs>
+        <w:ind w:left="1440" w:hanging="360"/>
+      </w:pPr>
+    </w:lvl>
+    <w:lvl w:ilvl="2" w:tentative="1">
+      <w:start w:val="1"/>
+      <w:numFmt w:val="decimal"/>
+      <w:lvlText w:val="%3."/>
+      <w:lvlJc w:val="left"/>
+      <w:pPr>
+        <w:tabs>
+          <w:tab w:val="num" w:pos="2160"/>
+        </w:tabs>
+        <w:ind w:left="2160" w:hanging="360"/>
+      </w:pPr>
+    </w:lvl>
+    <w:lvl w:ilvl="3" w:tentative="1">
+      <w:start w:val="1"/>
+      <w:numFmt w:val="decimal"/>
+      <w:lvlText w:val="%4."/>
+      <w:lvlJc w:val="left"/>
+      <w:pPr>
+        <w:tabs>
+          <w:tab w:val="num" w:pos="2880"/>
+        </w:tabs>
+        <w:ind w:left="2880" w:hanging="360"/>
+      </w:pPr>
+    </w:lvl>
+    <w:lvl w:ilvl="4" w:tentative="1">
+      <w:start w:val="1"/>
+      <w:numFmt w:val="decimal"/>
+      <w:lvlText w:val="%5."/>
+      <w:lvlJc w:val="left"/>
+      <w:pPr>
+        <w:tabs>
+          <w:tab w:val="num" w:pos="3600"/>
+        </w:tabs>
+        <w:ind w:left="3600" w:hanging="360"/>
+      </w:pPr>
+    </w:lvl>
+    <w:lvl w:ilvl="5" w:tentative="1">
+      <w:start w:val="1"/>
+      <w:numFmt w:val="decimal"/>
+      <w:lvlText w:val="%6."/>
+      <w:lvlJc w:val="left"/>
+      <w:pPr>
+        <w:tabs>
+          <w:tab w:val="num" w:pos="4320"/>
+        </w:tabs>
+        <w:ind w:left="4320" w:hanging="360"/>
+      </w:pPr>
+    </w:lvl>
+    <w:lvl w:ilvl="6" w:tentative="1">
+      <w:start w:val="1"/>
+      <w:numFmt w:val="decimal"/>
+      <w:lvlText w:val="%7."/>
+      <w:lvlJc w:val="left"/>
+      <w:pPr>
+        <w:tabs>
+          <w:tab w:val="num" w:pos="5040"/>
+        </w:tabs>
+        <w:ind w:left="5040" w:hanging="360"/>
+      </w:pPr>
+    </w:lvl>
+    <w:lvl w:ilvl="7" w:tentative="1">
+      <w:start w:val="1"/>
+      <w:numFmt w:val="decimal"/>
+      <w:lvlText w:val="%8."/>
+      <w:lvlJc w:val="left"/>
+      <w:pPr>
+        <w:tabs>
+          <w:tab w:val="num" w:pos="5760"/>
+        </w:tabs>
+        <w:ind w:left="5760" w:hanging="360"/>
+      </w:pPr>
+    </w:lvl>
+    <w:lvl w:ilvl="8" w:tentative="1">
+      <w:start w:val="1"/>
+      <w:numFmt w:val="decimal"/>
+      <w:lvlText w:val="%9."/>
+      <w:lvlJc w:val="left"/>
+      <w:pPr>
+        <w:tabs>
+          <w:tab w:val="num" w:pos="6480"/>
+        </w:tabs>
+        <w:ind w:left="6480" w:hanging="360"/>
+      </w:pPr>
+    </w:lvl>
+  </w:abstractNum>
+  <w:abstractNum w:abstractNumId="2" w15:restartNumberingAfterBreak="0">
     <w:nsid w:val="1D4C2D4A"/>
     <w:multiLevelType w:val="multilevel"/>
     <w:tmpl w:val="659ED252"/>
@@ -2756,7 +2913,7 @@
       </w:rPr>
     </w:lvl>
   </w:abstractNum>
-  <w:abstractNum w:abstractNumId="2" w15:restartNumberingAfterBreak="0">
+  <w:abstractNum w:abstractNumId="3" w15:restartNumberingAfterBreak="0">
     <w:nsid w:val="3A091D9F"/>
     <w:multiLevelType w:val="multilevel"/>
     <w:tmpl w:val="4C780DEC"/>
@@ -2905,7 +3062,7 @@
       </w:rPr>
     </w:lvl>
   </w:abstractNum>
-  <w:abstractNum w:abstractNumId="3" w15:restartNumberingAfterBreak="0">
+  <w:abstractNum w:abstractNumId="4" w15:restartNumberingAfterBreak="0">
     <w:nsid w:val="3D9F3219"/>
     <w:multiLevelType w:val="multilevel"/>
     <w:tmpl w:val="53B0189C"/>
@@ -3018,7 +3175,7 @@
       </w:pPr>
     </w:lvl>
   </w:abstractNum>
-  <w:abstractNum w:abstractNumId="4" w15:restartNumberingAfterBreak="0">
+  <w:abstractNum w:abstractNumId="5" w15:restartNumberingAfterBreak="0">
     <w:nsid w:val="47426796"/>
     <w:multiLevelType w:val="multilevel"/>
     <w:tmpl w:val="4FBEA43C"/>
@@ -3163,7 +3320,7 @@
       </w:rPr>
     </w:lvl>
   </w:abstractNum>
-  <w:abstractNum w:abstractNumId="5" w15:restartNumberingAfterBreak="0">
+  <w:abstractNum w:abstractNumId="6" w15:restartNumberingAfterBreak="0">
     <w:nsid w:val="50A876DE"/>
     <w:multiLevelType w:val="multilevel"/>
     <w:tmpl w:val="F8E2A6A0"/>
@@ -3276,7 +3433,7 @@
       </w:pPr>
     </w:lvl>
   </w:abstractNum>
-  <w:abstractNum w:abstractNumId="6" w15:restartNumberingAfterBreak="0">
+  <w:abstractNum w:abstractNumId="7" w15:restartNumberingAfterBreak="0">
     <w:nsid w:val="5D8E589E"/>
     <w:multiLevelType w:val="multilevel"/>
     <w:tmpl w:val="C5F6EF1E"/>
@@ -3426,37 +3583,40 @@
     </w:lvl>
   </w:abstractNum>
   <w:num w:numId="1" w16cid:durableId="438645281">
-    <w:abstractNumId w:val="1"/>
+    <w:abstractNumId w:val="2"/>
   </w:num>
   <w:num w:numId="2" w16cid:durableId="2112508741">
+    <w:abstractNumId w:val="7"/>
+  </w:num>
+  <w:num w:numId="3" w16cid:durableId="1414547541">
+    <w:abstractNumId w:val="2"/>
+  </w:num>
+  <w:num w:numId="4" w16cid:durableId="1004866982">
+    <w:abstractNumId w:val="7"/>
+  </w:num>
+  <w:num w:numId="5" w16cid:durableId="1467969797">
+    <w:abstractNumId w:val="7"/>
+  </w:num>
+  <w:num w:numId="6" w16cid:durableId="1734965700">
+    <w:abstractNumId w:val="7"/>
+  </w:num>
+  <w:num w:numId="7" w16cid:durableId="1974141357">
     <w:abstractNumId w:val="6"/>
   </w:num>
-  <w:num w:numId="3" w16cid:durableId="1414547541">
-    <w:abstractNumId w:val="1"/>
-  </w:num>
-  <w:num w:numId="4" w16cid:durableId="1004866982">
-    <w:abstractNumId w:val="6"/>
-  </w:num>
-  <w:num w:numId="5" w16cid:durableId="1467969797">
-    <w:abstractNumId w:val="6"/>
-  </w:num>
-  <w:num w:numId="6" w16cid:durableId="1734965700">
-    <w:abstractNumId w:val="6"/>
-  </w:num>
-  <w:num w:numId="7" w16cid:durableId="1974141357">
-    <w:abstractNumId w:val="5"/>
-  </w:num>
   <w:num w:numId="8" w16cid:durableId="927467856">
-    <w:abstractNumId w:val="2"/>
+    <w:abstractNumId w:val="3"/>
   </w:num>
   <w:num w:numId="9" w16cid:durableId="529955917">
-    <w:abstractNumId w:val="4"/>
+    <w:abstractNumId w:val="5"/>
   </w:num>
   <w:num w:numId="10" w16cid:durableId="1051274203">
     <w:abstractNumId w:val="0"/>
   </w:num>
   <w:num w:numId="11" w16cid:durableId="1252274841">
-    <w:abstractNumId w:val="3"/>
+    <w:abstractNumId w:val="4"/>
+  </w:num>
+  <w:num w:numId="12" w16cid:durableId="467673378">
+    <w:abstractNumId w:val="1"/>
   </w:num>
 </w:numbering>
 </file>
@@ -3915,7 +4075,6 @@
     <w:next w:val="a"/>
     <w:link w:val="30"/>
     <w:uiPriority w:val="9"/>
-    <w:semiHidden/>
     <w:unhideWhenUsed/>
     <w:qFormat/>
     <w:rsid w:val="0026610B"/>
@@ -4121,7 +4280,6 @@
     <w:basedOn w:val="a0"/>
     <w:link w:val="3"/>
     <w:uiPriority w:val="9"/>
-    <w:semiHidden/>
     <w:rsid w:val="0026610B"/>
     <w:rPr>
       <w:rFonts w:eastAsiaTheme="majorEastAsia" w:cstheme="majorBidi"/>

--- a/DOC_專題文件/初審/初版初審_系統手冊.docx
+++ b/DOC_專題文件/初審/初版初審_系統手冊.docx
@@ -84,7 +84,15 @@
         <w:ind w:firstLine="480"/>
       </w:pPr>
       <w:r>
-        <w:t>視障人士在日常出行與生活起居中，常面臨無法準確避開障礙物、辨識交通號誌或尋找特定物品的困難。雖然市面上有輔具，但多數缺乏即時且多功能的視覺分析能力。</w:t>
+        <w:t>視障人士在日常出行與生活起居中，常面臨無法準確避開障礙物、辨識交通號</w:t>
+      </w:r>
+      <w:proofErr w:type="gramStart"/>
+      <w:r>
+        <w:t>誌</w:t>
+      </w:r>
+      <w:proofErr w:type="gramEnd"/>
+      <w:r>
+        <w:t>或尋找特定物品的困難。雖然市面上有輔具，但多數缺乏即時且多功能的視覺分析能力。</w:t>
       </w:r>
     </w:p>
     <w:p>
@@ -126,7 +134,15 @@
         <w:t>LLM</w:t>
       </w:r>
       <w:r>
-        <w:t>）的普及，我們期望將這些強大的開源</w:t>
+        <w:t>）的</w:t>
+      </w:r>
+      <w:proofErr w:type="gramStart"/>
+      <w:r>
+        <w:t>普及，</w:t>
+      </w:r>
+      <w:proofErr w:type="gramEnd"/>
+      <w:r>
+        <w:t>我們期望將這些強大的開源</w:t>
       </w:r>
       <w:r>
         <w:t xml:space="preserve"> AI </w:t>
@@ -202,8 +218,13 @@
           <w:numId w:val="7"/>
         </w:numPr>
       </w:pPr>
-      <w:r>
-        <w:t>盲道導航與過馬路輔助（包含斑馬線與紅綠燈偵測）。</w:t>
+      <w:proofErr w:type="gramStart"/>
+      <w:r>
+        <w:t>盲道導航</w:t>
+      </w:r>
+      <w:proofErr w:type="gramEnd"/>
+      <w:r>
+        <w:t>與過馬路輔助（包含斑馬線與紅綠燈偵測）。</w:t>
       </w:r>
     </w:p>
     <w:p>
@@ -384,13 +405,29 @@
         <w:t xml:space="preserve"> YOLO </w:t>
       </w:r>
       <w:r>
-        <w:t>模型（如</w:t>
+        <w:t>模型</w:t>
+      </w:r>
+      <w:proofErr w:type="gramStart"/>
+      <w:r>
+        <w:t>（</w:t>
+      </w:r>
+      <w:proofErr w:type="gramEnd"/>
+      <w:r>
+        <w:t>如</w:t>
       </w:r>
       <w:r>
         <w:t xml:space="preserve"> yolo-seg.pt, trafficlight.pt </w:t>
       </w:r>
       <w:r>
-        <w:t>等）與多種</w:t>
+        <w:t>等</w:t>
+      </w:r>
+      <w:proofErr w:type="gramStart"/>
+      <w:r>
+        <w:t>）</w:t>
+      </w:r>
+      <w:proofErr w:type="gramEnd"/>
+      <w:r>
+        <w:t>與多種</w:t>
       </w:r>
       <w:r>
         <w:t xml:space="preserve"> LLM API (Gemini, </w:t>
@@ -484,8 +521,13 @@
       <w:pPr>
         <w:ind w:left="360" w:firstLine="120"/>
       </w:pPr>
-      <w:r>
-        <w:t>採開源專案模式（</w:t>
+      <w:proofErr w:type="gramStart"/>
+      <w:r>
+        <w:t>採</w:t>
+      </w:r>
+      <w:proofErr w:type="gramEnd"/>
+      <w:r>
+        <w:t>開源專案模式（</w:t>
       </w:r>
       <w:r>
         <w:t>MIT License</w:t>
@@ -561,8 +603,13 @@
         <w:t xml:space="preserve"> (T)</w:t>
       </w:r>
       <w:r>
-        <w:t>：具備基本智慧型手機操作能力，或願意配戴輕量化</w:t>
-      </w:r>
+        <w:t>：具備基本智慧型手機操作能力，或願意</w:t>
+      </w:r>
+      <w:proofErr w:type="gramStart"/>
+      <w:r>
+        <w:t>配戴輕量化</w:t>
+      </w:r>
+      <w:proofErr w:type="gramEnd"/>
       <w:r>
         <w:t xml:space="preserve"> IoT </w:t>
       </w:r>
@@ -837,7 +884,23 @@
         <w:ind w:firstLine="480"/>
       </w:pPr>
       <w:r>
-        <w:t>系統採主從式（Client-Server）架構。後端為 Python 伺服器，負責 AI 模型推論與 API 介接；前端為接收影像與播放語音的終端設備。雙方透過 HTTP 進行指令溝通，並利用 WebSocket 進行影像 (</w:t>
+        <w:t>系統</w:t>
+      </w:r>
+      <w:proofErr w:type="gramStart"/>
+      <w:r>
+        <w:t>採</w:t>
+      </w:r>
+      <w:proofErr w:type="gramEnd"/>
+      <w:r>
+        <w:t xml:space="preserve">主從式（Client-Server）架構。後端為 Python 伺服器，負責 AI 模型推論與 API </w:t>
+      </w:r>
+      <w:proofErr w:type="gramStart"/>
+      <w:r>
+        <w:t>介</w:t>
+      </w:r>
+      <w:proofErr w:type="gramEnd"/>
+      <w:r>
+        <w:t>接；前端為接收影像與播放語音的終端設備。雙方透過 HTTP 進行指令溝通，並利用 WebSocket 進行影像 (</w:t>
       </w:r>
       <w:r>
         <w:rPr>
@@ -940,7 +1003,15 @@
         </w:numPr>
       </w:pPr>
       <w:r>
-        <w:t>選項一：ESP32 開發板（</w:t>
+        <w:t>選項</w:t>
+      </w:r>
+      <w:proofErr w:type="gramStart"/>
+      <w:r>
+        <w:t>一</w:t>
+      </w:r>
+      <w:proofErr w:type="gramEnd"/>
+      <w:r>
+        <w:t>：ESP32 開發板（</w:t>
       </w:r>
       <w:proofErr w:type="spellStart"/>
       <w:r>
@@ -1020,7 +1091,15 @@
         <w:t>.env</w:t>
       </w:r>
       <w:r>
-        <w:t xml:space="preserve"> 進行環境變數與 API 金鑰管理。</w:t>
+        <w:t xml:space="preserve"> 進行環境變數與 API 金</w:t>
+      </w:r>
+      <w:proofErr w:type="gramStart"/>
+      <w:r>
+        <w:t>鑰</w:t>
+      </w:r>
+      <w:proofErr w:type="gramEnd"/>
+      <w:r>
+        <w:t>管理。</w:t>
       </w:r>
     </w:p>
     <w:p>
@@ -1335,12 +1414,37 @@
         </w:rPr>
         <w:t xml:space="preserve"> Commit </w:t>
       </w:r>
+      <w:proofErr w:type="gramStart"/>
       <w:r>
         <w:rPr>
           <w:i/>
           <w:iCs/>
         </w:rPr>
-        <w:t>紀錄截圖，並標註每位同學中文姓名及學號</w:t>
+        <w:t>紀錄截圖</w:t>
+      </w:r>
+      <w:proofErr w:type="gramEnd"/>
+      <w:r>
+        <w:rPr>
+          <w:i/>
+          <w:iCs/>
+        </w:rPr>
+        <w:t>，並標</w:t>
+      </w:r>
+      <w:proofErr w:type="gramStart"/>
+      <w:r>
+        <w:rPr>
+          <w:i/>
+          <w:iCs/>
+        </w:rPr>
+        <w:t>註</w:t>
+      </w:r>
+      <w:proofErr w:type="gramEnd"/>
+      <w:r>
+        <w:rPr>
+          <w:i/>
+          <w:iCs/>
+        </w:rPr>
+        <w:t>每位同學中文姓名及學號</w:t>
       </w:r>
       <w:r>
         <w:rPr>
@@ -1436,7 +1540,15 @@
         <w:t>功能需求</w:t>
       </w:r>
       <w:r>
-        <w:t>：系統須提供盲道導航、過馬路輔助（斑馬線與紅綠燈偵測）、物品搜尋、語音對話，以及語音指令撥打緊急聯絡人等功能。</w:t>
+        <w:t>：系統須</w:t>
+      </w:r>
+      <w:proofErr w:type="gramStart"/>
+      <w:r>
+        <w:t>提供盲道</w:t>
+      </w:r>
+      <w:proofErr w:type="gramEnd"/>
+      <w:r>
+        <w:t>導航、過馬路輔助（斑馬線與紅綠燈偵測）、物品搜尋、語音對話，以及語音指令撥打緊急聯絡人等功能。</w:t>
       </w:r>
     </w:p>
     <w:p>
@@ -1455,7 +1567,15 @@
         <w:t>非功能需求</w:t>
       </w:r>
       <w:r>
-        <w:t xml:space="preserve">：影像傳輸需低延遲，Flutter App 需能自動發現同網域內的伺服器。 </w:t>
+        <w:t>：影像</w:t>
+      </w:r>
+      <w:proofErr w:type="gramStart"/>
+      <w:r>
+        <w:t>傳輸需低延遲</w:t>
+      </w:r>
+      <w:proofErr w:type="gramEnd"/>
+      <w:r>
+        <w:t xml:space="preserve">，Flutter App 需能自動發現同網域內的伺服器。 </w:t>
       </w:r>
     </w:p>
     <w:p>
@@ -1478,7 +1598,23 @@
           <w:i/>
           <w:iCs/>
         </w:rPr>
-        <w:t>(建議繪製：使用者(Actor) 包含視障者；使用個案包含「啟動盲道導航」、「啟動紅綠燈偵測」、「呼叫 LLM 進行語音對話」、「觸發緊急聯絡人」等)</w:t>
+        <w:t>(建議繪製：使用者(Actor) 包含視障者；使用個案包含「</w:t>
+      </w:r>
+      <w:proofErr w:type="gramStart"/>
+      <w:r>
+        <w:rPr>
+          <w:i/>
+          <w:iCs/>
+        </w:rPr>
+        <w:t>啟動盲道導航</w:t>
+      </w:r>
+      <w:proofErr w:type="gramEnd"/>
+      <w:r>
+        <w:rPr>
+          <w:i/>
+          <w:iCs/>
+        </w:rPr>
+        <w:t>」、「啟動紅綠燈偵測」、「呼叫 LLM 進行語音對話」、「觸發緊急聯絡人」等)</w:t>
       </w:r>
     </w:p>
     <w:p>
@@ -1934,7 +2070,25 @@
           <w:kern w:val="0"/>
           <w14:ligatures w14:val="none"/>
         </w:rPr>
-        <w:t xml:space="preserve"> 呈現三節點架構：</w:t>
+        <w:t xml:space="preserve"> 呈現</w:t>
+      </w:r>
+      <w:proofErr w:type="gramStart"/>
+      <w:r>
+        <w:rPr>
+          <w:rFonts w:ascii="新細明體" w:eastAsia="新細明體" w:hAnsi="新細明體" w:cs="新細明體"/>
+          <w:kern w:val="0"/>
+          <w14:ligatures w14:val="none"/>
+        </w:rPr>
+        <w:t>三</w:t>
+      </w:r>
+      <w:proofErr w:type="gramEnd"/>
+      <w:r>
+        <w:rPr>
+          <w:rFonts w:ascii="新細明體" w:eastAsia="新細明體" w:hAnsi="新細明體" w:cs="新細明體"/>
+          <w:kern w:val="0"/>
+          <w14:ligatures w14:val="none"/>
+        </w:rPr>
+        <w:t>節點架構：</w:t>
       </w:r>
     </w:p>
     <w:p>
@@ -2065,7 +2219,25 @@
           <w:kern w:val="0"/>
           <w14:ligatures w14:val="none"/>
         </w:rPr>
-        <w:t xml:space="preserve">：介接 </w:t>
+        <w:t>：</w:t>
+      </w:r>
+      <w:proofErr w:type="gramStart"/>
+      <w:r>
+        <w:rPr>
+          <w:rFonts w:ascii="新細明體" w:eastAsia="新細明體" w:hAnsi="新細明體" w:cs="新細明體"/>
+          <w:kern w:val="0"/>
+          <w14:ligatures w14:val="none"/>
+        </w:rPr>
+        <w:t>介</w:t>
+      </w:r>
+      <w:proofErr w:type="gramEnd"/>
+      <w:r>
+        <w:rPr>
+          <w:rFonts w:ascii="新細明體" w:eastAsia="新細明體" w:hAnsi="新細明體" w:cs="新細明體"/>
+          <w:kern w:val="0"/>
+          <w14:ligatures w14:val="none"/>
+        </w:rPr>
+        <w:t xml:space="preserve">接 </w:t>
       </w:r>
       <w:proofErr w:type="spellStart"/>
       <w:r>
@@ -2249,7 +2421,25 @@
           <w:kern w:val="0"/>
           <w14:ligatures w14:val="none"/>
         </w:rPr>
-        <w:t xml:space="preserve"> 展示系統內的執行檔與動態連結檔相依性，如 Python 執行環境如何依賴 </w:t>
+        <w:t xml:space="preserve"> 展示系統內的執行檔與動態連結</w:t>
+      </w:r>
+      <w:proofErr w:type="gramStart"/>
+      <w:r>
+        <w:rPr>
+          <w:rFonts w:ascii="新細明體" w:eastAsia="新細明體" w:hAnsi="新細明體" w:cs="新細明體"/>
+          <w:kern w:val="0"/>
+          <w14:ligatures w14:val="none"/>
+        </w:rPr>
+        <w:t>檔</w:t>
+      </w:r>
+      <w:proofErr w:type="gramEnd"/>
+      <w:r>
+        <w:rPr>
+          <w:rFonts w:ascii="新細明體" w:eastAsia="新細明體" w:hAnsi="新細明體" w:cs="新細明體"/>
+          <w:kern w:val="0"/>
+          <w14:ligatures w14:val="none"/>
+        </w:rPr>
+        <w:t xml:space="preserve">相依性，如 Python 執行環境如何依賴 </w:t>
       </w:r>
       <w:r>
         <w:rPr>
@@ -2295,7 +2485,25 @@
           <w:kern w:val="0"/>
           <w14:ligatures w14:val="none"/>
         </w:rPr>
-        <w:t xml:space="preserve"> 描述導航狀態轉移：從「待機中」，當接收到指令轉移至「盲道導航狀態」或「紅綠燈偵測狀態」，並可透過</w:t>
+        <w:t xml:space="preserve"> 描述導航狀態轉移：從「待機中」，當接收到指令轉移至「</w:t>
+      </w:r>
+      <w:proofErr w:type="gramStart"/>
+      <w:r>
+        <w:rPr>
+          <w:rFonts w:ascii="新細明體" w:eastAsia="新細明體" w:hAnsi="新細明體" w:cs="新細明體"/>
+          <w:kern w:val="0"/>
+          <w14:ligatures w14:val="none"/>
+        </w:rPr>
+        <w:t>盲道導航</w:t>
+      </w:r>
+      <w:proofErr w:type="gramEnd"/>
+      <w:r>
+        <w:rPr>
+          <w:rFonts w:ascii="新細明體" w:eastAsia="新細明體" w:hAnsi="新細明體" w:cs="新細明體"/>
+          <w:kern w:val="0"/>
+          <w14:ligatures w14:val="none"/>
+        </w:rPr>
+        <w:t>狀態」或「紅綠燈偵測狀態」，並可透過</w:t>
       </w:r>
       <w:proofErr w:type="spellStart"/>
       <w:r>
@@ -2334,160 +2542,492 @@
     </w:p>
     <w:p>
       <w:pPr>
-        <w:rPr>
-          <w:b/>
-          <w:bCs/>
-        </w:rPr>
-      </w:pPr>
-      <w:r>
-        <w:rPr>
-          <w:rFonts w:hint="eastAsia"/>
-          <w:b/>
-          <w:bCs/>
-        </w:rPr>
-        <w:t>第</w:t>
-      </w:r>
-      <w:r>
-        <w:rPr>
-          <w:b/>
-          <w:bCs/>
-        </w:rPr>
-        <w:t>8</w:t>
-      </w:r>
-      <w:r>
-        <w:rPr>
-          <w:rFonts w:hint="eastAsia"/>
-          <w:b/>
-          <w:bCs/>
-        </w:rPr>
-        <w:t>章</w:t>
-      </w:r>
-      <w:r>
-        <w:rPr>
-          <w:b/>
-          <w:bCs/>
+        <w:widowControl/>
+        <w:spacing w:before="100" w:beforeAutospacing="1" w:after="100" w:afterAutospacing="1" w:line="240" w:lineRule="auto"/>
+        <w:outlineLvl w:val="2"/>
+        <w:rPr>
+          <w:rFonts w:ascii="新細明體" w:eastAsia="新細明體" w:hAnsi="新細明體" w:cs="新細明體"/>
+          <w:b/>
+          <w:bCs/>
+          <w:kern w:val="0"/>
+          <w:sz w:val="27"/>
+          <w:szCs w:val="27"/>
+          <w14:ligatures w14:val="none"/>
+        </w:rPr>
+      </w:pPr>
+      <w:r>
+        <w:rPr>
+          <w:rFonts w:ascii="新細明體" w:eastAsia="新細明體" w:hAnsi="新細明體" w:cs="新細明體"/>
+          <w:b/>
+          <w:bCs/>
+          <w:kern w:val="0"/>
+          <w:sz w:val="27"/>
+          <w:szCs w:val="27"/>
+          <w14:ligatures w14:val="none"/>
+        </w:rPr>
+        <w:t>第8章 資料庫設計</w:t>
+      </w:r>
+    </w:p>
+    <w:p>
+      <w:pPr>
+        <w:widowControl/>
+        <w:spacing w:before="100" w:beforeAutospacing="1" w:after="100" w:afterAutospacing="1" w:line="240" w:lineRule="auto"/>
+        <w:rPr>
+          <w:rFonts w:ascii="新細明體" w:eastAsia="新細明體" w:hAnsi="新細明體" w:cs="新細明體"/>
+          <w:kern w:val="0"/>
+          <w14:ligatures w14:val="none"/>
+        </w:rPr>
+      </w:pPr>
+      <w:r>
+        <w:rPr>
+          <w:rFonts w:ascii="新細明體" w:eastAsia="新細明體" w:hAnsi="新細明體" w:cs="新細明體"/>
+          <w:i/>
+          <w:iCs/>
+          <w:kern w:val="0"/>
+          <w14:ligatures w14:val="none"/>
+        </w:rPr>
+        <w:t>(</w:t>
+      </w:r>
+      <w:proofErr w:type="gramStart"/>
+      <w:r>
+        <w:rPr>
+          <w:rFonts w:ascii="新細明體" w:eastAsia="新細明體" w:hAnsi="新細明體" w:cs="新細明體"/>
+          <w:i/>
+          <w:iCs/>
+          <w:kern w:val="0"/>
+          <w14:ligatures w14:val="none"/>
+        </w:rPr>
+        <w:t>註</w:t>
+      </w:r>
+      <w:proofErr w:type="gramEnd"/>
+      <w:r>
+        <w:rPr>
+          <w:rFonts w:ascii="新細明體" w:eastAsia="新細明體" w:hAnsi="新細明體" w:cs="新細明體"/>
+          <w:i/>
+          <w:iCs/>
+          <w:kern w:val="0"/>
+          <w14:ligatures w14:val="none"/>
+        </w:rPr>
+        <w:t xml:space="preserve">：雖然本系統以環境變數 </w:t>
+      </w:r>
+      <w:r>
+        <w:rPr>
+          <w:rFonts w:ascii="細明體" w:eastAsia="細明體" w:hAnsi="細明體" w:cs="細明體"/>
+          <w:i/>
+          <w:iCs/>
+          <w:kern w:val="0"/>
+          <w14:ligatures w14:val="none"/>
+        </w:rPr>
+        <w:t>.env</w:t>
+      </w:r>
+      <w:r>
+        <w:rPr>
+          <w:rFonts w:ascii="新細明體" w:eastAsia="新細明體" w:hAnsi="新細明體" w:cs="新細明體"/>
+          <w:i/>
+          <w:iCs/>
+          <w:kern w:val="0"/>
+          <w14:ligatures w14:val="none"/>
+        </w:rPr>
+        <w:t xml:space="preserve"> 與檔案系統為主，但為符合手冊規範，此處可設計用於儲存「緊急聯絡人」與「使用者系統設定」的</w:t>
+      </w:r>
+      <w:proofErr w:type="gramStart"/>
+      <w:r>
+        <w:rPr>
+          <w:rFonts w:ascii="新細明體" w:eastAsia="新細明體" w:hAnsi="新細明體" w:cs="新細明體"/>
+          <w:i/>
+          <w:iCs/>
+          <w:kern w:val="0"/>
+          <w14:ligatures w14:val="none"/>
+        </w:rPr>
+        <w:t>本地端輕量化</w:t>
+      </w:r>
+      <w:proofErr w:type="gramEnd"/>
+      <w:r>
+        <w:rPr>
+          <w:rFonts w:ascii="新細明體" w:eastAsia="新細明體" w:hAnsi="新細明體" w:cs="新細明體"/>
+          <w:i/>
+          <w:iCs/>
+          <w:kern w:val="0"/>
+          <w14:ligatures w14:val="none"/>
+        </w:rPr>
+        <w:t>資料庫（如 SQLite）。)</w:t>
+      </w:r>
+      <w:r>
+        <w:rPr>
+          <w:rFonts w:ascii="新細明體" w:eastAsia="新細明體" w:hAnsi="新細明體" w:cs="新細明體"/>
+          <w:kern w:val="0"/>
+          <w14:ligatures w14:val="none"/>
         </w:rPr>
         <w:t xml:space="preserve"> </w:t>
       </w:r>
-      <w:r>
-        <w:rPr>
-          <w:rFonts w:hint="eastAsia"/>
-          <w:b/>
-          <w:bCs/>
-        </w:rPr>
-        <w:t>資料庫設計</w:t>
-      </w:r>
-    </w:p>
-    <w:p>
-      <w:r>
-        <w:rPr>
-          <w:b/>
-          <w:bCs/>
-        </w:rPr>
-        <w:t xml:space="preserve">8-1 </w:t>
-      </w:r>
-      <w:r>
-        <w:rPr>
-          <w:rFonts w:hint="eastAsia"/>
-          <w:b/>
-          <w:bCs/>
-        </w:rPr>
-        <w:t>資料庫關聯表</w:t>
-      </w:r>
-      <w:r>
-        <w:t xml:space="preserve"> </w:t>
-      </w:r>
-      <w:r>
-        <w:rPr>
-          <w:rFonts w:hint="eastAsia"/>
-        </w:rPr>
-        <w:t>考量系統需儲存使用者的偏好設定與系統運作日誌，設計本地端輕量資料庫的關聯表，並註明參考關係及限制</w:t>
-      </w:r>
-      <w:r>
-        <w:t xml:space="preserve"> (Constraints)</w:t>
-      </w:r>
-      <w:r>
-        <w:rPr>
-          <w:rFonts w:hint="eastAsia"/>
-        </w:rPr>
-        <w:t>。</w:t>
-      </w:r>
-      <w:r>
-        <w:t xml:space="preserve"> </w:t>
-      </w:r>
-      <w:r>
-        <w:rPr>
-          <w:b/>
-          <w:bCs/>
-        </w:rPr>
-        <w:t xml:space="preserve">8-2 </w:t>
-      </w:r>
-      <w:r>
-        <w:rPr>
-          <w:rFonts w:hint="eastAsia"/>
-          <w:b/>
-          <w:bCs/>
-        </w:rPr>
-        <w:t>表格及其</w:t>
-      </w:r>
-      <w:r>
-        <w:rPr>
-          <w:b/>
-          <w:bCs/>
-        </w:rPr>
-        <w:t xml:space="preserve"> Meta data</w:t>
-      </w:r>
-      <w:r>
-        <w:t xml:space="preserve"> </w:t>
-      </w:r>
-      <w:r>
-        <w:rPr>
-          <w:rFonts w:hint="eastAsia"/>
-        </w:rPr>
-        <w:t>詳細列出諸如</w:t>
-      </w:r>
-      <w:r>
-        <w:t xml:space="preserve"> </w:t>
-      </w:r>
+    </w:p>
+    <w:p>
+      <w:pPr>
+        <w:widowControl/>
+        <w:spacing w:before="100" w:beforeAutospacing="1" w:after="100" w:afterAutospacing="1" w:line="240" w:lineRule="auto"/>
+        <w:rPr>
+          <w:rFonts w:ascii="新細明體" w:eastAsia="新細明體" w:hAnsi="新細明體" w:cs="新細明體"/>
+          <w:kern w:val="0"/>
+          <w14:ligatures w14:val="none"/>
+        </w:rPr>
+      </w:pPr>
+      <w:r>
+        <w:rPr>
+          <w:rFonts w:ascii="新細明體" w:eastAsia="新細明體" w:hAnsi="新細明體" w:cs="新細明體"/>
+          <w:b/>
+          <w:bCs/>
+          <w:kern w:val="0"/>
+          <w14:ligatures w14:val="none"/>
+        </w:rPr>
+        <w:t>8-1 資料庫關聯表</w:t>
+      </w:r>
+      <w:r>
+        <w:rPr>
+          <w:rFonts w:ascii="新細明體" w:eastAsia="新細明體" w:hAnsi="新細明體" w:cs="新細明體"/>
+          <w:kern w:val="0"/>
+          <w14:ligatures w14:val="none"/>
+        </w:rPr>
+        <w:t xml:space="preserve"> 建立使用者設定與聯絡人關聯。確保系統在接收到「打給[姓名]」指令時，能從資料庫關聯表中快速反查出對應的電話號碼。</w:t>
+      </w:r>
+    </w:p>
+    <w:p>
+      <w:pPr>
+        <w:widowControl/>
+        <w:spacing w:before="100" w:beforeAutospacing="1" w:after="100" w:afterAutospacing="1" w:line="240" w:lineRule="auto"/>
+        <w:rPr>
+          <w:rFonts w:ascii="新細明體" w:eastAsia="新細明體" w:hAnsi="新細明體" w:cs="新細明體"/>
+          <w:kern w:val="0"/>
+          <w14:ligatures w14:val="none"/>
+        </w:rPr>
+      </w:pPr>
+      <w:r>
+        <w:rPr>
+          <w:rFonts w:ascii="新細明體" w:eastAsia="新細明體" w:hAnsi="新細明體" w:cs="新細明體"/>
+          <w:b/>
+          <w:bCs/>
+          <w:kern w:val="0"/>
+          <w14:ligatures w14:val="none"/>
+        </w:rPr>
+        <w:t>8-2 表格及其 Meta data</w:t>
+      </w:r>
+    </w:p>
+    <w:p>
+      <w:pPr>
+        <w:widowControl/>
+        <w:numPr>
+          <w:ilvl w:val="0"/>
+          <w:numId w:val="13"/>
+        </w:numPr>
+        <w:spacing w:before="100" w:beforeAutospacing="1" w:after="100" w:afterAutospacing="1" w:line="240" w:lineRule="auto"/>
+        <w:rPr>
+          <w:rFonts w:ascii="新細明體" w:eastAsia="新細明體" w:hAnsi="新細明體" w:cs="新細明體"/>
+          <w:kern w:val="0"/>
+          <w14:ligatures w14:val="none"/>
+        </w:rPr>
+      </w:pPr>
       <w:proofErr w:type="spellStart"/>
       <w:r>
-        <w:t>UserSettings</w:t>
+        <w:rPr>
+          <w:rFonts w:ascii="新細明體" w:eastAsia="新細明體" w:hAnsi="新細明體" w:cs="新細明體"/>
+          <w:b/>
+          <w:bCs/>
+          <w:kern w:val="0"/>
+          <w14:ligatures w14:val="none"/>
+        </w:rPr>
+        <w:t>Emergency_Contacts</w:t>
       </w:r>
       <w:proofErr w:type="spellEnd"/>
       <w:r>
-        <w:t xml:space="preserve"> </w:t>
-      </w:r>
-      <w:r>
-        <w:rPr>
-          <w:rFonts w:hint="eastAsia"/>
-        </w:rPr>
-        <w:t>與</w:t>
-      </w:r>
-      <w:r>
-        <w:t xml:space="preserve"> </w:t>
-      </w:r>
+        <w:rPr>
+          <w:rFonts w:ascii="新細明體" w:eastAsia="新細明體" w:hAnsi="新細明體" w:cs="新細明體"/>
+          <w:b/>
+          <w:bCs/>
+          <w:kern w:val="0"/>
+          <w14:ligatures w14:val="none"/>
+        </w:rPr>
+        <w:t xml:space="preserve"> 表格</w:t>
+      </w:r>
+    </w:p>
+    <w:p>
+      <w:pPr>
+        <w:widowControl/>
+        <w:numPr>
+          <w:ilvl w:val="1"/>
+          <w:numId w:val="13"/>
+        </w:numPr>
+        <w:spacing w:before="100" w:beforeAutospacing="1" w:after="100" w:afterAutospacing="1" w:line="240" w:lineRule="auto"/>
+        <w:rPr>
+          <w:rFonts w:ascii="新細明體" w:eastAsia="新細明體" w:hAnsi="新細明體" w:cs="新細明體"/>
+          <w:kern w:val="0"/>
+          <w14:ligatures w14:val="none"/>
+        </w:rPr>
+      </w:pPr>
       <w:proofErr w:type="spellStart"/>
       <w:r>
-        <w:t>SystemLogs</w:t>
+        <w:rPr>
+          <w:rFonts w:ascii="細明體" w:eastAsia="細明體" w:hAnsi="細明體" w:cs="細明體"/>
+          <w:kern w:val="0"/>
+          <w14:ligatures w14:val="none"/>
+        </w:rPr>
+        <w:t>Contact_ID</w:t>
       </w:r>
       <w:proofErr w:type="spellEnd"/>
       <w:r>
-        <w:t xml:space="preserve"> </w:t>
-      </w:r>
-      <w:r>
-        <w:rPr>
-          <w:rFonts w:hint="eastAsia"/>
-        </w:rPr>
-        <w:t>等表格內的欄位名稱、資料型態與主鍵</w:t>
-      </w:r>
-      <w:r>
-        <w:t>/</w:t>
-      </w:r>
-      <w:r>
-        <w:rPr>
-          <w:rFonts w:hint="eastAsia"/>
-        </w:rPr>
-        <w:t>外鍵設定。</w:t>
+        <w:rPr>
+          <w:rFonts w:ascii="新細明體" w:eastAsia="新細明體" w:hAnsi="新細明體" w:cs="新細明體"/>
+          <w:kern w:val="0"/>
+          <w14:ligatures w14:val="none"/>
+        </w:rPr>
+        <w:t xml:space="preserve"> (INT, PK)：聯絡人編號。</w:t>
+      </w:r>
+    </w:p>
+    <w:p>
+      <w:pPr>
+        <w:widowControl/>
+        <w:numPr>
+          <w:ilvl w:val="1"/>
+          <w:numId w:val="13"/>
+        </w:numPr>
+        <w:spacing w:before="100" w:beforeAutospacing="1" w:after="100" w:afterAutospacing="1" w:line="240" w:lineRule="auto"/>
+        <w:rPr>
+          <w:rFonts w:ascii="新細明體" w:eastAsia="新細明體" w:hAnsi="新細明體" w:cs="新細明體"/>
+          <w:kern w:val="0"/>
+          <w14:ligatures w14:val="none"/>
+        </w:rPr>
+      </w:pPr>
+      <w:r>
+        <w:rPr>
+          <w:rFonts w:ascii="細明體" w:eastAsia="細明體" w:hAnsi="細明體" w:cs="細明體"/>
+          <w:kern w:val="0"/>
+          <w14:ligatures w14:val="none"/>
+        </w:rPr>
+        <w:t>Name</w:t>
+      </w:r>
+      <w:r>
+        <w:rPr>
+          <w:rFonts w:ascii="新細明體" w:eastAsia="新細明體" w:hAnsi="新細明體" w:cs="新細明體"/>
+          <w:kern w:val="0"/>
+          <w14:ligatures w14:val="none"/>
+        </w:rPr>
+        <w:t xml:space="preserve"> (VARCHAR)：聯絡人姓名（對應語音指令的關鍵字）。</w:t>
+      </w:r>
+    </w:p>
+    <w:p>
+      <w:pPr>
+        <w:widowControl/>
+        <w:numPr>
+          <w:ilvl w:val="1"/>
+          <w:numId w:val="13"/>
+        </w:numPr>
+        <w:spacing w:before="100" w:beforeAutospacing="1" w:after="100" w:afterAutospacing="1" w:line="240" w:lineRule="auto"/>
+        <w:rPr>
+          <w:rFonts w:ascii="新細明體" w:eastAsia="新細明體" w:hAnsi="新細明體" w:cs="新細明體"/>
+          <w:kern w:val="0"/>
+          <w14:ligatures w14:val="none"/>
+        </w:rPr>
+      </w:pPr>
+      <w:proofErr w:type="spellStart"/>
+      <w:r>
+        <w:rPr>
+          <w:rFonts w:ascii="細明體" w:eastAsia="細明體" w:hAnsi="細明體" w:cs="細明體"/>
+          <w:kern w:val="0"/>
+          <w14:ligatures w14:val="none"/>
+        </w:rPr>
+        <w:t>Phone_Number</w:t>
+      </w:r>
+      <w:proofErr w:type="spellEnd"/>
+      <w:r>
+        <w:rPr>
+          <w:rFonts w:ascii="新細明體" w:eastAsia="新細明體" w:hAnsi="新細明體" w:cs="新細明體"/>
+          <w:kern w:val="0"/>
+          <w14:ligatures w14:val="none"/>
+        </w:rPr>
+        <w:t xml:space="preserve"> (VARCHAR)：聯絡電話。</w:t>
+      </w:r>
+    </w:p>
+    <w:p>
+      <w:pPr>
+        <w:widowControl/>
+        <w:numPr>
+          <w:ilvl w:val="1"/>
+          <w:numId w:val="13"/>
+        </w:numPr>
+        <w:spacing w:before="100" w:beforeAutospacing="1" w:after="100" w:afterAutospacing="1" w:line="240" w:lineRule="auto"/>
+        <w:rPr>
+          <w:rFonts w:ascii="新細明體" w:eastAsia="新細明體" w:hAnsi="新細明體" w:cs="新細明體"/>
+          <w:kern w:val="0"/>
+          <w14:ligatures w14:val="none"/>
+        </w:rPr>
+      </w:pPr>
+      <w:r>
+        <w:rPr>
+          <w:rFonts w:ascii="細明體" w:eastAsia="細明體" w:hAnsi="細明體" w:cs="細明體"/>
+          <w:kern w:val="0"/>
+          <w14:ligatures w14:val="none"/>
+        </w:rPr>
+        <w:t>Relationship</w:t>
+      </w:r>
+      <w:r>
+        <w:rPr>
+          <w:rFonts w:ascii="新細明體" w:eastAsia="新細明體" w:hAnsi="新細明體" w:cs="新細明體"/>
+          <w:kern w:val="0"/>
+          <w14:ligatures w14:val="none"/>
+        </w:rPr>
+        <w:t xml:space="preserve"> (VARCHAR)：與使用者關係。</w:t>
+      </w:r>
+    </w:p>
+    <w:p>
+      <w:pPr>
+        <w:widowControl/>
+        <w:numPr>
+          <w:ilvl w:val="0"/>
+          <w:numId w:val="13"/>
+        </w:numPr>
+        <w:spacing w:before="100" w:beforeAutospacing="1" w:after="100" w:afterAutospacing="1" w:line="240" w:lineRule="auto"/>
+        <w:rPr>
+          <w:rFonts w:ascii="新細明體" w:eastAsia="新細明體" w:hAnsi="新細明體" w:cs="新細明體"/>
+          <w:kern w:val="0"/>
+          <w14:ligatures w14:val="none"/>
+        </w:rPr>
+      </w:pPr>
+      <w:proofErr w:type="spellStart"/>
+      <w:r>
+        <w:rPr>
+          <w:rFonts w:ascii="新細明體" w:eastAsia="新細明體" w:hAnsi="新細明體" w:cs="新細明體"/>
+          <w:b/>
+          <w:bCs/>
+          <w:kern w:val="0"/>
+          <w14:ligatures w14:val="none"/>
+        </w:rPr>
+        <w:t>User_Preferences</w:t>
+      </w:r>
+      <w:proofErr w:type="spellEnd"/>
+      <w:r>
+        <w:rPr>
+          <w:rFonts w:ascii="新細明體" w:eastAsia="新細明體" w:hAnsi="新細明體" w:cs="新細明體"/>
+          <w:b/>
+          <w:bCs/>
+          <w:kern w:val="0"/>
+          <w14:ligatures w14:val="none"/>
+        </w:rPr>
+        <w:t xml:space="preserve"> 表格</w:t>
+      </w:r>
+    </w:p>
+    <w:p>
+      <w:pPr>
+        <w:widowControl/>
+        <w:numPr>
+          <w:ilvl w:val="1"/>
+          <w:numId w:val="13"/>
+        </w:numPr>
+        <w:spacing w:before="100" w:beforeAutospacing="1" w:after="100" w:afterAutospacing="1" w:line="240" w:lineRule="auto"/>
+        <w:rPr>
+          <w:rFonts w:ascii="新細明體" w:eastAsia="新細明體" w:hAnsi="新細明體" w:cs="新細明體"/>
+          <w:kern w:val="0"/>
+          <w14:ligatures w14:val="none"/>
+        </w:rPr>
+      </w:pPr>
+      <w:proofErr w:type="spellStart"/>
+      <w:r>
+        <w:rPr>
+          <w:rFonts w:ascii="細明體" w:eastAsia="細明體" w:hAnsi="細明體" w:cs="細明體"/>
+          <w:kern w:val="0"/>
+          <w14:ligatures w14:val="none"/>
+        </w:rPr>
+        <w:t>Pref_ID</w:t>
+      </w:r>
+      <w:proofErr w:type="spellEnd"/>
+      <w:r>
+        <w:rPr>
+          <w:rFonts w:ascii="新細明體" w:eastAsia="新細明體" w:hAnsi="新細明體" w:cs="新細明體"/>
+          <w:kern w:val="0"/>
+          <w14:ligatures w14:val="none"/>
+        </w:rPr>
+        <w:t xml:space="preserve"> (INT, PK)：設定編號。</w:t>
+      </w:r>
+    </w:p>
+    <w:p>
+      <w:pPr>
+        <w:widowControl/>
+        <w:numPr>
+          <w:ilvl w:val="1"/>
+          <w:numId w:val="13"/>
+        </w:numPr>
+        <w:spacing w:before="100" w:beforeAutospacing="1" w:after="100" w:afterAutospacing="1" w:line="240" w:lineRule="auto"/>
+        <w:rPr>
+          <w:rFonts w:ascii="新細明體" w:eastAsia="新細明體" w:hAnsi="新細明體" w:cs="新細明體"/>
+          <w:kern w:val="0"/>
+          <w14:ligatures w14:val="none"/>
+        </w:rPr>
+      </w:pPr>
+      <w:proofErr w:type="spellStart"/>
+      <w:r>
+        <w:rPr>
+          <w:rFonts w:ascii="細明體" w:eastAsia="細明體" w:hAnsi="細明體" w:cs="細明體"/>
+          <w:kern w:val="0"/>
+          <w14:ligatures w14:val="none"/>
+        </w:rPr>
+        <w:t>Default_LLM</w:t>
+      </w:r>
+      <w:proofErr w:type="spellEnd"/>
+      <w:r>
+        <w:rPr>
+          <w:rFonts w:ascii="新細明體" w:eastAsia="新細明體" w:hAnsi="新細明體" w:cs="新細明體"/>
+          <w:kern w:val="0"/>
+          <w14:ligatures w14:val="none"/>
+        </w:rPr>
+        <w:t xml:space="preserve"> (VARCHAR)：預設使用的語言模型（如 Gemini 或 </w:t>
+      </w:r>
+      <w:proofErr w:type="spellStart"/>
+      <w:r>
+        <w:rPr>
+          <w:rFonts w:ascii="新細明體" w:eastAsia="新細明體" w:hAnsi="新細明體" w:cs="新細明體"/>
+          <w:kern w:val="0"/>
+          <w14:ligatures w14:val="none"/>
+        </w:rPr>
+        <w:t>GroQ</w:t>
+      </w:r>
+      <w:proofErr w:type="spellEnd"/>
+      <w:r>
+        <w:rPr>
+          <w:rFonts w:ascii="新細明體" w:eastAsia="新細明體" w:hAnsi="新細明體" w:cs="新細明體"/>
+          <w:kern w:val="0"/>
+          <w14:ligatures w14:val="none"/>
+        </w:rPr>
+        <w:t>）。</w:t>
+      </w:r>
+    </w:p>
+    <w:p>
+      <w:pPr>
+        <w:widowControl/>
+        <w:numPr>
+          <w:ilvl w:val="1"/>
+          <w:numId w:val="13"/>
+        </w:numPr>
+        <w:spacing w:before="100" w:beforeAutospacing="1" w:after="100" w:afterAutospacing="1" w:line="240" w:lineRule="auto"/>
+        <w:rPr>
+          <w:rFonts w:ascii="新細明體" w:eastAsia="新細明體" w:hAnsi="新細明體" w:cs="新細明體" w:hint="eastAsia"/>
+          <w:kern w:val="0"/>
+          <w14:ligatures w14:val="none"/>
+        </w:rPr>
+      </w:pPr>
+      <w:proofErr w:type="spellStart"/>
+      <w:r>
+        <w:rPr>
+          <w:rFonts w:ascii="細明體" w:eastAsia="細明體" w:hAnsi="細明體" w:cs="細明體"/>
+          <w:kern w:val="0"/>
+          <w14:ligatures w14:val="none"/>
+        </w:rPr>
+        <w:t>Voice_Volume</w:t>
+      </w:r>
+      <w:proofErr w:type="spellEnd"/>
+      <w:r>
+        <w:rPr>
+          <w:rFonts w:ascii="新細明體" w:eastAsia="新細明體" w:hAnsi="新細明體" w:cs="新細明體"/>
+          <w:kern w:val="0"/>
+          <w14:ligatures w14:val="none"/>
+        </w:rPr>
+        <w:t xml:space="preserve"> (INT)：語音提示音量預設值。</w:t>
       </w:r>
     </w:p>
     <w:sectPr>
@@ -3454,6 +3994,155 @@
       </w:rPr>
     </w:lvl>
     <w:lvl w:ilvl="1" w:tentative="1">
+      <w:start w:val="1"/>
+      <w:numFmt w:val="bullet"/>
+      <w:lvlText w:val="o"/>
+      <w:lvlJc w:val="left"/>
+      <w:pPr>
+        <w:tabs>
+          <w:tab w:val="num" w:pos="1440"/>
+        </w:tabs>
+        <w:ind w:left="1440" w:hanging="360"/>
+      </w:pPr>
+      <w:rPr>
+        <w:rFonts w:ascii="Courier New" w:hAnsi="Courier New" w:hint="default"/>
+        <w:sz w:val="20"/>
+      </w:rPr>
+    </w:lvl>
+    <w:lvl w:ilvl="2" w:tentative="1">
+      <w:start w:val="1"/>
+      <w:numFmt w:val="bullet"/>
+      <w:lvlText w:val=""/>
+      <w:lvlJc w:val="left"/>
+      <w:pPr>
+        <w:tabs>
+          <w:tab w:val="num" w:pos="2160"/>
+        </w:tabs>
+        <w:ind w:left="2160" w:hanging="360"/>
+      </w:pPr>
+      <w:rPr>
+        <w:rFonts w:ascii="Wingdings" w:hAnsi="Wingdings" w:hint="default"/>
+        <w:sz w:val="20"/>
+      </w:rPr>
+    </w:lvl>
+    <w:lvl w:ilvl="3" w:tentative="1">
+      <w:start w:val="1"/>
+      <w:numFmt w:val="bullet"/>
+      <w:lvlText w:val=""/>
+      <w:lvlJc w:val="left"/>
+      <w:pPr>
+        <w:tabs>
+          <w:tab w:val="num" w:pos="2880"/>
+        </w:tabs>
+        <w:ind w:left="2880" w:hanging="360"/>
+      </w:pPr>
+      <w:rPr>
+        <w:rFonts w:ascii="Wingdings" w:hAnsi="Wingdings" w:hint="default"/>
+        <w:sz w:val="20"/>
+      </w:rPr>
+    </w:lvl>
+    <w:lvl w:ilvl="4" w:tentative="1">
+      <w:start w:val="1"/>
+      <w:numFmt w:val="bullet"/>
+      <w:lvlText w:val=""/>
+      <w:lvlJc w:val="left"/>
+      <w:pPr>
+        <w:tabs>
+          <w:tab w:val="num" w:pos="3600"/>
+        </w:tabs>
+        <w:ind w:left="3600" w:hanging="360"/>
+      </w:pPr>
+      <w:rPr>
+        <w:rFonts w:ascii="Wingdings" w:hAnsi="Wingdings" w:hint="default"/>
+        <w:sz w:val="20"/>
+      </w:rPr>
+    </w:lvl>
+    <w:lvl w:ilvl="5" w:tentative="1">
+      <w:start w:val="1"/>
+      <w:numFmt w:val="bullet"/>
+      <w:lvlText w:val=""/>
+      <w:lvlJc w:val="left"/>
+      <w:pPr>
+        <w:tabs>
+          <w:tab w:val="num" w:pos="4320"/>
+        </w:tabs>
+        <w:ind w:left="4320" w:hanging="360"/>
+      </w:pPr>
+      <w:rPr>
+        <w:rFonts w:ascii="Wingdings" w:hAnsi="Wingdings" w:hint="default"/>
+        <w:sz w:val="20"/>
+      </w:rPr>
+    </w:lvl>
+    <w:lvl w:ilvl="6" w:tentative="1">
+      <w:start w:val="1"/>
+      <w:numFmt w:val="bullet"/>
+      <w:lvlText w:val=""/>
+      <w:lvlJc w:val="left"/>
+      <w:pPr>
+        <w:tabs>
+          <w:tab w:val="num" w:pos="5040"/>
+        </w:tabs>
+        <w:ind w:left="5040" w:hanging="360"/>
+      </w:pPr>
+      <w:rPr>
+        <w:rFonts w:ascii="Wingdings" w:hAnsi="Wingdings" w:hint="default"/>
+        <w:sz w:val="20"/>
+      </w:rPr>
+    </w:lvl>
+    <w:lvl w:ilvl="7" w:tentative="1">
+      <w:start w:val="1"/>
+      <w:numFmt w:val="bullet"/>
+      <w:lvlText w:val=""/>
+      <w:lvlJc w:val="left"/>
+      <w:pPr>
+        <w:tabs>
+          <w:tab w:val="num" w:pos="5760"/>
+        </w:tabs>
+        <w:ind w:left="5760" w:hanging="360"/>
+      </w:pPr>
+      <w:rPr>
+        <w:rFonts w:ascii="Wingdings" w:hAnsi="Wingdings" w:hint="default"/>
+        <w:sz w:val="20"/>
+      </w:rPr>
+    </w:lvl>
+    <w:lvl w:ilvl="8" w:tentative="1">
+      <w:start w:val="1"/>
+      <w:numFmt w:val="bullet"/>
+      <w:lvlText w:val=""/>
+      <w:lvlJc w:val="left"/>
+      <w:pPr>
+        <w:tabs>
+          <w:tab w:val="num" w:pos="6480"/>
+        </w:tabs>
+        <w:ind w:left="6480" w:hanging="360"/>
+      </w:pPr>
+      <w:rPr>
+        <w:rFonts w:ascii="Wingdings" w:hAnsi="Wingdings" w:hint="default"/>
+        <w:sz w:val="20"/>
+      </w:rPr>
+    </w:lvl>
+  </w:abstractNum>
+  <w:abstractNum w:abstractNumId="8" w15:restartNumberingAfterBreak="0">
+    <w:nsid w:val="5F342856"/>
+    <w:multiLevelType w:val="multilevel"/>
+    <w:tmpl w:val="578E5BB0"/>
+    <w:lvl w:ilvl="0">
+      <w:start w:val="1"/>
+      <w:numFmt w:val="bullet"/>
+      <w:lvlText w:val=""/>
+      <w:lvlJc w:val="left"/>
+      <w:pPr>
+        <w:tabs>
+          <w:tab w:val="num" w:pos="720"/>
+        </w:tabs>
+        <w:ind w:left="720" w:hanging="360"/>
+      </w:pPr>
+      <w:rPr>
+        <w:rFonts w:ascii="Symbol" w:hAnsi="Symbol" w:hint="default"/>
+        <w:sz w:val="20"/>
+      </w:rPr>
+    </w:lvl>
+    <w:lvl w:ilvl="1">
       <w:start w:val="1"/>
       <w:numFmt w:val="bullet"/>
       <w:lvlText w:val="o"/>
@@ -3617,6 +4306,9 @@
   </w:num>
   <w:num w:numId="12" w16cid:durableId="467673378">
     <w:abstractNumId w:val="1"/>
+  </w:num>
+  <w:num w:numId="13" w16cid:durableId="1837839392">
+    <w:abstractNumId w:val="8"/>
   </w:num>
 </w:numbering>
 </file>

--- a/DOC_專題文件/初審/初版初審_系統手冊.docx
+++ b/DOC_專題文件/初審/初版初審_系統手冊.docx
@@ -58,12 +58,6 @@
       </w:r>
     </w:p>
     <w:p>
-      <w:pPr>
-        <w:rPr>
-          <w:b/>
-          <w:bCs/>
-        </w:rPr>
-      </w:pPr>
       <w:r>
         <w:rPr>
           <w:b/>
@@ -78,30 +72,14 @@
         </w:rPr>
         <w:t>背景介紹</w:t>
       </w:r>
-    </w:p>
-    <w:p>
-      <w:pPr>
-        <w:ind w:firstLine="480"/>
-      </w:pPr>
-      <w:r>
-        <w:t>視障人士在日常出行與生活起居中，常面臨無法準確避開障礙物、辨識交通號</w:t>
-      </w:r>
-      <w:proofErr w:type="gramStart"/>
-      <w:r>
-        <w:t>誌</w:t>
-      </w:r>
-      <w:proofErr w:type="gramEnd"/>
-      <w:r>
-        <w:t>或尋找特定物品的困難。雖然市面上有輔具，但多數缺乏即時且多功能的視覺分析能力。</w:t>
-      </w:r>
-    </w:p>
-    <w:p>
-      <w:pPr>
-        <w:rPr>
-          <w:b/>
-          <w:bCs/>
-        </w:rPr>
-      </w:pPr>
+      <w:r>
+        <w:t xml:space="preserve"> </w:t>
+      </w:r>
+      <w:r>
+        <w:t>視障人士在日常出行與生活起居中，常面臨無法準確避開障礙物、辨識交通號誌或尋找特定物品的困難。</w:t>
+      </w:r>
+    </w:p>
+    <w:p>
       <w:r>
         <w:rPr>
           <w:b/>
@@ -116,11 +94,9 @@
         </w:rPr>
         <w:t>動機</w:t>
       </w:r>
-    </w:p>
-    <w:p>
-      <w:pPr>
-        <w:ind w:firstLine="480"/>
-      </w:pPr>
+      <w:r>
+        <w:t xml:space="preserve"> </w:t>
+      </w:r>
       <w:r>
         <w:t>隨著開源人工智慧模型（如</w:t>
       </w:r>
@@ -128,42 +104,40 @@
         <w:t xml:space="preserve"> YOLO </w:t>
       </w:r>
       <w:r>
-        <w:t>分割模型）與大型語言模型（</w:t>
-      </w:r>
-      <w:r>
-        <w:t>LLM</w:t>
-      </w:r>
-      <w:r>
-        <w:t>）的</w:t>
-      </w:r>
-      <w:proofErr w:type="gramStart"/>
-      <w:r>
-        <w:t>普及，</w:t>
-      </w:r>
-      <w:proofErr w:type="gramEnd"/>
-      <w:r>
-        <w:t>我們期望將這些強大的開源</w:t>
-      </w:r>
-      <w:r>
-        <w:t xml:space="preserve"> AI </w:t>
-      </w:r>
-      <w:r>
-        <w:t>模型整合至</w:t>
+        <w:t>系列模型、</w:t>
+      </w:r>
+      <w:r>
+        <w:t>Qwen-Omni</w:t>
+      </w:r>
+      <w:r>
+        <w:t>、</w:t>
+      </w:r>
+      <w:r>
+        <w:t>ASR</w:t>
+      </w:r>
+      <w:r>
+        <w:t>）的成熟，我們期望將這些模型整合至</w:t>
       </w:r>
       <w:r>
         <w:t xml:space="preserve"> IoT </w:t>
       </w:r>
       <w:r>
-        <w:t>邊緣裝置與行動裝置中，專為視障人士設計一款平價、智慧且能即時語音互動的輔助工具。</w:t>
-      </w:r>
-    </w:p>
-    <w:p>
-      <w:pPr>
-        <w:rPr>
-          <w:b/>
-          <w:bCs/>
-        </w:rPr>
-      </w:pPr>
+        <w:t>邊緣裝置（如包含攝影機、麥克風與</w:t>
+      </w:r>
+      <w:r>
+        <w:t xml:space="preserve"> IMU </w:t>
+      </w:r>
+      <w:r>
+        <w:t>的</w:t>
+      </w:r>
+      <w:r>
+        <w:t xml:space="preserve"> ESP32 </w:t>
+      </w:r>
+      <w:r>
+        <w:t>硬體）中，打造專為視障人士設計的輔助工具。</w:t>
+      </w:r>
+    </w:p>
+    <w:p>
       <w:r>
         <w:rPr>
           <w:b/>
@@ -178,117 +152,57 @@
         </w:rPr>
         <w:t>系統目的與目標</w:t>
       </w:r>
-    </w:p>
-    <w:p>
-      <w:pPr>
-        <w:ind w:firstLine="360"/>
-      </w:pPr>
-      <w:r>
-        <w:t>本系統命名為「</w:t>
-      </w:r>
-      <w:r>
-        <w:rPr>
-          <w:b/>
-          <w:bCs/>
-        </w:rPr>
-        <w:t xml:space="preserve">AI </w:t>
-      </w:r>
-      <w:r>
-        <w:rPr>
-          <w:b/>
-          <w:bCs/>
-        </w:rPr>
-        <w:t>智慧眼鏡</w:t>
-      </w:r>
-      <w:r>
-        <w:rPr>
-          <w:b/>
-          <w:bCs/>
-        </w:rPr>
-        <w:t xml:space="preserve"> (AI Glasses for Visual Impairment)</w:t>
-      </w:r>
-      <w:r>
-        <w:t>」，主要目標為提供：</w:t>
-      </w:r>
-    </w:p>
-    <w:p>
-      <w:pPr>
-        <w:numPr>
-          <w:ilvl w:val="0"/>
-          <w:numId w:val="7"/>
-        </w:numPr>
-      </w:pPr>
-      <w:proofErr w:type="gramStart"/>
-      <w:r>
-        <w:t>盲道導航</w:t>
-      </w:r>
-      <w:proofErr w:type="gramEnd"/>
-      <w:r>
-        <w:t>與過馬路輔助（包含斑馬線與紅綠燈偵測）。</w:t>
-      </w:r>
-    </w:p>
-    <w:p>
-      <w:pPr>
-        <w:numPr>
-          <w:ilvl w:val="0"/>
-          <w:numId w:val="7"/>
-        </w:numPr>
-      </w:pPr>
-      <w:r>
-        <w:t>開放詞彙的物品視覺搜尋。</w:t>
-      </w:r>
-    </w:p>
-    <w:p>
-      <w:pPr>
-        <w:numPr>
-          <w:ilvl w:val="0"/>
-          <w:numId w:val="7"/>
-        </w:numPr>
-      </w:pPr>
-      <w:r>
-        <w:t>語音對話（</w:t>
-      </w:r>
-      <w:r>
-        <w:t xml:space="preserve">ASR </w:t>
-      </w:r>
-      <w:r>
-        <w:t>語音轉文字與</w:t>
-      </w:r>
-      <w:r>
-        <w:t xml:space="preserve"> LLM </w:t>
-      </w:r>
-      <w:r>
-        <w:t>智能回應）及語音指令撥打緊急聯絡人功能。</w:t>
-      </w:r>
-      <w:r>
-        <w:t xml:space="preserve"> 1-4 </w:t>
-      </w:r>
-      <w:r>
+      <w:r>
+        <w:t xml:space="preserve"> </w:t>
+      </w:r>
+      <w:r>
+        <w:t>本系統專案命名為「</w:t>
+      </w:r>
+      <w:r>
+        <w:t>OpenAIDevice_For_VisualImpairment</w:t>
+      </w:r>
+      <w:r>
+        <w:t>」，旨在開發一款開源</w:t>
+      </w:r>
+      <w:r>
+        <w:t xml:space="preserve"> IoT </w:t>
+      </w:r>
+      <w:r>
+        <w:t>裝置。主要目標包含提供盲道導航、障礙物檢測以及物品查找功能。</w:t>
+      </w:r>
+    </w:p>
+    <w:p>
+      <w:r>
+        <w:rPr>
+          <w:b/>
+          <w:bCs/>
+        </w:rPr>
+        <w:t xml:space="preserve">1-4 </w:t>
+      </w:r>
+      <w:r>
+        <w:rPr>
+          <w:b/>
+          <w:bCs/>
+        </w:rPr>
         <w:t>預期成果</w:t>
       </w:r>
       <w:r>
         <w:t xml:space="preserve"> </w:t>
       </w:r>
       <w:r>
-        <w:t>完成一套包含後端</w:t>
-      </w:r>
-      <w:r>
-        <w:t xml:space="preserve"> AI </w:t>
-      </w:r>
-      <w:r>
-        <w:t>運算伺服器與前端穿戴設備（</w:t>
-      </w:r>
-      <w:r>
-        <w:t xml:space="preserve">ESP32 </w:t>
-      </w:r>
-      <w:r>
-        <w:t>或</w:t>
-      </w:r>
-      <w:r>
-        <w:t xml:space="preserve"> Android </w:t>
-      </w:r>
-      <w:r>
-        <w:t>手機）的系統。使用者可透過語音指令操作，系統將以語音引導方向或播報偵測結果，大幅提升視障者的獨立活動能力。</w:t>
+        <w:t>完成一套結合終端</w:t>
+      </w:r>
+      <w:r>
+        <w:t xml:space="preserve"> ESP32 </w:t>
+      </w:r>
+      <w:r>
+        <w:t>硬體與後端</w:t>
+      </w:r>
+      <w:r>
+        <w:t xml:space="preserve"> FastAPI </w:t>
+      </w:r>
+      <w:r>
+        <w:t>伺服器的完整系統，能即時處理音訊與影像串流，並透過語音回饋協助視障者。</w:t>
       </w:r>
     </w:p>
     <w:p>
@@ -388,15 +302,7 @@
         <w:t>後端架構，並整合</w:t>
       </w:r>
       <w:r>
-        <w:t xml:space="preserve"> </w:t>
-      </w:r>
-      <w:proofErr w:type="spellStart"/>
-      <w:r>
-        <w:t>ModelScope</w:t>
-      </w:r>
-      <w:proofErr w:type="spellEnd"/>
-      <w:r>
-        <w:t xml:space="preserve"> </w:t>
+        <w:t xml:space="preserve"> ModelScope </w:t>
       </w:r>
       <w:r>
         <w:t>上預先訓練好的</w:t>
@@ -405,48 +311,16 @@
         <w:t xml:space="preserve"> YOLO </w:t>
       </w:r>
       <w:r>
-        <w:t>模型</w:t>
-      </w:r>
-      <w:proofErr w:type="gramStart"/>
-      <w:r>
-        <w:t>（</w:t>
-      </w:r>
-      <w:proofErr w:type="gramEnd"/>
-      <w:r>
-        <w:t>如</w:t>
+        <w:t>模型（如</w:t>
       </w:r>
       <w:r>
         <w:t xml:space="preserve"> yolo-seg.pt, trafficlight.pt </w:t>
       </w:r>
       <w:r>
-        <w:t>等</w:t>
-      </w:r>
-      <w:proofErr w:type="gramStart"/>
-      <w:r>
-        <w:t>）</w:t>
-      </w:r>
-      <w:proofErr w:type="gramEnd"/>
-      <w:r>
-        <w:t>與多種</w:t>
-      </w:r>
-      <w:r>
-        <w:t xml:space="preserve"> LLM API (Gemini, </w:t>
-      </w:r>
-      <w:proofErr w:type="spellStart"/>
-      <w:r>
-        <w:t>DashScope</w:t>
-      </w:r>
-      <w:proofErr w:type="spellEnd"/>
-      <w:r>
-        <w:t xml:space="preserve">, </w:t>
-      </w:r>
-      <w:proofErr w:type="spellStart"/>
-      <w:r>
-        <w:t>GroQ</w:t>
-      </w:r>
-      <w:proofErr w:type="spellEnd"/>
-      <w:r>
-        <w:t>)</w:t>
+        <w:t>等）與多種</w:t>
+      </w:r>
+      <w:r>
+        <w:t xml:space="preserve"> LLM API (Gemini, DashScope, GroQ)</w:t>
       </w:r>
       <w:r>
         <w:t>，技術資源豐富且具高度可行性。</w:t>
@@ -463,28 +337,20 @@
         <w:t>硬體可行性：前端可彈性選擇低成本的</w:t>
       </w:r>
       <w:r>
+        <w:t xml:space="preserve"> Seeed Studio XIAO ESP32S3 Sense </w:t>
+      </w:r>
+      <w:r>
+        <w:t>開發板，或是直接利用使用者現有的</w:t>
+      </w:r>
+      <w:r>
+        <w:t xml:space="preserve"> Android 8.0+ </w:t>
+      </w:r>
+      <w:r>
+        <w:t>手機，大幅降低硬體門檻。</w:t>
+      </w:r>
+      <w:r>
         <w:t xml:space="preserve"> </w:t>
       </w:r>
-      <w:proofErr w:type="spellStart"/>
-      <w:r>
-        <w:t>Seeed</w:t>
-      </w:r>
-      <w:proofErr w:type="spellEnd"/>
-      <w:r>
-        <w:t xml:space="preserve"> Studio XIAO ESP32S3 Sense </w:t>
-      </w:r>
-      <w:r>
-        <w:t>開發板，或是直接利用使用者現有的</w:t>
-      </w:r>
-      <w:r>
-        <w:t xml:space="preserve"> Android 8.0+ </w:t>
-      </w:r>
-      <w:r>
-        <w:t>手機，大幅降低硬體門檻。</w:t>
-      </w:r>
-      <w:r>
-        <w:t xml:space="preserve"> </w:t>
-      </w:r>
     </w:p>
     <w:p>
       <w:pPr>
@@ -499,7 +365,6 @@
           <w:b/>
           <w:bCs/>
         </w:rPr>
-        <w:lastRenderedPageBreak/>
         <w:t xml:space="preserve">2-2 </w:t>
       </w:r>
       <w:r>
@@ -521,13 +386,8 @@
       <w:pPr>
         <w:ind w:left="360" w:firstLine="120"/>
       </w:pPr>
-      <w:proofErr w:type="gramStart"/>
-      <w:r>
-        <w:t>採</w:t>
-      </w:r>
-      <w:proofErr w:type="gramEnd"/>
-      <w:r>
-        <w:t>開源專案模式（</w:t>
+      <w:r>
+        <w:t>採開源專案模式（</w:t>
       </w:r>
       <w:r>
         <w:t>MIT License</w:t>
@@ -603,17 +463,13 @@
         <w:t xml:space="preserve"> (T)</w:t>
       </w:r>
       <w:r>
-        <w:t>：具備基本智慧型手機操作能力，或願意</w:t>
-      </w:r>
-      <w:proofErr w:type="gramStart"/>
-      <w:r>
-        <w:t>配戴輕量化</w:t>
-      </w:r>
-      <w:proofErr w:type="gramEnd"/>
+        <w:t>：具備基本智慧型手機操作能力，或願意配戴輕量化</w:t>
+      </w:r>
       <w:r>
         <w:t xml:space="preserve"> IoT </w:t>
       </w:r>
       <w:r>
+        <w:lastRenderedPageBreak/>
         <w:t>裝置的視障人士。</w:t>
       </w:r>
     </w:p>
@@ -884,61 +740,23 @@
         <w:ind w:firstLine="480"/>
       </w:pPr>
       <w:r>
-        <w:t>系統</w:t>
-      </w:r>
-      <w:proofErr w:type="gramStart"/>
-      <w:r>
-        <w:t>採</w:t>
-      </w:r>
-      <w:proofErr w:type="gramEnd"/>
-      <w:r>
-        <w:t xml:space="preserve">主從式（Client-Server）架構。後端為 Python 伺服器，負責 AI 模型推論與 API </w:t>
-      </w:r>
-      <w:proofErr w:type="gramStart"/>
-      <w:r>
-        <w:t>介</w:t>
-      </w:r>
-      <w:proofErr w:type="gramEnd"/>
-      <w:r>
-        <w:t>接；前端為接收影像與播放語音的終端設備。雙方透過 HTTP 進行指令溝通，並利用 WebSocket 進行影像 (</w:t>
+        <w:t>系統採主從式（Client-Server）架構。後端為 Python 伺服器，負責 AI 模型推論與 API 介接；前端為接收影像與播放語音的終端設備。雙方透過 HTTP 進行指令溝通，並利用 WebSocket 進行影像 (</w:t>
       </w:r>
       <w:r>
         <w:rPr>
           <w:rStyle w:val="HTML"/>
         </w:rPr>
-        <w:t>/</w:t>
-      </w:r>
-      <w:proofErr w:type="spellStart"/>
+        <w:t>/ws/camera</w:t>
+      </w:r>
+      <w:r>
+        <w:t>) 與音訊 (</w:t>
+      </w:r>
       <w:r>
         <w:rPr>
           <w:rStyle w:val="HTML"/>
         </w:rPr>
-        <w:t>ws</w:t>
-      </w:r>
-      <w:proofErr w:type="spellEnd"/>
-      <w:r>
-        <w:rPr>
-          <w:rStyle w:val="HTML"/>
-        </w:rPr>
-        <w:t>/camera</w:t>
-      </w:r>
-      <w:r>
-        <w:t>) 與音訊 (</w:t>
-      </w:r>
-      <w:r>
-        <w:rPr>
-          <w:rStyle w:val="HTML"/>
-        </w:rPr>
-        <w:t>/</w:t>
-      </w:r>
-      <w:proofErr w:type="spellStart"/>
-      <w:r>
-        <w:rPr>
-          <w:rStyle w:val="HTML"/>
-        </w:rPr>
-        <w:t>ws_audio</w:t>
-      </w:r>
-      <w:proofErr w:type="spellEnd"/>
+        <w:t>/ws_audio</w:t>
+      </w:r>
       <w:r>
         <w:t>) 的即時雙向串流傳輸。</w:t>
       </w:r>
@@ -968,7 +786,6 @@
           <w:b/>
           <w:bCs/>
         </w:rPr>
-        <w:lastRenderedPageBreak/>
         <w:t>後端伺服器硬體</w:t>
       </w:r>
       <w:r>
@@ -1003,23 +820,7 @@
         </w:numPr>
       </w:pPr>
       <w:r>
-        <w:t>選項</w:t>
-      </w:r>
-      <w:proofErr w:type="gramStart"/>
-      <w:r>
-        <w:t>一</w:t>
-      </w:r>
-      <w:proofErr w:type="gramEnd"/>
-      <w:r>
-        <w:t>：ESP32 開發板（</w:t>
-      </w:r>
-      <w:proofErr w:type="spellStart"/>
-      <w:r>
-        <w:t>Seeed</w:t>
-      </w:r>
-      <w:proofErr w:type="spellEnd"/>
-      <w:r>
-        <w:t xml:space="preserve"> Studio XIAO ESP32S3 Sense）搭配攝影機與麥克風模組。</w:t>
+        <w:t>選項一：ESP32 開發板（Seeed Studio XIAO ESP32S3 Sense）搭配攝影機與麥克風模組。</w:t>
       </w:r>
     </w:p>
     <w:p>
@@ -1071,16 +872,15 @@
         <w:ind w:firstLine="480"/>
       </w:pPr>
       <w:r>
+        <w:lastRenderedPageBreak/>
         <w:t>採用 UML 進行系統分析設計；版本控管使用 GitHub；環境建置採用 Python 虛擬環境 (</w:t>
       </w:r>
-      <w:proofErr w:type="spellStart"/>
       <w:r>
         <w:rPr>
           <w:rStyle w:val="HTML"/>
         </w:rPr>
         <w:t>venv</w:t>
       </w:r>
-      <w:proofErr w:type="spellEnd"/>
       <w:r>
         <w:t xml:space="preserve">) 並透過 </w:t>
       </w:r>
@@ -1091,15 +891,7 @@
         <w:t>.env</w:t>
       </w:r>
       <w:r>
-        <w:t xml:space="preserve"> 進行環境變數與 API 金</w:t>
-      </w:r>
-      <w:proofErr w:type="gramStart"/>
-      <w:r>
-        <w:t>鑰</w:t>
-      </w:r>
-      <w:proofErr w:type="gramEnd"/>
-      <w:r>
-        <w:t>管理。</w:t>
+        <w:t xml:space="preserve"> 進行環境變數與 API 金鑰管理。</w:t>
       </w:r>
     </w:p>
     <w:p>
@@ -1381,70 +1173,35 @@
           <w:i/>
           <w:iCs/>
         </w:rPr>
-        <w:t>Djude1/</w:t>
-      </w:r>
-      <w:proofErr w:type="spellStart"/>
-      <w:r>
-        <w:rPr>
-          <w:rStyle w:val="HTML"/>
+        <w:t>Djude1/OpenAIDevice_For_VisualImpairment</w:t>
+      </w:r>
+      <w:r>
+        <w:rPr>
           <w:i/>
           <w:iCs/>
         </w:rPr>
-        <w:t>OpenAIDevice_For_VisualImpairment</w:t>
-      </w:r>
-      <w:proofErr w:type="spellEnd"/>
+        <w:t xml:space="preserve"> </w:t>
+      </w:r>
       <w:r>
         <w:rPr>
           <w:i/>
           <w:iCs/>
         </w:rPr>
-        <w:t xml:space="preserve"> </w:t>
+        <w:t>倉庫的</w:t>
       </w:r>
       <w:r>
         <w:rPr>
           <w:i/>
           <w:iCs/>
         </w:rPr>
-        <w:t>倉庫的</w:t>
+        <w:t xml:space="preserve"> Commit </w:t>
       </w:r>
       <w:r>
         <w:rPr>
           <w:i/>
           <w:iCs/>
         </w:rPr>
-        <w:t xml:space="preserve"> Commit </w:t>
-      </w:r>
-      <w:proofErr w:type="gramStart"/>
-      <w:r>
-        <w:rPr>
-          <w:i/>
-          <w:iCs/>
-        </w:rPr>
-        <w:t>紀錄截圖</w:t>
-      </w:r>
-      <w:proofErr w:type="gramEnd"/>
-      <w:r>
-        <w:rPr>
-          <w:i/>
-          <w:iCs/>
-        </w:rPr>
-        <w:t>，並標</w:t>
-      </w:r>
-      <w:proofErr w:type="gramStart"/>
-      <w:r>
-        <w:rPr>
-          <w:i/>
-          <w:iCs/>
-        </w:rPr>
-        <w:t>註</w:t>
-      </w:r>
-      <w:proofErr w:type="gramEnd"/>
-      <w:r>
-        <w:rPr>
-          <w:i/>
-          <w:iCs/>
-        </w:rPr>
-        <w:t>每位同學中文姓名及學號</w:t>
+        <w:t>紀錄截圖，並標註每位同學中文姓名及學號</w:t>
       </w:r>
       <w:r>
         <w:rPr>
@@ -1540,15 +1297,7 @@
         <w:t>功能需求</w:t>
       </w:r>
       <w:r>
-        <w:t>：系統須</w:t>
-      </w:r>
-      <w:proofErr w:type="gramStart"/>
-      <w:r>
-        <w:t>提供盲道</w:t>
-      </w:r>
-      <w:proofErr w:type="gramEnd"/>
-      <w:r>
-        <w:t>導航、過馬路輔助（斑馬線與紅綠燈偵測）、物品搜尋、語音對話，以及語音指令撥打緊急聯絡人等功能。</w:t>
+        <w:t>：系統須提供盲道導航、過馬路輔助（斑馬線與紅綠燈偵測）、物品搜尋、語音對話，以及語音指令撥打緊急聯絡人等功能。</w:t>
       </w:r>
     </w:p>
     <w:p>
@@ -1567,15 +1316,7 @@
         <w:t>非功能需求</w:t>
       </w:r>
       <w:r>
-        <w:t>：影像</w:t>
-      </w:r>
-      <w:proofErr w:type="gramStart"/>
-      <w:r>
-        <w:t>傳輸需低延遲</w:t>
-      </w:r>
-      <w:proofErr w:type="gramEnd"/>
-      <w:r>
-        <w:t xml:space="preserve">，Flutter App 需能自動發現同網域內的伺服器。 </w:t>
+        <w:t xml:space="preserve">：影像傳輸需低延遲，Flutter App 需能自動發現同網域內的伺服器。 </w:t>
       </w:r>
     </w:p>
     <w:p>
@@ -1587,7 +1328,6 @@
           <w:b/>
           <w:bCs/>
         </w:rPr>
-        <w:lastRenderedPageBreak/>
         <w:t>5-2 使用個案圖 (Use case diagram)</w:t>
       </w:r>
       <w:r>
@@ -1598,23 +1338,7 @@
           <w:i/>
           <w:iCs/>
         </w:rPr>
-        <w:t>(建議繪製：使用者(Actor) 包含視障者；使用個案包含「</w:t>
-      </w:r>
-      <w:proofErr w:type="gramStart"/>
-      <w:r>
-        <w:rPr>
-          <w:i/>
-          <w:iCs/>
-        </w:rPr>
-        <w:t>啟動盲道導航</w:t>
-      </w:r>
-      <w:proofErr w:type="gramEnd"/>
-      <w:r>
-        <w:rPr>
-          <w:i/>
-          <w:iCs/>
-        </w:rPr>
-        <w:t>」、「啟動紅綠燈偵測」、「呼叫 LLM 進行語音對話」、「觸發緊急聯絡人」等)</w:t>
+        <w:t>(建議繪製：使用者(Actor) 包含視障者；使用個案包含「啟動盲道導航」、「啟動紅綠燈偵測」、「呼叫 LLM 進行語音對話」、「觸發緊急聯絡人」等)</w:t>
       </w:r>
     </w:p>
     <w:p>
@@ -1650,52 +1374,45 @@
           <w:b/>
           <w:bCs/>
         </w:rPr>
+        <w:lastRenderedPageBreak/>
         <w:t>5-4 分析類別圖 (Analysis class diagram)</w:t>
       </w:r>
       <w:r>
         <w:t xml:space="preserve"> 包含主要控制類別如 </w:t>
       </w:r>
-      <w:proofErr w:type="spellStart"/>
       <w:r>
         <w:rPr>
           <w:rStyle w:val="HTML"/>
         </w:rPr>
         <w:t>NavigationController</w:t>
       </w:r>
-      <w:proofErr w:type="spellEnd"/>
       <w:r>
         <w:t xml:space="preserve">，負責影像接收的 </w:t>
       </w:r>
-      <w:proofErr w:type="spellStart"/>
       <w:r>
         <w:rPr>
           <w:rStyle w:val="HTML"/>
         </w:rPr>
         <w:t>CameraWebSocketClient</w:t>
       </w:r>
-      <w:proofErr w:type="spellEnd"/>
       <w:r>
         <w:t xml:space="preserve">，以及負責推論的 </w:t>
       </w:r>
-      <w:proofErr w:type="spellStart"/>
       <w:r>
         <w:rPr>
           <w:rStyle w:val="HTML"/>
         </w:rPr>
         <w:t>YOLOInferenceEngine</w:t>
       </w:r>
-      <w:proofErr w:type="spellEnd"/>
       <w:r>
         <w:t xml:space="preserve"> 與 </w:t>
       </w:r>
-      <w:proofErr w:type="spellStart"/>
       <w:r>
         <w:rPr>
           <w:rStyle w:val="HTML"/>
         </w:rPr>
         <w:t>LLMClient</w:t>
       </w:r>
-      <w:proofErr w:type="spellEnd"/>
       <w:r>
         <w:t>。</w:t>
       </w:r>
@@ -1803,25 +1520,7 @@
           <w:kern w:val="0"/>
           <w14:ligatures w14:val="none"/>
         </w:rPr>
-        <w:t>/</w:t>
-      </w:r>
-      <w:proofErr w:type="spellStart"/>
-      <w:r>
-        <w:rPr>
-          <w:rFonts w:ascii="細明體" w:eastAsia="細明體" w:hAnsi="細明體" w:cs="細明體"/>
-          <w:kern w:val="0"/>
-          <w14:ligatures w14:val="none"/>
-        </w:rPr>
-        <w:t>ws</w:t>
-      </w:r>
-      <w:proofErr w:type="spellEnd"/>
-      <w:r>
-        <w:rPr>
-          <w:rFonts w:ascii="細明體" w:eastAsia="細明體" w:hAnsi="細明體" w:cs="細明體"/>
-          <w:kern w:val="0"/>
-          <w14:ligatures w14:val="none"/>
-        </w:rPr>
-        <w:t>/camera</w:t>
+        <w:t>/ws/camera</w:t>
       </w:r>
       <w:r>
         <w:rPr>
@@ -1899,43 +1598,49 @@
           <w:kern w:val="0"/>
           <w14:ligatures w14:val="none"/>
         </w:rPr>
-        <w:t>/</w:t>
-      </w:r>
-      <w:proofErr w:type="spellStart"/>
+        <w:t>/ws_ui</w:t>
+      </w:r>
+      <w:r>
+        <w:rPr>
+          <w:rFonts w:ascii="新細明體" w:eastAsia="新細明體" w:hAnsi="新細明體" w:cs="新細明體"/>
+          <w:kern w:val="0"/>
+          <w14:ligatures w14:val="none"/>
+        </w:rPr>
+        <w:t xml:space="preserve"> 下行推播狀態，並轉為語音提示傳回 App。 </w:t>
+      </w:r>
+      <w:r>
+        <w:rPr>
+          <w:rFonts w:ascii="新細明體" w:eastAsia="新細明體" w:hAnsi="新細明體" w:cs="新細明體"/>
+          <w:b/>
+          <w:bCs/>
+          <w:kern w:val="0"/>
+          <w14:ligatures w14:val="none"/>
+        </w:rPr>
+        <w:t>6-2 設計類別圖 (Design class diagram)</w:t>
+      </w:r>
+      <w:r>
+        <w:rPr>
+          <w:rFonts w:ascii="新細明體" w:eastAsia="新細明體" w:hAnsi="新細明體" w:cs="新細明體"/>
+          <w:kern w:val="0"/>
+          <w14:ligatures w14:val="none"/>
+        </w:rPr>
+        <w:t xml:space="preserve"> 將分析類別加上具體屬性與方法。例如定義後端 API 端點的控制器類別，包含 </w:t>
+      </w:r>
       <w:r>
         <w:rPr>
           <w:rFonts w:ascii="細明體" w:eastAsia="細明體" w:hAnsi="細明體" w:cs="細明體"/>
           <w:kern w:val="0"/>
           <w14:ligatures w14:val="none"/>
         </w:rPr>
-        <w:t>ws_ui</w:t>
-      </w:r>
-      <w:proofErr w:type="spellEnd"/>
-      <w:r>
-        <w:rPr>
-          <w:rFonts w:ascii="新細明體" w:eastAsia="新細明體" w:hAnsi="新細明體" w:cs="新細明體"/>
-          <w:kern w:val="0"/>
-          <w14:ligatures w14:val="none"/>
-        </w:rPr>
-        <w:t xml:space="preserve"> 下行推播狀態，並轉為語音提示傳回 App。 </w:t>
-      </w:r>
-      <w:r>
-        <w:rPr>
-          <w:rFonts w:ascii="新細明體" w:eastAsia="新細明體" w:hAnsi="新細明體" w:cs="新細明體"/>
-          <w:b/>
-          <w:bCs/>
-          <w:kern w:val="0"/>
-          <w14:ligatures w14:val="none"/>
-        </w:rPr>
-        <w:t>6-2 設計類別圖 (Design class diagram)</w:t>
-      </w:r>
-      <w:r>
-        <w:rPr>
-          <w:rFonts w:ascii="新細明體" w:eastAsia="新細明體" w:hAnsi="新細明體" w:cs="新細明體"/>
-          <w:kern w:val="0"/>
-          <w14:ligatures w14:val="none"/>
-        </w:rPr>
-        <w:t xml:space="preserve"> 將分析類別加上具體屬性與方法。例如定義後端 API 端點的控制器類別，包含 </w:t>
+        <w:t>/api/nav/blindpath</w:t>
+      </w:r>
+      <w:r>
+        <w:rPr>
+          <w:rFonts w:ascii="新細明體" w:eastAsia="新細明體" w:hAnsi="新細明體" w:cs="新細明體"/>
+          <w:kern w:val="0"/>
+          <w14:ligatures w14:val="none"/>
+        </w:rPr>
+        <w:t xml:space="preserve"> (POST)、</w:t>
       </w:r>
       <w:r>
         <w:rPr>
@@ -1943,69 +1648,7 @@
           <w:kern w:val="0"/>
           <w14:ligatures w14:val="none"/>
         </w:rPr>
-        <w:t>/</w:t>
-      </w:r>
-      <w:proofErr w:type="spellStart"/>
-      <w:r>
-        <w:rPr>
-          <w:rFonts w:ascii="細明體" w:eastAsia="細明體" w:hAnsi="細明體" w:cs="細明體"/>
-          <w:kern w:val="0"/>
-          <w14:ligatures w14:val="none"/>
-        </w:rPr>
-        <w:t>api</w:t>
-      </w:r>
-      <w:proofErr w:type="spellEnd"/>
-      <w:r>
-        <w:rPr>
-          <w:rFonts w:ascii="細明體" w:eastAsia="細明體" w:hAnsi="細明體" w:cs="細明體"/>
-          <w:kern w:val="0"/>
-          <w14:ligatures w14:val="none"/>
-        </w:rPr>
-        <w:t>/nav/</w:t>
-      </w:r>
-      <w:proofErr w:type="spellStart"/>
-      <w:r>
-        <w:rPr>
-          <w:rFonts w:ascii="細明體" w:eastAsia="細明體" w:hAnsi="細明體" w:cs="細明體"/>
-          <w:kern w:val="0"/>
-          <w14:ligatures w14:val="none"/>
-        </w:rPr>
-        <w:t>blindpath</w:t>
-      </w:r>
-      <w:proofErr w:type="spellEnd"/>
-      <w:r>
-        <w:rPr>
-          <w:rFonts w:ascii="新細明體" w:eastAsia="新細明體" w:hAnsi="新細明體" w:cs="新細明體"/>
-          <w:kern w:val="0"/>
-          <w14:ligatures w14:val="none"/>
-        </w:rPr>
-        <w:t xml:space="preserve"> (POST)、</w:t>
-      </w:r>
-      <w:r>
-        <w:rPr>
-          <w:rFonts w:ascii="細明體" w:eastAsia="細明體" w:hAnsi="細明體" w:cs="細明體"/>
-          <w:kern w:val="0"/>
-          <w14:ligatures w14:val="none"/>
-        </w:rPr>
-        <w:t>/</w:t>
-      </w:r>
-      <w:proofErr w:type="spellStart"/>
-      <w:r>
-        <w:rPr>
-          <w:rFonts w:ascii="細明體" w:eastAsia="細明體" w:hAnsi="細明體" w:cs="細明體"/>
-          <w:kern w:val="0"/>
-          <w14:ligatures w14:val="none"/>
-        </w:rPr>
-        <w:t>api</w:t>
-      </w:r>
-      <w:proofErr w:type="spellEnd"/>
-      <w:r>
-        <w:rPr>
-          <w:rFonts w:ascii="細明體" w:eastAsia="細明體" w:hAnsi="細明體" w:cs="細明體"/>
-          <w:kern w:val="0"/>
-          <w14:ligatures w14:val="none"/>
-        </w:rPr>
-        <w:t>/nav/stop</w:t>
+        <w:t>/api/nav/stop</w:t>
       </w:r>
       <w:r>
         <w:rPr>
@@ -2070,25 +1713,7 @@
           <w:kern w:val="0"/>
           <w14:ligatures w14:val="none"/>
         </w:rPr>
-        <w:t xml:space="preserve"> 呈現</w:t>
-      </w:r>
-      <w:proofErr w:type="gramStart"/>
-      <w:r>
-        <w:rPr>
-          <w:rFonts w:ascii="新細明體" w:eastAsia="新細明體" w:hAnsi="新細明體" w:cs="新細明體"/>
-          <w:kern w:val="0"/>
-          <w14:ligatures w14:val="none"/>
-        </w:rPr>
-        <w:t>三</w:t>
-      </w:r>
-      <w:proofErr w:type="gramEnd"/>
-      <w:r>
-        <w:rPr>
-          <w:rFonts w:ascii="新細明體" w:eastAsia="新細明體" w:hAnsi="新細明體" w:cs="新細明體"/>
-          <w:kern w:val="0"/>
-          <w14:ligatures w14:val="none"/>
-        </w:rPr>
-        <w:t>節點架構：</w:t>
+        <w:t xml:space="preserve"> 呈現三節點架構：</w:t>
       </w:r>
     </w:p>
     <w:p>
@@ -2219,61 +1844,7 @@
           <w:kern w:val="0"/>
           <w14:ligatures w14:val="none"/>
         </w:rPr>
-        <w:t>：</w:t>
-      </w:r>
-      <w:proofErr w:type="gramStart"/>
-      <w:r>
-        <w:rPr>
-          <w:rFonts w:ascii="新細明體" w:eastAsia="新細明體" w:hAnsi="新細明體" w:cs="新細明體"/>
-          <w:kern w:val="0"/>
-          <w14:ligatures w14:val="none"/>
-        </w:rPr>
-        <w:t>介</w:t>
-      </w:r>
-      <w:proofErr w:type="gramEnd"/>
-      <w:r>
-        <w:rPr>
-          <w:rFonts w:ascii="新細明體" w:eastAsia="新細明體" w:hAnsi="新細明體" w:cs="新細明體"/>
-          <w:kern w:val="0"/>
-          <w14:ligatures w14:val="none"/>
-        </w:rPr>
-        <w:t xml:space="preserve">接 </w:t>
-      </w:r>
-      <w:proofErr w:type="spellStart"/>
-      <w:r>
-        <w:rPr>
-          <w:rFonts w:ascii="新細明體" w:eastAsia="新細明體" w:hAnsi="新細明體" w:cs="新細明體"/>
-          <w:kern w:val="0"/>
-          <w14:ligatures w14:val="none"/>
-        </w:rPr>
-        <w:t>DashScope</w:t>
-      </w:r>
-      <w:proofErr w:type="spellEnd"/>
-      <w:r>
-        <w:rPr>
-          <w:rFonts w:ascii="新細明體" w:eastAsia="新細明體" w:hAnsi="新細明體" w:cs="新細明體"/>
-          <w:kern w:val="0"/>
-          <w14:ligatures w14:val="none"/>
-        </w:rPr>
-        <w:t xml:space="preserve">, Gemini, </w:t>
-      </w:r>
-      <w:proofErr w:type="spellStart"/>
-      <w:r>
-        <w:rPr>
-          <w:rFonts w:ascii="新細明體" w:eastAsia="新細明體" w:hAnsi="新細明體" w:cs="新細明體"/>
-          <w:kern w:val="0"/>
-          <w14:ligatures w14:val="none"/>
-        </w:rPr>
-        <w:t>GroQ</w:t>
-      </w:r>
-      <w:proofErr w:type="spellEnd"/>
-      <w:r>
-        <w:rPr>
-          <w:rFonts w:ascii="新細明體" w:eastAsia="新細明體" w:hAnsi="新細明體" w:cs="新細明體"/>
-          <w:kern w:val="0"/>
-          <w14:ligatures w14:val="none"/>
-        </w:rPr>
-        <w:t xml:space="preserve"> 的雲端 API 伺服器。</w:t>
+        <w:t>：介接 DashScope, Gemini, GroQ 的雲端 API 伺服器。</w:t>
       </w:r>
     </w:p>
     <w:p>
@@ -2352,23 +1923,13 @@
         </w:rPr>
         <w:t>)、擴充模組與前端 App (</w:t>
       </w:r>
-      <w:proofErr w:type="spellStart"/>
       <w:r>
         <w:rPr>
           <w:rFonts w:ascii="細明體" w:eastAsia="細明體" w:hAnsi="細明體" w:cs="細明體"/>
           <w:kern w:val="0"/>
           <w14:ligatures w14:val="none"/>
         </w:rPr>
-        <w:t>Djude_Area</w:t>
-      </w:r>
-      <w:proofErr w:type="spellEnd"/>
-      <w:r>
-        <w:rPr>
-          <w:rFonts w:ascii="細明體" w:eastAsia="細明體" w:hAnsi="細明體" w:cs="細明體"/>
-          <w:kern w:val="0"/>
-          <w14:ligatures w14:val="none"/>
-        </w:rPr>
-        <w:t>/Android/</w:t>
+        <w:t>Djude_Area/Android/</w:t>
       </w:r>
       <w:r>
         <w:rPr>
@@ -2421,25 +1982,7 @@
           <w:kern w:val="0"/>
           <w14:ligatures w14:val="none"/>
         </w:rPr>
-        <w:t xml:space="preserve"> 展示系統內的執行檔與動態連結</w:t>
-      </w:r>
-      <w:proofErr w:type="gramStart"/>
-      <w:r>
-        <w:rPr>
-          <w:rFonts w:ascii="新細明體" w:eastAsia="新細明體" w:hAnsi="新細明體" w:cs="新細明體"/>
-          <w:kern w:val="0"/>
-          <w14:ligatures w14:val="none"/>
-        </w:rPr>
-        <w:t>檔</w:t>
-      </w:r>
-      <w:proofErr w:type="gramEnd"/>
-      <w:r>
-        <w:rPr>
-          <w:rFonts w:ascii="新細明體" w:eastAsia="新細明體" w:hAnsi="新細明體" w:cs="新細明體"/>
-          <w:kern w:val="0"/>
-          <w14:ligatures w14:val="none"/>
-        </w:rPr>
-        <w:t xml:space="preserve">相依性，如 Python 執行環境如何依賴 </w:t>
+        <w:t xml:space="preserve"> 展示系統內的執行檔與動態連結檔相依性，如 Python 執行環境如何依賴 </w:t>
       </w:r>
       <w:r>
         <w:rPr>
@@ -2476,7 +2019,6 @@
           <w:kern w:val="0"/>
           <w14:ligatures w14:val="none"/>
         </w:rPr>
-        <w:lastRenderedPageBreak/>
         <w:t>7-4 狀態機 (State machine)</w:t>
       </w:r>
       <w:r>
@@ -2485,27 +2027,8 @@
           <w:kern w:val="0"/>
           <w14:ligatures w14:val="none"/>
         </w:rPr>
-        <w:t xml:space="preserve"> 描述導航狀態轉移：從「待機中」，當接收到指令轉移至「</w:t>
-      </w:r>
-      <w:proofErr w:type="gramStart"/>
-      <w:r>
-        <w:rPr>
-          <w:rFonts w:ascii="新細明體" w:eastAsia="新細明體" w:hAnsi="新細明體" w:cs="新細明體"/>
-          <w:kern w:val="0"/>
-          <w14:ligatures w14:val="none"/>
-        </w:rPr>
-        <w:t>盲道導航</w:t>
-      </w:r>
-      <w:proofErr w:type="gramEnd"/>
-      <w:r>
-        <w:rPr>
-          <w:rFonts w:ascii="新細明體" w:eastAsia="新細明體" w:hAnsi="新細明體" w:cs="新細明體"/>
-          <w:kern w:val="0"/>
-          <w14:ligatures w14:val="none"/>
-        </w:rPr>
-        <w:t>狀態」或「紅綠燈偵測狀態」，並可透過</w:t>
-      </w:r>
-      <w:proofErr w:type="spellStart"/>
+        <w:t xml:space="preserve"> 描述導航狀態轉移：從「待機中」，當接收到指令轉移至「盲道導航狀態」或「紅綠燈偵測狀態」，並可透過</w:t>
+      </w:r>
       <w:r>
         <w:rPr>
           <w:rFonts w:ascii="細明體" w:eastAsia="細明體" w:hAnsi="細明體" w:cs="細明體"/>
@@ -2514,7 +2037,6 @@
         </w:rPr>
         <w:t>api</w:t>
       </w:r>
-      <w:proofErr w:type="spellEnd"/>
       <w:r>
         <w:rPr>
           <w:rFonts w:ascii="細明體" w:eastAsia="細明體" w:hAnsi="細明體" w:cs="細明體" w:hint="eastAsia"/>
@@ -2586,29 +2108,7 @@
           <w:kern w:val="0"/>
           <w14:ligatures w14:val="none"/>
         </w:rPr>
-        <w:t>(</w:t>
-      </w:r>
-      <w:proofErr w:type="gramStart"/>
-      <w:r>
-        <w:rPr>
-          <w:rFonts w:ascii="新細明體" w:eastAsia="新細明體" w:hAnsi="新細明體" w:cs="新細明體"/>
-          <w:i/>
-          <w:iCs/>
-          <w:kern w:val="0"/>
-          <w14:ligatures w14:val="none"/>
-        </w:rPr>
-        <w:t>註</w:t>
-      </w:r>
-      <w:proofErr w:type="gramEnd"/>
-      <w:r>
-        <w:rPr>
-          <w:rFonts w:ascii="新細明體" w:eastAsia="新細明體" w:hAnsi="新細明體" w:cs="新細明體"/>
-          <w:i/>
-          <w:iCs/>
-          <w:kern w:val="0"/>
-          <w14:ligatures w14:val="none"/>
-        </w:rPr>
-        <w:t xml:space="preserve">：雖然本系統以環境變數 </w:t>
+        <w:t xml:space="preserve">(註：雖然本系統以環境變數 </w:t>
       </w:r>
       <w:r>
         <w:rPr>
@@ -2628,29 +2128,7 @@
           <w:kern w:val="0"/>
           <w14:ligatures w14:val="none"/>
         </w:rPr>
-        <w:t xml:space="preserve"> 與檔案系統為主，但為符合手冊規範，此處可設計用於儲存「緊急聯絡人」與「使用者系統設定」的</w:t>
-      </w:r>
-      <w:proofErr w:type="gramStart"/>
-      <w:r>
-        <w:rPr>
-          <w:rFonts w:ascii="新細明體" w:eastAsia="新細明體" w:hAnsi="新細明體" w:cs="新細明體"/>
-          <w:i/>
-          <w:iCs/>
-          <w:kern w:val="0"/>
-          <w14:ligatures w14:val="none"/>
-        </w:rPr>
-        <w:t>本地端輕量化</w:t>
-      </w:r>
-      <w:proofErr w:type="gramEnd"/>
-      <w:r>
-        <w:rPr>
-          <w:rFonts w:ascii="新細明體" w:eastAsia="新細明體" w:hAnsi="新細明體" w:cs="新細明體"/>
-          <w:i/>
-          <w:iCs/>
-          <w:kern w:val="0"/>
-          <w14:ligatures w14:val="none"/>
-        </w:rPr>
-        <w:t>資料庫（如 SQLite）。)</w:t>
+        <w:t xml:space="preserve"> 與檔案系統為主，但為符合手冊規範，此處可設計用於儲存「緊急聯絡人」與「使用者系統設定」的本地端輕量化資料庫（如 SQLite）。)</w:t>
       </w:r>
       <w:r>
         <w:rPr>
@@ -2679,6 +2157,7 @@
           <w:kern w:val="0"/>
           <w14:ligatures w14:val="none"/>
         </w:rPr>
+        <w:lastRenderedPageBreak/>
         <w:t>8-1 資料庫關聯表</w:t>
       </w:r>
       <w:r>
@@ -2725,27 +2204,15 @@
           <w14:ligatures w14:val="none"/>
         </w:rPr>
       </w:pPr>
-      <w:proofErr w:type="spellStart"/>
-      <w:r>
-        <w:rPr>
-          <w:rFonts w:ascii="新細明體" w:eastAsia="新細明體" w:hAnsi="新細明體" w:cs="新細明體"/>
-          <w:b/>
-          <w:bCs/>
-          <w:kern w:val="0"/>
-          <w14:ligatures w14:val="none"/>
-        </w:rPr>
-        <w:t>Emergency_Contacts</w:t>
-      </w:r>
-      <w:proofErr w:type="spellEnd"/>
-      <w:r>
-        <w:rPr>
-          <w:rFonts w:ascii="新細明體" w:eastAsia="新細明體" w:hAnsi="新細明體" w:cs="新細明體"/>
-          <w:b/>
-          <w:bCs/>
-          <w:kern w:val="0"/>
-          <w14:ligatures w14:val="none"/>
-        </w:rPr>
-        <w:t xml:space="preserve"> 表格</w:t>
+      <w:r>
+        <w:rPr>
+          <w:rFonts w:ascii="新細明體" w:eastAsia="新細明體" w:hAnsi="新細明體" w:cs="新細明體"/>
+          <w:b/>
+          <w:bCs/>
+          <w:kern w:val="0"/>
+          <w14:ligatures w14:val="none"/>
+        </w:rPr>
+        <w:t>Emergency_Contacts 表格</w:t>
       </w:r>
     </w:p>
     <w:p>
@@ -2762,7 +2229,6 @@
           <w14:ligatures w14:val="none"/>
         </w:rPr>
       </w:pPr>
-      <w:proofErr w:type="spellStart"/>
       <w:r>
         <w:rPr>
           <w:rFonts w:ascii="細明體" w:eastAsia="細明體" w:hAnsi="細明體" w:cs="細明體"/>
@@ -2771,7 +2237,6 @@
         </w:rPr>
         <w:t>Contact_ID</w:t>
       </w:r>
-      <w:proofErr w:type="spellEnd"/>
       <w:r>
         <w:rPr>
           <w:rFonts w:ascii="新細明體" w:eastAsia="新細明體" w:hAnsi="新細明體" w:cs="新細明體"/>
@@ -2826,7 +2291,6 @@
           <w14:ligatures w14:val="none"/>
         </w:rPr>
       </w:pPr>
-      <w:proofErr w:type="spellStart"/>
       <w:r>
         <w:rPr>
           <w:rFonts w:ascii="細明體" w:eastAsia="細明體" w:hAnsi="細明體" w:cs="細明體"/>
@@ -2835,7 +2299,6 @@
         </w:rPr>
         <w:t>Phone_Number</w:t>
       </w:r>
-      <w:proofErr w:type="spellEnd"/>
       <w:r>
         <w:rPr>
           <w:rFonts w:ascii="新細明體" w:eastAsia="新細明體" w:hAnsi="新細明體" w:cs="新細明體"/>
@@ -2890,27 +2353,15 @@
           <w14:ligatures w14:val="none"/>
         </w:rPr>
       </w:pPr>
-      <w:proofErr w:type="spellStart"/>
-      <w:r>
-        <w:rPr>
-          <w:rFonts w:ascii="新細明體" w:eastAsia="新細明體" w:hAnsi="新細明體" w:cs="新細明體"/>
-          <w:b/>
-          <w:bCs/>
-          <w:kern w:val="0"/>
-          <w14:ligatures w14:val="none"/>
-        </w:rPr>
-        <w:t>User_Preferences</w:t>
-      </w:r>
-      <w:proofErr w:type="spellEnd"/>
-      <w:r>
-        <w:rPr>
-          <w:rFonts w:ascii="新細明體" w:eastAsia="新細明體" w:hAnsi="新細明體" w:cs="新細明體"/>
-          <w:b/>
-          <w:bCs/>
-          <w:kern w:val="0"/>
-          <w14:ligatures w14:val="none"/>
-        </w:rPr>
-        <w:t xml:space="preserve"> 表格</w:t>
+      <w:r>
+        <w:rPr>
+          <w:rFonts w:ascii="新細明體" w:eastAsia="新細明體" w:hAnsi="新細明體" w:cs="新細明體"/>
+          <w:b/>
+          <w:bCs/>
+          <w:kern w:val="0"/>
+          <w14:ligatures w14:val="none"/>
+        </w:rPr>
+        <w:t>User_Preferences 表格</w:t>
       </w:r>
     </w:p>
     <w:p>
@@ -2927,7 +2378,6 @@
           <w14:ligatures w14:val="none"/>
         </w:rPr>
       </w:pPr>
-      <w:proofErr w:type="spellStart"/>
       <w:r>
         <w:rPr>
           <w:rFonts w:ascii="細明體" w:eastAsia="細明體" w:hAnsi="細明體" w:cs="細明體"/>
@@ -2936,7 +2386,6 @@
         </w:rPr>
         <w:t>Pref_ID</w:t>
       </w:r>
-      <w:proofErr w:type="spellEnd"/>
       <w:r>
         <w:rPr>
           <w:rFonts w:ascii="新細明體" w:eastAsia="新細明體" w:hAnsi="新細明體" w:cs="新細明體"/>
@@ -2960,7 +2409,6 @@
           <w14:ligatures w14:val="none"/>
         </w:rPr>
       </w:pPr>
-      <w:proofErr w:type="spellStart"/>
       <w:r>
         <w:rPr>
           <w:rFonts w:ascii="細明體" w:eastAsia="細明體" w:hAnsi="細明體" w:cs="細明體"/>
@@ -2969,32 +2417,13 @@
         </w:rPr>
         <w:t>Default_LLM</w:t>
       </w:r>
-      <w:proofErr w:type="spellEnd"/>
-      <w:r>
-        <w:rPr>
-          <w:rFonts w:ascii="新細明體" w:eastAsia="新細明體" w:hAnsi="新細明體" w:cs="新細明體"/>
-          <w:kern w:val="0"/>
-          <w14:ligatures w14:val="none"/>
-        </w:rPr>
-        <w:t xml:space="preserve"> (VARCHAR)：預設使用的語言模型（如 Gemini 或 </w:t>
-      </w:r>
-      <w:proofErr w:type="spellStart"/>
-      <w:r>
-        <w:rPr>
-          <w:rFonts w:ascii="新細明體" w:eastAsia="新細明體" w:hAnsi="新細明體" w:cs="新細明體"/>
-          <w:kern w:val="0"/>
-          <w14:ligatures w14:val="none"/>
-        </w:rPr>
-        <w:t>GroQ</w:t>
-      </w:r>
-      <w:proofErr w:type="spellEnd"/>
-      <w:r>
-        <w:rPr>
-          <w:rFonts w:ascii="新細明體" w:eastAsia="新細明體" w:hAnsi="新細明體" w:cs="新細明體"/>
-          <w:kern w:val="0"/>
-          <w14:ligatures w14:val="none"/>
-        </w:rPr>
-        <w:t>）。</w:t>
+      <w:r>
+        <w:rPr>
+          <w:rFonts w:ascii="新細明體" w:eastAsia="新細明體" w:hAnsi="新細明體" w:cs="新細明體"/>
+          <w:kern w:val="0"/>
+          <w14:ligatures w14:val="none"/>
+        </w:rPr>
+        <w:t xml:space="preserve"> (VARCHAR)：預設使用的語言模型（如 Gemini 或 GroQ）。</w:t>
       </w:r>
     </w:p>
     <w:p>
@@ -3011,7 +2440,6 @@
           <w14:ligatures w14:val="none"/>
         </w:rPr>
       </w:pPr>
-      <w:proofErr w:type="spellStart"/>
       <w:r>
         <w:rPr>
           <w:rFonts w:ascii="細明體" w:eastAsia="細明體" w:hAnsi="細明體" w:cs="細明體"/>
@@ -3020,7 +2448,6 @@
         </w:rPr>
         <w:t>Voice_Volume</w:t>
       </w:r>
-      <w:proofErr w:type="spellEnd"/>
       <w:r>
         <w:rPr>
           <w:rFonts w:ascii="新細明體" w:eastAsia="新細明體" w:hAnsi="新細明體" w:cs="新細明體"/>
